--- a/electron/database/generate-document/templates/packing-aus.docx
+++ b/electron/database/generate-document/templates/packing-aus.docx
@@ -219,7 +219,7 @@
               <w:rPr>
                 <w:rFonts w:cstheme="minorHAnsi"/>
               </w:rPr>
-              <w:t>invoiceNo</w:t>
+              <w:t>modifyInvNo</w:t>
             </w:r>
             <w:proofErr w:type="spellEnd"/>
             <w:r>
@@ -445,6 +445,99 @@
                 <w:szCs w:val="20"/>
               </w:rPr>
             </w:pPr>
+            <w:r>
+              <w:rPr>
+                <w:rFonts w:cstheme="minorHAnsi"/>
+                <w:sz w:val="20"/>
+                <w:szCs w:val="20"/>
+              </w:rPr>
+              <w:t>{#</w:t>
+            </w:r>
+            <w:r>
+              <w:rPr>
+                <w:rFonts w:cstheme="minorHAnsi"/>
+                <w:sz w:val="20"/>
+                <w:szCs w:val="20"/>
+              </w:rPr>
+              <w:t>isCustom</w:t>
+            </w:r>
+            <w:r>
+              <w:rPr>
+                <w:rFonts w:cstheme="minorHAnsi"/>
+                <w:sz w:val="20"/>
+                <w:szCs w:val="20"/>
+              </w:rPr>
+              <w:t>}</w:t>
+            </w:r>
+            <w:r>
+              <w:rPr>
+                <w:rFonts w:cstheme="minorHAnsi"/>
+                <w:sz w:val="20"/>
+                <w:szCs w:val="20"/>
+              </w:rPr>
+              <w:t xml:space="preserve">TO THE ORDER, </w:t>
+            </w:r>
+            <w:r>
+              <w:rPr>
+                <w:rFonts w:cstheme="minorHAnsi"/>
+                <w:sz w:val="20"/>
+                <w:szCs w:val="20"/>
+              </w:rPr>
+              <w:t>{</w:t>
+            </w:r>
+            <w:proofErr w:type="spellStart"/>
+            <w:r>
+              <w:rPr>
+                <w:rFonts w:cstheme="minorHAnsi"/>
+                <w:sz w:val="20"/>
+                <w:szCs w:val="20"/>
+              </w:rPr>
+              <w:t>consigneeCountry</w:t>
+            </w:r>
+            <w:proofErr w:type="spellEnd"/>
+            <w:r>
+              <w:rPr>
+                <w:rFonts w:cstheme="minorHAnsi"/>
+                <w:sz w:val="20"/>
+                <w:szCs w:val="20"/>
+              </w:rPr>
+              <w:t>}</w:t>
+            </w:r>
+          </w:p>
+          <w:p>
+            <w:pPr>
+              <w:rPr>
+                <w:rFonts w:cstheme="minorHAnsi"/>
+                <w:sz w:val="20"/>
+                <w:szCs w:val="20"/>
+              </w:rPr>
+            </w:pPr>
+            <w:r>
+              <w:rPr>
+                <w:rFonts w:cstheme="minorHAnsi"/>
+                <w:sz w:val="20"/>
+                <w:szCs w:val="20"/>
+              </w:rPr>
+              <w:t>{/</w:t>
+            </w:r>
+            <w:proofErr w:type="spellStart"/>
+            <w:r>
+              <w:rPr>
+                <w:rFonts w:cstheme="minorHAnsi"/>
+                <w:sz w:val="20"/>
+                <w:szCs w:val="20"/>
+              </w:rPr>
+              <w:t>isCustom</w:t>
+            </w:r>
+            <w:proofErr w:type="spellEnd"/>
+            <w:r>
+              <w:rPr>
+                <w:rFonts w:cstheme="minorHAnsi"/>
+                <w:sz w:val="20"/>
+                <w:szCs w:val="20"/>
+              </w:rPr>
+              <w:t>}</w:t>
+            </w:r>
           </w:p>
           <w:p>
             <w:pPr>
@@ -3583,8 +3676,12 @@
       </w:pPr>
     </w:p>
     <w:sectPr>
-      <w:headerReference w:type="default" r:id="rId8"/>
-      <w:footerReference w:type="default" r:id="rId9"/>
+      <w:headerReference w:type="even" r:id="rId8"/>
+      <w:headerReference w:type="default" r:id="rId9"/>
+      <w:footerReference w:type="even" r:id="rId10"/>
+      <w:footerReference w:type="default" r:id="rId11"/>
+      <w:headerReference w:type="first" r:id="rId12"/>
+      <w:footerReference w:type="first" r:id="rId13"/>
       <w:pgSz w:w="12240" w:h="15840" w:code="1"/>
       <w:pgMar w:top="482" w:right="567" w:bottom="1701" w:left="567" w:header="113" w:footer="510" w:gutter="0"/>
       <w:pgBorders w:offsetFrom="page">
@@ -3630,61 +3727,64 @@
   <w:p>
     <w:pPr>
       <w:pStyle w:val="Footer"/>
-      <w:ind w:firstLine="720"/>
-      <w:rPr>
-        <w:b/>
-        <w:bCs/>
-      </w:rPr>
+    </w:pPr>
+  </w:p>
+</w:ftr>
+</file>
+
+<file path=word/footer2.xml><?xml version="1.0" encoding="utf-8"?>
+<w:ftr xmlns:wpc="http://schemas.microsoft.com/office/word/2010/wordprocessingCanvas" xmlns:cx="http://schemas.microsoft.com/office/drawing/2014/chartex" xmlns:cx1="http://schemas.microsoft.com/office/drawing/2015/9/8/chartex" xmlns:cx2="http://schemas.microsoft.com/office/drawing/2015/10/21/chartex" xmlns:cx3="http://schemas.microsoft.com/office/drawing/2016/5/9/chartex" xmlns:cx4="http://schemas.microsoft.com/office/drawing/2016/5/10/chartex" xmlns:cx5="http://schemas.microsoft.com/office/drawing/2016/5/11/chartex" xmlns:cx6="http://schemas.microsoft.com/office/drawing/2016/5/12/chartex" xmlns:cx7="http://schemas.microsoft.com/office/drawing/2016/5/13/chartex" xmlns:cx8="http://schemas.microsoft.com/office/drawing/2016/5/14/chartex" xmlns:mc="http://schemas.openxmlformats.org/markup-compatibility/2006" xmlns:aink="http://schemas.microsoft.com/office/drawing/2016/ink" xmlns:am3d="http://schemas.microsoft.com/office/drawing/2017/model3d" xmlns:o="urn:schemas-microsoft-com:office:office" xmlns:oel="http://schemas.microsoft.com/office/2019/extlst" xmlns:r="http://schemas.openxmlformats.org/officeDocument/2006/relationships" xmlns:m="http://schemas.openxmlformats.org/officeDocument/2006/math" xmlns:v="urn:schemas-microsoft-com:vml" xmlns:wp14="http://schemas.microsoft.com/office/word/2010/wordprocessingDrawing" xmlns:wp="http://schemas.openxmlformats.org/drawingml/2006/wordprocessingDrawing" xmlns:w10="urn:schemas-microsoft-com:office:word" xmlns:w="http://schemas.openxmlformats.org/wordprocessingml/2006/main" xmlns:w14="http://schemas.microsoft.com/office/word/2010/wordml" xmlns:w15="http://schemas.microsoft.com/office/word/2012/wordml" xmlns:w16cex="http://schemas.microsoft.com/office/word/2018/wordml/cex" xmlns:w16cid="http://schemas.microsoft.com/office/word/2016/wordml/cid" xmlns:w16="http://schemas.microsoft.com/office/word/2018/wordml" xmlns:w16du="http://schemas.microsoft.com/office/word/2023/wordml/word16du" xmlns:w16sdtdh="http://schemas.microsoft.com/office/word/2020/wordml/sdtdatahash" xmlns:w16sdtfl="http://schemas.microsoft.com/office/word/2024/wordml/sdtformatlock" xmlns:w16se="http://schemas.microsoft.com/office/word/2015/wordml/symex" xmlns:wpg="http://schemas.microsoft.com/office/word/2010/wordprocessingGroup" xmlns:wpi="http://schemas.microsoft.com/office/word/2010/wordprocessingInk" xmlns:wne="http://schemas.microsoft.com/office/word/2006/wordml" xmlns:wps="http://schemas.microsoft.com/office/word/2010/wordprocessingShape" mc:Ignorable="w14 w15 w16se w16cid w16 w16cex w16sdtdh w16sdtfl w16du wp14">
+  <w:p>
+    <w:pPr>
+      <w:pStyle w:val="Footer"/>
+      <w:ind w:left="720"/>
     </w:pPr>
     <w:r>
       <w:rPr>
-        <w:b/>
-        <w:bCs/>
         <w:noProof/>
       </w:rPr>
       <mc:AlternateContent>
         <mc:Choice Requires="wps">
           <w:drawing>
-            <wp:anchor distT="0" distB="0" distL="114300" distR="114300" simplePos="0" relativeHeight="251661312" behindDoc="0" locked="0" layoutInCell="1" allowOverlap="1" wp14:anchorId="5AB38635" wp14:editId="73588EEC">
+            <wp:anchor distT="4294967295" distB="4294967295" distL="114300" distR="114300" simplePos="0" relativeHeight="251658240" behindDoc="0" locked="0" layoutInCell="1" allowOverlap="1" wp14:anchorId="09FD1A52" wp14:editId="6DB7C2F3">
               <wp:simplePos x="0" y="0"/>
               <wp:positionH relativeFrom="margin">
-                <wp:posOffset>4522198</wp:posOffset>
+                <wp:posOffset>4745355</wp:posOffset>
               </wp:positionH>
               <wp:positionV relativeFrom="paragraph">
-                <wp:posOffset>-561340</wp:posOffset>
+                <wp:posOffset>1269</wp:posOffset>
               </wp:positionV>
-              <wp:extent cx="2520043" cy="0"/>
+              <wp:extent cx="2305050" cy="0"/>
               <wp:effectExtent l="0" t="0" r="0" b="0"/>
               <wp:wrapNone/>
-              <wp:docPr id="874349672" name="Straight Connector 4"/>
-              <wp:cNvGraphicFramePr/>
+              <wp:docPr id="2061241376" name="Straight Connector 5"/>
+              <wp:cNvGraphicFramePr>
+                <a:graphicFrameLocks xmlns:a="http://schemas.openxmlformats.org/drawingml/2006/main"/>
+              </wp:cNvGraphicFramePr>
               <a:graphic xmlns:a="http://schemas.openxmlformats.org/drawingml/2006/main">
                 <a:graphicData uri="http://schemas.microsoft.com/office/word/2010/wordprocessingShape">
                   <wps:wsp>
-                    <wps:cNvCnPr/>
+                    <wps:cNvCnPr>
+                      <a:cxnSpLocks/>
+                    </wps:cNvCnPr>
                     <wps:spPr>
-                      <a:xfrm flipH="1">
+                      <a:xfrm>
                         <a:off x="0" y="0"/>
-                        <a:ext cx="2520043" cy="0"/>
+                        <a:ext cx="2305050" cy="0"/>
                       </a:xfrm>
                       <a:prstGeom prst="line">
                         <a:avLst/>
                       </a:prstGeom>
-                      <a:ln>
-                        <a:solidFill>
-                          <a:schemeClr val="tx1"/>
-                        </a:solidFill>
-                      </a:ln>
                     </wps:spPr>
                     <wps:style>
                       <a:lnRef idx="1">
-                        <a:schemeClr val="accent1"/>
+                        <a:schemeClr val="dk1"/>
                       </a:lnRef>
                       <a:fillRef idx="0">
-                        <a:schemeClr val="accent1"/>
+                        <a:schemeClr val="dk1"/>
                       </a:fillRef>
                       <a:effectRef idx="0">
-                        <a:schemeClr val="accent1"/>
+                        <a:schemeClr val="dk1"/>
                       </a:effectRef>
                       <a:fontRef idx="minor">
                         <a:schemeClr val="tx1"/>
@@ -3705,8 +3805,9 @@
         </mc:Choice>
         <mc:Fallback>
           <w:pict>
-            <v:line w14:anchorId="32F397C6" id="Straight Connector 4" o:spid="_x0000_s1026" style="position:absolute;flip:x;z-index:251661312;visibility:visible;mso-wrap-style:square;mso-width-percent:0;mso-height-percent:0;mso-wrap-distance-left:9pt;mso-wrap-distance-top:0;mso-wrap-distance-right:9pt;mso-wrap-distance-bottom:0;mso-position-horizontal:absolute;mso-position-horizontal-relative:margin;mso-position-vertical:absolute;mso-position-vertical-relative:text;mso-width-percent:0;mso-height-percent:0;mso-width-relative:margin;mso-height-relative:margin" from="356.1pt,-44.2pt" to="554.55pt,-44.2pt" o:gfxdata="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" strokecolor="black [3213]" strokeweight=".5pt">
+            <v:line w14:anchorId="159D60D5" id="Straight Connector 5" o:spid="_x0000_s1026" style="position:absolute;z-index:251658240;visibility:visible;mso-wrap-style:square;mso-width-percent:0;mso-height-percent:0;mso-wrap-distance-left:9pt;mso-wrap-distance-top:-3e-5mm;mso-wrap-distance-right:9pt;mso-wrap-distance-bottom:-3e-5mm;mso-position-horizontal:absolute;mso-position-horizontal-relative:margin;mso-position-vertical:absolute;mso-position-vertical-relative:text;mso-width-percent:0;mso-height-percent:0;mso-width-relative:margin;mso-height-relative:margin" from="373.65pt,.1pt" to="555.15pt,.1pt" o:gfxdata="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" strokecolor="black [3200]" strokeweight=".5pt">
               <v:stroke joinstyle="miter"/>
+              <o:lock v:ext="edit" shapetype="f"/>
               <w10:wrap anchorx="margin"/>
             </v:line>
           </w:pict>
@@ -3715,53 +3816,50 @@
     </w:r>
     <w:r>
       <w:rPr>
-        <w:b/>
-        <w:bCs/>
         <w:noProof/>
       </w:rPr>
       <mc:AlternateContent>
         <mc:Choice Requires="wps">
           <w:drawing>
-            <wp:anchor distT="0" distB="0" distL="114300" distR="114300" simplePos="0" relativeHeight="251659264" behindDoc="0" locked="0" layoutInCell="1" allowOverlap="1" wp14:anchorId="022B9BAB" wp14:editId="2E1B16F0">
+            <wp:anchor distT="0" distB="0" distL="114299" distR="114299" simplePos="0" relativeHeight="251657216" behindDoc="0" locked="0" layoutInCell="1" allowOverlap="1" wp14:anchorId="4DE77243" wp14:editId="1B73FBE6">
               <wp:simplePos x="0" y="0"/>
-              <wp:positionH relativeFrom="rightMargin">
-                <wp:posOffset>-2532530</wp:posOffset>
+              <wp:positionH relativeFrom="column">
+                <wp:posOffset>4749164</wp:posOffset>
               </wp:positionH>
               <wp:positionV relativeFrom="paragraph">
-                <wp:posOffset>-557978</wp:posOffset>
+                <wp:posOffset>1270</wp:posOffset>
               </wp:positionV>
-              <wp:extent cx="4482" cy="748552"/>
-              <wp:effectExtent l="0" t="0" r="33655" b="33020"/>
+              <wp:extent cx="0" cy="853440"/>
+              <wp:effectExtent l="0" t="0" r="38100" b="22860"/>
               <wp:wrapNone/>
-              <wp:docPr id="2115318239" name="Straight Connector 4"/>
-              <wp:cNvGraphicFramePr/>
+              <wp:docPr id="21549374" name="Straight Connector 3"/>
+              <wp:cNvGraphicFramePr>
+                <a:graphicFrameLocks xmlns:a="http://schemas.openxmlformats.org/drawingml/2006/main"/>
+              </wp:cNvGraphicFramePr>
               <a:graphic xmlns:a="http://schemas.openxmlformats.org/drawingml/2006/main">
                 <a:graphicData uri="http://schemas.microsoft.com/office/word/2010/wordprocessingShape">
                   <wps:wsp>
-                    <wps:cNvCnPr/>
+                    <wps:cNvCnPr>
+                      <a:cxnSpLocks/>
+                    </wps:cNvCnPr>
                     <wps:spPr>
                       <a:xfrm>
                         <a:off x="0" y="0"/>
-                        <a:ext cx="4482" cy="748552"/>
+                        <a:ext cx="0" cy="853440"/>
                       </a:xfrm>
                       <a:prstGeom prst="line">
                         <a:avLst/>
                       </a:prstGeom>
-                      <a:ln>
-                        <a:solidFill>
-                          <a:schemeClr val="tx1"/>
-                        </a:solidFill>
-                      </a:ln>
                     </wps:spPr>
                     <wps:style>
                       <a:lnRef idx="1">
-                        <a:schemeClr val="accent1"/>
+                        <a:schemeClr val="dk1"/>
                       </a:lnRef>
                       <a:fillRef idx="0">
-                        <a:schemeClr val="accent1"/>
+                        <a:schemeClr val="dk1"/>
                       </a:fillRef>
                       <a:effectRef idx="0">
-                        <a:schemeClr val="accent1"/>
+                        <a:schemeClr val="dk1"/>
                       </a:effectRef>
                       <a:fontRef idx="minor">
                         <a:schemeClr val="tx1"/>
@@ -3771,90 +3869,238 @@
                   </wps:wsp>
                 </a:graphicData>
               </a:graphic>
+              <wp14:sizeRelH relativeFrom="page">
+                <wp14:pctWidth>0</wp14:pctWidth>
+              </wp14:sizeRelH>
+              <wp14:sizeRelV relativeFrom="page">
+                <wp14:pctHeight>0</wp14:pctHeight>
+              </wp14:sizeRelV>
             </wp:anchor>
           </w:drawing>
         </mc:Choice>
         <mc:Fallback>
           <w:pict>
-            <v:line w14:anchorId="542302A2" id="Straight Connector 4" o:spid="_x0000_s1026" style="position:absolute;z-index:251659264;visibility:visible;mso-wrap-style:square;mso-wrap-distance-left:9pt;mso-wrap-distance-top:0;mso-wrap-distance-right:9pt;mso-wrap-distance-bottom:0;mso-position-horizontal:absolute;mso-position-horizontal-relative:right-margin-area;mso-position-vertical:absolute;mso-position-vertical-relative:text" from="-199.4pt,-43.95pt" to="-199.05pt,15pt" o:gfxdata="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" strokecolor="black [3213]" strokeweight=".5pt">
+            <v:line w14:anchorId="26CC4399" id="Straight Connector 3" o:spid="_x0000_s1026" style="position:absolute;z-index:251658240;visibility:visible;mso-wrap-style:square;mso-width-percent:0;mso-height-percent:0;mso-wrap-distance-left:3.17497mm;mso-wrap-distance-top:0;mso-wrap-distance-right:3.17497mm;mso-wrap-distance-bottom:0;mso-position-horizontal:absolute;mso-position-horizontal-relative:text;mso-position-vertical:absolute;mso-position-vertical-relative:text;mso-width-percent:0;mso-height-percent:0;mso-width-relative:page;mso-height-relative:page" from="373.95pt,.1pt" to="373.95pt,67.3pt" o:gfxdata="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" strokecolor="black [3200]" strokeweight=".5pt">
               <v:stroke joinstyle="miter"/>
-              <w10:wrap anchorx="margin"/>
+              <o:lock v:ext="edit" shapetype="f"/>
             </v:line>
           </w:pict>
         </mc:Fallback>
       </mc:AlternateContent>
     </w:r>
     <w:r>
+      <w:t xml:space="preserve">                                                                                                                                           Thanking You,</w:t>
+    </w:r>
+    <w:r>
+      <w:tab/>
+    </w:r>
+    <w:r>
+      <w:tab/>
+      <w:t xml:space="preserve">   </w:t>
+    </w:r>
+  </w:p>
+  <w:p>
+    <w:pPr>
+      <w:pStyle w:val="Footer"/>
+      <w:ind w:left="720"/>
+    </w:pPr>
+    <w:r>
       <w:rPr>
         <w:b/>
         <w:bCs/>
+        <w:spacing w:val="60"/>
       </w:rPr>
-      <w:fldChar w:fldCharType="begin"/>
+      <w:t xml:space="preserve">                                                               </w:t>
     </w:r>
     <w:r>
       <w:rPr>
         <w:b/>
         <w:bCs/>
+        <w:spacing w:val="60"/>
       </w:rPr>
-      <w:instrText xml:space="preserve"> PAGE   \* MERGEFORMAT </w:instrText>
+      <w:t>ALFA</w:t>
     </w:r>
     <w:r>
       <w:rPr>
         <w:b/>
         <w:bCs/>
+        <w:spacing w:val="60"/>
       </w:rPr>
-      <w:fldChar w:fldCharType="separate"/>
+      <w:t xml:space="preserve">  </w:t>
     </w:r>
     <w:r>
       <w:rPr>
         <w:b/>
         <w:bCs/>
-        <w:noProof/>
+        <w:spacing w:val="60"/>
       </w:rPr>
-      <w:t>1</w:t>
+      <w:t xml:space="preserve"> ICA</w:t>
     </w:r>
     <w:r>
       <w:rPr>
         <w:b/>
         <w:bCs/>
+        <w:spacing w:val="60"/>
+      </w:rPr>
+      <w:t xml:space="preserve"> </w:t>
+    </w:r>
+    <w:proofErr w:type="gramStart"/>
+    <w:r>
+      <w:rPr>
+        <w:b/>
+        <w:bCs/>
+        <w:spacing w:val="60"/>
+      </w:rPr>
+      <w:t xml:space="preserve"> </w:t>
+    </w:r>
+    <w:r>
+      <w:rPr>
+        <w:b/>
+        <w:bCs/>
+        <w:spacing w:val="60"/>
+      </w:rPr>
+      <w:t xml:space="preserve"> </w:t>
+    </w:r>
+    <w:r>
+      <w:rPr>
+        <w:b/>
+        <w:bCs/>
+        <w:spacing w:val="60"/>
+      </w:rPr>
+      <w:t xml:space="preserve"> </w:t>
+    </w:r>
+    <w:r>
+      <w:rPr>
+        <w:b/>
+        <w:bCs/>
+        <w:spacing w:val="60"/>
+      </w:rPr>
+      <w:t>(</w:t>
+    </w:r>
+    <w:proofErr w:type="gramEnd"/>
+    <w:r>
+      <w:rPr>
+        <w:b/>
+        <w:bCs/>
+        <w:spacing w:val="60"/>
+      </w:rPr>
+      <w:t>I)</w:t>
+    </w:r>
+    <w:r>
+      <w:rPr>
+        <w:b/>
+        <w:bCs/>
+        <w:spacing w:val="60"/>
+      </w:rPr>
+      <w:t xml:space="preserve"> </w:t>
+    </w:r>
+    <w:r>
+      <w:rPr>
+        <w:b/>
+        <w:bCs/>
+        <w:spacing w:val="60"/>
+      </w:rPr>
+      <w:t xml:space="preserve"> </w:t>
+    </w:r>
+    <w:r>
+      <w:rPr>
+        <w:b/>
+        <w:bCs/>
+        <w:spacing w:val="60"/>
+      </w:rPr>
+      <w:t xml:space="preserve"> </w:t>
+    </w:r>
+    <w:r>
+      <w:rPr>
+        <w:b/>
+        <w:bCs/>
+        <w:spacing w:val="60"/>
+      </w:rPr>
+      <w:t>LTD</w:t>
+    </w:r>
+  </w:p>
+  <w:p>
+    <w:pPr>
+      <w:pStyle w:val="Footer"/>
+      <w:tabs>
+        <w:tab w:val="clear" w:pos="4513"/>
+        <w:tab w:val="clear" w:pos="9026"/>
+        <w:tab w:val="left" w:pos="7548"/>
+      </w:tabs>
+      <w:ind w:left="2880"/>
+    </w:pPr>
+    <w:r>
+      <w:tab/>
+    </w:r>
+  </w:p>
+  <w:p>
+    <w:pPr>
+      <w:pStyle w:val="Footer"/>
+    </w:pPr>
+  </w:p>
+  <w:p>
+    <w:pPr>
+      <w:pStyle w:val="Footer"/>
+    </w:pPr>
+    <w:r>
+      <w:t xml:space="preserve"> Page | </w:t>
+    </w:r>
+    <w:r>
+      <w:fldChar w:fldCharType="begin"/>
+    </w:r>
+    <w:r>
+      <w:instrText xml:space="preserve"> PAGE   \* MERGEFORMAT </w:instrText>
+    </w:r>
+    <w:r>
+      <w:fldChar w:fldCharType="separate"/>
+    </w:r>
+    <w:r>
+      <w:rPr>
+        <w:noProof/>
+      </w:rPr>
+      <w:t>2</w:t>
+    </w:r>
+    <w:r>
+      <w:rPr>
         <w:noProof/>
       </w:rPr>
       <w:fldChar w:fldCharType="end"/>
     </w:r>
     <w:r>
       <w:rPr>
-        <w:b/>
-        <w:bCs/>
+        <w:noProof/>
       </w:rPr>
-      <w:t xml:space="preserve"> | </w:t>
+      <w:tab/>
     </w:r>
     <w:r>
       <w:rPr>
-        <w:b/>
-        <w:bCs/>
-        <w:color w:val="7F7F7F" w:themeColor="background1" w:themeShade="7F"/>
-        <w:spacing w:val="60"/>
+        <w:noProof/>
       </w:rPr>
-      <w:t>Page</w:t>
+      <w:tab/>
     </w:r>
     <w:r>
       <w:rPr>
-        <w:b/>
-        <w:bCs/>
-        <w:color w:val="7F7F7F" w:themeColor="background1" w:themeShade="7F"/>
-        <w:spacing w:val="60"/>
+        <w:noProof/>
       </w:rPr>
-      <w:t xml:space="preserve">                                                  </w:t>
+      <w:tab/>
+      <w:t xml:space="preserve">          DIRECTOR</w:t>
     </w:r>
     <w:r>
       <w:rPr>
-        <w:b/>
-        <w:bCs/>
-        <w:color w:val="7F7F7F" w:themeColor="background1" w:themeShade="7F"/>
-        <w:spacing w:val="60"/>
+        <w:noProof/>
       </w:rPr>
-      <w:t>DIRECTOR-ALFA ICA(I) LTD</w:t>
+      <w:tab/>
     </w:r>
+  </w:p>
+</w:ftr>
+</file>
+
+<file path=word/footer3.xml><?xml version="1.0" encoding="utf-8"?>
+<w:ftr xmlns:wpc="http://schemas.microsoft.com/office/word/2010/wordprocessingCanvas" xmlns:cx="http://schemas.microsoft.com/office/drawing/2014/chartex" xmlns:cx1="http://schemas.microsoft.com/office/drawing/2015/9/8/chartex" xmlns:cx2="http://schemas.microsoft.com/office/drawing/2015/10/21/chartex" xmlns:cx3="http://schemas.microsoft.com/office/drawing/2016/5/9/chartex" xmlns:cx4="http://schemas.microsoft.com/office/drawing/2016/5/10/chartex" xmlns:cx5="http://schemas.microsoft.com/office/drawing/2016/5/11/chartex" xmlns:cx6="http://schemas.microsoft.com/office/drawing/2016/5/12/chartex" xmlns:cx7="http://schemas.microsoft.com/office/drawing/2016/5/13/chartex" xmlns:cx8="http://schemas.microsoft.com/office/drawing/2016/5/14/chartex" xmlns:mc="http://schemas.openxmlformats.org/markup-compatibility/2006" xmlns:aink="http://schemas.microsoft.com/office/drawing/2016/ink" xmlns:am3d="http://schemas.microsoft.com/office/drawing/2017/model3d" xmlns:o="urn:schemas-microsoft-com:office:office" xmlns:oel="http://schemas.microsoft.com/office/2019/extlst" xmlns:r="http://schemas.openxmlformats.org/officeDocument/2006/relationships" xmlns:m="http://schemas.openxmlformats.org/officeDocument/2006/math" xmlns:v="urn:schemas-microsoft-com:vml" xmlns:wp14="http://schemas.microsoft.com/office/word/2010/wordprocessingDrawing" xmlns:wp="http://schemas.openxmlformats.org/drawingml/2006/wordprocessingDrawing" xmlns:w10="urn:schemas-microsoft-com:office:word" xmlns:w="http://schemas.openxmlformats.org/wordprocessingml/2006/main" xmlns:w14="http://schemas.microsoft.com/office/word/2010/wordml" xmlns:w15="http://schemas.microsoft.com/office/word/2012/wordml" xmlns:w16cex="http://schemas.microsoft.com/office/word/2018/wordml/cex" xmlns:w16cid="http://schemas.microsoft.com/office/word/2016/wordml/cid" xmlns:w16="http://schemas.microsoft.com/office/word/2018/wordml" xmlns:w16du="http://schemas.microsoft.com/office/word/2023/wordml/word16du" xmlns:w16sdtdh="http://schemas.microsoft.com/office/word/2020/wordml/sdtdatahash" xmlns:w16sdtfl="http://schemas.microsoft.com/office/word/2024/wordml/sdtformatlock" xmlns:w16se="http://schemas.microsoft.com/office/word/2015/wordml/symex" xmlns:wpg="http://schemas.microsoft.com/office/word/2010/wordprocessingGroup" xmlns:wpi="http://schemas.microsoft.com/office/word/2010/wordprocessingInk" xmlns:wne="http://schemas.microsoft.com/office/word/2006/wordml" xmlns:wps="http://schemas.microsoft.com/office/word/2010/wordprocessingShape" mc:Ignorable="w14 w15 w16se w16cid w16 w16cex w16sdtdh w16sdtfl w16du wp14">
+  <w:p>
+    <w:pPr>
+      <w:pStyle w:val="Footer"/>
+    </w:pPr>
   </w:p>
 </w:ftr>
 </file>
@@ -3889,6 +4135,16 @@
   <w:p>
     <w:pPr>
       <w:pStyle w:val="Header"/>
+    </w:pPr>
+  </w:p>
+</w:hdr>
+</file>
+
+<file path=word/header2.xml><?xml version="1.0" encoding="utf-8"?>
+<w:hdr xmlns:wpc="http://schemas.microsoft.com/office/word/2010/wordprocessingCanvas" xmlns:cx="http://schemas.microsoft.com/office/drawing/2014/chartex" xmlns:cx1="http://schemas.microsoft.com/office/drawing/2015/9/8/chartex" xmlns:cx2="http://schemas.microsoft.com/office/drawing/2015/10/21/chartex" xmlns:cx3="http://schemas.microsoft.com/office/drawing/2016/5/9/chartex" xmlns:cx4="http://schemas.microsoft.com/office/drawing/2016/5/10/chartex" xmlns:cx5="http://schemas.microsoft.com/office/drawing/2016/5/11/chartex" xmlns:cx6="http://schemas.microsoft.com/office/drawing/2016/5/12/chartex" xmlns:cx7="http://schemas.microsoft.com/office/drawing/2016/5/13/chartex" xmlns:cx8="http://schemas.microsoft.com/office/drawing/2016/5/14/chartex" xmlns:mc="http://schemas.openxmlformats.org/markup-compatibility/2006" xmlns:aink="http://schemas.microsoft.com/office/drawing/2016/ink" xmlns:am3d="http://schemas.microsoft.com/office/drawing/2017/model3d" xmlns:o="urn:schemas-microsoft-com:office:office" xmlns:oel="http://schemas.microsoft.com/office/2019/extlst" xmlns:r="http://schemas.openxmlformats.org/officeDocument/2006/relationships" xmlns:m="http://schemas.openxmlformats.org/officeDocument/2006/math" xmlns:v="urn:schemas-microsoft-com:vml" xmlns:wp14="http://schemas.microsoft.com/office/word/2010/wordprocessingDrawing" xmlns:wp="http://schemas.openxmlformats.org/drawingml/2006/wordprocessingDrawing" xmlns:w10="urn:schemas-microsoft-com:office:word" xmlns:w="http://schemas.openxmlformats.org/wordprocessingml/2006/main" xmlns:w14="http://schemas.microsoft.com/office/word/2010/wordml" xmlns:w15="http://schemas.microsoft.com/office/word/2012/wordml" xmlns:w16cex="http://schemas.microsoft.com/office/word/2018/wordml/cex" xmlns:w16cid="http://schemas.microsoft.com/office/word/2016/wordml/cid" xmlns:w16="http://schemas.microsoft.com/office/word/2018/wordml" xmlns:w16du="http://schemas.microsoft.com/office/word/2023/wordml/word16du" xmlns:w16sdtdh="http://schemas.microsoft.com/office/word/2020/wordml/sdtdatahash" xmlns:w16sdtfl="http://schemas.microsoft.com/office/word/2024/wordml/sdtformatlock" xmlns:w16se="http://schemas.microsoft.com/office/word/2015/wordml/symex" xmlns:wpg="http://schemas.microsoft.com/office/word/2010/wordprocessingGroup" xmlns:wpi="http://schemas.microsoft.com/office/word/2010/wordprocessingInk" xmlns:wne="http://schemas.microsoft.com/office/word/2006/wordml" xmlns:wps="http://schemas.microsoft.com/office/word/2010/wordprocessingShape" mc:Ignorable="w14 w15 w16se w16cid w16 w16cex w16sdtdh w16sdtfl w16du wp14">
+  <w:p>
+    <w:pPr>
+      <w:pStyle w:val="Header"/>
       <w:jc w:val="center"/>
       <w:rPr>
         <w:b/>
@@ -3906,6 +4162,16 @@
       </w:rPr>
       <w:t>Packing List</w:t>
     </w:r>
+  </w:p>
+</w:hdr>
+</file>
+
+<file path=word/header3.xml><?xml version="1.0" encoding="utf-8"?>
+<w:hdr xmlns:wpc="http://schemas.microsoft.com/office/word/2010/wordprocessingCanvas" xmlns:cx="http://schemas.microsoft.com/office/drawing/2014/chartex" xmlns:cx1="http://schemas.microsoft.com/office/drawing/2015/9/8/chartex" xmlns:cx2="http://schemas.microsoft.com/office/drawing/2015/10/21/chartex" xmlns:cx3="http://schemas.microsoft.com/office/drawing/2016/5/9/chartex" xmlns:cx4="http://schemas.microsoft.com/office/drawing/2016/5/10/chartex" xmlns:cx5="http://schemas.microsoft.com/office/drawing/2016/5/11/chartex" xmlns:cx6="http://schemas.microsoft.com/office/drawing/2016/5/12/chartex" xmlns:cx7="http://schemas.microsoft.com/office/drawing/2016/5/13/chartex" xmlns:cx8="http://schemas.microsoft.com/office/drawing/2016/5/14/chartex" xmlns:mc="http://schemas.openxmlformats.org/markup-compatibility/2006" xmlns:aink="http://schemas.microsoft.com/office/drawing/2016/ink" xmlns:am3d="http://schemas.microsoft.com/office/drawing/2017/model3d" xmlns:o="urn:schemas-microsoft-com:office:office" xmlns:oel="http://schemas.microsoft.com/office/2019/extlst" xmlns:r="http://schemas.openxmlformats.org/officeDocument/2006/relationships" xmlns:m="http://schemas.openxmlformats.org/officeDocument/2006/math" xmlns:v="urn:schemas-microsoft-com:vml" xmlns:wp14="http://schemas.microsoft.com/office/word/2010/wordprocessingDrawing" xmlns:wp="http://schemas.openxmlformats.org/drawingml/2006/wordprocessingDrawing" xmlns:w10="urn:schemas-microsoft-com:office:word" xmlns:w="http://schemas.openxmlformats.org/wordprocessingml/2006/main" xmlns:w14="http://schemas.microsoft.com/office/word/2010/wordml" xmlns:w15="http://schemas.microsoft.com/office/word/2012/wordml" xmlns:w16cex="http://schemas.microsoft.com/office/word/2018/wordml/cex" xmlns:w16cid="http://schemas.microsoft.com/office/word/2016/wordml/cid" xmlns:w16="http://schemas.microsoft.com/office/word/2018/wordml" xmlns:w16du="http://schemas.microsoft.com/office/word/2023/wordml/word16du" xmlns:w16sdtdh="http://schemas.microsoft.com/office/word/2020/wordml/sdtdatahash" xmlns:w16sdtfl="http://schemas.microsoft.com/office/word/2024/wordml/sdtformatlock" xmlns:w16se="http://schemas.microsoft.com/office/word/2015/wordml/symex" xmlns:wpg="http://schemas.microsoft.com/office/word/2010/wordprocessingGroup" xmlns:wpi="http://schemas.microsoft.com/office/word/2010/wordprocessingInk" xmlns:wne="http://schemas.microsoft.com/office/word/2006/wordml" xmlns:wps="http://schemas.microsoft.com/office/word/2010/wordprocessingShape" mc:Ignorable="w14 w15 w16se w16cid w16 w16cex w16sdtdh w16sdtfl w16du wp14">
+  <w:p>
+    <w:pPr>
+      <w:pStyle w:val="Header"/>
+    </w:pPr>
   </w:p>
 </w:hdr>
 </file>

--- a/electron/database/generate-document/templates/packing-aus.docx
+++ b/electron/database/generate-document/templates/packing-aus.docx
@@ -214,14 +214,12 @@
               </w:rPr>
               <w:t>{</w:t>
             </w:r>
-            <w:proofErr w:type="spellStart"/>
             <w:r>
               <w:rPr>
                 <w:rFonts w:cstheme="minorHAnsi"/>
               </w:rPr>
               <w:t>modifyInvNo</w:t>
             </w:r>
-            <w:proofErr w:type="spellEnd"/>
             <w:r>
               <w:rPr>
                 <w:rFonts w:cstheme="minorHAnsi"/>
@@ -262,14 +260,12 @@
               </w:rPr>
               <w:t>{</w:t>
             </w:r>
-            <w:proofErr w:type="spellStart"/>
             <w:r>
               <w:rPr>
                 <w:rFonts w:cstheme="minorHAnsi"/>
               </w:rPr>
               <w:t>invoiceDate</w:t>
             </w:r>
-            <w:proofErr w:type="spellEnd"/>
             <w:r>
               <w:rPr>
                 <w:rFonts w:cstheme="minorHAnsi"/>
@@ -332,14 +328,12 @@
               </w:rPr>
               <w:t>{</w:t>
             </w:r>
-            <w:proofErr w:type="spellStart"/>
             <w:r>
               <w:rPr>
                 <w:rFonts w:cstheme="minorHAnsi"/>
               </w:rPr>
               <w:t>buyersOrderNo</w:t>
             </w:r>
-            <w:proofErr w:type="spellEnd"/>
             <w:r>
               <w:rPr>
                 <w:rFonts w:cstheme="minorHAnsi"/>
@@ -381,14 +375,12 @@
               </w:rPr>
               <w:t>{</w:t>
             </w:r>
-            <w:proofErr w:type="spellStart"/>
             <w:r>
               <w:rPr>
                 <w:rFonts w:cstheme="minorHAnsi"/>
               </w:rPr>
               <w:t>orderDate</w:t>
             </w:r>
-            <w:proofErr w:type="spellEnd"/>
             <w:r>
               <w:rPr>
                 <w:rFonts w:cstheme="minorHAnsi"/>
@@ -485,7 +477,6 @@
               </w:rPr>
               <w:t>{</w:t>
             </w:r>
-            <w:proofErr w:type="spellStart"/>
             <w:r>
               <w:rPr>
                 <w:rFonts w:cstheme="minorHAnsi"/>
@@ -494,7 +485,6 @@
               </w:rPr>
               <w:t>consigneeCountry</w:t>
             </w:r>
-            <w:proofErr w:type="spellEnd"/>
             <w:r>
               <w:rPr>
                 <w:rFonts w:cstheme="minorHAnsi"/>
@@ -520,7 +510,6 @@
               </w:rPr>
               <w:t>{/</w:t>
             </w:r>
-            <w:proofErr w:type="spellStart"/>
             <w:r>
               <w:rPr>
                 <w:rFonts w:cstheme="minorHAnsi"/>
@@ -529,7 +518,6 @@
               </w:rPr>
               <w:t>isCustom</w:t>
             </w:r>
-            <w:proofErr w:type="spellEnd"/>
             <w:r>
               <w:rPr>
                 <w:rFonts w:cstheme="minorHAnsi"/>
@@ -555,7 +543,6 @@
               </w:rPr>
               <w:t>{</w:t>
             </w:r>
-            <w:proofErr w:type="spellStart"/>
             <w:r>
               <w:rPr>
                 <w:rFonts w:cstheme="minorHAnsi"/>
@@ -564,7 +551,6 @@
               </w:rPr>
               <w:t>consigneeName</w:t>
             </w:r>
-            <w:proofErr w:type="spellEnd"/>
             <w:r>
               <w:rPr>
                 <w:rFonts w:cstheme="minorHAnsi"/>
@@ -590,7 +576,6 @@
               </w:rPr>
               <w:t>{</w:t>
             </w:r>
-            <w:proofErr w:type="spellStart"/>
             <w:r>
               <w:rPr>
                 <w:rFonts w:cstheme="minorHAnsi"/>
@@ -599,7 +584,6 @@
               </w:rPr>
               <w:t>consigneeAddress</w:t>
             </w:r>
-            <w:proofErr w:type="spellEnd"/>
             <w:r>
               <w:rPr>
                 <w:rFonts w:cstheme="minorHAnsi"/>
@@ -608,7 +592,6 @@
               </w:rPr>
               <w:t>} {</w:t>
             </w:r>
-            <w:proofErr w:type="spellStart"/>
             <w:r>
               <w:rPr>
                 <w:rFonts w:cstheme="minorHAnsi"/>
@@ -617,7 +600,6 @@
               </w:rPr>
               <w:t>consigneeCity</w:t>
             </w:r>
-            <w:proofErr w:type="spellEnd"/>
             <w:r>
               <w:rPr>
                 <w:rFonts w:cstheme="minorHAnsi"/>
@@ -626,7 +608,6 @@
               </w:rPr>
               <w:t>} {</w:t>
             </w:r>
-            <w:proofErr w:type="spellStart"/>
             <w:r>
               <w:rPr>
                 <w:rFonts w:cstheme="minorHAnsi"/>
@@ -635,7 +616,6 @@
               </w:rPr>
               <w:t>consigneeState</w:t>
             </w:r>
-            <w:proofErr w:type="spellEnd"/>
             <w:r>
               <w:rPr>
                 <w:rFonts w:cstheme="minorHAnsi"/>
@@ -661,7 +641,6 @@
               </w:rPr>
               <w:t>{</w:t>
             </w:r>
-            <w:proofErr w:type="spellStart"/>
             <w:r>
               <w:rPr>
                 <w:rFonts w:cstheme="minorHAnsi"/>
@@ -670,7 +649,6 @@
               </w:rPr>
               <w:t>consigneeCountry</w:t>
             </w:r>
-            <w:proofErr w:type="spellEnd"/>
             <w:r>
               <w:rPr>
                 <w:rFonts w:cstheme="minorHAnsi"/>
@@ -679,7 +657,6 @@
               </w:rPr>
               <w:t>} {</w:t>
             </w:r>
-            <w:proofErr w:type="spellStart"/>
             <w:r>
               <w:rPr>
                 <w:rFonts w:cstheme="minorHAnsi"/>
@@ -688,7 +665,6 @@
               </w:rPr>
               <w:t>consigneeZip</w:t>
             </w:r>
-            <w:proofErr w:type="spellEnd"/>
             <w:r>
               <w:rPr>
                 <w:rFonts w:cstheme="minorHAnsi"/>
@@ -758,7 +734,6 @@
               </w:rPr>
               <w:t>{</w:t>
             </w:r>
-            <w:proofErr w:type="spellStart"/>
             <w:r>
               <w:rPr>
                 <w:rFonts w:cstheme="minorHAnsi"/>
@@ -767,7 +742,6 @@
               </w:rPr>
               <w:t>buyerName</w:t>
             </w:r>
-            <w:proofErr w:type="spellEnd"/>
             <w:r>
               <w:rPr>
                 <w:rFonts w:cstheme="minorHAnsi"/>
@@ -793,7 +767,6 @@
               </w:rPr>
               <w:t>{</w:t>
             </w:r>
-            <w:proofErr w:type="spellStart"/>
             <w:r>
               <w:rPr>
                 <w:rFonts w:cstheme="minorHAnsi"/>
@@ -802,7 +775,6 @@
               </w:rPr>
               <w:t>buyerAddress</w:t>
             </w:r>
-            <w:proofErr w:type="spellEnd"/>
             <w:r>
               <w:rPr>
                 <w:rFonts w:cstheme="minorHAnsi"/>
@@ -811,7 +783,6 @@
               </w:rPr>
               <w:t>} {</w:t>
             </w:r>
-            <w:proofErr w:type="spellStart"/>
             <w:r>
               <w:rPr>
                 <w:rFonts w:cstheme="minorHAnsi"/>
@@ -820,7 +791,6 @@
               </w:rPr>
               <w:t>buyerCity</w:t>
             </w:r>
-            <w:proofErr w:type="spellEnd"/>
             <w:r>
               <w:rPr>
                 <w:rFonts w:cstheme="minorHAnsi"/>
@@ -829,7 +799,6 @@
               </w:rPr>
               <w:t>} {</w:t>
             </w:r>
-            <w:proofErr w:type="spellStart"/>
             <w:r>
               <w:rPr>
                 <w:rFonts w:cstheme="minorHAnsi"/>
@@ -838,7 +807,6 @@
               </w:rPr>
               <w:t>buyerState</w:t>
             </w:r>
-            <w:proofErr w:type="spellEnd"/>
             <w:r>
               <w:rPr>
                 <w:rFonts w:cstheme="minorHAnsi"/>
@@ -864,7 +832,6 @@
               </w:rPr>
               <w:t>{</w:t>
             </w:r>
-            <w:proofErr w:type="spellStart"/>
             <w:r>
               <w:rPr>
                 <w:rFonts w:cstheme="minorHAnsi"/>
@@ -873,7 +840,6 @@
               </w:rPr>
               <w:t>buyerCountry</w:t>
             </w:r>
-            <w:proofErr w:type="spellEnd"/>
             <w:r>
               <w:rPr>
                 <w:rFonts w:cstheme="minorHAnsi"/>
@@ -882,7 +848,6 @@
               </w:rPr>
               <w:t>} {</w:t>
             </w:r>
-            <w:proofErr w:type="spellStart"/>
             <w:r>
               <w:rPr>
                 <w:rFonts w:cstheme="minorHAnsi"/>
@@ -891,7 +856,6 @@
               </w:rPr>
               <w:t>buyerZip</w:t>
             </w:r>
-            <w:proofErr w:type="spellEnd"/>
             <w:r>
               <w:rPr>
                 <w:rFonts w:cstheme="minorHAnsi"/>
@@ -963,7 +927,6 @@
               </w:rPr>
               <w:t>{</w:t>
             </w:r>
-            <w:proofErr w:type="spellStart"/>
             <w:r>
               <w:rPr>
                 <w:rFonts w:cstheme="minorHAnsi"/>
@@ -972,7 +935,6 @@
               </w:rPr>
               <w:t>originOfGoods</w:t>
             </w:r>
-            <w:proofErr w:type="spellEnd"/>
             <w:r>
               <w:rPr>
                 <w:rFonts w:cstheme="minorHAnsi"/>
@@ -1023,7 +985,6 @@
               </w:rPr>
               <w:t>{</w:t>
             </w:r>
-            <w:proofErr w:type="spellStart"/>
             <w:r>
               <w:rPr>
                 <w:rFonts w:cstheme="minorHAnsi"/>
@@ -1032,7 +993,6 @@
               </w:rPr>
               <w:t>finalDestination</w:t>
             </w:r>
-            <w:proofErr w:type="spellEnd"/>
             <w:r>
               <w:rPr>
                 <w:rFonts w:cstheme="minorHAnsi"/>
@@ -1109,7 +1069,6 @@
               </w:rPr>
               <w:t>{</w:t>
             </w:r>
-            <w:proofErr w:type="spellStart"/>
             <w:r>
               <w:rPr>
                 <w:rFonts w:cstheme="minorHAnsi"/>
@@ -1118,7 +1077,6 @@
               </w:rPr>
               <w:t>termOfDeliveryAndPayment</w:t>
             </w:r>
-            <w:proofErr w:type="spellEnd"/>
             <w:r>
               <w:rPr>
                 <w:rFonts w:cstheme="minorHAnsi"/>
@@ -1154,7 +1112,6 @@
                 <w:szCs w:val="20"/>
               </w:rPr>
             </w:pPr>
-            <w:proofErr w:type="spellStart"/>
             <w:r>
               <w:rPr>
                 <w:rFonts w:ascii="SansSerif" w:hAnsi="SansSerif" w:cs="SansSerif"/>
@@ -1162,17 +1119,7 @@
                 <w:sz w:val="20"/>
                 <w:szCs w:val="20"/>
               </w:rPr>
-              <w:t>Precarriage</w:t>
-            </w:r>
-            <w:proofErr w:type="spellEnd"/>
-            <w:r>
-              <w:rPr>
-                <w:rFonts w:ascii="SansSerif" w:hAnsi="SansSerif" w:cs="SansSerif"/>
-                <w:color w:val="000000"/>
-                <w:sz w:val="20"/>
-                <w:szCs w:val="20"/>
-              </w:rPr>
-              <w:t xml:space="preserve"> by:</w:t>
+              <w:t>Precarriage by:</w:t>
             </w:r>
           </w:p>
           <w:p>
@@ -1192,8 +1139,6 @@
               </w:rPr>
               <w:t>{^</w:t>
             </w:r>
-            <w:proofErr w:type="spellStart"/>
-            <w:proofErr w:type="gramStart"/>
             <w:r>
               <w:rPr>
                 <w:rFonts w:cstheme="minorHAnsi"/>
@@ -1202,7 +1147,6 @@
               </w:rPr>
               <w:t>isCustom</w:t>
             </w:r>
-            <w:proofErr w:type="spellEnd"/>
             <w:r>
               <w:rPr>
                 <w:rFonts w:cstheme="minorHAnsi"/>
@@ -1211,8 +1155,6 @@
               </w:rPr>
               <w:t>}{</w:t>
             </w:r>
-            <w:proofErr w:type="spellStart"/>
-            <w:proofErr w:type="gramEnd"/>
             <w:r>
               <w:rPr>
                 <w:rFonts w:cstheme="minorHAnsi"/>
@@ -1221,7 +1163,6 @@
               </w:rPr>
               <w:t>precarriageBy</w:t>
             </w:r>
-            <w:proofErr w:type="spellEnd"/>
             <w:r>
               <w:rPr>
                 <w:rFonts w:cstheme="minorHAnsi"/>
@@ -1230,7 +1171,6 @@
               </w:rPr>
               <w:t>}{/</w:t>
             </w:r>
-            <w:proofErr w:type="spellStart"/>
             <w:r>
               <w:rPr>
                 <w:rFonts w:cstheme="minorHAnsi"/>
@@ -1239,7 +1179,6 @@
               </w:rPr>
               <w:t>isCustom</w:t>
             </w:r>
-            <w:proofErr w:type="spellEnd"/>
             <w:r>
               <w:rPr>
                 <w:rFonts w:cstheme="minorHAnsi"/>
@@ -1300,7 +1239,6 @@
               </w:rPr>
               <w:t>{</w:t>
             </w:r>
-            <w:proofErr w:type="spellStart"/>
             <w:r>
               <w:rPr>
                 <w:rFonts w:ascii="SansSerif" w:hAnsi="SansSerif" w:cs="SansSerif"/>
@@ -1310,7 +1248,6 @@
               </w:rPr>
               <w:t>placeOfReceipt</w:t>
             </w:r>
-            <w:proofErr w:type="spellEnd"/>
             <w:r>
               <w:rPr>
                 <w:rFonts w:ascii="SansSerif" w:hAnsi="SansSerif" w:cs="SansSerif"/>
@@ -1399,8 +1336,6 @@
               </w:rPr>
               <w:t>{^</w:t>
             </w:r>
-            <w:proofErr w:type="spellStart"/>
-            <w:proofErr w:type="gramStart"/>
             <w:r>
               <w:rPr>
                 <w:rFonts w:cstheme="minorHAnsi"/>
@@ -1409,7 +1344,6 @@
               </w:rPr>
               <w:t>isCustom</w:t>
             </w:r>
-            <w:proofErr w:type="spellEnd"/>
             <w:r>
               <w:rPr>
                 <w:rFonts w:cstheme="minorHAnsi"/>
@@ -1427,8 +1361,6 @@
               </w:rPr>
               <w:t>{</w:t>
             </w:r>
-            <w:proofErr w:type="spellStart"/>
-            <w:proofErr w:type="gramEnd"/>
             <w:r>
               <w:rPr>
                 <w:rFonts w:ascii="SansSerif" w:hAnsi="SansSerif" w:cs="SansSerif"/>
@@ -1438,7 +1370,6 @@
               </w:rPr>
               <w:t>vesselNo</w:t>
             </w:r>
-            <w:proofErr w:type="spellEnd"/>
             <w:r>
               <w:rPr>
                 <w:rFonts w:ascii="SansSerif" w:hAnsi="SansSerif" w:cs="SansSerif"/>
@@ -1456,7 +1387,6 @@
               </w:rPr>
               <w:t>{/</w:t>
             </w:r>
-            <w:proofErr w:type="spellStart"/>
             <w:r>
               <w:rPr>
                 <w:rFonts w:cstheme="minorHAnsi"/>
@@ -1471,16 +1401,7 @@
                 <w:sz w:val="20"/>
                 <w:szCs w:val="20"/>
               </w:rPr>
-              <w:t>m</w:t>
-            </w:r>
-            <w:proofErr w:type="spellEnd"/>
-            <w:r>
-              <w:rPr>
-                <w:rFonts w:cstheme="minorHAnsi"/>
-                <w:sz w:val="20"/>
-                <w:szCs w:val="20"/>
-              </w:rPr>
-              <w:t>}</w:t>
+              <w:t>m}</w:t>
             </w:r>
           </w:p>
         </w:tc>
@@ -1534,7 +1455,6 @@
               </w:rPr>
               <w:t>{</w:t>
             </w:r>
-            <w:proofErr w:type="spellStart"/>
             <w:r>
               <w:rPr>
                 <w:rFonts w:ascii="SansSerif" w:hAnsi="SansSerif" w:cs="SansSerif"/>
@@ -1544,7 +1464,6 @@
               </w:rPr>
               <w:t>portOfLoading</w:t>
             </w:r>
-            <w:proofErr w:type="spellEnd"/>
             <w:r>
               <w:rPr>
                 <w:rFonts w:ascii="SansSerif" w:hAnsi="SansSerif" w:cs="SansSerif"/>
@@ -1629,7 +1548,6 @@
               </w:rPr>
               <w:t>{</w:t>
             </w:r>
-            <w:proofErr w:type="spellStart"/>
             <w:r>
               <w:rPr>
                 <w:rFonts w:ascii="SansSerif" w:hAnsi="SansSerif" w:cs="SansSerif"/>
@@ -1639,7 +1557,6 @@
               </w:rPr>
               <w:t>portOfDischarge</w:t>
             </w:r>
-            <w:proofErr w:type="spellEnd"/>
             <w:r>
               <w:rPr>
                 <w:rFonts w:ascii="SansSerif" w:hAnsi="SansSerif" w:cs="SansSerif"/>
@@ -1697,7 +1614,6 @@
               </w:rPr>
               <w:t>{</w:t>
             </w:r>
-            <w:proofErr w:type="spellStart"/>
             <w:r>
               <w:rPr>
                 <w:rFonts w:ascii="SansSerif" w:hAnsi="SansSerif" w:cs="SansSerif"/>
@@ -1707,7 +1623,6 @@
               </w:rPr>
               <w:t>finalDestination</w:t>
             </w:r>
-            <w:proofErr w:type="spellEnd"/>
             <w:r>
               <w:rPr>
                 <w:rFonts w:ascii="SansSerif" w:hAnsi="SansSerif" w:cs="SansSerif"/>
@@ -1778,7 +1693,6 @@
               </w:rPr>
               <w:t>{</w:t>
             </w:r>
-            <w:proofErr w:type="spellStart"/>
             <w:r>
               <w:rPr>
                 <w:rFonts w:cstheme="minorHAnsi"/>
@@ -1787,7 +1701,6 @@
               </w:rPr>
               <w:t>privateRemark</w:t>
             </w:r>
-            <w:proofErr w:type="spellEnd"/>
             <w:r>
               <w:rPr>
                 <w:rFonts w:cstheme="minorHAnsi"/>
@@ -1910,29 +1823,7 @@
                       <w:sz w:val="20"/>
                       <w:szCs w:val="20"/>
                     </w:rPr>
-                    <w:t xml:space="preserve">ASW </w:t>
-                  </w:r>
-                  <w:proofErr w:type="spellStart"/>
-                  <w:r>
-                    <w:rPr>
-                      <w:rFonts w:cstheme="minorHAnsi"/>
-                      <w:b/>
-                      <w:bCs/>
-                      <w:sz w:val="20"/>
-                      <w:szCs w:val="20"/>
-                    </w:rPr>
-                    <w:t>PO.No</w:t>
-                  </w:r>
-                  <w:proofErr w:type="spellEnd"/>
-                  <w:r>
-                    <w:rPr>
-                      <w:rFonts w:cstheme="minorHAnsi"/>
-                      <w:b/>
-                      <w:bCs/>
-                      <w:sz w:val="20"/>
-                      <w:szCs w:val="20"/>
-                    </w:rPr>
-                    <w:t>.</w:t>
+                    <w:t>ASW PO.No.</w:t>
                   </w:r>
                 </w:p>
               </w:tc>
@@ -2033,7 +1924,6 @@
                       <w:szCs w:val="19"/>
                     </w:rPr>
                   </w:pPr>
-                  <w:proofErr w:type="spellStart"/>
                   <w:r>
                     <w:rPr>
                       <w:rFonts w:cstheme="minorHAnsi"/>
@@ -2044,7 +1934,6 @@
                     </w:rPr>
                     <w:t>NetWt</w:t>
                   </w:r>
-                  <w:proofErr w:type="spellEnd"/>
                 </w:p>
                 <w:p>
                   <w:pPr>
@@ -2082,7 +1971,6 @@
                     </w:tabs>
                     <w:jc w:val="center"/>
                   </w:pPr>
-                  <w:proofErr w:type="spellStart"/>
                   <w:r>
                     <w:rPr>
                       <w:rFonts w:cstheme="minorHAnsi"/>
@@ -2091,18 +1979,7 @@
                       <w:sz w:val="19"/>
                       <w:szCs w:val="19"/>
                     </w:rPr>
-                    <w:t>GrossWt</w:t>
-                  </w:r>
-                  <w:proofErr w:type="spellEnd"/>
-                  <w:r>
-                    <w:rPr>
-                      <w:rFonts w:cstheme="minorHAnsi"/>
-                      <w:b/>
-                      <w:bCs/>
-                      <w:sz w:val="19"/>
-                      <w:szCs w:val="19"/>
-                    </w:rPr>
-                    <w:t xml:space="preserve"> [kg]</w:t>
+                    <w:t>GrossWt [kg]</w:t>
                   </w:r>
                 </w:p>
               </w:tc>
@@ -2188,47 +2065,7 @@
                       <w:sz w:val="18"/>
                       <w:szCs w:val="18"/>
                     </w:rPr>
-                    <w:t>{#</w:t>
-                  </w:r>
-                  <w:proofErr w:type="gramStart"/>
-                  <w:r>
-                    <w:rPr>
-                      <w:b/>
-                      <w:bCs/>
-                      <w:sz w:val="18"/>
-                      <w:szCs w:val="18"/>
-                    </w:rPr>
-                    <w:t>invoiceItems}{</w:t>
-                  </w:r>
-                  <w:proofErr w:type="gramEnd"/>
-                  <w:r>
-                    <w:rPr>
-                      <w:b/>
-                      <w:bCs/>
-                      <w:sz w:val="18"/>
-                      <w:szCs w:val="18"/>
-                    </w:rPr>
-                    <w:t>#</w:t>
-                  </w:r>
-                  <w:proofErr w:type="gramStart"/>
-                  <w:r>
-                    <w:rPr>
-                      <w:b/>
-                      <w:bCs/>
-                      <w:sz w:val="18"/>
-                      <w:szCs w:val="18"/>
-                    </w:rPr>
-                    <w:t>showThickness}{</w:t>
-                  </w:r>
-                  <w:proofErr w:type="gramEnd"/>
-                  <w:r>
-                    <w:rPr>
-                      <w:b/>
-                      <w:bCs/>
-                      <w:sz w:val="18"/>
-                      <w:szCs w:val="18"/>
-                    </w:rPr>
-                    <w:t>thicknessDetail}{/showThickness}</w:t>
+                    <w:t>{#invoiceItems}{#showThickness}{thicknessDetail}{/showThickness}</w:t>
                   </w:r>
                 </w:p>
                 <w:p>
@@ -2359,87 +2196,7 @@
                       <w:sz w:val="18"/>
                       <w:szCs w:val="18"/>
                     </w:rPr>
-                    <w:t>{#</w:t>
-                  </w:r>
-                  <w:proofErr w:type="gramStart"/>
-                  <w:r>
-                    <w:rPr>
-                      <w:sz w:val="18"/>
-                      <w:szCs w:val="18"/>
-                    </w:rPr>
-                    <w:t>invoices}{</w:t>
-                  </w:r>
-                  <w:proofErr w:type="gramEnd"/>
-                  <w:r>
-                    <w:rPr>
-                      <w:sz w:val="18"/>
-                      <w:szCs w:val="18"/>
-                    </w:rPr>
-                    <w:t>#</w:t>
-                  </w:r>
-                  <w:proofErr w:type="gramStart"/>
-                  <w:r>
-                    <w:rPr>
-                      <w:sz w:val="18"/>
-                      <w:szCs w:val="18"/>
-                    </w:rPr>
-                    <w:t>prefixCode}{</w:t>
-                  </w:r>
-                  <w:proofErr w:type="gramEnd"/>
-                  <w:r>
-                    <w:rPr>
-                      <w:sz w:val="18"/>
-                      <w:szCs w:val="18"/>
-                    </w:rPr>
-                    <w:t>prefixCode}/{/</w:t>
-                  </w:r>
-                  <w:proofErr w:type="gramStart"/>
-                  <w:r>
-                    <w:rPr>
-                      <w:sz w:val="18"/>
-                      <w:szCs w:val="18"/>
-                    </w:rPr>
-                    <w:t>prefixCode}{</w:t>
-                  </w:r>
-                  <w:proofErr w:type="gramEnd"/>
-                  <w:r>
-                    <w:rPr>
-                      <w:sz w:val="18"/>
-                      <w:szCs w:val="18"/>
-                    </w:rPr>
-                    <w:t>containerFrom}{#containerTo} to {</w:t>
-                  </w:r>
-                  <w:proofErr w:type="spellStart"/>
-                  <w:r>
-                    <w:rPr>
-                      <w:sz w:val="18"/>
-                      <w:szCs w:val="18"/>
-                    </w:rPr>
-                    <w:t>containerTo</w:t>
-                  </w:r>
-                  <w:proofErr w:type="spellEnd"/>
-                  <w:r>
-                    <w:rPr>
-                      <w:sz w:val="18"/>
-                      <w:szCs w:val="18"/>
-                    </w:rPr>
-                    <w:t>} {/</w:t>
-                  </w:r>
-                  <w:proofErr w:type="spellStart"/>
-                  <w:r>
-                    <w:rPr>
-                      <w:sz w:val="18"/>
-                      <w:szCs w:val="18"/>
-                    </w:rPr>
-                    <w:t>containerTo</w:t>
-                  </w:r>
-                  <w:proofErr w:type="spellEnd"/>
-                  <w:r>
-                    <w:rPr>
-                      <w:sz w:val="18"/>
-                      <w:szCs w:val="18"/>
-                    </w:rPr>
-                    <w:t>}</w:t>
+                    <w:t>{#invoices}{#prefixCode}{prefixCode}/{/prefixCode}{containerFrom}{#containerTo} to {containerTo} {/containerTo}</w:t>
                   </w:r>
                 </w:p>
               </w:tc>
@@ -2464,18 +2221,8 @@
                       <w:sz w:val="18"/>
                       <w:szCs w:val="18"/>
                     </w:rPr>
-                    <w:t>{</w:t>
-                  </w:r>
-                  <w:proofErr w:type="spellStart"/>
-                  <w:r>
-                    <w:rPr>
-                      <w:rFonts w:cstheme="minorHAnsi"/>
-                      <w:sz w:val="18"/>
-                      <w:szCs w:val="18"/>
-                    </w:rPr>
-                    <w:t>materialGrade</w:t>
-                  </w:r>
-                  <w:proofErr w:type="spellEnd"/>
+                    <w:t>{materialGrade</w:t>
+                  </w:r>
                 </w:p>
                 <w:p>
                   <w:pPr>
@@ -2521,25 +2268,7 @@
                       <w:sz w:val="18"/>
                       <w:szCs w:val="18"/>
                     </w:rPr>
-                    <w:t>{</w:t>
-                  </w:r>
-                  <w:proofErr w:type="spellStart"/>
-                  <w:r>
-                    <w:rPr>
-                      <w:rFonts w:cstheme="minorHAnsi"/>
-                      <w:sz w:val="18"/>
-                      <w:szCs w:val="18"/>
-                    </w:rPr>
-                    <w:t>brandName</w:t>
-                  </w:r>
-                  <w:proofErr w:type="spellEnd"/>
-                  <w:r>
-                    <w:rPr>
-                      <w:rFonts w:cstheme="minorHAnsi"/>
-                      <w:sz w:val="18"/>
-                      <w:szCs w:val="18"/>
-                    </w:rPr>
-                    <w:t>}</w:t>
+                    <w:t>{brandName}</w:t>
                   </w:r>
                 </w:p>
               </w:tc>
@@ -2568,25 +2297,7 @@
                       <w:sz w:val="18"/>
                       <w:szCs w:val="18"/>
                     </w:rPr>
-                    <w:t>{</w:t>
-                  </w:r>
-                  <w:proofErr w:type="spellStart"/>
-                  <w:r>
-                    <w:rPr>
-                      <w:rFonts w:cstheme="minorHAnsi"/>
-                      <w:sz w:val="18"/>
-                      <w:szCs w:val="18"/>
-                    </w:rPr>
-                    <w:t>designType</w:t>
-                  </w:r>
-                  <w:proofErr w:type="spellEnd"/>
-                  <w:r>
-                    <w:rPr>
-                      <w:rFonts w:cstheme="minorHAnsi"/>
-                      <w:sz w:val="18"/>
-                      <w:szCs w:val="18"/>
-                    </w:rPr>
-                    <w:t>}</w:t>
+                    <w:t>{designType}</w:t>
                   </w:r>
                   <w:r>
                     <w:rPr>
@@ -2602,25 +2313,7 @@
                       <w:sz w:val="18"/>
                       <w:szCs w:val="18"/>
                     </w:rPr>
-                    <w:t>{</w:t>
-                  </w:r>
-                  <w:proofErr w:type="spellStart"/>
-                  <w:r>
-                    <w:rPr>
-                      <w:rFonts w:cstheme="minorHAnsi"/>
-                      <w:sz w:val="18"/>
-                      <w:szCs w:val="18"/>
-                    </w:rPr>
-                    <w:t>finishType</w:t>
-                  </w:r>
-                  <w:proofErr w:type="spellEnd"/>
-                  <w:r>
-                    <w:rPr>
-                      <w:rFonts w:cstheme="minorHAnsi"/>
-                      <w:sz w:val="18"/>
-                      <w:szCs w:val="18"/>
-                    </w:rPr>
-                    <w:t>}</w:t>
+                    <w:t>{finishType}</w:t>
                   </w:r>
                 </w:p>
               </w:tc>
@@ -2682,25 +2375,7 @@
                       <w:sz w:val="18"/>
                       <w:szCs w:val="18"/>
                     </w:rPr>
-                    <w:t>{</w:t>
-                  </w:r>
-                  <w:proofErr w:type="spellStart"/>
-                  <w:r>
-                    <w:rPr>
-                      <w:rFonts w:cstheme="minorHAnsi"/>
-                      <w:sz w:val="18"/>
-                      <w:szCs w:val="18"/>
-                    </w:rPr>
-                    <w:t>netWeight</w:t>
-                  </w:r>
-                  <w:proofErr w:type="spellEnd"/>
-                  <w:r>
-                    <w:rPr>
-                      <w:rFonts w:cstheme="minorHAnsi"/>
-                      <w:sz w:val="18"/>
-                      <w:szCs w:val="18"/>
-                    </w:rPr>
-                    <w:t>}</w:t>
+                    <w:t>{netWeight}</w:t>
                   </w:r>
                 </w:p>
               </w:tc>
@@ -2731,25 +2406,7 @@
                       <w:sz w:val="18"/>
                       <w:szCs w:val="18"/>
                     </w:rPr>
-                    <w:t>{</w:t>
-                  </w:r>
-                  <w:proofErr w:type="spellStart"/>
-                  <w:r>
-                    <w:rPr>
-                      <w:rFonts w:cstheme="minorHAnsi"/>
-                      <w:sz w:val="18"/>
-                      <w:szCs w:val="18"/>
-                    </w:rPr>
-                    <w:t>grossWeight</w:t>
-                  </w:r>
-                  <w:proofErr w:type="spellEnd"/>
-                  <w:r>
-                    <w:rPr>
-                      <w:rFonts w:cstheme="minorHAnsi"/>
-                      <w:sz w:val="18"/>
-                      <w:szCs w:val="18"/>
-                    </w:rPr>
-                    <w:t>}</w:t>
+                    <w:t>{grossWeight}</w:t>
                   </w:r>
                 </w:p>
               </w:tc>
@@ -2778,58 +2435,746 @@
                       <w:sz w:val="18"/>
                       <w:szCs w:val="18"/>
                     </w:rPr>
+                    <w:t>{sizeInch}</w:t>
+                  </w:r>
+                  <w:r>
+                    <w:rPr>
+                      <w:sz w:val="18"/>
+                      <w:szCs w:val="18"/>
+                    </w:rPr>
+                    <w:t xml:space="preserve"> </w:t>
+                  </w:r>
+                  <w:r>
+                    <w:rPr>
+                      <w:sz w:val="18"/>
+                      <w:szCs w:val="18"/>
+                    </w:rPr>
+                    <w:t xml:space="preserve"> {/invoices} {/invoiceItems}</w:t>
+                  </w:r>
+                </w:p>
+              </w:tc>
+            </w:tr>
+            <w:tr>
+              <w:tc>
+                <w:tcPr>
+                  <w:tcW w:w="6799" w:type="dxa"/>
+                  <w:gridSpan w:val="4"/>
+                  <w:tcBorders>
+                    <w:right w:val="single" w:sz="4" w:space="0" w:color="auto"/>
+                  </w:tcBorders>
+                </w:tcPr>
+                <w:p>
+                  <w:pPr>
+                    <w:framePr w:hSpace="180" w:wrap="around" w:vAnchor="page" w:hAnchor="margin" w:y="481"/>
+                    <w:tabs>
+                      <w:tab w:val="left" w:pos="960"/>
+                    </w:tabs>
+                    <w:spacing w:before="80" w:line="276" w:lineRule="auto"/>
+                    <w:rPr>
+                      <w:rFonts w:cstheme="minorHAnsi"/>
+                      <w:sz w:val="18"/>
+                      <w:szCs w:val="18"/>
+                    </w:rPr>
+                  </w:pPr>
+                  <w:r>
+                    <w:rPr>
+                      <w:rFonts w:cstheme="minorHAnsi"/>
+                      <w:sz w:val="18"/>
+                      <w:szCs w:val="18"/>
+                    </w:rPr>
+                    <w:t>{#</w:t>
+                  </w:r>
+                  <w:r>
+                    <w:rPr>
+                      <w:rFonts w:cstheme="minorHAnsi"/>
+                      <w:sz w:val="18"/>
+                      <w:szCs w:val="18"/>
+                    </w:rPr>
+                    <w:t>sampleBox</w:t>
+                  </w:r>
+                  <w:r>
+                    <w:rPr>
+                      <w:rFonts w:cstheme="minorHAnsi"/>
+                      <w:sz w:val="18"/>
+                      <w:szCs w:val="18"/>
+                    </w:rPr>
+                    <w:t>}</w:t>
+                  </w:r>
+                  <w:r>
+                    <w:rPr>
+                      <w:rFonts w:cstheme="minorHAnsi"/>
+                      <w:b/>
+                      <w:bCs/>
+                      <w:sz w:val="18"/>
+                      <w:szCs w:val="18"/>
+                    </w:rPr>
+                    <w:t>SAMPLE BOX</w:t>
+                  </w:r>
+                </w:p>
+              </w:tc>
+              <w:tc>
+                <w:tcPr>
+                  <w:tcW w:w="843" w:type="dxa"/>
+                  <w:tcBorders>
+                    <w:left w:val="single" w:sz="4" w:space="0" w:color="auto"/>
+                    <w:right w:val="single" w:sz="4" w:space="0" w:color="auto"/>
+                  </w:tcBorders>
+                </w:tcPr>
+                <w:p>
+                  <w:pPr>
+                    <w:framePr w:hSpace="180" w:wrap="around" w:vAnchor="page" w:hAnchor="margin" w:y="481"/>
+                    <w:tabs>
+                      <w:tab w:val="left" w:pos="960"/>
+                    </w:tabs>
+                    <w:spacing w:line="276" w:lineRule="auto"/>
+                    <w:jc w:val="right"/>
+                    <w:rPr>
+                      <w:rFonts w:cstheme="minorHAnsi"/>
+                      <w:sz w:val="18"/>
+                      <w:szCs w:val="18"/>
+                    </w:rPr>
+                  </w:pPr>
+                </w:p>
+              </w:tc>
+              <w:tc>
+                <w:tcPr>
+                  <w:tcW w:w="858" w:type="dxa"/>
+                  <w:tcBorders>
+                    <w:left w:val="single" w:sz="4" w:space="0" w:color="auto"/>
+                    <w:right w:val="single" w:sz="4" w:space="0" w:color="auto"/>
+                  </w:tcBorders>
+                </w:tcPr>
+                <w:p>
+                  <w:pPr>
+                    <w:framePr w:hSpace="180" w:wrap="around" w:vAnchor="page" w:hAnchor="margin" w:y="481"/>
+                    <w:tabs>
+                      <w:tab w:val="left" w:pos="960"/>
+                    </w:tabs>
+                    <w:spacing w:line="276" w:lineRule="auto"/>
+                    <w:jc w:val="right"/>
+                    <w:rPr>
+                      <w:rFonts w:cstheme="minorHAnsi"/>
+                      <w:sz w:val="18"/>
+                      <w:szCs w:val="18"/>
+                    </w:rPr>
+                  </w:pPr>
+                </w:p>
+              </w:tc>
+              <w:tc>
+                <w:tcPr>
+                  <w:tcW w:w="993" w:type="dxa"/>
+                  <w:tcBorders>
+                    <w:left w:val="single" w:sz="4" w:space="0" w:color="auto"/>
+                    <w:right w:val="single" w:sz="4" w:space="0" w:color="auto"/>
+                  </w:tcBorders>
+                </w:tcPr>
+                <w:p>
+                  <w:pPr>
+                    <w:framePr w:hSpace="180" w:wrap="around" w:vAnchor="page" w:hAnchor="margin" w:y="481"/>
+                    <w:tabs>
+                      <w:tab w:val="left" w:pos="960"/>
+                    </w:tabs>
+                    <w:spacing w:line="276" w:lineRule="auto"/>
+                    <w:jc w:val="right"/>
+                    <w:rPr>
+                      <w:rFonts w:cstheme="minorHAnsi"/>
+                      <w:sz w:val="18"/>
+                      <w:szCs w:val="18"/>
+                    </w:rPr>
+                  </w:pPr>
+                </w:p>
+              </w:tc>
+              <w:tc>
+                <w:tcPr>
+                  <w:tcW w:w="1603" w:type="dxa"/>
+                  <w:tcBorders>
+                    <w:left w:val="single" w:sz="4" w:space="0" w:color="auto"/>
+                  </w:tcBorders>
+                </w:tcPr>
+                <w:p>
+                  <w:pPr>
+                    <w:framePr w:hSpace="180" w:wrap="around" w:vAnchor="page" w:hAnchor="margin" w:y="481"/>
+                    <w:tabs>
+                      <w:tab w:val="left" w:pos="960"/>
+                    </w:tabs>
+                    <w:spacing w:line="276" w:lineRule="auto"/>
+                    <w:jc w:val="center"/>
+                    <w:rPr>
+                      <w:sz w:val="18"/>
+                      <w:szCs w:val="18"/>
+                    </w:rPr>
+                  </w:pPr>
+                </w:p>
+              </w:tc>
+            </w:tr>
+            <w:tr>
+              <w:tc>
+                <w:tcPr>
+                  <w:tcW w:w="1271" w:type="dxa"/>
+                </w:tcPr>
+                <w:p>
+                  <w:pPr>
+                    <w:framePr w:hSpace="180" w:wrap="around" w:vAnchor="page" w:hAnchor="margin" w:y="481"/>
+                    <w:tabs>
+                      <w:tab w:val="left" w:pos="960"/>
+                    </w:tabs>
+                    <w:spacing w:line="276" w:lineRule="auto"/>
+                    <w:rPr>
+                      <w:rFonts w:cstheme="minorHAnsi"/>
+                      <w:sz w:val="18"/>
+                      <w:szCs w:val="18"/>
+                    </w:rPr>
+                  </w:pPr>
+                  <w:r>
+                    <w:rPr>
+                      <w:rFonts w:cstheme="minorHAnsi"/>
+                      <w:sz w:val="18"/>
+                      <w:szCs w:val="18"/>
+                    </w:rPr>
+                    <w:t>{#isCustom}</w:t>
+                  </w:r>
+                  <w:r>
+                    <w:rPr>
+                      <w:sz w:val="18"/>
+                      <w:szCs w:val="18"/>
+                    </w:rPr>
+                    <w:t>{#prefixCode}{prefixCode}/{/prefixCode}{containerFrom}{#containerTo} to {containerTo} {/containerTo}</w:t>
+                  </w:r>
+                </w:p>
+              </w:tc>
+              <w:tc>
+                <w:tcPr>
+                  <w:tcW w:w="1418" w:type="dxa"/>
+                </w:tcPr>
+                <w:p>
+                  <w:pPr>
+                    <w:pStyle w:val="NoSpacing"/>
+                    <w:framePr w:hSpace="180" w:wrap="around" w:vAnchor="page" w:hAnchor="margin" w:y="481"/>
+                    <w:spacing w:line="276" w:lineRule="auto"/>
+                    <w:rPr>
+                      <w:rFonts w:cstheme="minorHAnsi"/>
+                      <w:sz w:val="18"/>
+                      <w:szCs w:val="18"/>
+                    </w:rPr>
+                  </w:pPr>
+                </w:p>
+              </w:tc>
+              <w:tc>
+                <w:tcPr>
+                  <w:tcW w:w="1417" w:type="dxa"/>
+                </w:tcPr>
+                <w:p>
+                  <w:pPr>
+                    <w:framePr w:hSpace="180" w:wrap="around" w:vAnchor="page" w:hAnchor="margin" w:y="481"/>
+                    <w:tabs>
+                      <w:tab w:val="left" w:pos="960"/>
+                    </w:tabs>
+                    <w:spacing w:line="276" w:lineRule="auto"/>
+                    <w:rPr>
+                      <w:rFonts w:cstheme="minorHAnsi"/>
+                      <w:sz w:val="18"/>
+                      <w:szCs w:val="18"/>
+                    </w:rPr>
+                  </w:pPr>
+                </w:p>
+              </w:tc>
+              <w:tc>
+                <w:tcPr>
+                  <w:tcW w:w="2693" w:type="dxa"/>
+                  <w:tcBorders>
+                    <w:right w:val="single" w:sz="4" w:space="0" w:color="auto"/>
+                  </w:tcBorders>
+                </w:tcPr>
+                <w:p>
+                  <w:pPr>
+                    <w:framePr w:hSpace="180" w:wrap="around" w:vAnchor="page" w:hAnchor="margin" w:y="481"/>
+                    <w:tabs>
+                      <w:tab w:val="left" w:pos="960"/>
+                    </w:tabs>
+                    <w:spacing w:line="276" w:lineRule="auto"/>
+                    <w:rPr>
+                      <w:rFonts w:cstheme="minorHAnsi"/>
+                      <w:sz w:val="18"/>
+                      <w:szCs w:val="18"/>
+                    </w:rPr>
+                  </w:pPr>
+                  <w:r>
+                    <w:rPr>
+                      <w:rFonts w:cstheme="minorHAnsi"/>
+                      <w:sz w:val="18"/>
+                      <w:szCs w:val="18"/>
+                    </w:rPr>
+                    <w:t>{designType}</w:t>
+                  </w:r>
+                  <w:r>
+                    <w:rPr>
+                      <w:rFonts w:cstheme="minorHAnsi"/>
+                      <w:sz w:val="18"/>
+                      <w:szCs w:val="18"/>
+                    </w:rPr>
+                    <w:t xml:space="preserve"> - </w:t>
+                  </w:r>
+                  <w:r>
+                    <w:rPr>
+                      <w:rFonts w:cstheme="minorHAnsi"/>
+                      <w:sz w:val="18"/>
+                      <w:szCs w:val="18"/>
+                    </w:rPr>
+                    <w:t>{finishType}</w:t>
+                  </w:r>
+                </w:p>
+              </w:tc>
+              <w:tc>
+                <w:tcPr>
+                  <w:tcW w:w="843" w:type="dxa"/>
+                  <w:tcBorders>
+                    <w:left w:val="single" w:sz="4" w:space="0" w:color="auto"/>
+                    <w:right w:val="single" w:sz="4" w:space="0" w:color="auto"/>
+                  </w:tcBorders>
+                </w:tcPr>
+                <w:p>
+                  <w:pPr>
+                    <w:framePr w:hSpace="180" w:wrap="around" w:vAnchor="page" w:hAnchor="margin" w:y="481"/>
+                    <w:tabs>
+                      <w:tab w:val="left" w:pos="960"/>
+                    </w:tabs>
+                    <w:spacing w:line="276" w:lineRule="auto"/>
+                    <w:jc w:val="right"/>
+                    <w:rPr>
+                      <w:rFonts w:cstheme="minorHAnsi"/>
+                      <w:sz w:val="18"/>
+                      <w:szCs w:val="18"/>
+                    </w:rPr>
+                  </w:pPr>
+                  <w:r>
+                    <w:rPr>
+                      <w:rFonts w:cstheme="minorHAnsi"/>
+                      <w:sz w:val="18"/>
+                      <w:szCs w:val="18"/>
+                    </w:rPr>
+                    <w:t>0</w:t>
+                  </w:r>
+                </w:p>
+              </w:tc>
+              <w:tc>
+                <w:tcPr>
+                  <w:tcW w:w="858" w:type="dxa"/>
+                  <w:tcBorders>
+                    <w:left w:val="single" w:sz="4" w:space="0" w:color="auto"/>
+                    <w:right w:val="single" w:sz="4" w:space="0" w:color="auto"/>
+                  </w:tcBorders>
+                </w:tcPr>
+                <w:p>
+                  <w:pPr>
+                    <w:framePr w:hSpace="180" w:wrap="around" w:vAnchor="page" w:hAnchor="margin" w:y="481"/>
+                    <w:tabs>
+                      <w:tab w:val="left" w:pos="960"/>
+                    </w:tabs>
+                    <w:spacing w:line="276" w:lineRule="auto"/>
+                    <w:jc w:val="right"/>
+                    <w:rPr>
+                      <w:rFonts w:cstheme="minorHAnsi"/>
+                      <w:sz w:val="18"/>
+                      <w:szCs w:val="18"/>
+                    </w:rPr>
+                  </w:pPr>
+                  <w:r>
+                    <w:rPr>
+                      <w:rFonts w:cstheme="minorHAnsi"/>
+                      <w:sz w:val="18"/>
+                      <w:szCs w:val="18"/>
+                    </w:rPr>
+                    <w:t>22</w:t>
+                  </w:r>
+                </w:p>
+              </w:tc>
+              <w:tc>
+                <w:tcPr>
+                  <w:tcW w:w="993" w:type="dxa"/>
+                  <w:tcBorders>
+                    <w:left w:val="single" w:sz="4" w:space="0" w:color="auto"/>
+                    <w:right w:val="single" w:sz="4" w:space="0" w:color="auto"/>
+                  </w:tcBorders>
+                </w:tcPr>
+                <w:p>
+                  <w:pPr>
+                    <w:framePr w:hSpace="180" w:wrap="around" w:vAnchor="page" w:hAnchor="margin" w:y="481"/>
+                    <w:tabs>
+                      <w:tab w:val="left" w:pos="960"/>
+                    </w:tabs>
+                    <w:spacing w:line="276" w:lineRule="auto"/>
+                    <w:jc w:val="right"/>
+                    <w:rPr>
+                      <w:rFonts w:cstheme="minorHAnsi"/>
+                      <w:sz w:val="18"/>
+                      <w:szCs w:val="18"/>
+                    </w:rPr>
+                  </w:pPr>
+                  <w:r>
+                    <w:rPr>
+                      <w:rFonts w:cstheme="minorHAnsi"/>
+                      <w:sz w:val="18"/>
+                      <w:szCs w:val="18"/>
+                    </w:rPr>
+                    <w:t>24</w:t>
+                  </w:r>
+                </w:p>
+              </w:tc>
+              <w:tc>
+                <w:tcPr>
+                  <w:tcW w:w="1603" w:type="dxa"/>
+                  <w:tcBorders>
+                    <w:left w:val="single" w:sz="4" w:space="0" w:color="auto"/>
+                  </w:tcBorders>
+                </w:tcPr>
+                <w:p>
+                  <w:pPr>
+                    <w:framePr w:hSpace="180" w:wrap="around" w:vAnchor="page" w:hAnchor="margin" w:y="481"/>
+                    <w:tabs>
+                      <w:tab w:val="left" w:pos="960"/>
+                    </w:tabs>
+                    <w:spacing w:line="276" w:lineRule="auto"/>
+                    <w:jc w:val="center"/>
+                    <w:rPr>
+                      <w:rFonts w:cstheme="minorHAnsi"/>
+                      <w:sz w:val="18"/>
+                      <w:szCs w:val="18"/>
+                    </w:rPr>
+                  </w:pPr>
+                  <w:r>
+                    <w:rPr>
+                      <w:rFonts w:cstheme="minorHAnsi"/>
+                      <w:sz w:val="18"/>
+                      <w:szCs w:val="18"/>
+                    </w:rPr>
+                    <w:t>25 X 25 X 4”</w:t>
+                  </w:r>
+                  <w:r>
+                    <w:rPr>
+                      <w:rFonts w:cstheme="minorHAnsi"/>
+                      <w:sz w:val="18"/>
+                      <w:szCs w:val="18"/>
+                    </w:rPr>
+                    <w:t xml:space="preserve"> </w:t>
+                  </w:r>
+                  <w:r>
+                    <w:rPr>
+                      <w:rFonts w:cstheme="minorHAnsi"/>
+                      <w:sz w:val="18"/>
+                      <w:szCs w:val="18"/>
+                    </w:rPr>
                     <w:t>{</w:t>
                   </w:r>
-                  <w:proofErr w:type="spellStart"/>
-                  <w:proofErr w:type="gramStart"/>
-                  <w:r>
-                    <w:rPr>
-                      <w:sz w:val="18"/>
-                      <w:szCs w:val="18"/>
-                    </w:rPr>
-                    <w:t>sizeInch</w:t>
-                  </w:r>
-                  <w:proofErr w:type="spellEnd"/>
-                  <w:r>
-                    <w:rPr>
+                  <w:r>
+                    <w:rPr>
+                      <w:rFonts w:cstheme="minorHAnsi"/>
+                      <w:sz w:val="18"/>
+                      <w:szCs w:val="18"/>
+                    </w:rPr>
+                    <w:t>/</w:t>
+                  </w:r>
+                  <w:r>
+                    <w:rPr>
+                      <w:rFonts w:cstheme="minorHAnsi"/>
+                      <w:sz w:val="18"/>
+                      <w:szCs w:val="18"/>
+                    </w:rPr>
+                    <w:t>isCustom</w:t>
+                  </w:r>
+                  <w:r>
+                    <w:rPr>
+                      <w:rFonts w:cstheme="minorHAnsi"/>
                       <w:sz w:val="18"/>
                       <w:szCs w:val="18"/>
                     </w:rPr>
                     <w:t>}</w:t>
                   </w:r>
-                  <w:r>
-                    <w:rPr>
-                      <w:sz w:val="18"/>
-                      <w:szCs w:val="18"/>
-                    </w:rPr>
-                    <w:t xml:space="preserve"> </w:t>
-                  </w:r>
-                  <w:r>
-                    <w:rPr>
-                      <w:sz w:val="18"/>
-                      <w:szCs w:val="18"/>
-                    </w:rPr>
-                    <w:t xml:space="preserve"> {</w:t>
-                  </w:r>
-                  <w:proofErr w:type="gramEnd"/>
-                  <w:r>
-                    <w:rPr>
-                      <w:sz w:val="18"/>
-                      <w:szCs w:val="18"/>
-                    </w:rPr>
-                    <w:t>/invoices} {/</w:t>
-                  </w:r>
-                  <w:proofErr w:type="spellStart"/>
-                  <w:r>
-                    <w:rPr>
-                      <w:sz w:val="18"/>
-                      <w:szCs w:val="18"/>
-                    </w:rPr>
-                    <w:t>invoiceItems</w:t>
-                  </w:r>
-                  <w:proofErr w:type="spellEnd"/>
-                  <w:r>
-                    <w:rPr>
+                </w:p>
+              </w:tc>
+            </w:tr>
+            <w:tr>
+              <w:tc>
+                <w:tcPr>
+                  <w:tcW w:w="1271" w:type="dxa"/>
+                </w:tcPr>
+                <w:p>
+                  <w:pPr>
+                    <w:framePr w:hSpace="180" w:wrap="around" w:vAnchor="page" w:hAnchor="margin" w:y="481"/>
+                    <w:tabs>
+                      <w:tab w:val="left" w:pos="960"/>
+                    </w:tabs>
+                    <w:spacing w:line="276" w:lineRule="auto"/>
+                    <w:rPr>
+                      <w:rFonts w:cstheme="minorHAnsi"/>
+                      <w:sz w:val="18"/>
+                      <w:szCs w:val="18"/>
+                    </w:rPr>
+                  </w:pPr>
+                  <w:r>
+                    <w:rPr>
+                      <w:rFonts w:cstheme="minorHAnsi"/>
+                      <w:sz w:val="18"/>
+                      <w:szCs w:val="18"/>
+                    </w:rPr>
+                    <w:t>{</w:t>
+                  </w:r>
+                  <w:r>
+                    <w:rPr>
+                      <w:rFonts w:cstheme="minorHAnsi"/>
+                      <w:sz w:val="18"/>
+                      <w:szCs w:val="18"/>
+                    </w:rPr>
+                    <w:t>^</w:t>
+                  </w:r>
+                  <w:r>
+                    <w:rPr>
+                      <w:rFonts w:cstheme="minorHAnsi"/>
+                      <w:sz w:val="18"/>
+                      <w:szCs w:val="18"/>
+                    </w:rPr>
+                    <w:t>isCustom}</w:t>
+                  </w:r>
+                  <w:r>
+                    <w:rPr>
+                      <w:sz w:val="18"/>
+                      <w:szCs w:val="18"/>
+                    </w:rPr>
+                    <w:t xml:space="preserve">{#prefixCode}{prefixCode}/{/prefixCode}{containerFrom}{#containerTo} to </w:t>
+                  </w:r>
+                  <w:r>
+                    <w:rPr>
+                      <w:sz w:val="18"/>
+                      <w:szCs w:val="18"/>
+                    </w:rPr>
+                    <w:lastRenderedPageBreak/>
+                    <w:t>{containerTo} {/containerTo}</w:t>
+                  </w:r>
+                </w:p>
+              </w:tc>
+              <w:tc>
+                <w:tcPr>
+                  <w:tcW w:w="5528" w:type="dxa"/>
+                  <w:gridSpan w:val="3"/>
+                  <w:tcBorders>
+                    <w:right w:val="single" w:sz="4" w:space="0" w:color="auto"/>
+                  </w:tcBorders>
+                </w:tcPr>
+                <w:p>
+                  <w:pPr>
+                    <w:framePr w:hSpace="180" w:wrap="around" w:vAnchor="page" w:hAnchor="margin" w:y="481"/>
+                    <w:tabs>
+                      <w:tab w:val="left" w:pos="960"/>
+                    </w:tabs>
+                    <w:spacing w:line="276" w:lineRule="auto"/>
+                    <w:jc w:val="center"/>
+                    <w:rPr>
+                      <w:rFonts w:cstheme="minorHAnsi"/>
+                      <w:sz w:val="18"/>
+                      <w:szCs w:val="18"/>
+                    </w:rPr>
+                  </w:pPr>
+                  <w:r>
+                    <w:rPr>
+                      <w:rFonts w:cstheme="minorHAnsi"/>
+                      <w:sz w:val="18"/>
+                      <w:szCs w:val="18"/>
+                    </w:rPr>
+                    <w:lastRenderedPageBreak/>
+                    <w:t>2’ X 2’ -12MM - 5102 D102 – 1PC / 5071 D105 – 1PC /</w:t>
+                  </w:r>
+                </w:p>
+                <w:p>
+                  <w:pPr>
+                    <w:framePr w:hSpace="180" w:wrap="around" w:vAnchor="page" w:hAnchor="margin" w:y="481"/>
+                    <w:tabs>
+                      <w:tab w:val="left" w:pos="960"/>
+                    </w:tabs>
+                    <w:spacing w:line="276" w:lineRule="auto"/>
+                    <w:jc w:val="center"/>
+                    <w:rPr>
+                      <w:rFonts w:cstheme="minorHAnsi"/>
+                      <w:sz w:val="18"/>
+                      <w:szCs w:val="18"/>
+                    </w:rPr>
+                  </w:pPr>
+                  <w:r>
+                    <w:rPr>
+                      <w:rFonts w:cstheme="minorHAnsi"/>
+                      <w:sz w:val="18"/>
+                      <w:szCs w:val="18"/>
+                    </w:rPr>
+                    <w:t>7085 D102 – 1PC / 7232 D102-1PC /  1MM – HD19 D96 – 1 PC</w:t>
+                  </w:r>
+                </w:p>
+              </w:tc>
+              <w:tc>
+                <w:tcPr>
+                  <w:tcW w:w="843" w:type="dxa"/>
+                  <w:tcBorders>
+                    <w:left w:val="single" w:sz="4" w:space="0" w:color="auto"/>
+                    <w:right w:val="single" w:sz="4" w:space="0" w:color="auto"/>
+                  </w:tcBorders>
+                </w:tcPr>
+                <w:p>
+                  <w:pPr>
+                    <w:framePr w:hSpace="180" w:wrap="around" w:vAnchor="page" w:hAnchor="margin" w:y="481"/>
+                    <w:tabs>
+                      <w:tab w:val="left" w:pos="960"/>
+                    </w:tabs>
+                    <w:spacing w:line="276" w:lineRule="auto"/>
+                    <w:jc w:val="right"/>
+                    <w:rPr>
+                      <w:rFonts w:cstheme="minorHAnsi"/>
+                      <w:sz w:val="18"/>
+                      <w:szCs w:val="18"/>
+                    </w:rPr>
+                  </w:pPr>
+                  <w:r>
+                    <w:rPr>
+                      <w:rFonts w:cstheme="minorHAnsi"/>
+                      <w:sz w:val="18"/>
+                      <w:szCs w:val="18"/>
+                    </w:rPr>
+                    <w:t>0</w:t>
+                  </w:r>
+                </w:p>
+              </w:tc>
+              <w:tc>
+                <w:tcPr>
+                  <w:tcW w:w="858" w:type="dxa"/>
+                  <w:tcBorders>
+                    <w:left w:val="single" w:sz="4" w:space="0" w:color="auto"/>
+                    <w:right w:val="single" w:sz="4" w:space="0" w:color="auto"/>
+                  </w:tcBorders>
+                </w:tcPr>
+                <w:p>
+                  <w:pPr>
+                    <w:framePr w:hSpace="180" w:wrap="around" w:vAnchor="page" w:hAnchor="margin" w:y="481"/>
+                    <w:tabs>
+                      <w:tab w:val="left" w:pos="960"/>
+                    </w:tabs>
+                    <w:spacing w:line="276" w:lineRule="auto"/>
+                    <w:jc w:val="right"/>
+                    <w:rPr>
+                      <w:rFonts w:cstheme="minorHAnsi"/>
+                      <w:sz w:val="18"/>
+                      <w:szCs w:val="18"/>
+                    </w:rPr>
+                  </w:pPr>
+                  <w:r>
+                    <w:rPr>
+                      <w:rFonts w:cstheme="minorHAnsi"/>
+                      <w:sz w:val="18"/>
+                      <w:szCs w:val="18"/>
+                    </w:rPr>
+                    <w:t>22</w:t>
+                  </w:r>
+                </w:p>
+              </w:tc>
+              <w:tc>
+                <w:tcPr>
+                  <w:tcW w:w="993" w:type="dxa"/>
+                  <w:tcBorders>
+                    <w:left w:val="single" w:sz="4" w:space="0" w:color="auto"/>
+                    <w:right w:val="single" w:sz="4" w:space="0" w:color="auto"/>
+                  </w:tcBorders>
+                </w:tcPr>
+                <w:p>
+                  <w:pPr>
+                    <w:framePr w:hSpace="180" w:wrap="around" w:vAnchor="page" w:hAnchor="margin" w:y="481"/>
+                    <w:tabs>
+                      <w:tab w:val="left" w:pos="960"/>
+                    </w:tabs>
+                    <w:spacing w:line="276" w:lineRule="auto"/>
+                    <w:jc w:val="right"/>
+                    <w:rPr>
+                      <w:rFonts w:cstheme="minorHAnsi"/>
+                      <w:sz w:val="18"/>
+                      <w:szCs w:val="18"/>
+                    </w:rPr>
+                  </w:pPr>
+                  <w:r>
+                    <w:rPr>
+                      <w:rFonts w:cstheme="minorHAnsi"/>
+                      <w:sz w:val="18"/>
+                      <w:szCs w:val="18"/>
+                    </w:rPr>
+                    <w:t>24</w:t>
+                  </w:r>
+                </w:p>
+              </w:tc>
+              <w:tc>
+                <w:tcPr>
+                  <w:tcW w:w="1603" w:type="dxa"/>
+                  <w:tcBorders>
+                    <w:left w:val="single" w:sz="4" w:space="0" w:color="auto"/>
+                  </w:tcBorders>
+                </w:tcPr>
+                <w:p>
+                  <w:pPr>
+                    <w:framePr w:hSpace="180" w:wrap="around" w:vAnchor="page" w:hAnchor="margin" w:y="481"/>
+                    <w:tabs>
+                      <w:tab w:val="left" w:pos="960"/>
+                    </w:tabs>
+                    <w:spacing w:line="276" w:lineRule="auto"/>
+                    <w:jc w:val="center"/>
+                    <w:rPr>
+                      <w:rFonts w:cstheme="minorHAnsi"/>
+                      <w:sz w:val="18"/>
+                      <w:szCs w:val="18"/>
+                    </w:rPr>
+                  </w:pPr>
+                  <w:r>
+                    <w:rPr>
+                      <w:rFonts w:cstheme="minorHAnsi"/>
+                      <w:sz w:val="18"/>
+                      <w:szCs w:val="18"/>
+                    </w:rPr>
+                    <w:t xml:space="preserve">25 X 25 X 4” </w:t>
+                  </w:r>
+                  <w:r>
+                    <w:rPr>
+                      <w:rFonts w:cstheme="minorHAnsi"/>
+                      <w:sz w:val="18"/>
+                      <w:szCs w:val="18"/>
+                    </w:rPr>
+                    <w:t>{</w:t>
+                  </w:r>
+                  <w:r>
+                    <w:rPr>
+                      <w:rFonts w:cstheme="minorHAnsi"/>
+                      <w:sz w:val="18"/>
+                      <w:szCs w:val="18"/>
+                    </w:rPr>
+                    <w:t>/</w:t>
+                  </w:r>
+                  <w:r>
+                    <w:rPr>
+                      <w:rFonts w:cstheme="minorHAnsi"/>
+                      <w:sz w:val="18"/>
+                      <w:szCs w:val="18"/>
+                    </w:rPr>
+                    <w:t>isCustom}</w:t>
+                  </w:r>
+                  <w:r>
+                    <w:rPr>
+                      <w:rFonts w:cstheme="minorHAnsi"/>
+                      <w:sz w:val="18"/>
+                      <w:szCs w:val="18"/>
+                    </w:rPr>
+                    <w:t>{/</w:t>
+                  </w:r>
+                  <w:r>
+                    <w:rPr>
+                      <w:rFonts w:cstheme="minorHAnsi"/>
+                      <w:sz w:val="18"/>
+                      <w:szCs w:val="18"/>
+                    </w:rPr>
+                    <w:t>sampleBox</w:t>
+                  </w:r>
+                  <w:r>
+                    <w:rPr>
+                      <w:rFonts w:cstheme="minorHAnsi"/>
                       <w:sz w:val="18"/>
                       <w:szCs w:val="18"/>
                     </w:rPr>
@@ -2936,7 +3281,6 @@
               </w:rPr>
               <w:t>{</w:t>
             </w:r>
-            <w:proofErr w:type="spellStart"/>
             <w:r>
               <w:rPr>
                 <w:rFonts w:cstheme="minorHAnsi"/>
@@ -2945,7 +3289,6 @@
               </w:rPr>
               <w:t>totalQuantity</w:t>
             </w:r>
-            <w:proofErr w:type="spellEnd"/>
             <w:r>
               <w:rPr>
                 <w:rFonts w:cstheme="minorHAnsi"/>
@@ -3010,7 +3353,6 @@
               </w:rPr>
               <w:t>{</w:t>
             </w:r>
-            <w:proofErr w:type="spellStart"/>
             <w:r>
               <w:rPr>
                 <w:rFonts w:cstheme="minorHAnsi"/>
@@ -3019,7 +3361,6 @@
               </w:rPr>
               <w:t>totalBox</w:t>
             </w:r>
-            <w:proofErr w:type="spellEnd"/>
             <w:r>
               <w:rPr>
                 <w:rFonts w:cstheme="minorHAnsi"/>
@@ -3104,7 +3445,6 @@
               </w:rPr>
               <w:t>{</w:t>
             </w:r>
-            <w:proofErr w:type="spellStart"/>
             <w:r>
               <w:rPr>
                 <w:rFonts w:cstheme="minorHAnsi"/>
@@ -3113,7 +3453,6 @@
               </w:rPr>
               <w:t>totalNetWeight</w:t>
             </w:r>
-            <w:proofErr w:type="spellEnd"/>
             <w:r>
               <w:rPr>
                 <w:rFonts w:cstheme="minorHAnsi"/>
@@ -3142,7 +3481,6 @@
               </w:rPr>
               <w:t>{</w:t>
             </w:r>
-            <w:proofErr w:type="spellStart"/>
             <w:r>
               <w:rPr>
                 <w:rFonts w:cstheme="minorHAnsi"/>
@@ -3151,7 +3489,6 @@
               </w:rPr>
               <w:t>totalGrossWeight</w:t>
             </w:r>
-            <w:proofErr w:type="spellEnd"/>
             <w:r>
               <w:rPr>
                 <w:rFonts w:cstheme="minorHAnsi"/>
@@ -3189,45 +3526,7 @@
                 <w:sz w:val="20"/>
                 <w:szCs w:val="20"/>
               </w:rPr>
-              <w:t>{#</w:t>
-            </w:r>
-            <w:proofErr w:type="gramStart"/>
-            <w:r>
-              <w:rPr>
-                <w:rFonts w:cstheme="minorHAnsi"/>
-                <w:sz w:val="20"/>
-                <w:szCs w:val="20"/>
-              </w:rPr>
-              <w:t>isCustom}Total</w:t>
-            </w:r>
-            <w:proofErr w:type="gramEnd"/>
-            <w:r>
-              <w:rPr>
-                <w:rFonts w:cstheme="minorHAnsi"/>
-                <w:sz w:val="20"/>
-                <w:szCs w:val="20"/>
-              </w:rPr>
-              <w:t xml:space="preserve"> </w:t>
-            </w:r>
-            <w:proofErr w:type="spellStart"/>
-            <w:proofErr w:type="gramStart"/>
-            <w:r>
-              <w:rPr>
-                <w:rFonts w:cstheme="minorHAnsi"/>
-                <w:sz w:val="20"/>
-                <w:szCs w:val="20"/>
-              </w:rPr>
-              <w:t>Sq.Meter</w:t>
-            </w:r>
-            <w:proofErr w:type="spellEnd"/>
-            <w:proofErr w:type="gramEnd"/>
-            <w:r>
-              <w:rPr>
-                <w:rFonts w:cstheme="minorHAnsi"/>
-                <w:sz w:val="20"/>
-                <w:szCs w:val="20"/>
-              </w:rPr>
-              <w:t>:</w:t>
+              <w:t>{#isCustom}Total Sq.Meter:</w:t>
             </w:r>
           </w:p>
         </w:tc>
@@ -3252,25 +3551,7 @@
                 <w:sz w:val="20"/>
                 <w:szCs w:val="20"/>
               </w:rPr>
-              <w:t>{</w:t>
-            </w:r>
-            <w:proofErr w:type="spellStart"/>
-            <w:r>
-              <w:rPr>
-                <w:rFonts w:cstheme="minorHAnsi"/>
-                <w:sz w:val="20"/>
-                <w:szCs w:val="20"/>
-              </w:rPr>
-              <w:t>totalSqMt</w:t>
-            </w:r>
-            <w:proofErr w:type="spellEnd"/>
-            <w:r>
-              <w:rPr>
-                <w:rFonts w:cstheme="minorHAnsi"/>
-                <w:sz w:val="20"/>
-                <w:szCs w:val="20"/>
-              </w:rPr>
-              <w:t>}</w:t>
+              <w:t>{totalSqMt}</w:t>
             </w:r>
             <w:r>
               <w:rPr>
@@ -3286,25 +3567,7 @@
                 <w:sz w:val="20"/>
                 <w:szCs w:val="20"/>
               </w:rPr>
-              <w:t>M{/</w:t>
-            </w:r>
-            <w:proofErr w:type="spellStart"/>
-            <w:r>
-              <w:rPr>
-                <w:rFonts w:cstheme="minorHAnsi"/>
-                <w:sz w:val="20"/>
-                <w:szCs w:val="20"/>
-              </w:rPr>
-              <w:t>isCustom</w:t>
-            </w:r>
-            <w:proofErr w:type="spellEnd"/>
-            <w:r>
-              <w:rPr>
-                <w:rFonts w:cstheme="minorHAnsi"/>
-                <w:sz w:val="20"/>
-                <w:szCs w:val="20"/>
-              </w:rPr>
-              <w:t>}</w:t>
+              <w:t>M{/isCustom}</w:t>
             </w:r>
           </w:p>
         </w:tc>
@@ -3385,47 +3648,7 @@
                 <w:sz w:val="20"/>
                 <w:szCs w:val="20"/>
               </w:rPr>
-              <w:t>{#</w:t>
-            </w:r>
-            <w:proofErr w:type="gramStart"/>
-            <w:r>
-              <w:rPr>
-                <w:b/>
-                <w:bCs/>
-                <w:sz w:val="20"/>
-                <w:szCs w:val="20"/>
-              </w:rPr>
-              <w:t>isCustom}Avg</w:t>
-            </w:r>
-            <w:proofErr w:type="gramEnd"/>
-            <w:r>
-              <w:rPr>
-                <w:b/>
-                <w:bCs/>
-                <w:sz w:val="20"/>
-                <w:szCs w:val="20"/>
-              </w:rPr>
-              <w:t>/</w:t>
-            </w:r>
-            <w:proofErr w:type="gramStart"/>
-            <w:r>
-              <w:rPr>
-                <w:b/>
-                <w:bCs/>
-                <w:sz w:val="20"/>
-                <w:szCs w:val="20"/>
-              </w:rPr>
-              <w:t>Wt(</w:t>
-            </w:r>
-            <w:proofErr w:type="gramEnd"/>
-            <w:r>
-              <w:rPr>
-                <w:b/>
-                <w:bCs/>
-                <w:sz w:val="20"/>
-                <w:szCs w:val="20"/>
-              </w:rPr>
-              <w:t>Kg)</w:t>
+              <w:t>{#isCustom}Avg/Wt(Kg)</w:t>
             </w:r>
           </w:p>
         </w:tc>
@@ -3479,27 +3702,7 @@
                 <w:sz w:val="20"/>
                 <w:szCs w:val="20"/>
               </w:rPr>
-              <w:t>Size{/</w:t>
-            </w:r>
-            <w:proofErr w:type="spellStart"/>
-            <w:r>
-              <w:rPr>
-                <w:b/>
-                <w:bCs/>
-                <w:sz w:val="20"/>
-                <w:szCs w:val="20"/>
-              </w:rPr>
-              <w:t>isCustom</w:t>
-            </w:r>
-            <w:proofErr w:type="spellEnd"/>
-            <w:r>
-              <w:rPr>
-                <w:b/>
-                <w:bCs/>
-                <w:sz w:val="20"/>
-                <w:szCs w:val="20"/>
-              </w:rPr>
-              <w:t>}</w:t>
+              <w:t>Size{/isCustom}</w:t>
             </w:r>
           </w:p>
         </w:tc>
@@ -3527,39 +3730,7 @@
                 <w:sz w:val="20"/>
                 <w:szCs w:val="20"/>
               </w:rPr>
-              <w:t>{#</w:t>
-            </w:r>
-            <w:proofErr w:type="gramStart"/>
-            <w:r>
-              <w:rPr>
-                <w:sz w:val="20"/>
-                <w:szCs w:val="20"/>
-              </w:rPr>
-              <w:t>isCustom}{</w:t>
-            </w:r>
-            <w:proofErr w:type="gramEnd"/>
-            <w:r>
-              <w:rPr>
-                <w:sz w:val="20"/>
-                <w:szCs w:val="20"/>
-              </w:rPr>
-              <w:t>#containerSummary} {</w:t>
-            </w:r>
-            <w:proofErr w:type="spellStart"/>
-            <w:r>
-              <w:rPr>
-                <w:sz w:val="20"/>
-                <w:szCs w:val="20"/>
-              </w:rPr>
-              <w:t>avgWeight</w:t>
-            </w:r>
-            <w:proofErr w:type="spellEnd"/>
-            <w:r>
-              <w:rPr>
-                <w:sz w:val="20"/>
-                <w:szCs w:val="20"/>
-              </w:rPr>
-              <w:t>}</w:t>
+              <w:t>{#isCustom}{#containerSummary} {avgWeight}</w:t>
             </w:r>
           </w:p>
         </w:tc>
@@ -3582,23 +3753,7 @@
                 <w:sz w:val="20"/>
                 <w:szCs w:val="20"/>
               </w:rPr>
-              <w:t>{</w:t>
-            </w:r>
-            <w:proofErr w:type="spellStart"/>
-            <w:r>
-              <w:rPr>
-                <w:sz w:val="20"/>
-                <w:szCs w:val="20"/>
-              </w:rPr>
-              <w:t>totalSqMtPerType</w:t>
-            </w:r>
-            <w:proofErr w:type="spellEnd"/>
-            <w:r>
-              <w:rPr>
-                <w:sz w:val="20"/>
-                <w:szCs w:val="20"/>
-              </w:rPr>
-              <w:t>}</w:t>
+              <w:t>{totalSqMtPerType}</w:t>
             </w:r>
           </w:p>
         </w:tc>
@@ -3621,48 +3776,7 @@
                 <w:sz w:val="20"/>
                 <w:szCs w:val="20"/>
               </w:rPr>
-              <w:t>{length} X {width} X {height} MM{/</w:t>
-            </w:r>
-            <w:proofErr w:type="spellStart"/>
-            <w:proofErr w:type="gramStart"/>
-            <w:r>
-              <w:rPr>
-                <w:sz w:val="20"/>
-                <w:szCs w:val="20"/>
-              </w:rPr>
-              <w:t>containerSummary</w:t>
-            </w:r>
-            <w:proofErr w:type="spellEnd"/>
-            <w:r>
-              <w:rPr>
-                <w:sz w:val="20"/>
-                <w:szCs w:val="20"/>
-              </w:rPr>
-              <w:t>}{</w:t>
-            </w:r>
-            <w:proofErr w:type="gramEnd"/>
-            <w:r>
-              <w:rPr>
-                <w:sz w:val="20"/>
-                <w:szCs w:val="20"/>
-              </w:rPr>
-              <w:t>/</w:t>
-            </w:r>
-            <w:proofErr w:type="spellStart"/>
-            <w:r>
-              <w:rPr>
-                <w:sz w:val="20"/>
-                <w:szCs w:val="20"/>
-              </w:rPr>
-              <w:t>isCustom</w:t>
-            </w:r>
-            <w:proofErr w:type="spellEnd"/>
-            <w:r>
-              <w:rPr>
-                <w:sz w:val="20"/>
-                <w:szCs w:val="20"/>
-              </w:rPr>
-              <w:t>}</w:t>
+              <w:t>{length} X {width} X {height} MM{/containerSummary}{/isCustom}</w:t>
             </w:r>
           </w:p>
         </w:tc>
@@ -3942,16 +4056,7 @@
         <w:bCs/>
         <w:spacing w:val="60"/>
       </w:rPr>
-      <w:t xml:space="preserve"> </w:t>
-    </w:r>
-    <w:proofErr w:type="gramStart"/>
-    <w:r>
-      <w:rPr>
-        <w:b/>
-        <w:bCs/>
-        <w:spacing w:val="60"/>
-      </w:rPr>
-      <w:t xml:space="preserve"> </w:t>
+      <w:t xml:space="preserve">  </w:t>
     </w:r>
     <w:r>
       <w:rPr>
@@ -3975,16 +4080,7 @@
         <w:bCs/>
         <w:spacing w:val="60"/>
       </w:rPr>
-      <w:t>(</w:t>
-    </w:r>
-    <w:proofErr w:type="gramEnd"/>
-    <w:r>
-      <w:rPr>
-        <w:b/>
-        <w:bCs/>
-        <w:spacing w:val="60"/>
-      </w:rPr>
-      <w:t>I)</w:t>
+      <w:t>(I)</w:t>
     </w:r>
     <w:r>
       <w:rPr>

--- a/electron/database/generate-document/templates/packing-aus.docx
+++ b/electron/database/generate-document/templates/packing-aus.docx
@@ -214,12 +214,14 @@
               </w:rPr>
               <w:t>{</w:t>
             </w:r>
+            <w:proofErr w:type="spellStart"/>
             <w:r>
               <w:rPr>
                 <w:rFonts w:cstheme="minorHAnsi"/>
               </w:rPr>
               <w:t>modifyInvNo</w:t>
             </w:r>
+            <w:proofErr w:type="spellEnd"/>
             <w:r>
               <w:rPr>
                 <w:rFonts w:cstheme="minorHAnsi"/>
@@ -260,12 +262,14 @@
               </w:rPr>
               <w:t>{</w:t>
             </w:r>
+            <w:proofErr w:type="spellStart"/>
             <w:r>
               <w:rPr>
                 <w:rFonts w:cstheme="minorHAnsi"/>
               </w:rPr>
               <w:t>invoiceDate</w:t>
             </w:r>
+            <w:proofErr w:type="spellEnd"/>
             <w:r>
               <w:rPr>
                 <w:rFonts w:cstheme="minorHAnsi"/>
@@ -328,12 +332,14 @@
               </w:rPr>
               <w:t>{</w:t>
             </w:r>
+            <w:proofErr w:type="spellStart"/>
             <w:r>
               <w:rPr>
                 <w:rFonts w:cstheme="minorHAnsi"/>
               </w:rPr>
               <w:t>buyersOrderNo</w:t>
             </w:r>
+            <w:proofErr w:type="spellEnd"/>
             <w:r>
               <w:rPr>
                 <w:rFonts w:cstheme="minorHAnsi"/>
@@ -375,12 +381,14 @@
               </w:rPr>
               <w:t>{</w:t>
             </w:r>
+            <w:proofErr w:type="spellStart"/>
             <w:r>
               <w:rPr>
                 <w:rFonts w:cstheme="minorHAnsi"/>
               </w:rPr>
               <w:t>orderDate</w:t>
             </w:r>
+            <w:proofErr w:type="spellEnd"/>
             <w:r>
               <w:rPr>
                 <w:rFonts w:cstheme="minorHAnsi"/>
@@ -477,6 +485,7 @@
               </w:rPr>
               <w:t>{</w:t>
             </w:r>
+            <w:proofErr w:type="spellStart"/>
             <w:r>
               <w:rPr>
                 <w:rFonts w:cstheme="minorHAnsi"/>
@@ -485,6 +494,7 @@
               </w:rPr>
               <w:t>consigneeCountry</w:t>
             </w:r>
+            <w:proofErr w:type="spellEnd"/>
             <w:r>
               <w:rPr>
                 <w:rFonts w:cstheme="minorHAnsi"/>
@@ -510,6 +520,7 @@
               </w:rPr>
               <w:t>{/</w:t>
             </w:r>
+            <w:proofErr w:type="spellStart"/>
             <w:r>
               <w:rPr>
                 <w:rFonts w:cstheme="minorHAnsi"/>
@@ -518,6 +529,7 @@
               </w:rPr>
               <w:t>isCustom</w:t>
             </w:r>
+            <w:proofErr w:type="spellEnd"/>
             <w:r>
               <w:rPr>
                 <w:rFonts w:cstheme="minorHAnsi"/>
@@ -543,6 +555,7 @@
               </w:rPr>
               <w:t>{</w:t>
             </w:r>
+            <w:proofErr w:type="spellStart"/>
             <w:r>
               <w:rPr>
                 <w:rFonts w:cstheme="minorHAnsi"/>
@@ -551,6 +564,7 @@
               </w:rPr>
               <w:t>consigneeName</w:t>
             </w:r>
+            <w:proofErr w:type="spellEnd"/>
             <w:r>
               <w:rPr>
                 <w:rFonts w:cstheme="minorHAnsi"/>
@@ -576,6 +590,7 @@
               </w:rPr>
               <w:t>{</w:t>
             </w:r>
+            <w:proofErr w:type="spellStart"/>
             <w:r>
               <w:rPr>
                 <w:rFonts w:cstheme="minorHAnsi"/>
@@ -584,6 +599,7 @@
               </w:rPr>
               <w:t>consigneeAddress</w:t>
             </w:r>
+            <w:proofErr w:type="spellEnd"/>
             <w:r>
               <w:rPr>
                 <w:rFonts w:cstheme="minorHAnsi"/>
@@ -592,6 +608,7 @@
               </w:rPr>
               <w:t>} {</w:t>
             </w:r>
+            <w:proofErr w:type="spellStart"/>
             <w:r>
               <w:rPr>
                 <w:rFonts w:cstheme="minorHAnsi"/>
@@ -600,6 +617,7 @@
               </w:rPr>
               <w:t>consigneeCity</w:t>
             </w:r>
+            <w:proofErr w:type="spellEnd"/>
             <w:r>
               <w:rPr>
                 <w:rFonts w:cstheme="minorHAnsi"/>
@@ -608,6 +626,7 @@
               </w:rPr>
               <w:t>} {</w:t>
             </w:r>
+            <w:proofErr w:type="spellStart"/>
             <w:r>
               <w:rPr>
                 <w:rFonts w:cstheme="minorHAnsi"/>
@@ -616,6 +635,7 @@
               </w:rPr>
               <w:t>consigneeState</w:t>
             </w:r>
+            <w:proofErr w:type="spellEnd"/>
             <w:r>
               <w:rPr>
                 <w:rFonts w:cstheme="minorHAnsi"/>
@@ -641,6 +661,7 @@
               </w:rPr>
               <w:t>{</w:t>
             </w:r>
+            <w:proofErr w:type="spellStart"/>
             <w:r>
               <w:rPr>
                 <w:rFonts w:cstheme="minorHAnsi"/>
@@ -649,6 +670,7 @@
               </w:rPr>
               <w:t>consigneeCountry</w:t>
             </w:r>
+            <w:proofErr w:type="spellEnd"/>
             <w:r>
               <w:rPr>
                 <w:rFonts w:cstheme="minorHAnsi"/>
@@ -657,6 +679,7 @@
               </w:rPr>
               <w:t>} {</w:t>
             </w:r>
+            <w:proofErr w:type="spellStart"/>
             <w:r>
               <w:rPr>
                 <w:rFonts w:cstheme="minorHAnsi"/>
@@ -665,6 +688,7 @@
               </w:rPr>
               <w:t>consigneeZip</w:t>
             </w:r>
+            <w:proofErr w:type="spellEnd"/>
             <w:r>
               <w:rPr>
                 <w:rFonts w:cstheme="minorHAnsi"/>
@@ -734,6 +758,7 @@
               </w:rPr>
               <w:t>{</w:t>
             </w:r>
+            <w:proofErr w:type="spellStart"/>
             <w:r>
               <w:rPr>
                 <w:rFonts w:cstheme="minorHAnsi"/>
@@ -742,6 +767,7 @@
               </w:rPr>
               <w:t>buyerName</w:t>
             </w:r>
+            <w:proofErr w:type="spellEnd"/>
             <w:r>
               <w:rPr>
                 <w:rFonts w:cstheme="minorHAnsi"/>
@@ -767,6 +793,7 @@
               </w:rPr>
               <w:t>{</w:t>
             </w:r>
+            <w:proofErr w:type="spellStart"/>
             <w:r>
               <w:rPr>
                 <w:rFonts w:cstheme="minorHAnsi"/>
@@ -775,6 +802,7 @@
               </w:rPr>
               <w:t>buyerAddress</w:t>
             </w:r>
+            <w:proofErr w:type="spellEnd"/>
             <w:r>
               <w:rPr>
                 <w:rFonts w:cstheme="minorHAnsi"/>
@@ -783,6 +811,7 @@
               </w:rPr>
               <w:t>} {</w:t>
             </w:r>
+            <w:proofErr w:type="spellStart"/>
             <w:r>
               <w:rPr>
                 <w:rFonts w:cstheme="minorHAnsi"/>
@@ -791,6 +820,7 @@
               </w:rPr>
               <w:t>buyerCity</w:t>
             </w:r>
+            <w:proofErr w:type="spellEnd"/>
             <w:r>
               <w:rPr>
                 <w:rFonts w:cstheme="minorHAnsi"/>
@@ -799,6 +829,7 @@
               </w:rPr>
               <w:t>} {</w:t>
             </w:r>
+            <w:proofErr w:type="spellStart"/>
             <w:r>
               <w:rPr>
                 <w:rFonts w:cstheme="minorHAnsi"/>
@@ -807,6 +838,7 @@
               </w:rPr>
               <w:t>buyerState</w:t>
             </w:r>
+            <w:proofErr w:type="spellEnd"/>
             <w:r>
               <w:rPr>
                 <w:rFonts w:cstheme="minorHAnsi"/>
@@ -832,6 +864,7 @@
               </w:rPr>
               <w:t>{</w:t>
             </w:r>
+            <w:proofErr w:type="spellStart"/>
             <w:r>
               <w:rPr>
                 <w:rFonts w:cstheme="minorHAnsi"/>
@@ -840,6 +873,7 @@
               </w:rPr>
               <w:t>buyerCountry</w:t>
             </w:r>
+            <w:proofErr w:type="spellEnd"/>
             <w:r>
               <w:rPr>
                 <w:rFonts w:cstheme="minorHAnsi"/>
@@ -848,6 +882,7 @@
               </w:rPr>
               <w:t>} {</w:t>
             </w:r>
+            <w:proofErr w:type="spellStart"/>
             <w:r>
               <w:rPr>
                 <w:rFonts w:cstheme="minorHAnsi"/>
@@ -856,6 +891,7 @@
               </w:rPr>
               <w:t>buyerZip</w:t>
             </w:r>
+            <w:proofErr w:type="spellEnd"/>
             <w:r>
               <w:rPr>
                 <w:rFonts w:cstheme="minorHAnsi"/>
@@ -927,6 +963,7 @@
               </w:rPr>
               <w:t>{</w:t>
             </w:r>
+            <w:proofErr w:type="spellStart"/>
             <w:r>
               <w:rPr>
                 <w:rFonts w:cstheme="minorHAnsi"/>
@@ -935,6 +972,7 @@
               </w:rPr>
               <w:t>originOfGoods</w:t>
             </w:r>
+            <w:proofErr w:type="spellEnd"/>
             <w:r>
               <w:rPr>
                 <w:rFonts w:cstheme="minorHAnsi"/>
@@ -985,6 +1023,7 @@
               </w:rPr>
               <w:t>{</w:t>
             </w:r>
+            <w:proofErr w:type="spellStart"/>
             <w:r>
               <w:rPr>
                 <w:rFonts w:cstheme="minorHAnsi"/>
@@ -993,6 +1032,7 @@
               </w:rPr>
               <w:t>finalDestination</w:t>
             </w:r>
+            <w:proofErr w:type="spellEnd"/>
             <w:r>
               <w:rPr>
                 <w:rFonts w:cstheme="minorHAnsi"/>
@@ -1069,6 +1109,7 @@
               </w:rPr>
               <w:t>{</w:t>
             </w:r>
+            <w:proofErr w:type="spellStart"/>
             <w:r>
               <w:rPr>
                 <w:rFonts w:cstheme="minorHAnsi"/>
@@ -1077,6 +1118,7 @@
               </w:rPr>
               <w:t>termOfDeliveryAndPayment</w:t>
             </w:r>
+            <w:proofErr w:type="spellEnd"/>
             <w:r>
               <w:rPr>
                 <w:rFonts w:cstheme="minorHAnsi"/>
@@ -1112,6 +1154,7 @@
                 <w:szCs w:val="20"/>
               </w:rPr>
             </w:pPr>
+            <w:proofErr w:type="spellStart"/>
             <w:r>
               <w:rPr>
                 <w:rFonts w:ascii="SansSerif" w:hAnsi="SansSerif" w:cs="SansSerif"/>
@@ -1119,7 +1162,17 @@
                 <w:sz w:val="20"/>
                 <w:szCs w:val="20"/>
               </w:rPr>
-              <w:t>Precarriage by:</w:t>
+              <w:t>Precarriage</w:t>
+            </w:r>
+            <w:proofErr w:type="spellEnd"/>
+            <w:r>
+              <w:rPr>
+                <w:rFonts w:ascii="SansSerif" w:hAnsi="SansSerif" w:cs="SansSerif"/>
+                <w:color w:val="000000"/>
+                <w:sz w:val="20"/>
+                <w:szCs w:val="20"/>
+              </w:rPr>
+              <w:t xml:space="preserve"> by:</w:t>
             </w:r>
           </w:p>
           <w:p>
@@ -1139,6 +1192,8 @@
               </w:rPr>
               <w:t>{^</w:t>
             </w:r>
+            <w:proofErr w:type="spellStart"/>
+            <w:proofErr w:type="gramStart"/>
             <w:r>
               <w:rPr>
                 <w:rFonts w:cstheme="minorHAnsi"/>
@@ -1147,6 +1202,7 @@
               </w:rPr>
               <w:t>isCustom</w:t>
             </w:r>
+            <w:proofErr w:type="spellEnd"/>
             <w:r>
               <w:rPr>
                 <w:rFonts w:cstheme="minorHAnsi"/>
@@ -1155,6 +1211,8 @@
               </w:rPr>
               <w:t>}{</w:t>
             </w:r>
+            <w:proofErr w:type="spellStart"/>
+            <w:proofErr w:type="gramEnd"/>
             <w:r>
               <w:rPr>
                 <w:rFonts w:cstheme="minorHAnsi"/>
@@ -1163,6 +1221,7 @@
               </w:rPr>
               <w:t>precarriageBy</w:t>
             </w:r>
+            <w:proofErr w:type="spellEnd"/>
             <w:r>
               <w:rPr>
                 <w:rFonts w:cstheme="minorHAnsi"/>
@@ -1171,6 +1230,7 @@
               </w:rPr>
               <w:t>}{/</w:t>
             </w:r>
+            <w:proofErr w:type="spellStart"/>
             <w:r>
               <w:rPr>
                 <w:rFonts w:cstheme="minorHAnsi"/>
@@ -1179,6 +1239,7 @@
               </w:rPr>
               <w:t>isCustom</w:t>
             </w:r>
+            <w:proofErr w:type="spellEnd"/>
             <w:r>
               <w:rPr>
                 <w:rFonts w:cstheme="minorHAnsi"/>
@@ -1239,6 +1300,7 @@
               </w:rPr>
               <w:t>{</w:t>
             </w:r>
+            <w:proofErr w:type="spellStart"/>
             <w:r>
               <w:rPr>
                 <w:rFonts w:ascii="SansSerif" w:hAnsi="SansSerif" w:cs="SansSerif"/>
@@ -1248,6 +1310,7 @@
               </w:rPr>
               <w:t>placeOfReceipt</w:t>
             </w:r>
+            <w:proofErr w:type="spellEnd"/>
             <w:r>
               <w:rPr>
                 <w:rFonts w:ascii="SansSerif" w:hAnsi="SansSerif" w:cs="SansSerif"/>
@@ -1336,6 +1399,8 @@
               </w:rPr>
               <w:t>{^</w:t>
             </w:r>
+            <w:proofErr w:type="spellStart"/>
+            <w:proofErr w:type="gramStart"/>
             <w:r>
               <w:rPr>
                 <w:rFonts w:cstheme="minorHAnsi"/>
@@ -1344,6 +1409,7 @@
               </w:rPr>
               <w:t>isCustom</w:t>
             </w:r>
+            <w:proofErr w:type="spellEnd"/>
             <w:r>
               <w:rPr>
                 <w:rFonts w:cstheme="minorHAnsi"/>
@@ -1361,6 +1427,8 @@
               </w:rPr>
               <w:t>{</w:t>
             </w:r>
+            <w:proofErr w:type="spellStart"/>
+            <w:proofErr w:type="gramEnd"/>
             <w:r>
               <w:rPr>
                 <w:rFonts w:ascii="SansSerif" w:hAnsi="SansSerif" w:cs="SansSerif"/>
@@ -1370,6 +1438,7 @@
               </w:rPr>
               <w:t>vesselNo</w:t>
             </w:r>
+            <w:proofErr w:type="spellEnd"/>
             <w:r>
               <w:rPr>
                 <w:rFonts w:ascii="SansSerif" w:hAnsi="SansSerif" w:cs="SansSerif"/>
@@ -1387,6 +1456,7 @@
               </w:rPr>
               <w:t>{/</w:t>
             </w:r>
+            <w:proofErr w:type="spellStart"/>
             <w:r>
               <w:rPr>
                 <w:rFonts w:cstheme="minorHAnsi"/>
@@ -1401,7 +1471,16 @@
                 <w:sz w:val="20"/>
                 <w:szCs w:val="20"/>
               </w:rPr>
-              <w:t>m}</w:t>
+              <w:t>m</w:t>
+            </w:r>
+            <w:proofErr w:type="spellEnd"/>
+            <w:r>
+              <w:rPr>
+                <w:rFonts w:cstheme="minorHAnsi"/>
+                <w:sz w:val="20"/>
+                <w:szCs w:val="20"/>
+              </w:rPr>
+              <w:t>}</w:t>
             </w:r>
           </w:p>
         </w:tc>
@@ -1455,6 +1534,7 @@
               </w:rPr>
               <w:t>{</w:t>
             </w:r>
+            <w:proofErr w:type="spellStart"/>
             <w:r>
               <w:rPr>
                 <w:rFonts w:ascii="SansSerif" w:hAnsi="SansSerif" w:cs="SansSerif"/>
@@ -1464,6 +1544,7 @@
               </w:rPr>
               <w:t>portOfLoading</w:t>
             </w:r>
+            <w:proofErr w:type="spellEnd"/>
             <w:r>
               <w:rPr>
                 <w:rFonts w:ascii="SansSerif" w:hAnsi="SansSerif" w:cs="SansSerif"/>
@@ -1548,6 +1629,7 @@
               </w:rPr>
               <w:t>{</w:t>
             </w:r>
+            <w:proofErr w:type="spellStart"/>
             <w:r>
               <w:rPr>
                 <w:rFonts w:ascii="SansSerif" w:hAnsi="SansSerif" w:cs="SansSerif"/>
@@ -1557,6 +1639,7 @@
               </w:rPr>
               <w:t>portOfDischarge</w:t>
             </w:r>
+            <w:proofErr w:type="spellEnd"/>
             <w:r>
               <w:rPr>
                 <w:rFonts w:ascii="SansSerif" w:hAnsi="SansSerif" w:cs="SansSerif"/>
@@ -1614,6 +1697,7 @@
               </w:rPr>
               <w:t>{</w:t>
             </w:r>
+            <w:proofErr w:type="spellStart"/>
             <w:r>
               <w:rPr>
                 <w:rFonts w:ascii="SansSerif" w:hAnsi="SansSerif" w:cs="SansSerif"/>
@@ -1623,6 +1707,7 @@
               </w:rPr>
               <w:t>finalDestination</w:t>
             </w:r>
+            <w:proofErr w:type="spellEnd"/>
             <w:r>
               <w:rPr>
                 <w:rFonts w:ascii="SansSerif" w:hAnsi="SansSerif" w:cs="SansSerif"/>
@@ -1693,6 +1778,7 @@
               </w:rPr>
               <w:t>{</w:t>
             </w:r>
+            <w:proofErr w:type="spellStart"/>
             <w:r>
               <w:rPr>
                 <w:rFonts w:cstheme="minorHAnsi"/>
@@ -1701,6 +1787,7 @@
               </w:rPr>
               <w:t>privateRemark</w:t>
             </w:r>
+            <w:proofErr w:type="spellEnd"/>
             <w:r>
               <w:rPr>
                 <w:rFonts w:cstheme="minorHAnsi"/>
@@ -1823,7 +1910,29 @@
                       <w:sz w:val="20"/>
                       <w:szCs w:val="20"/>
                     </w:rPr>
-                    <w:t>ASW PO.No.</w:t>
+                    <w:t xml:space="preserve">ASW </w:t>
+                  </w:r>
+                  <w:proofErr w:type="spellStart"/>
+                  <w:r>
+                    <w:rPr>
+                      <w:rFonts w:cstheme="minorHAnsi"/>
+                      <w:b/>
+                      <w:bCs/>
+                      <w:sz w:val="20"/>
+                      <w:szCs w:val="20"/>
+                    </w:rPr>
+                    <w:t>PO.No</w:t>
+                  </w:r>
+                  <w:proofErr w:type="spellEnd"/>
+                  <w:r>
+                    <w:rPr>
+                      <w:rFonts w:cstheme="minorHAnsi"/>
+                      <w:b/>
+                      <w:bCs/>
+                      <w:sz w:val="20"/>
+                      <w:szCs w:val="20"/>
+                    </w:rPr>
+                    <w:t>.</w:t>
                   </w:r>
                 </w:p>
               </w:tc>
@@ -1924,6 +2033,7 @@
                       <w:szCs w:val="19"/>
                     </w:rPr>
                   </w:pPr>
+                  <w:proofErr w:type="spellStart"/>
                   <w:r>
                     <w:rPr>
                       <w:rFonts w:cstheme="minorHAnsi"/>
@@ -1934,6 +2044,7 @@
                     </w:rPr>
                     <w:t>NetWt</w:t>
                   </w:r>
+                  <w:proofErr w:type="spellEnd"/>
                 </w:p>
                 <w:p>
                   <w:pPr>
@@ -1971,6 +2082,7 @@
                     </w:tabs>
                     <w:jc w:val="center"/>
                   </w:pPr>
+                  <w:proofErr w:type="spellStart"/>
                   <w:r>
                     <w:rPr>
                       <w:rFonts w:cstheme="minorHAnsi"/>
@@ -1979,7 +2091,18 @@
                       <w:sz w:val="19"/>
                       <w:szCs w:val="19"/>
                     </w:rPr>
-                    <w:t>GrossWt [kg]</w:t>
+                    <w:t>GrossWt</w:t>
+                  </w:r>
+                  <w:proofErr w:type="spellEnd"/>
+                  <w:r>
+                    <w:rPr>
+                      <w:rFonts w:cstheme="minorHAnsi"/>
+                      <w:b/>
+                      <w:bCs/>
+                      <w:sz w:val="19"/>
+                      <w:szCs w:val="19"/>
+                    </w:rPr>
+                    <w:t xml:space="preserve"> [kg]</w:t>
                   </w:r>
                 </w:p>
               </w:tc>
@@ -2065,7 +2188,47 @@
                       <w:sz w:val="18"/>
                       <w:szCs w:val="18"/>
                     </w:rPr>
-                    <w:t>{#invoiceItems}{#showThickness}{thicknessDetail}{/showThickness}</w:t>
+                    <w:t>{#</w:t>
+                  </w:r>
+                  <w:proofErr w:type="gramStart"/>
+                  <w:r>
+                    <w:rPr>
+                      <w:b/>
+                      <w:bCs/>
+                      <w:sz w:val="18"/>
+                      <w:szCs w:val="18"/>
+                    </w:rPr>
+                    <w:t>invoiceItems}{</w:t>
+                  </w:r>
+                  <w:proofErr w:type="gramEnd"/>
+                  <w:r>
+                    <w:rPr>
+                      <w:b/>
+                      <w:bCs/>
+                      <w:sz w:val="18"/>
+                      <w:szCs w:val="18"/>
+                    </w:rPr>
+                    <w:t>#</w:t>
+                  </w:r>
+                  <w:proofErr w:type="gramStart"/>
+                  <w:r>
+                    <w:rPr>
+                      <w:b/>
+                      <w:bCs/>
+                      <w:sz w:val="18"/>
+                      <w:szCs w:val="18"/>
+                    </w:rPr>
+                    <w:t>showThickness}{</w:t>
+                  </w:r>
+                  <w:proofErr w:type="gramEnd"/>
+                  <w:r>
+                    <w:rPr>
+                      <w:b/>
+                      <w:bCs/>
+                      <w:sz w:val="18"/>
+                      <w:szCs w:val="18"/>
+                    </w:rPr>
+                    <w:t>thicknessDetail}{/showThickness}</w:t>
                   </w:r>
                 </w:p>
                 <w:p>
@@ -2196,7 +2359,87 @@
                       <w:sz w:val="18"/>
                       <w:szCs w:val="18"/>
                     </w:rPr>
-                    <w:t>{#invoices}{#prefixCode}{prefixCode}/{/prefixCode}{containerFrom}{#containerTo} to {containerTo} {/containerTo}</w:t>
+                    <w:t>{#</w:t>
+                  </w:r>
+                  <w:proofErr w:type="gramStart"/>
+                  <w:r>
+                    <w:rPr>
+                      <w:sz w:val="18"/>
+                      <w:szCs w:val="18"/>
+                    </w:rPr>
+                    <w:t>invoices}{</w:t>
+                  </w:r>
+                  <w:proofErr w:type="gramEnd"/>
+                  <w:r>
+                    <w:rPr>
+                      <w:sz w:val="18"/>
+                      <w:szCs w:val="18"/>
+                    </w:rPr>
+                    <w:t>#</w:t>
+                  </w:r>
+                  <w:proofErr w:type="gramStart"/>
+                  <w:r>
+                    <w:rPr>
+                      <w:sz w:val="18"/>
+                      <w:szCs w:val="18"/>
+                    </w:rPr>
+                    <w:t>prefixCode}{</w:t>
+                  </w:r>
+                  <w:proofErr w:type="gramEnd"/>
+                  <w:r>
+                    <w:rPr>
+                      <w:sz w:val="18"/>
+                      <w:szCs w:val="18"/>
+                    </w:rPr>
+                    <w:t>prefixCode}/{/</w:t>
+                  </w:r>
+                  <w:proofErr w:type="gramStart"/>
+                  <w:r>
+                    <w:rPr>
+                      <w:sz w:val="18"/>
+                      <w:szCs w:val="18"/>
+                    </w:rPr>
+                    <w:t>prefixCode}{</w:t>
+                  </w:r>
+                  <w:proofErr w:type="gramEnd"/>
+                  <w:r>
+                    <w:rPr>
+                      <w:sz w:val="18"/>
+                      <w:szCs w:val="18"/>
+                    </w:rPr>
+                    <w:t>containerFrom}{#containerTo} to {</w:t>
+                  </w:r>
+                  <w:proofErr w:type="spellStart"/>
+                  <w:r>
+                    <w:rPr>
+                      <w:sz w:val="18"/>
+                      <w:szCs w:val="18"/>
+                    </w:rPr>
+                    <w:t>containerTo</w:t>
+                  </w:r>
+                  <w:proofErr w:type="spellEnd"/>
+                  <w:r>
+                    <w:rPr>
+                      <w:sz w:val="18"/>
+                      <w:szCs w:val="18"/>
+                    </w:rPr>
+                    <w:t>} {/</w:t>
+                  </w:r>
+                  <w:proofErr w:type="spellStart"/>
+                  <w:r>
+                    <w:rPr>
+                      <w:sz w:val="18"/>
+                      <w:szCs w:val="18"/>
+                    </w:rPr>
+                    <w:t>containerTo</w:t>
+                  </w:r>
+                  <w:proofErr w:type="spellEnd"/>
+                  <w:r>
+                    <w:rPr>
+                      <w:sz w:val="18"/>
+                      <w:szCs w:val="18"/>
+                    </w:rPr>
+                    <w:t>}</w:t>
                   </w:r>
                 </w:p>
               </w:tc>
@@ -2221,8 +2464,18 @@
                       <w:sz w:val="18"/>
                       <w:szCs w:val="18"/>
                     </w:rPr>
-                    <w:t>{materialGrade</w:t>
-                  </w:r>
+                    <w:t>{</w:t>
+                  </w:r>
+                  <w:proofErr w:type="spellStart"/>
+                  <w:r>
+                    <w:rPr>
+                      <w:rFonts w:cstheme="minorHAnsi"/>
+                      <w:sz w:val="18"/>
+                      <w:szCs w:val="18"/>
+                    </w:rPr>
+                    <w:t>materialGrade</w:t>
+                  </w:r>
+                  <w:proofErr w:type="spellEnd"/>
                 </w:p>
                 <w:p>
                   <w:pPr>
@@ -2268,7 +2521,25 @@
                       <w:sz w:val="18"/>
                       <w:szCs w:val="18"/>
                     </w:rPr>
-                    <w:t>{brandName}</w:t>
+                    <w:t>{</w:t>
+                  </w:r>
+                  <w:proofErr w:type="spellStart"/>
+                  <w:r>
+                    <w:rPr>
+                      <w:rFonts w:cstheme="minorHAnsi"/>
+                      <w:sz w:val="18"/>
+                      <w:szCs w:val="18"/>
+                    </w:rPr>
+                    <w:t>brandName</w:t>
+                  </w:r>
+                  <w:proofErr w:type="spellEnd"/>
+                  <w:r>
+                    <w:rPr>
+                      <w:rFonts w:cstheme="minorHAnsi"/>
+                      <w:sz w:val="18"/>
+                      <w:szCs w:val="18"/>
+                    </w:rPr>
+                    <w:t>}</w:t>
                   </w:r>
                 </w:p>
               </w:tc>
@@ -2297,7 +2568,25 @@
                       <w:sz w:val="18"/>
                       <w:szCs w:val="18"/>
                     </w:rPr>
-                    <w:t>{designType}</w:t>
+                    <w:t>{</w:t>
+                  </w:r>
+                  <w:proofErr w:type="spellStart"/>
+                  <w:r>
+                    <w:rPr>
+                      <w:rFonts w:cstheme="minorHAnsi"/>
+                      <w:sz w:val="18"/>
+                      <w:szCs w:val="18"/>
+                    </w:rPr>
+                    <w:t>designType</w:t>
+                  </w:r>
+                  <w:proofErr w:type="spellEnd"/>
+                  <w:r>
+                    <w:rPr>
+                      <w:rFonts w:cstheme="minorHAnsi"/>
+                      <w:sz w:val="18"/>
+                      <w:szCs w:val="18"/>
+                    </w:rPr>
+                    <w:t>}</w:t>
                   </w:r>
                   <w:r>
                     <w:rPr>
@@ -2313,7 +2602,25 @@
                       <w:sz w:val="18"/>
                       <w:szCs w:val="18"/>
                     </w:rPr>
-                    <w:t>{finishType}</w:t>
+                    <w:t>{</w:t>
+                  </w:r>
+                  <w:proofErr w:type="spellStart"/>
+                  <w:r>
+                    <w:rPr>
+                      <w:rFonts w:cstheme="minorHAnsi"/>
+                      <w:sz w:val="18"/>
+                      <w:szCs w:val="18"/>
+                    </w:rPr>
+                    <w:t>finishType</w:t>
+                  </w:r>
+                  <w:proofErr w:type="spellEnd"/>
+                  <w:r>
+                    <w:rPr>
+                      <w:rFonts w:cstheme="minorHAnsi"/>
+                      <w:sz w:val="18"/>
+                      <w:szCs w:val="18"/>
+                    </w:rPr>
+                    <w:t>}</w:t>
                   </w:r>
                 </w:p>
               </w:tc>
@@ -2375,7 +2682,25 @@
                       <w:sz w:val="18"/>
                       <w:szCs w:val="18"/>
                     </w:rPr>
-                    <w:t>{netWeight}</w:t>
+                    <w:t>{</w:t>
+                  </w:r>
+                  <w:proofErr w:type="spellStart"/>
+                  <w:r>
+                    <w:rPr>
+                      <w:rFonts w:cstheme="minorHAnsi"/>
+                      <w:sz w:val="18"/>
+                      <w:szCs w:val="18"/>
+                    </w:rPr>
+                    <w:t>netWeight</w:t>
+                  </w:r>
+                  <w:proofErr w:type="spellEnd"/>
+                  <w:r>
+                    <w:rPr>
+                      <w:rFonts w:cstheme="minorHAnsi"/>
+                      <w:sz w:val="18"/>
+                      <w:szCs w:val="18"/>
+                    </w:rPr>
+                    <w:t>}</w:t>
                   </w:r>
                 </w:p>
               </w:tc>
@@ -2406,7 +2731,25 @@
                       <w:sz w:val="18"/>
                       <w:szCs w:val="18"/>
                     </w:rPr>
-                    <w:t>{grossWeight}</w:t>
+                    <w:t>{</w:t>
+                  </w:r>
+                  <w:proofErr w:type="spellStart"/>
+                  <w:r>
+                    <w:rPr>
+                      <w:rFonts w:cstheme="minorHAnsi"/>
+                      <w:sz w:val="18"/>
+                      <w:szCs w:val="18"/>
+                    </w:rPr>
+                    <w:t>grossWeight</w:t>
+                  </w:r>
+                  <w:proofErr w:type="spellEnd"/>
+                  <w:r>
+                    <w:rPr>
+                      <w:rFonts w:cstheme="minorHAnsi"/>
+                      <w:sz w:val="18"/>
+                      <w:szCs w:val="18"/>
+                    </w:rPr>
+                    <w:t>}</w:t>
                   </w:r>
                 </w:p>
               </w:tc>
@@ -2435,7 +2778,24 @@
                       <w:sz w:val="18"/>
                       <w:szCs w:val="18"/>
                     </w:rPr>
-                    <w:t>{sizeInch}</w:t>
+                    <w:t>{</w:t>
+                  </w:r>
+                  <w:proofErr w:type="spellStart"/>
+                  <w:proofErr w:type="gramStart"/>
+                  <w:r>
+                    <w:rPr>
+                      <w:sz w:val="18"/>
+                      <w:szCs w:val="18"/>
+                    </w:rPr>
+                    <w:t>sizeInch</w:t>
+                  </w:r>
+                  <w:proofErr w:type="spellEnd"/>
+                  <w:r>
+                    <w:rPr>
+                      <w:sz w:val="18"/>
+                      <w:szCs w:val="18"/>
+                    </w:rPr>
+                    <w:t>}</w:t>
                   </w:r>
                   <w:r>
                     <w:rPr>
@@ -2449,7 +2809,31 @@
                       <w:sz w:val="18"/>
                       <w:szCs w:val="18"/>
                     </w:rPr>
-                    <w:t xml:space="preserve"> {/invoices} {/invoiceItems}</w:t>
+                    <w:t xml:space="preserve"> {</w:t>
+                  </w:r>
+                  <w:proofErr w:type="gramEnd"/>
+                  <w:r>
+                    <w:rPr>
+                      <w:sz w:val="18"/>
+                      <w:szCs w:val="18"/>
+                    </w:rPr>
+                    <w:t>/invoices} {/</w:t>
+                  </w:r>
+                  <w:proofErr w:type="spellStart"/>
+                  <w:r>
+                    <w:rPr>
+                      <w:sz w:val="18"/>
+                      <w:szCs w:val="18"/>
+                    </w:rPr>
+                    <w:t>invoiceItems</w:t>
+                  </w:r>
+                  <w:proofErr w:type="spellEnd"/>
+                  <w:r>
+                    <w:rPr>
+                      <w:sz w:val="18"/>
+                      <w:szCs w:val="18"/>
+                    </w:rPr>
+                    <w:t>}</w:t>
                   </w:r>
                 </w:p>
               </w:tc>
@@ -2631,14 +3015,95 @@
                       <w:sz w:val="18"/>
                       <w:szCs w:val="18"/>
                     </w:rPr>
-                    <w:t>{#isCustom}</w:t>
-                  </w:r>
-                  <w:r>
-                    <w:rPr>
-                      <w:sz w:val="18"/>
-                      <w:szCs w:val="18"/>
-                    </w:rPr>
-                    <w:t>{#prefixCode}{prefixCode}/{/prefixCode}{containerFrom}{#containerTo} to {containerTo} {/containerTo}</w:t>
+                    <w:t>{#</w:t>
+                  </w:r>
+                  <w:proofErr w:type="gramStart"/>
+                  <w:r>
+                    <w:rPr>
+                      <w:rFonts w:cstheme="minorHAnsi"/>
+                      <w:sz w:val="18"/>
+                      <w:szCs w:val="18"/>
+                    </w:rPr>
+                    <w:t>isCustom}</w:t>
+                  </w:r>
+                  <w:r>
+                    <w:rPr>
+                      <w:sz w:val="18"/>
+                      <w:szCs w:val="18"/>
+                    </w:rPr>
+                    <w:t>{</w:t>
+                  </w:r>
+                  <w:proofErr w:type="gramEnd"/>
+                  <w:r>
+                    <w:rPr>
+                      <w:sz w:val="18"/>
+                      <w:szCs w:val="18"/>
+                    </w:rPr>
+                    <w:t>#</w:t>
+                  </w:r>
+                  <w:proofErr w:type="gramStart"/>
+                  <w:r>
+                    <w:rPr>
+                      <w:sz w:val="18"/>
+                      <w:szCs w:val="18"/>
+                    </w:rPr>
+                    <w:t>prefixCode}{</w:t>
+                  </w:r>
+                  <w:proofErr w:type="gramEnd"/>
+                  <w:r>
+                    <w:rPr>
+                      <w:sz w:val="18"/>
+                      <w:szCs w:val="18"/>
+                    </w:rPr>
+                    <w:t>prefixCode}/{/</w:t>
+                  </w:r>
+                  <w:proofErr w:type="gramStart"/>
+                  <w:r>
+                    <w:rPr>
+                      <w:sz w:val="18"/>
+                      <w:szCs w:val="18"/>
+                    </w:rPr>
+                    <w:t>prefixCode}{</w:t>
+                  </w:r>
+                  <w:proofErr w:type="gramEnd"/>
+                  <w:r>
+                    <w:rPr>
+                      <w:sz w:val="18"/>
+                      <w:szCs w:val="18"/>
+                    </w:rPr>
+                    <w:t>containerFrom}{#containerTo} to {</w:t>
+                  </w:r>
+                  <w:proofErr w:type="spellStart"/>
+                  <w:r>
+                    <w:rPr>
+                      <w:sz w:val="18"/>
+                      <w:szCs w:val="18"/>
+                    </w:rPr>
+                    <w:t>containerTo</w:t>
+                  </w:r>
+                  <w:proofErr w:type="spellEnd"/>
+                  <w:r>
+                    <w:rPr>
+                      <w:sz w:val="18"/>
+                      <w:szCs w:val="18"/>
+                    </w:rPr>
+                    <w:t>} {/</w:t>
+                  </w:r>
+                  <w:proofErr w:type="spellStart"/>
+                  <w:r>
+                    <w:rPr>
+                      <w:sz w:val="18"/>
+                      <w:szCs w:val="18"/>
+                    </w:rPr>
+                    <w:t>containerTo</w:t>
+                  </w:r>
+                  <w:proofErr w:type="spellEnd"/>
+                  <w:r>
+                    <w:rPr>
+                      <w:sz w:val="18"/>
+                      <w:szCs w:val="18"/>
+                    </w:rPr>
+                    <w:t>}</w:t>
                   </w:r>
                 </w:p>
               </w:tc>
@@ -2704,7 +3169,25 @@
                       <w:sz w:val="18"/>
                       <w:szCs w:val="18"/>
                     </w:rPr>
-                    <w:t>{designType}</w:t>
+                    <w:t>{</w:t>
+                  </w:r>
+                  <w:proofErr w:type="spellStart"/>
+                  <w:r>
+                    <w:rPr>
+                      <w:rFonts w:cstheme="minorHAnsi"/>
+                      <w:sz w:val="18"/>
+                      <w:szCs w:val="18"/>
+                    </w:rPr>
+                    <w:t>designType</w:t>
+                  </w:r>
+                  <w:proofErr w:type="spellEnd"/>
+                  <w:r>
+                    <w:rPr>
+                      <w:rFonts w:cstheme="minorHAnsi"/>
+                      <w:sz w:val="18"/>
+                      <w:szCs w:val="18"/>
+                    </w:rPr>
+                    <w:t>}</w:t>
                   </w:r>
                   <w:r>
                     <w:rPr>
@@ -2720,7 +3203,25 @@
                       <w:sz w:val="18"/>
                       <w:szCs w:val="18"/>
                     </w:rPr>
-                    <w:t>{finishType}</w:t>
+                    <w:t>{</w:t>
+                  </w:r>
+                  <w:proofErr w:type="spellStart"/>
+                  <w:r>
+                    <w:rPr>
+                      <w:rFonts w:cstheme="minorHAnsi"/>
+                      <w:sz w:val="18"/>
+                      <w:szCs w:val="18"/>
+                    </w:rPr>
+                    <w:t>finishType</w:t>
+                  </w:r>
+                  <w:proofErr w:type="spellEnd"/>
+                  <w:r>
+                    <w:rPr>
+                      <w:rFonts w:cstheme="minorHAnsi"/>
+                      <w:sz w:val="18"/>
+                      <w:szCs w:val="18"/>
+                    </w:rPr>
+                    <w:t>}</w:t>
                   </w:r>
                 </w:p>
               </w:tc>
@@ -2873,6 +3374,7 @@
                     </w:rPr>
                     <w:t>/</w:t>
                   </w:r>
+                  <w:proofErr w:type="spellStart"/>
                   <w:r>
                     <w:rPr>
                       <w:rFonts w:cstheme="minorHAnsi"/>
@@ -2881,6 +3383,7 @@
                     </w:rPr>
                     <w:t>isCustom</w:t>
                   </w:r>
+                  <w:proofErr w:type="spellEnd"/>
                   <w:r>
                     <w:rPr>
                       <w:rFonts w:cstheme="minorHAnsi"/>
@@ -2926,6 +3429,7 @@
                     </w:rPr>
                     <w:t>^</w:t>
                   </w:r>
+                  <w:proofErr w:type="gramStart"/>
                   <w:r>
                     <w:rPr>
                       <w:rFonts w:cstheme="minorHAnsi"/>
@@ -2939,7 +3443,47 @@
                       <w:sz w:val="18"/>
                       <w:szCs w:val="18"/>
                     </w:rPr>
-                    <w:t xml:space="preserve">{#prefixCode}{prefixCode}/{/prefixCode}{containerFrom}{#containerTo} to </w:t>
+                    <w:t>{</w:t>
+                  </w:r>
+                  <w:proofErr w:type="gramEnd"/>
+                  <w:r>
+                    <w:rPr>
+                      <w:sz w:val="18"/>
+                      <w:szCs w:val="18"/>
+                    </w:rPr>
+                    <w:t>#</w:t>
+                  </w:r>
+                  <w:proofErr w:type="gramStart"/>
+                  <w:r>
+                    <w:rPr>
+                      <w:sz w:val="18"/>
+                      <w:szCs w:val="18"/>
+                    </w:rPr>
+                    <w:t>prefixCode}{</w:t>
+                  </w:r>
+                  <w:proofErr w:type="gramEnd"/>
+                  <w:r>
+                    <w:rPr>
+                      <w:sz w:val="18"/>
+                      <w:szCs w:val="18"/>
+                    </w:rPr>
+                    <w:t>prefixCode}/{/</w:t>
+                  </w:r>
+                  <w:proofErr w:type="gramStart"/>
+                  <w:r>
+                    <w:rPr>
+                      <w:sz w:val="18"/>
+                      <w:szCs w:val="18"/>
+                    </w:rPr>
+                    <w:t>prefixCode}{</w:t>
+                  </w:r>
+                  <w:proofErr w:type="gramEnd"/>
+                  <w:r>
+                    <w:rPr>
+                      <w:sz w:val="18"/>
+                      <w:szCs w:val="18"/>
+                    </w:rPr>
+                    <w:t xml:space="preserve">containerFrom}{#containerTo} to </w:t>
                   </w:r>
                   <w:r>
                     <w:rPr>
@@ -2947,7 +3491,39 @@
                       <w:szCs w:val="18"/>
                     </w:rPr>
                     <w:lastRenderedPageBreak/>
-                    <w:t>{containerTo} {/containerTo}</w:t>
+                    <w:t>{</w:t>
+                  </w:r>
+                  <w:proofErr w:type="spellStart"/>
+                  <w:r>
+                    <w:rPr>
+                      <w:sz w:val="18"/>
+                      <w:szCs w:val="18"/>
+                    </w:rPr>
+                    <w:t>containerTo</w:t>
+                  </w:r>
+                  <w:proofErr w:type="spellEnd"/>
+                  <w:r>
+                    <w:rPr>
+                      <w:sz w:val="18"/>
+                      <w:szCs w:val="18"/>
+                    </w:rPr>
+                    <w:t>} {/</w:t>
+                  </w:r>
+                  <w:proofErr w:type="spellStart"/>
+                  <w:r>
+                    <w:rPr>
+                      <w:sz w:val="18"/>
+                      <w:szCs w:val="18"/>
+                    </w:rPr>
+                    <w:t>containerTo</w:t>
+                  </w:r>
+                  <w:proofErr w:type="spellEnd"/>
+                  <w:r>
+                    <w:rPr>
+                      <w:sz w:val="18"/>
+                      <w:szCs w:val="18"/>
+                    </w:rPr>
+                    <w:t>}</w:t>
                   </w:r>
                 </w:p>
               </w:tc>
@@ -3003,7 +3579,25 @@
                       <w:sz w:val="18"/>
                       <w:szCs w:val="18"/>
                     </w:rPr>
-                    <w:t>7085 D102 – 1PC / 7232 D102-1PC /  1MM – HD19 D96 – 1 PC</w:t>
+                    <w:t xml:space="preserve">7085 D102 – 1PC / 7232 D102-1PC </w:t>
+                  </w:r>
+                  <w:proofErr w:type="gramStart"/>
+                  <w:r>
+                    <w:rPr>
+                      <w:rFonts w:cstheme="minorHAnsi"/>
+                      <w:sz w:val="18"/>
+                      <w:szCs w:val="18"/>
+                    </w:rPr>
+                    <w:t>/  1</w:t>
+                  </w:r>
+                  <w:proofErr w:type="gramEnd"/>
+                  <w:r>
+                    <w:rPr>
+                      <w:rFonts w:cstheme="minorHAnsi"/>
+                      <w:sz w:val="18"/>
+                      <w:szCs w:val="18"/>
+                    </w:rPr>
+                    <w:t>MM – HD19 D96 – 1 PC</w:t>
                   </w:r>
                 </w:p>
               </w:tc>
@@ -3148,22 +3742,43 @@
                     </w:rPr>
                     <w:t>/</w:t>
                   </w:r>
-                  <w:r>
-                    <w:rPr>
-                      <w:rFonts w:cstheme="minorHAnsi"/>
-                      <w:sz w:val="18"/>
-                      <w:szCs w:val="18"/>
-                    </w:rPr>
-                    <w:t>isCustom}</w:t>
-                  </w:r>
-                  <w:r>
-                    <w:rPr>
-                      <w:rFonts w:cstheme="minorHAnsi"/>
-                      <w:sz w:val="18"/>
-                      <w:szCs w:val="18"/>
-                    </w:rPr>
-                    <w:t>{/</w:t>
-                  </w:r>
+                  <w:proofErr w:type="spellStart"/>
+                  <w:proofErr w:type="gramStart"/>
+                  <w:r>
+                    <w:rPr>
+                      <w:rFonts w:cstheme="minorHAnsi"/>
+                      <w:sz w:val="18"/>
+                      <w:szCs w:val="18"/>
+                    </w:rPr>
+                    <w:t>isCustom</w:t>
+                  </w:r>
+                  <w:proofErr w:type="spellEnd"/>
+                  <w:r>
+                    <w:rPr>
+                      <w:rFonts w:cstheme="minorHAnsi"/>
+                      <w:sz w:val="18"/>
+                      <w:szCs w:val="18"/>
+                    </w:rPr>
+                    <w:t>}</w:t>
+                  </w:r>
+                  <w:r>
+                    <w:rPr>
+                      <w:rFonts w:cstheme="minorHAnsi"/>
+                      <w:sz w:val="18"/>
+                      <w:szCs w:val="18"/>
+                    </w:rPr>
+                    <w:t>{</w:t>
+                  </w:r>
+                  <w:proofErr w:type="gramEnd"/>
+                  <w:r>
+                    <w:rPr>
+                      <w:rFonts w:cstheme="minorHAnsi"/>
+                      <w:sz w:val="18"/>
+                      <w:szCs w:val="18"/>
+                    </w:rPr>
+                    <w:t>/</w:t>
+                  </w:r>
+                  <w:proofErr w:type="spellStart"/>
                   <w:r>
                     <w:rPr>
                       <w:rFonts w:cstheme="minorHAnsi"/>
@@ -3172,6 +3787,7 @@
                     </w:rPr>
                     <w:t>sampleBox</w:t>
                   </w:r>
+                  <w:proofErr w:type="spellEnd"/>
                   <w:r>
                     <w:rPr>
                       <w:rFonts w:cstheme="minorHAnsi"/>
@@ -3281,6 +3897,7 @@
               </w:rPr>
               <w:t>{</w:t>
             </w:r>
+            <w:proofErr w:type="spellStart"/>
             <w:r>
               <w:rPr>
                 <w:rFonts w:cstheme="minorHAnsi"/>
@@ -3289,6 +3906,7 @@
               </w:rPr>
               <w:t>totalQuantity</w:t>
             </w:r>
+            <w:proofErr w:type="spellEnd"/>
             <w:r>
               <w:rPr>
                 <w:rFonts w:cstheme="minorHAnsi"/>
@@ -3353,6 +3971,7 @@
               </w:rPr>
               <w:t>{</w:t>
             </w:r>
+            <w:proofErr w:type="spellStart"/>
             <w:r>
               <w:rPr>
                 <w:rFonts w:cstheme="minorHAnsi"/>
@@ -3361,6 +3980,7 @@
               </w:rPr>
               <w:t>totalBox</w:t>
             </w:r>
+            <w:proofErr w:type="spellEnd"/>
             <w:r>
               <w:rPr>
                 <w:rFonts w:cstheme="minorHAnsi"/>
@@ -3445,6 +4065,7 @@
               </w:rPr>
               <w:t>{</w:t>
             </w:r>
+            <w:proofErr w:type="spellStart"/>
             <w:r>
               <w:rPr>
                 <w:rFonts w:cstheme="minorHAnsi"/>
@@ -3453,6 +4074,7 @@
               </w:rPr>
               <w:t>totalNetWeight</w:t>
             </w:r>
+            <w:proofErr w:type="spellEnd"/>
             <w:r>
               <w:rPr>
                 <w:rFonts w:cstheme="minorHAnsi"/>
@@ -3481,6 +4103,7 @@
               </w:rPr>
               <w:t>{</w:t>
             </w:r>
+            <w:proofErr w:type="spellStart"/>
             <w:r>
               <w:rPr>
                 <w:rFonts w:cstheme="minorHAnsi"/>
@@ -3489,6 +4112,7 @@
               </w:rPr>
               <w:t>totalGrossWeight</w:t>
             </w:r>
+            <w:proofErr w:type="spellEnd"/>
             <w:r>
               <w:rPr>
                 <w:rFonts w:cstheme="minorHAnsi"/>
@@ -3526,7 +4150,45 @@
                 <w:sz w:val="20"/>
                 <w:szCs w:val="20"/>
               </w:rPr>
-              <w:t>{#isCustom}Total Sq.Meter:</w:t>
+              <w:t>{#</w:t>
+            </w:r>
+            <w:proofErr w:type="gramStart"/>
+            <w:r>
+              <w:rPr>
+                <w:rFonts w:cstheme="minorHAnsi"/>
+                <w:sz w:val="20"/>
+                <w:szCs w:val="20"/>
+              </w:rPr>
+              <w:t>isCustom}Total</w:t>
+            </w:r>
+            <w:proofErr w:type="gramEnd"/>
+            <w:r>
+              <w:rPr>
+                <w:rFonts w:cstheme="minorHAnsi"/>
+                <w:sz w:val="20"/>
+                <w:szCs w:val="20"/>
+              </w:rPr>
+              <w:t xml:space="preserve"> </w:t>
+            </w:r>
+            <w:proofErr w:type="spellStart"/>
+            <w:proofErr w:type="gramStart"/>
+            <w:r>
+              <w:rPr>
+                <w:rFonts w:cstheme="minorHAnsi"/>
+                <w:sz w:val="20"/>
+                <w:szCs w:val="20"/>
+              </w:rPr>
+              <w:t>Sq.Meter</w:t>
+            </w:r>
+            <w:proofErr w:type="spellEnd"/>
+            <w:proofErr w:type="gramEnd"/>
+            <w:r>
+              <w:rPr>
+                <w:rFonts w:cstheme="minorHAnsi"/>
+                <w:sz w:val="20"/>
+                <w:szCs w:val="20"/>
+              </w:rPr>
+              <w:t>:</w:t>
             </w:r>
           </w:p>
         </w:tc>
@@ -3551,7 +4213,25 @@
                 <w:sz w:val="20"/>
                 <w:szCs w:val="20"/>
               </w:rPr>
-              <w:t>{totalSqMt}</w:t>
+              <w:t>{</w:t>
+            </w:r>
+            <w:proofErr w:type="spellStart"/>
+            <w:r>
+              <w:rPr>
+                <w:rFonts w:cstheme="minorHAnsi"/>
+                <w:sz w:val="20"/>
+                <w:szCs w:val="20"/>
+              </w:rPr>
+              <w:t>totalSqMt</w:t>
+            </w:r>
+            <w:proofErr w:type="spellEnd"/>
+            <w:r>
+              <w:rPr>
+                <w:rFonts w:cstheme="minorHAnsi"/>
+                <w:sz w:val="20"/>
+                <w:szCs w:val="20"/>
+              </w:rPr>
+              <w:t>}</w:t>
             </w:r>
             <w:r>
               <w:rPr>
@@ -3567,7 +4247,25 @@
                 <w:sz w:val="20"/>
                 <w:szCs w:val="20"/>
               </w:rPr>
-              <w:t>M{/isCustom}</w:t>
+              <w:t>M{/</w:t>
+            </w:r>
+            <w:proofErr w:type="spellStart"/>
+            <w:r>
+              <w:rPr>
+                <w:rFonts w:cstheme="minorHAnsi"/>
+                <w:sz w:val="20"/>
+                <w:szCs w:val="20"/>
+              </w:rPr>
+              <w:t>isCustom</w:t>
+            </w:r>
+            <w:proofErr w:type="spellEnd"/>
+            <w:r>
+              <w:rPr>
+                <w:rFonts w:cstheme="minorHAnsi"/>
+                <w:sz w:val="20"/>
+                <w:szCs w:val="20"/>
+              </w:rPr>
+              <w:t>}</w:t>
             </w:r>
           </w:p>
         </w:tc>
@@ -3648,7 +4346,47 @@
                 <w:sz w:val="20"/>
                 <w:szCs w:val="20"/>
               </w:rPr>
-              <w:t>{#isCustom}Avg/Wt(Kg)</w:t>
+              <w:t>{#</w:t>
+            </w:r>
+            <w:proofErr w:type="gramStart"/>
+            <w:r>
+              <w:rPr>
+                <w:b/>
+                <w:bCs/>
+                <w:sz w:val="20"/>
+                <w:szCs w:val="20"/>
+              </w:rPr>
+              <w:t>isCustom}Avg</w:t>
+            </w:r>
+            <w:proofErr w:type="gramEnd"/>
+            <w:r>
+              <w:rPr>
+                <w:b/>
+                <w:bCs/>
+                <w:sz w:val="20"/>
+                <w:szCs w:val="20"/>
+              </w:rPr>
+              <w:t>/</w:t>
+            </w:r>
+            <w:proofErr w:type="gramStart"/>
+            <w:r>
+              <w:rPr>
+                <w:b/>
+                <w:bCs/>
+                <w:sz w:val="20"/>
+                <w:szCs w:val="20"/>
+              </w:rPr>
+              <w:t>Wt(</w:t>
+            </w:r>
+            <w:proofErr w:type="gramEnd"/>
+            <w:r>
+              <w:rPr>
+                <w:b/>
+                <w:bCs/>
+                <w:sz w:val="20"/>
+                <w:szCs w:val="20"/>
+              </w:rPr>
+              <w:t>Kg)</w:t>
             </w:r>
           </w:p>
         </w:tc>
@@ -3702,7 +4440,27 @@
                 <w:sz w:val="20"/>
                 <w:szCs w:val="20"/>
               </w:rPr>
-              <w:t>Size{/isCustom}</w:t>
+              <w:t>Size{/</w:t>
+            </w:r>
+            <w:proofErr w:type="spellStart"/>
+            <w:r>
+              <w:rPr>
+                <w:b/>
+                <w:bCs/>
+                <w:sz w:val="20"/>
+                <w:szCs w:val="20"/>
+              </w:rPr>
+              <w:t>isCustom</w:t>
+            </w:r>
+            <w:proofErr w:type="spellEnd"/>
+            <w:r>
+              <w:rPr>
+                <w:b/>
+                <w:bCs/>
+                <w:sz w:val="20"/>
+                <w:szCs w:val="20"/>
+              </w:rPr>
+              <w:t>}</w:t>
             </w:r>
           </w:p>
         </w:tc>
@@ -3730,7 +4488,39 @@
                 <w:sz w:val="20"/>
                 <w:szCs w:val="20"/>
               </w:rPr>
-              <w:t>{#isCustom}{#containerSummary} {avgWeight}</w:t>
+              <w:t>{#</w:t>
+            </w:r>
+            <w:proofErr w:type="gramStart"/>
+            <w:r>
+              <w:rPr>
+                <w:sz w:val="20"/>
+                <w:szCs w:val="20"/>
+              </w:rPr>
+              <w:t>isCustom}{</w:t>
+            </w:r>
+            <w:proofErr w:type="gramEnd"/>
+            <w:r>
+              <w:rPr>
+                <w:sz w:val="20"/>
+                <w:szCs w:val="20"/>
+              </w:rPr>
+              <w:t>#containerSummary} {</w:t>
+            </w:r>
+            <w:proofErr w:type="spellStart"/>
+            <w:r>
+              <w:rPr>
+                <w:sz w:val="20"/>
+                <w:szCs w:val="20"/>
+              </w:rPr>
+              <w:t>avgWeight</w:t>
+            </w:r>
+            <w:proofErr w:type="spellEnd"/>
+            <w:r>
+              <w:rPr>
+                <w:sz w:val="20"/>
+                <w:szCs w:val="20"/>
+              </w:rPr>
+              <w:t>}</w:t>
             </w:r>
           </w:p>
         </w:tc>
@@ -3753,7 +4543,23 @@
                 <w:sz w:val="20"/>
                 <w:szCs w:val="20"/>
               </w:rPr>
-              <w:t>{totalSqMtPerType}</w:t>
+              <w:t>{</w:t>
+            </w:r>
+            <w:proofErr w:type="spellStart"/>
+            <w:r>
+              <w:rPr>
+                <w:sz w:val="20"/>
+                <w:szCs w:val="20"/>
+              </w:rPr>
+              <w:t>totalSqMtPerType</w:t>
+            </w:r>
+            <w:proofErr w:type="spellEnd"/>
+            <w:r>
+              <w:rPr>
+                <w:sz w:val="20"/>
+                <w:szCs w:val="20"/>
+              </w:rPr>
+              <w:t>}</w:t>
             </w:r>
           </w:p>
         </w:tc>
@@ -3776,7 +4582,48 @@
                 <w:sz w:val="20"/>
                 <w:szCs w:val="20"/>
               </w:rPr>
-              <w:t>{length} X {width} X {height} MM{/containerSummary}{/isCustom}</w:t>
+              <w:t>{length} X {width} X {height} MM{/</w:t>
+            </w:r>
+            <w:proofErr w:type="spellStart"/>
+            <w:proofErr w:type="gramStart"/>
+            <w:r>
+              <w:rPr>
+                <w:sz w:val="20"/>
+                <w:szCs w:val="20"/>
+              </w:rPr>
+              <w:t>containerSummary</w:t>
+            </w:r>
+            <w:proofErr w:type="spellEnd"/>
+            <w:r>
+              <w:rPr>
+                <w:sz w:val="20"/>
+                <w:szCs w:val="20"/>
+              </w:rPr>
+              <w:t>}{</w:t>
+            </w:r>
+            <w:proofErr w:type="gramEnd"/>
+            <w:r>
+              <w:rPr>
+                <w:sz w:val="20"/>
+                <w:szCs w:val="20"/>
+              </w:rPr>
+              <w:t>/</w:t>
+            </w:r>
+            <w:proofErr w:type="spellStart"/>
+            <w:r>
+              <w:rPr>
+                <w:sz w:val="20"/>
+                <w:szCs w:val="20"/>
+              </w:rPr>
+              <w:t>isCustom</w:t>
+            </w:r>
+            <w:proofErr w:type="spellEnd"/>
+            <w:r>
+              <w:rPr>
+                <w:sz w:val="20"/>
+                <w:szCs w:val="20"/>
+              </w:rPr>
+              <w:t>}</w:t>
             </w:r>
           </w:p>
         </w:tc>
@@ -3790,14 +4637,10 @@
       </w:pPr>
     </w:p>
     <w:sectPr>
-      <w:headerReference w:type="even" r:id="rId8"/>
-      <w:headerReference w:type="default" r:id="rId9"/>
-      <w:footerReference w:type="even" r:id="rId10"/>
-      <w:footerReference w:type="default" r:id="rId11"/>
-      <w:headerReference w:type="first" r:id="rId12"/>
-      <w:footerReference w:type="first" r:id="rId13"/>
+      <w:headerReference w:type="default" r:id="rId8"/>
+      <w:footerReference w:type="default" r:id="rId9"/>
       <w:pgSz w:w="12240" w:h="15840" w:code="1"/>
-      <w:pgMar w:top="482" w:right="567" w:bottom="1701" w:left="567" w:header="113" w:footer="510" w:gutter="0"/>
+      <w:pgMar w:top="482" w:right="567" w:bottom="1701" w:left="567" w:header="198" w:footer="510" w:gutter="0"/>
       <w:pgBorders w:offsetFrom="page">
         <w:top w:val="single" w:sz="4" w:space="24" w:color="auto"/>
         <w:left w:val="single" w:sz="4" w:space="28" w:color="auto"/>
@@ -3837,16 +4680,6 @@
 </file>
 
 <file path=word/footer1.xml><?xml version="1.0" encoding="utf-8"?>
-<w:ftr xmlns:wpc="http://schemas.microsoft.com/office/word/2010/wordprocessingCanvas" xmlns:cx="http://schemas.microsoft.com/office/drawing/2014/chartex" xmlns:cx1="http://schemas.microsoft.com/office/drawing/2015/9/8/chartex" xmlns:cx2="http://schemas.microsoft.com/office/drawing/2015/10/21/chartex" xmlns:cx3="http://schemas.microsoft.com/office/drawing/2016/5/9/chartex" xmlns:cx4="http://schemas.microsoft.com/office/drawing/2016/5/10/chartex" xmlns:cx5="http://schemas.microsoft.com/office/drawing/2016/5/11/chartex" xmlns:cx6="http://schemas.microsoft.com/office/drawing/2016/5/12/chartex" xmlns:cx7="http://schemas.microsoft.com/office/drawing/2016/5/13/chartex" xmlns:cx8="http://schemas.microsoft.com/office/drawing/2016/5/14/chartex" xmlns:mc="http://schemas.openxmlformats.org/markup-compatibility/2006" xmlns:aink="http://schemas.microsoft.com/office/drawing/2016/ink" xmlns:am3d="http://schemas.microsoft.com/office/drawing/2017/model3d" xmlns:o="urn:schemas-microsoft-com:office:office" xmlns:oel="http://schemas.microsoft.com/office/2019/extlst" xmlns:r="http://schemas.openxmlformats.org/officeDocument/2006/relationships" xmlns:m="http://schemas.openxmlformats.org/officeDocument/2006/math" xmlns:v="urn:schemas-microsoft-com:vml" xmlns:wp14="http://schemas.microsoft.com/office/word/2010/wordprocessingDrawing" xmlns:wp="http://schemas.openxmlformats.org/drawingml/2006/wordprocessingDrawing" xmlns:w10="urn:schemas-microsoft-com:office:word" xmlns:w="http://schemas.openxmlformats.org/wordprocessingml/2006/main" xmlns:w14="http://schemas.microsoft.com/office/word/2010/wordml" xmlns:w15="http://schemas.microsoft.com/office/word/2012/wordml" xmlns:w16cex="http://schemas.microsoft.com/office/word/2018/wordml/cex" xmlns:w16cid="http://schemas.microsoft.com/office/word/2016/wordml/cid" xmlns:w16="http://schemas.microsoft.com/office/word/2018/wordml" xmlns:w16du="http://schemas.microsoft.com/office/word/2023/wordml/word16du" xmlns:w16sdtdh="http://schemas.microsoft.com/office/word/2020/wordml/sdtdatahash" xmlns:w16sdtfl="http://schemas.microsoft.com/office/word/2024/wordml/sdtformatlock" xmlns:w16se="http://schemas.microsoft.com/office/word/2015/wordml/symex" xmlns:wpg="http://schemas.microsoft.com/office/word/2010/wordprocessingGroup" xmlns:wpi="http://schemas.microsoft.com/office/word/2010/wordprocessingInk" xmlns:wne="http://schemas.microsoft.com/office/word/2006/wordml" xmlns:wps="http://schemas.microsoft.com/office/word/2010/wordprocessingShape" mc:Ignorable="w14 w15 w16se w16cid w16 w16cex w16sdtdh w16sdtfl w16du wp14">
-  <w:p>
-    <w:pPr>
-      <w:pStyle w:val="Footer"/>
-    </w:pPr>
-  </w:p>
-</w:ftr>
-</file>
-
-<file path=word/footer2.xml><?xml version="1.0" encoding="utf-8"?>
 <w:ftr xmlns:wpc="http://schemas.microsoft.com/office/word/2010/wordprocessingCanvas" xmlns:cx="http://schemas.microsoft.com/office/drawing/2014/chartex" xmlns:cx1="http://schemas.microsoft.com/office/drawing/2015/9/8/chartex" xmlns:cx2="http://schemas.microsoft.com/office/drawing/2015/10/21/chartex" xmlns:cx3="http://schemas.microsoft.com/office/drawing/2016/5/9/chartex" xmlns:cx4="http://schemas.microsoft.com/office/drawing/2016/5/10/chartex" xmlns:cx5="http://schemas.microsoft.com/office/drawing/2016/5/11/chartex" xmlns:cx6="http://schemas.microsoft.com/office/drawing/2016/5/12/chartex" xmlns:cx7="http://schemas.microsoft.com/office/drawing/2016/5/13/chartex" xmlns:cx8="http://schemas.microsoft.com/office/drawing/2016/5/14/chartex" xmlns:mc="http://schemas.openxmlformats.org/markup-compatibility/2006" xmlns:aink="http://schemas.microsoft.com/office/drawing/2016/ink" xmlns:am3d="http://schemas.microsoft.com/office/drawing/2017/model3d" xmlns:o="urn:schemas-microsoft-com:office:office" xmlns:oel="http://schemas.microsoft.com/office/2019/extlst" xmlns:r="http://schemas.openxmlformats.org/officeDocument/2006/relationships" xmlns:m="http://schemas.openxmlformats.org/officeDocument/2006/math" xmlns:v="urn:schemas-microsoft-com:vml" xmlns:wp14="http://schemas.microsoft.com/office/word/2010/wordprocessingDrawing" xmlns:wp="http://schemas.openxmlformats.org/drawingml/2006/wordprocessingDrawing" xmlns:w10="urn:schemas-microsoft-com:office:word" xmlns:w="http://schemas.openxmlformats.org/wordprocessingml/2006/main" xmlns:w14="http://schemas.microsoft.com/office/word/2010/wordml" xmlns:w15="http://schemas.microsoft.com/office/word/2012/wordml" xmlns:w16cex="http://schemas.microsoft.com/office/word/2018/wordml/cex" xmlns:w16cid="http://schemas.microsoft.com/office/word/2016/wordml/cid" xmlns:w16="http://schemas.microsoft.com/office/word/2018/wordml" xmlns:w16du="http://schemas.microsoft.com/office/word/2023/wordml/word16du" xmlns:w16sdtdh="http://schemas.microsoft.com/office/word/2020/wordml/sdtdatahash" xmlns:w16sdtfl="http://schemas.microsoft.com/office/word/2024/wordml/sdtformatlock" xmlns:w16se="http://schemas.microsoft.com/office/word/2015/wordml/symex" xmlns:wpg="http://schemas.microsoft.com/office/word/2010/wordprocessingGroup" xmlns:wpi="http://schemas.microsoft.com/office/word/2010/wordprocessingInk" xmlns:wne="http://schemas.microsoft.com/office/word/2006/wordml" xmlns:wps="http://schemas.microsoft.com/office/word/2010/wordprocessingShape" mc:Ignorable="w14 w15 w16se w16cid w16 w16cex w16sdtdh w16sdtfl w16du wp14">
   <w:p>
     <w:pPr>
@@ -4056,7 +4889,16 @@
         <w:bCs/>
         <w:spacing w:val="60"/>
       </w:rPr>
-      <w:t xml:space="preserve">  </w:t>
+      <w:t xml:space="preserve"> </w:t>
+    </w:r>
+    <w:proofErr w:type="gramStart"/>
+    <w:r>
+      <w:rPr>
+        <w:b/>
+        <w:bCs/>
+        <w:spacing w:val="60"/>
+      </w:rPr>
+      <w:t xml:space="preserve"> </w:t>
     </w:r>
     <w:r>
       <w:rPr>
@@ -4080,7 +4922,16 @@
         <w:bCs/>
         <w:spacing w:val="60"/>
       </w:rPr>
-      <w:t>(I)</w:t>
+      <w:t>(</w:t>
+    </w:r>
+    <w:proofErr w:type="gramEnd"/>
+    <w:r>
+      <w:rPr>
+        <w:b/>
+        <w:bCs/>
+        <w:spacing w:val="60"/>
+      </w:rPr>
+      <w:t>I)</w:t>
     </w:r>
     <w:r>
       <w:rPr>
@@ -4191,16 +5042,6 @@
 </w:ftr>
 </file>
 
-<file path=word/footer3.xml><?xml version="1.0" encoding="utf-8"?>
-<w:ftr xmlns:wpc="http://schemas.microsoft.com/office/word/2010/wordprocessingCanvas" xmlns:cx="http://schemas.microsoft.com/office/drawing/2014/chartex" xmlns:cx1="http://schemas.microsoft.com/office/drawing/2015/9/8/chartex" xmlns:cx2="http://schemas.microsoft.com/office/drawing/2015/10/21/chartex" xmlns:cx3="http://schemas.microsoft.com/office/drawing/2016/5/9/chartex" xmlns:cx4="http://schemas.microsoft.com/office/drawing/2016/5/10/chartex" xmlns:cx5="http://schemas.microsoft.com/office/drawing/2016/5/11/chartex" xmlns:cx6="http://schemas.microsoft.com/office/drawing/2016/5/12/chartex" xmlns:cx7="http://schemas.microsoft.com/office/drawing/2016/5/13/chartex" xmlns:cx8="http://schemas.microsoft.com/office/drawing/2016/5/14/chartex" xmlns:mc="http://schemas.openxmlformats.org/markup-compatibility/2006" xmlns:aink="http://schemas.microsoft.com/office/drawing/2016/ink" xmlns:am3d="http://schemas.microsoft.com/office/drawing/2017/model3d" xmlns:o="urn:schemas-microsoft-com:office:office" xmlns:oel="http://schemas.microsoft.com/office/2019/extlst" xmlns:r="http://schemas.openxmlformats.org/officeDocument/2006/relationships" xmlns:m="http://schemas.openxmlformats.org/officeDocument/2006/math" xmlns:v="urn:schemas-microsoft-com:vml" xmlns:wp14="http://schemas.microsoft.com/office/word/2010/wordprocessingDrawing" xmlns:wp="http://schemas.openxmlformats.org/drawingml/2006/wordprocessingDrawing" xmlns:w10="urn:schemas-microsoft-com:office:word" xmlns:w="http://schemas.openxmlformats.org/wordprocessingml/2006/main" xmlns:w14="http://schemas.microsoft.com/office/word/2010/wordml" xmlns:w15="http://schemas.microsoft.com/office/word/2012/wordml" xmlns:w16cex="http://schemas.microsoft.com/office/word/2018/wordml/cex" xmlns:w16cid="http://schemas.microsoft.com/office/word/2016/wordml/cid" xmlns:w16="http://schemas.microsoft.com/office/word/2018/wordml" xmlns:w16du="http://schemas.microsoft.com/office/word/2023/wordml/word16du" xmlns:w16sdtdh="http://schemas.microsoft.com/office/word/2020/wordml/sdtdatahash" xmlns:w16sdtfl="http://schemas.microsoft.com/office/word/2024/wordml/sdtformatlock" xmlns:w16se="http://schemas.microsoft.com/office/word/2015/wordml/symex" xmlns:wpg="http://schemas.microsoft.com/office/word/2010/wordprocessingGroup" xmlns:wpi="http://schemas.microsoft.com/office/word/2010/wordprocessingInk" xmlns:wne="http://schemas.microsoft.com/office/word/2006/wordml" xmlns:wps="http://schemas.microsoft.com/office/word/2010/wordprocessingShape" mc:Ignorable="w14 w15 w16se w16cid w16 w16cex w16sdtdh w16sdtfl w16du wp14">
-  <w:p>
-    <w:pPr>
-      <w:pStyle w:val="Footer"/>
-    </w:pPr>
-  </w:p>
-</w:ftr>
-</file>
-
 <file path=word/footnotes.xml><?xml version="1.0" encoding="utf-8"?>
 <w:footnotes xmlns:wpc="http://schemas.microsoft.com/office/word/2010/wordprocessingCanvas" xmlns:cx="http://schemas.microsoft.com/office/drawing/2014/chartex" xmlns:cx1="http://schemas.microsoft.com/office/drawing/2015/9/8/chartex" xmlns:cx2="http://schemas.microsoft.com/office/drawing/2015/10/21/chartex" xmlns:cx3="http://schemas.microsoft.com/office/drawing/2016/5/9/chartex" xmlns:cx4="http://schemas.microsoft.com/office/drawing/2016/5/10/chartex" xmlns:cx5="http://schemas.microsoft.com/office/drawing/2016/5/11/chartex" xmlns:cx6="http://schemas.microsoft.com/office/drawing/2016/5/12/chartex" xmlns:cx7="http://schemas.microsoft.com/office/drawing/2016/5/13/chartex" xmlns:cx8="http://schemas.microsoft.com/office/drawing/2016/5/14/chartex" xmlns:mc="http://schemas.openxmlformats.org/markup-compatibility/2006" xmlns:aink="http://schemas.microsoft.com/office/drawing/2016/ink" xmlns:am3d="http://schemas.microsoft.com/office/drawing/2017/model3d" xmlns:o="urn:schemas-microsoft-com:office:office" xmlns:oel="http://schemas.microsoft.com/office/2019/extlst" xmlns:r="http://schemas.openxmlformats.org/officeDocument/2006/relationships" xmlns:m="http://schemas.openxmlformats.org/officeDocument/2006/math" xmlns:v="urn:schemas-microsoft-com:vml" xmlns:wp14="http://schemas.microsoft.com/office/word/2010/wordprocessingDrawing" xmlns:wp="http://schemas.openxmlformats.org/drawingml/2006/wordprocessingDrawing" xmlns:w10="urn:schemas-microsoft-com:office:word" xmlns:w="http://schemas.openxmlformats.org/wordprocessingml/2006/main" xmlns:w14="http://schemas.microsoft.com/office/word/2010/wordml" xmlns:w15="http://schemas.microsoft.com/office/word/2012/wordml" xmlns:w16cex="http://schemas.microsoft.com/office/word/2018/wordml/cex" xmlns:w16cid="http://schemas.microsoft.com/office/word/2016/wordml/cid" xmlns:w16="http://schemas.microsoft.com/office/word/2018/wordml" xmlns:w16du="http://schemas.microsoft.com/office/word/2023/wordml/word16du" xmlns:w16sdtdh="http://schemas.microsoft.com/office/word/2020/wordml/sdtdatahash" xmlns:w16sdtfl="http://schemas.microsoft.com/office/word/2024/wordml/sdtformatlock" xmlns:w16se="http://schemas.microsoft.com/office/word/2015/wordml/symex" xmlns:wpg="http://schemas.microsoft.com/office/word/2010/wordprocessingGroup" xmlns:wpi="http://schemas.microsoft.com/office/word/2010/wordprocessingInk" xmlns:wne="http://schemas.microsoft.com/office/word/2006/wordml" xmlns:wps="http://schemas.microsoft.com/office/word/2010/wordprocessingShape" mc:Ignorable="w14 w15 w16se w16cid w16 w16cex w16sdtdh w16sdtfl w16du wp14">
   <w:footnote w:type="separator" w:id="-1">
@@ -4231,16 +5072,6 @@
   <w:p>
     <w:pPr>
       <w:pStyle w:val="Header"/>
-    </w:pPr>
-  </w:p>
-</w:hdr>
-</file>
-
-<file path=word/header2.xml><?xml version="1.0" encoding="utf-8"?>
-<w:hdr xmlns:wpc="http://schemas.microsoft.com/office/word/2010/wordprocessingCanvas" xmlns:cx="http://schemas.microsoft.com/office/drawing/2014/chartex" xmlns:cx1="http://schemas.microsoft.com/office/drawing/2015/9/8/chartex" xmlns:cx2="http://schemas.microsoft.com/office/drawing/2015/10/21/chartex" xmlns:cx3="http://schemas.microsoft.com/office/drawing/2016/5/9/chartex" xmlns:cx4="http://schemas.microsoft.com/office/drawing/2016/5/10/chartex" xmlns:cx5="http://schemas.microsoft.com/office/drawing/2016/5/11/chartex" xmlns:cx6="http://schemas.microsoft.com/office/drawing/2016/5/12/chartex" xmlns:cx7="http://schemas.microsoft.com/office/drawing/2016/5/13/chartex" xmlns:cx8="http://schemas.microsoft.com/office/drawing/2016/5/14/chartex" xmlns:mc="http://schemas.openxmlformats.org/markup-compatibility/2006" xmlns:aink="http://schemas.microsoft.com/office/drawing/2016/ink" xmlns:am3d="http://schemas.microsoft.com/office/drawing/2017/model3d" xmlns:o="urn:schemas-microsoft-com:office:office" xmlns:oel="http://schemas.microsoft.com/office/2019/extlst" xmlns:r="http://schemas.openxmlformats.org/officeDocument/2006/relationships" xmlns:m="http://schemas.openxmlformats.org/officeDocument/2006/math" xmlns:v="urn:schemas-microsoft-com:vml" xmlns:wp14="http://schemas.microsoft.com/office/word/2010/wordprocessingDrawing" xmlns:wp="http://schemas.openxmlformats.org/drawingml/2006/wordprocessingDrawing" xmlns:w10="urn:schemas-microsoft-com:office:word" xmlns:w="http://schemas.openxmlformats.org/wordprocessingml/2006/main" xmlns:w14="http://schemas.microsoft.com/office/word/2010/wordml" xmlns:w15="http://schemas.microsoft.com/office/word/2012/wordml" xmlns:w16cex="http://schemas.microsoft.com/office/word/2018/wordml/cex" xmlns:w16cid="http://schemas.microsoft.com/office/word/2016/wordml/cid" xmlns:w16="http://schemas.microsoft.com/office/word/2018/wordml" xmlns:w16du="http://schemas.microsoft.com/office/word/2023/wordml/word16du" xmlns:w16sdtdh="http://schemas.microsoft.com/office/word/2020/wordml/sdtdatahash" xmlns:w16sdtfl="http://schemas.microsoft.com/office/word/2024/wordml/sdtformatlock" xmlns:w16se="http://schemas.microsoft.com/office/word/2015/wordml/symex" xmlns:wpg="http://schemas.microsoft.com/office/word/2010/wordprocessingGroup" xmlns:wpi="http://schemas.microsoft.com/office/word/2010/wordprocessingInk" xmlns:wne="http://schemas.microsoft.com/office/word/2006/wordml" xmlns:wps="http://schemas.microsoft.com/office/word/2010/wordprocessingShape" mc:Ignorable="w14 w15 w16se w16cid w16 w16cex w16sdtdh w16sdtfl w16du wp14">
-  <w:p>
-    <w:pPr>
-      <w:pStyle w:val="Header"/>
       <w:jc w:val="center"/>
       <w:rPr>
         <w:b/>
@@ -4258,16 +5089,6 @@
       </w:rPr>
       <w:t>Packing List</w:t>
     </w:r>
-  </w:p>
-</w:hdr>
-</file>
-
-<file path=word/header3.xml><?xml version="1.0" encoding="utf-8"?>
-<w:hdr xmlns:wpc="http://schemas.microsoft.com/office/word/2010/wordprocessingCanvas" xmlns:cx="http://schemas.microsoft.com/office/drawing/2014/chartex" xmlns:cx1="http://schemas.microsoft.com/office/drawing/2015/9/8/chartex" xmlns:cx2="http://schemas.microsoft.com/office/drawing/2015/10/21/chartex" xmlns:cx3="http://schemas.microsoft.com/office/drawing/2016/5/9/chartex" xmlns:cx4="http://schemas.microsoft.com/office/drawing/2016/5/10/chartex" xmlns:cx5="http://schemas.microsoft.com/office/drawing/2016/5/11/chartex" xmlns:cx6="http://schemas.microsoft.com/office/drawing/2016/5/12/chartex" xmlns:cx7="http://schemas.microsoft.com/office/drawing/2016/5/13/chartex" xmlns:cx8="http://schemas.microsoft.com/office/drawing/2016/5/14/chartex" xmlns:mc="http://schemas.openxmlformats.org/markup-compatibility/2006" xmlns:aink="http://schemas.microsoft.com/office/drawing/2016/ink" xmlns:am3d="http://schemas.microsoft.com/office/drawing/2017/model3d" xmlns:o="urn:schemas-microsoft-com:office:office" xmlns:oel="http://schemas.microsoft.com/office/2019/extlst" xmlns:r="http://schemas.openxmlformats.org/officeDocument/2006/relationships" xmlns:m="http://schemas.openxmlformats.org/officeDocument/2006/math" xmlns:v="urn:schemas-microsoft-com:vml" xmlns:wp14="http://schemas.microsoft.com/office/word/2010/wordprocessingDrawing" xmlns:wp="http://schemas.openxmlformats.org/drawingml/2006/wordprocessingDrawing" xmlns:w10="urn:schemas-microsoft-com:office:word" xmlns:w="http://schemas.openxmlformats.org/wordprocessingml/2006/main" xmlns:w14="http://schemas.microsoft.com/office/word/2010/wordml" xmlns:w15="http://schemas.microsoft.com/office/word/2012/wordml" xmlns:w16cex="http://schemas.microsoft.com/office/word/2018/wordml/cex" xmlns:w16cid="http://schemas.microsoft.com/office/word/2016/wordml/cid" xmlns:w16="http://schemas.microsoft.com/office/word/2018/wordml" xmlns:w16du="http://schemas.microsoft.com/office/word/2023/wordml/word16du" xmlns:w16sdtdh="http://schemas.microsoft.com/office/word/2020/wordml/sdtdatahash" xmlns:w16sdtfl="http://schemas.microsoft.com/office/word/2024/wordml/sdtformatlock" xmlns:w16se="http://schemas.microsoft.com/office/word/2015/wordml/symex" xmlns:wpg="http://schemas.microsoft.com/office/word/2010/wordprocessingGroup" xmlns:wpi="http://schemas.microsoft.com/office/word/2010/wordprocessingInk" xmlns:wne="http://schemas.microsoft.com/office/word/2006/wordml" xmlns:wps="http://schemas.microsoft.com/office/word/2010/wordprocessingShape" mc:Ignorable="w14 w15 w16se w16cid w16 w16cex w16sdtdh w16sdtfl w16du wp14">
-  <w:p>
-    <w:pPr>
-      <w:pStyle w:val="Header"/>
-    </w:pPr>
   </w:p>
 </w:hdr>
 </file>

--- a/electron/database/generate-document/templates/packing-aus.docx
+++ b/electron/database/generate-document/templates/packing-aus.docx
@@ -1193,7 +1193,6 @@
               <w:t>{^</w:t>
             </w:r>
             <w:proofErr w:type="spellStart"/>
-            <w:proofErr w:type="gramStart"/>
             <w:r>
               <w:rPr>
                 <w:rFonts w:cstheme="minorHAnsi"/>
@@ -1212,7 +1211,6 @@
               <w:t>}{</w:t>
             </w:r>
             <w:proofErr w:type="spellStart"/>
-            <w:proofErr w:type="gramEnd"/>
             <w:r>
               <w:rPr>
                 <w:rFonts w:cstheme="minorHAnsi"/>
@@ -1400,7 +1398,6 @@
               <w:t>{^</w:t>
             </w:r>
             <w:proofErr w:type="spellStart"/>
-            <w:proofErr w:type="gramStart"/>
             <w:r>
               <w:rPr>
                 <w:rFonts w:cstheme="minorHAnsi"/>
@@ -1428,7 +1425,6 @@
               <w:t>{</w:t>
             </w:r>
             <w:proofErr w:type="spellStart"/>
-            <w:proofErr w:type="gramEnd"/>
             <w:r>
               <w:rPr>
                 <w:rFonts w:ascii="SansSerif" w:hAnsi="SansSerif" w:cs="SansSerif"/>
@@ -2188,47 +2184,7 @@
                       <w:sz w:val="18"/>
                       <w:szCs w:val="18"/>
                     </w:rPr>
-                    <w:t>{#</w:t>
-                  </w:r>
-                  <w:proofErr w:type="gramStart"/>
-                  <w:r>
-                    <w:rPr>
-                      <w:b/>
-                      <w:bCs/>
-                      <w:sz w:val="18"/>
-                      <w:szCs w:val="18"/>
-                    </w:rPr>
-                    <w:t>invoiceItems}{</w:t>
-                  </w:r>
-                  <w:proofErr w:type="gramEnd"/>
-                  <w:r>
-                    <w:rPr>
-                      <w:b/>
-                      <w:bCs/>
-                      <w:sz w:val="18"/>
-                      <w:szCs w:val="18"/>
-                    </w:rPr>
-                    <w:t>#</w:t>
-                  </w:r>
-                  <w:proofErr w:type="gramStart"/>
-                  <w:r>
-                    <w:rPr>
-                      <w:b/>
-                      <w:bCs/>
-                      <w:sz w:val="18"/>
-                      <w:szCs w:val="18"/>
-                    </w:rPr>
-                    <w:t>showThickness}{</w:t>
-                  </w:r>
-                  <w:proofErr w:type="gramEnd"/>
-                  <w:r>
-                    <w:rPr>
-                      <w:b/>
-                      <w:bCs/>
-                      <w:sz w:val="18"/>
-                      <w:szCs w:val="18"/>
-                    </w:rPr>
-                    <w:t>thicknessDetail}{/showThickness}</w:t>
+                    <w:t>{#invoiceItems}{#showThickness}{thicknessDetail}{/showThickness}</w:t>
                   </w:r>
                 </w:p>
                 <w:p>
@@ -2359,55 +2315,7 @@
                       <w:sz w:val="18"/>
                       <w:szCs w:val="18"/>
                     </w:rPr>
-                    <w:t>{#</w:t>
-                  </w:r>
-                  <w:proofErr w:type="gramStart"/>
-                  <w:r>
-                    <w:rPr>
-                      <w:sz w:val="18"/>
-                      <w:szCs w:val="18"/>
-                    </w:rPr>
-                    <w:t>invoices}{</w:t>
-                  </w:r>
-                  <w:proofErr w:type="gramEnd"/>
-                  <w:r>
-                    <w:rPr>
-                      <w:sz w:val="18"/>
-                      <w:szCs w:val="18"/>
-                    </w:rPr>
-                    <w:t>#</w:t>
-                  </w:r>
-                  <w:proofErr w:type="gramStart"/>
-                  <w:r>
-                    <w:rPr>
-                      <w:sz w:val="18"/>
-                      <w:szCs w:val="18"/>
-                    </w:rPr>
-                    <w:t>prefixCode}{</w:t>
-                  </w:r>
-                  <w:proofErr w:type="gramEnd"/>
-                  <w:r>
-                    <w:rPr>
-                      <w:sz w:val="18"/>
-                      <w:szCs w:val="18"/>
-                    </w:rPr>
-                    <w:t>prefixCode}/{/</w:t>
-                  </w:r>
-                  <w:proofErr w:type="gramStart"/>
-                  <w:r>
-                    <w:rPr>
-                      <w:sz w:val="18"/>
-                      <w:szCs w:val="18"/>
-                    </w:rPr>
-                    <w:t>prefixCode}{</w:t>
-                  </w:r>
-                  <w:proofErr w:type="gramEnd"/>
-                  <w:r>
-                    <w:rPr>
-                      <w:sz w:val="18"/>
-                      <w:szCs w:val="18"/>
-                    </w:rPr>
-                    <w:t>containerFrom}{#containerTo} to {</w:t>
+                    <w:t>{#invoices}{#prefixCode}{prefixCode}/{/prefixCode}{containerFrom}{#containerTo} to {</w:t>
                   </w:r>
                   <w:proofErr w:type="spellStart"/>
                   <w:r>
@@ -2781,7 +2689,6 @@
                     <w:t>{</w:t>
                   </w:r>
                   <w:proofErr w:type="spellStart"/>
-                  <w:proofErr w:type="gramStart"/>
                   <w:r>
                     <w:rPr>
                       <w:sz w:val="18"/>
@@ -2809,15 +2716,7 @@
                       <w:sz w:val="18"/>
                       <w:szCs w:val="18"/>
                     </w:rPr>
-                    <w:t xml:space="preserve"> {</w:t>
-                  </w:r>
-                  <w:proofErr w:type="gramEnd"/>
-                  <w:r>
-                    <w:rPr>
-                      <w:sz w:val="18"/>
-                      <w:szCs w:val="18"/>
-                    </w:rPr>
-                    <w:t>/invoices} {/</w:t>
+                    <w:t xml:space="preserve"> {/invoices} {/</w:t>
                   </w:r>
                   <w:proofErr w:type="spellStart"/>
                   <w:r>
@@ -3015,63 +2914,14 @@
                       <w:sz w:val="18"/>
                       <w:szCs w:val="18"/>
                     </w:rPr>
-                    <w:t>{#</w:t>
-                  </w:r>
-                  <w:proofErr w:type="gramStart"/>
-                  <w:r>
-                    <w:rPr>
-                      <w:rFonts w:cstheme="minorHAnsi"/>
-                      <w:sz w:val="18"/>
-                      <w:szCs w:val="18"/>
-                    </w:rPr>
-                    <w:t>isCustom}</w:t>
-                  </w:r>
-                  <w:r>
-                    <w:rPr>
-                      <w:sz w:val="18"/>
-                      <w:szCs w:val="18"/>
-                    </w:rPr>
-                    <w:t>{</w:t>
-                  </w:r>
-                  <w:proofErr w:type="gramEnd"/>
-                  <w:r>
-                    <w:rPr>
-                      <w:sz w:val="18"/>
-                      <w:szCs w:val="18"/>
-                    </w:rPr>
-                    <w:t>#</w:t>
-                  </w:r>
-                  <w:proofErr w:type="gramStart"/>
-                  <w:r>
-                    <w:rPr>
-                      <w:sz w:val="18"/>
-                      <w:szCs w:val="18"/>
-                    </w:rPr>
-                    <w:t>prefixCode}{</w:t>
-                  </w:r>
-                  <w:proofErr w:type="gramEnd"/>
-                  <w:r>
-                    <w:rPr>
-                      <w:sz w:val="18"/>
-                      <w:szCs w:val="18"/>
-                    </w:rPr>
-                    <w:t>prefixCode}/{/</w:t>
-                  </w:r>
-                  <w:proofErr w:type="gramStart"/>
-                  <w:r>
-                    <w:rPr>
-                      <w:sz w:val="18"/>
-                      <w:szCs w:val="18"/>
-                    </w:rPr>
-                    <w:t>prefixCode}{</w:t>
-                  </w:r>
-                  <w:proofErr w:type="gramEnd"/>
-                  <w:r>
-                    <w:rPr>
-                      <w:sz w:val="18"/>
-                      <w:szCs w:val="18"/>
-                    </w:rPr>
-                    <w:t>containerFrom}{#containerTo} to {</w:t>
+                    <w:t>{#isCustom}</w:t>
+                  </w:r>
+                  <w:r>
+                    <w:rPr>
+                      <w:sz w:val="18"/>
+                      <w:szCs w:val="18"/>
+                    </w:rPr>
+                    <w:t>{#prefixCode}{prefixCode}/{/prefixCode}{containerFrom}{#containerTo} to {</w:t>
                   </w:r>
                   <w:proofErr w:type="spellStart"/>
                   <w:r>
@@ -3247,14 +3097,6 @@
                       <w:szCs w:val="18"/>
                     </w:rPr>
                   </w:pPr>
-                  <w:r>
-                    <w:rPr>
-                      <w:rFonts w:cstheme="minorHAnsi"/>
-                      <w:sz w:val="18"/>
-                      <w:szCs w:val="18"/>
-                    </w:rPr>
-                    <w:t>0</w:t>
-                  </w:r>
                 </w:p>
               </w:tc>
               <w:tc>
@@ -3279,14 +3121,6 @@
                       <w:szCs w:val="18"/>
                     </w:rPr>
                   </w:pPr>
-                  <w:r>
-                    <w:rPr>
-                      <w:rFonts w:cstheme="minorHAnsi"/>
-                      <w:sz w:val="18"/>
-                      <w:szCs w:val="18"/>
-                    </w:rPr>
-                    <w:t>22</w:t>
-                  </w:r>
                 </w:p>
               </w:tc>
               <w:tc>
@@ -3311,14 +3145,6 @@
                       <w:szCs w:val="18"/>
                     </w:rPr>
                   </w:pPr>
-                  <w:r>
-                    <w:rPr>
-                      <w:rFonts w:cstheme="minorHAnsi"/>
-                      <w:sz w:val="18"/>
-                      <w:szCs w:val="18"/>
-                    </w:rPr>
-                    <w:t>24</w:t>
-                  </w:r>
                 </w:p>
               </w:tc>
               <w:tc>
@@ -3348,14 +3174,6 @@
                       <w:sz w:val="18"/>
                       <w:szCs w:val="18"/>
                     </w:rPr>
-                    <w:t>25 X 25 X 4”</w:t>
-                  </w:r>
-                  <w:r>
-                    <w:rPr>
-                      <w:rFonts w:cstheme="minorHAnsi"/>
-                      <w:sz w:val="18"/>
-                      <w:szCs w:val="18"/>
-                    </w:rPr>
                     <w:t xml:space="preserve"> </w:t>
                   </w:r>
                   <w:r>
@@ -3429,7 +3247,6 @@
                     </w:rPr>
                     <w:t>^</w:t>
                   </w:r>
-                  <w:proofErr w:type="gramStart"/>
                   <w:r>
                     <w:rPr>
                       <w:rFonts w:cstheme="minorHAnsi"/>
@@ -3443,47 +3260,7 @@
                       <w:sz w:val="18"/>
                       <w:szCs w:val="18"/>
                     </w:rPr>
-                    <w:t>{</w:t>
-                  </w:r>
-                  <w:proofErr w:type="gramEnd"/>
-                  <w:r>
-                    <w:rPr>
-                      <w:sz w:val="18"/>
-                      <w:szCs w:val="18"/>
-                    </w:rPr>
-                    <w:t>#</w:t>
-                  </w:r>
-                  <w:proofErr w:type="gramStart"/>
-                  <w:r>
-                    <w:rPr>
-                      <w:sz w:val="18"/>
-                      <w:szCs w:val="18"/>
-                    </w:rPr>
-                    <w:t>prefixCode}{</w:t>
-                  </w:r>
-                  <w:proofErr w:type="gramEnd"/>
-                  <w:r>
-                    <w:rPr>
-                      <w:sz w:val="18"/>
-                      <w:szCs w:val="18"/>
-                    </w:rPr>
-                    <w:t>prefixCode}/{/</w:t>
-                  </w:r>
-                  <w:proofErr w:type="gramStart"/>
-                  <w:r>
-                    <w:rPr>
-                      <w:sz w:val="18"/>
-                      <w:szCs w:val="18"/>
-                    </w:rPr>
-                    <w:t>prefixCode}{</w:t>
-                  </w:r>
-                  <w:proofErr w:type="gramEnd"/>
-                  <w:r>
-                    <w:rPr>
-                      <w:sz w:val="18"/>
-                      <w:szCs w:val="18"/>
-                    </w:rPr>
-                    <w:t xml:space="preserve">containerFrom}{#containerTo} to </w:t>
+                    <w:t xml:space="preserve">{#prefixCode}{prefixCode}/{/prefixCode}{containerFrom}{#containerTo} to </w:t>
                   </w:r>
                   <w:r>
                     <w:rPr>
@@ -3549,56 +3326,6 @@
                       <w:szCs w:val="18"/>
                     </w:rPr>
                   </w:pPr>
-                  <w:r>
-                    <w:rPr>
-                      <w:rFonts w:cstheme="minorHAnsi"/>
-                      <w:sz w:val="18"/>
-                      <w:szCs w:val="18"/>
-                    </w:rPr>
-                    <w:lastRenderedPageBreak/>
-                    <w:t>2’ X 2’ -12MM - 5102 D102 – 1PC / 5071 D105 – 1PC /</w:t>
-                  </w:r>
-                </w:p>
-                <w:p>
-                  <w:pPr>
-                    <w:framePr w:hSpace="180" w:wrap="around" w:vAnchor="page" w:hAnchor="margin" w:y="481"/>
-                    <w:tabs>
-                      <w:tab w:val="left" w:pos="960"/>
-                    </w:tabs>
-                    <w:spacing w:line="276" w:lineRule="auto"/>
-                    <w:jc w:val="center"/>
-                    <w:rPr>
-                      <w:rFonts w:cstheme="minorHAnsi"/>
-                      <w:sz w:val="18"/>
-                      <w:szCs w:val="18"/>
-                    </w:rPr>
-                  </w:pPr>
-                  <w:r>
-                    <w:rPr>
-                      <w:rFonts w:cstheme="minorHAnsi"/>
-                      <w:sz w:val="18"/>
-                      <w:szCs w:val="18"/>
-                    </w:rPr>
-                    <w:t xml:space="preserve">7085 D102 – 1PC / 7232 D102-1PC </w:t>
-                  </w:r>
-                  <w:proofErr w:type="gramStart"/>
-                  <w:r>
-                    <w:rPr>
-                      <w:rFonts w:cstheme="minorHAnsi"/>
-                      <w:sz w:val="18"/>
-                      <w:szCs w:val="18"/>
-                    </w:rPr>
-                    <w:t>/  1</w:t>
-                  </w:r>
-                  <w:proofErr w:type="gramEnd"/>
-                  <w:r>
-                    <w:rPr>
-                      <w:rFonts w:cstheme="minorHAnsi"/>
-                      <w:sz w:val="18"/>
-                      <w:szCs w:val="18"/>
-                    </w:rPr>
-                    <w:t>MM – HD19 D96 – 1 PC</w:t>
-                  </w:r>
                 </w:p>
               </w:tc>
               <w:tc>
@@ -3623,14 +3350,6 @@
                       <w:szCs w:val="18"/>
                     </w:rPr>
                   </w:pPr>
-                  <w:r>
-                    <w:rPr>
-                      <w:rFonts w:cstheme="minorHAnsi"/>
-                      <w:sz w:val="18"/>
-                      <w:szCs w:val="18"/>
-                    </w:rPr>
-                    <w:t>0</w:t>
-                  </w:r>
                 </w:p>
               </w:tc>
               <w:tc>
@@ -3655,14 +3374,6 @@
                       <w:szCs w:val="18"/>
                     </w:rPr>
                   </w:pPr>
-                  <w:r>
-                    <w:rPr>
-                      <w:rFonts w:cstheme="minorHAnsi"/>
-                      <w:sz w:val="18"/>
-                      <w:szCs w:val="18"/>
-                    </w:rPr>
-                    <w:t>22</w:t>
-                  </w:r>
                 </w:p>
               </w:tc>
               <w:tc>
@@ -3687,14 +3398,6 @@
                       <w:szCs w:val="18"/>
                     </w:rPr>
                   </w:pPr>
-                  <w:r>
-                    <w:rPr>
-                      <w:rFonts w:cstheme="minorHAnsi"/>
-                      <w:sz w:val="18"/>
-                      <w:szCs w:val="18"/>
-                    </w:rPr>
-                    <w:t>24</w:t>
-                  </w:r>
                 </w:p>
               </w:tc>
               <w:tc>
@@ -3711,7 +3414,6 @@
                       <w:tab w:val="left" w:pos="960"/>
                     </w:tabs>
                     <w:spacing w:line="276" w:lineRule="auto"/>
-                    <w:jc w:val="center"/>
                     <w:rPr>
                       <w:rFonts w:cstheme="minorHAnsi"/>
                       <w:sz w:val="18"/>
@@ -3724,14 +3426,6 @@
                       <w:sz w:val="18"/>
                       <w:szCs w:val="18"/>
                     </w:rPr>
-                    <w:t xml:space="preserve">25 X 25 X 4” </w:t>
-                  </w:r>
-                  <w:r>
-                    <w:rPr>
-                      <w:rFonts w:cstheme="minorHAnsi"/>
-                      <w:sz w:val="18"/>
-                      <w:szCs w:val="18"/>
-                    </w:rPr>
                     <w:t>{</w:t>
                   </w:r>
                   <w:r>
@@ -3743,7 +3437,6 @@
                     <w:t>/</w:t>
                   </w:r>
                   <w:proofErr w:type="spellStart"/>
-                  <w:proofErr w:type="gramStart"/>
                   <w:r>
                     <w:rPr>
                       <w:rFonts w:cstheme="minorHAnsi"/>
@@ -3767,16 +3460,7 @@
                       <w:sz w:val="18"/>
                       <w:szCs w:val="18"/>
                     </w:rPr>
-                    <w:t>{</w:t>
-                  </w:r>
-                  <w:proofErr w:type="gramEnd"/>
-                  <w:r>
-                    <w:rPr>
-                      <w:rFonts w:cstheme="minorHAnsi"/>
-                      <w:sz w:val="18"/>
-                      <w:szCs w:val="18"/>
-                    </w:rPr>
-                    <w:t>/</w:t>
+                    <w:t>{/</w:t>
                   </w:r>
                   <w:proofErr w:type="spellStart"/>
                   <w:r>
@@ -4150,28 +3834,9 @@
                 <w:sz w:val="20"/>
                 <w:szCs w:val="20"/>
               </w:rPr>
-              <w:t>{#</w:t>
-            </w:r>
-            <w:proofErr w:type="gramStart"/>
-            <w:r>
-              <w:rPr>
-                <w:rFonts w:cstheme="minorHAnsi"/>
-                <w:sz w:val="20"/>
-                <w:szCs w:val="20"/>
-              </w:rPr>
-              <w:t>isCustom}Total</w:t>
-            </w:r>
-            <w:proofErr w:type="gramEnd"/>
-            <w:r>
-              <w:rPr>
-                <w:rFonts w:cstheme="minorHAnsi"/>
-                <w:sz w:val="20"/>
-                <w:szCs w:val="20"/>
-              </w:rPr>
-              <w:t xml:space="preserve"> </w:t>
+              <w:t xml:space="preserve">{#isCustom}Total </w:t>
             </w:r>
             <w:proofErr w:type="spellStart"/>
-            <w:proofErr w:type="gramStart"/>
             <w:r>
               <w:rPr>
                 <w:rFonts w:cstheme="minorHAnsi"/>
@@ -4181,7 +3846,6 @@
               <w:t>Sq.Meter</w:t>
             </w:r>
             <w:proofErr w:type="spellEnd"/>
-            <w:proofErr w:type="gramEnd"/>
             <w:r>
               <w:rPr>
                 <w:rFonts w:cstheme="minorHAnsi"/>
@@ -4346,47 +4010,7 @@
                 <w:sz w:val="20"/>
                 <w:szCs w:val="20"/>
               </w:rPr>
-              <w:t>{#</w:t>
-            </w:r>
-            <w:proofErr w:type="gramStart"/>
-            <w:r>
-              <w:rPr>
-                <w:b/>
-                <w:bCs/>
-                <w:sz w:val="20"/>
-                <w:szCs w:val="20"/>
-              </w:rPr>
-              <w:t>isCustom}Avg</w:t>
-            </w:r>
-            <w:proofErr w:type="gramEnd"/>
-            <w:r>
-              <w:rPr>
-                <w:b/>
-                <w:bCs/>
-                <w:sz w:val="20"/>
-                <w:szCs w:val="20"/>
-              </w:rPr>
-              <w:t>/</w:t>
-            </w:r>
-            <w:proofErr w:type="gramStart"/>
-            <w:r>
-              <w:rPr>
-                <w:b/>
-                <w:bCs/>
-                <w:sz w:val="20"/>
-                <w:szCs w:val="20"/>
-              </w:rPr>
-              <w:t>Wt(</w:t>
-            </w:r>
-            <w:proofErr w:type="gramEnd"/>
-            <w:r>
-              <w:rPr>
-                <w:b/>
-                <w:bCs/>
-                <w:sz w:val="20"/>
-                <w:szCs w:val="20"/>
-              </w:rPr>
-              <w:t>Kg)</w:t>
+              <w:t>{#isCustom}Avg/Wt(Kg)</w:t>
             </w:r>
           </w:p>
         </w:tc>
@@ -4488,23 +4112,7 @@
                 <w:sz w:val="20"/>
                 <w:szCs w:val="20"/>
               </w:rPr>
-              <w:t>{#</w:t>
-            </w:r>
-            <w:proofErr w:type="gramStart"/>
-            <w:r>
-              <w:rPr>
-                <w:sz w:val="20"/>
-                <w:szCs w:val="20"/>
-              </w:rPr>
-              <w:t>isCustom}{</w:t>
-            </w:r>
-            <w:proofErr w:type="gramEnd"/>
-            <w:r>
-              <w:rPr>
-                <w:sz w:val="20"/>
-                <w:szCs w:val="20"/>
-              </w:rPr>
-              <w:t>#containerSummary} {</w:t>
+              <w:t>{#isCustom}{#containerSummary} {</w:t>
             </w:r>
             <w:proofErr w:type="spellStart"/>
             <w:r>
@@ -4585,7 +4193,6 @@
               <w:t>{length} X {width} X {height} MM{/</w:t>
             </w:r>
             <w:proofErr w:type="spellStart"/>
-            <w:proofErr w:type="gramStart"/>
             <w:r>
               <w:rPr>
                 <w:sz w:val="20"/>
@@ -4599,15 +4206,7 @@
                 <w:sz w:val="20"/>
                 <w:szCs w:val="20"/>
               </w:rPr>
-              <w:t>}{</w:t>
-            </w:r>
-            <w:proofErr w:type="gramEnd"/>
-            <w:r>
-              <w:rPr>
-                <w:sz w:val="20"/>
-                <w:szCs w:val="20"/>
-              </w:rPr>
-              <w:t>/</w:t>
+              <w:t>}{/</w:t>
             </w:r>
             <w:proofErr w:type="spellStart"/>
             <w:r>
@@ -4889,16 +4488,7 @@
         <w:bCs/>
         <w:spacing w:val="60"/>
       </w:rPr>
-      <w:t xml:space="preserve"> </w:t>
-    </w:r>
-    <w:proofErr w:type="gramStart"/>
-    <w:r>
-      <w:rPr>
-        <w:b/>
-        <w:bCs/>
-        <w:spacing w:val="60"/>
-      </w:rPr>
-      <w:t xml:space="preserve"> </w:t>
+      <w:t xml:space="preserve">  </w:t>
     </w:r>
     <w:r>
       <w:rPr>
@@ -4922,16 +4512,7 @@
         <w:bCs/>
         <w:spacing w:val="60"/>
       </w:rPr>
-      <w:t>(</w:t>
-    </w:r>
-    <w:proofErr w:type="gramEnd"/>
-    <w:r>
-      <w:rPr>
-        <w:b/>
-        <w:bCs/>
-        <w:spacing w:val="60"/>
-      </w:rPr>
-      <w:t>I)</w:t>
+      <w:t>(I)</w:t>
     </w:r>
     <w:r>
       <w:rPr>

--- a/electron/database/generate-document/templates/packing-aus.docx
+++ b/electron/database/generate-document/templates/packing-aus.docx
@@ -2959,43 +2959,8 @@
               </w:tc>
               <w:tc>
                 <w:tcPr>
-                  <w:tcW w:w="1418" w:type="dxa"/>
-                </w:tcPr>
-                <w:p>
-                  <w:pPr>
-                    <w:pStyle w:val="NoSpacing"/>
-                    <w:framePr w:hSpace="180" w:wrap="around" w:vAnchor="page" w:hAnchor="margin" w:y="481"/>
-                    <w:spacing w:line="276" w:lineRule="auto"/>
-                    <w:rPr>
-                      <w:rFonts w:cstheme="minorHAnsi"/>
-                      <w:sz w:val="18"/>
-                      <w:szCs w:val="18"/>
-                    </w:rPr>
-                  </w:pPr>
-                </w:p>
-              </w:tc>
-              <w:tc>
-                <w:tcPr>
-                  <w:tcW w:w="1417" w:type="dxa"/>
-                </w:tcPr>
-                <w:p>
-                  <w:pPr>
-                    <w:framePr w:hSpace="180" w:wrap="around" w:vAnchor="page" w:hAnchor="margin" w:y="481"/>
-                    <w:tabs>
-                      <w:tab w:val="left" w:pos="960"/>
-                    </w:tabs>
-                    <w:spacing w:line="276" w:lineRule="auto"/>
-                    <w:rPr>
-                      <w:rFonts w:cstheme="minorHAnsi"/>
-                      <w:sz w:val="18"/>
-                      <w:szCs w:val="18"/>
-                    </w:rPr>
-                  </w:pPr>
-                </w:p>
-              </w:tc>
-              <w:tc>
-                <w:tcPr>
-                  <w:tcW w:w="2693" w:type="dxa"/>
+                  <w:tcW w:w="5528" w:type="dxa"/>
+                  <w:gridSpan w:val="3"/>
                   <w:tcBorders>
                     <w:right w:val="single" w:sz="4" w:space="0" w:color="auto"/>
                   </w:tcBorders>
@@ -3007,6 +2972,7 @@
                       <w:tab w:val="left" w:pos="960"/>
                     </w:tabs>
                     <w:spacing w:line="276" w:lineRule="auto"/>
+                    <w:jc w:val="center"/>
                     <w:rPr>
                       <w:rFonts w:cstheme="minorHAnsi"/>
                       <w:sz w:val="18"/>
@@ -3028,6 +2994,58 @@
                       <w:sz w:val="18"/>
                       <w:szCs w:val="18"/>
                     </w:rPr>
+                    <w:t>materialGrade</w:t>
+                  </w:r>
+                  <w:proofErr w:type="spellEnd"/>
+                  <w:r>
+                    <w:rPr>
+                      <w:rFonts w:cstheme="minorHAnsi"/>
+                      <w:sz w:val="18"/>
+                      <w:szCs w:val="18"/>
+                    </w:rPr>
+                    <w:t>}  {</w:t>
+                  </w:r>
+                  <w:proofErr w:type="spellStart"/>
+                  <w:r>
+                    <w:rPr>
+                      <w:rFonts w:cstheme="minorHAnsi"/>
+                      <w:sz w:val="18"/>
+                      <w:szCs w:val="18"/>
+                    </w:rPr>
+                    <w:t>brandName</w:t>
+                  </w:r>
+                  <w:proofErr w:type="spellEnd"/>
+                  <w:r>
+                    <w:rPr>
+                      <w:rFonts w:cstheme="minorHAnsi"/>
+                      <w:sz w:val="18"/>
+                      <w:szCs w:val="18"/>
+                    </w:rPr>
+                    <w:t xml:space="preserve">} </w:t>
+                  </w:r>
+                  <w:r>
+                    <w:rPr>
+                      <w:rFonts w:cstheme="minorHAnsi"/>
+                      <w:sz w:val="18"/>
+                      <w:szCs w:val="18"/>
+                    </w:rPr>
+                    <w:t xml:space="preserve"> </w:t>
+                  </w:r>
+                  <w:r>
+                    <w:rPr>
+                      <w:rFonts w:cstheme="minorHAnsi"/>
+                      <w:sz w:val="18"/>
+                      <w:szCs w:val="18"/>
+                    </w:rPr>
+                    <w:t>{</w:t>
+                  </w:r>
+                  <w:proofErr w:type="spellStart"/>
+                  <w:r>
+                    <w:rPr>
+                      <w:rFonts w:cstheme="minorHAnsi"/>
+                      <w:sz w:val="18"/>
+                      <w:szCs w:val="18"/>
+                    </w:rPr>
                     <w:t>designType</w:t>
                   </w:r>
                   <w:proofErr w:type="spellEnd"/>
@@ -3037,23 +3055,7 @@
                       <w:sz w:val="18"/>
                       <w:szCs w:val="18"/>
                     </w:rPr>
-                    <w:t>}</w:t>
-                  </w:r>
-                  <w:r>
-                    <w:rPr>
-                      <w:rFonts w:cstheme="minorHAnsi"/>
-                      <w:sz w:val="18"/>
-                      <w:szCs w:val="18"/>
-                    </w:rPr>
-                    <w:t xml:space="preserve"> - </w:t>
-                  </w:r>
-                  <w:r>
-                    <w:rPr>
-                      <w:rFonts w:cstheme="minorHAnsi"/>
-                      <w:sz w:val="18"/>
-                      <w:szCs w:val="18"/>
-                    </w:rPr>
-                    <w:t>{</w:t>
+                    <w:t>}  {</w:t>
                   </w:r>
                   <w:proofErr w:type="spellStart"/>
                   <w:r>
@@ -3326,6 +3328,103 @@
                       <w:szCs w:val="18"/>
                     </w:rPr>
                   </w:pPr>
+                  <w:r>
+                    <w:rPr>
+                      <w:rFonts w:cstheme="minorHAnsi"/>
+                      <w:sz w:val="18"/>
+                      <w:szCs w:val="18"/>
+                    </w:rPr>
+                    <w:lastRenderedPageBreak/>
+                    <w:t>{</w:t>
+                  </w:r>
+                  <w:proofErr w:type="spellStart"/>
+                  <w:r>
+                    <w:rPr>
+                      <w:rFonts w:cstheme="minorHAnsi"/>
+                      <w:sz w:val="18"/>
+                      <w:szCs w:val="18"/>
+                    </w:rPr>
+                    <w:t>materialGrade</w:t>
+                  </w:r>
+                  <w:proofErr w:type="spellEnd"/>
+                  <w:r>
+                    <w:rPr>
+                      <w:rFonts w:cstheme="minorHAnsi"/>
+                      <w:sz w:val="18"/>
+                      <w:szCs w:val="18"/>
+                    </w:rPr>
+                    <w:t>}  {</w:t>
+                  </w:r>
+                  <w:proofErr w:type="spellStart"/>
+                  <w:r>
+                    <w:rPr>
+                      <w:rFonts w:cstheme="minorHAnsi"/>
+                      <w:sz w:val="18"/>
+                      <w:szCs w:val="18"/>
+                    </w:rPr>
+                    <w:t>brandName</w:t>
+                  </w:r>
+                  <w:proofErr w:type="spellEnd"/>
+                  <w:r>
+                    <w:rPr>
+                      <w:rFonts w:cstheme="minorHAnsi"/>
+                      <w:sz w:val="18"/>
+                      <w:szCs w:val="18"/>
+                    </w:rPr>
+                    <w:t xml:space="preserve">} </w:t>
+                  </w:r>
+                  <w:r>
+                    <w:rPr>
+                      <w:rFonts w:cstheme="minorHAnsi"/>
+                      <w:sz w:val="18"/>
+                      <w:szCs w:val="18"/>
+                    </w:rPr>
+                    <w:t xml:space="preserve"> </w:t>
+                  </w:r>
+                  <w:r>
+                    <w:rPr>
+                      <w:rFonts w:cstheme="minorHAnsi"/>
+                      <w:sz w:val="18"/>
+                      <w:szCs w:val="18"/>
+                    </w:rPr>
+                    <w:t>{</w:t>
+                  </w:r>
+                  <w:proofErr w:type="spellStart"/>
+                  <w:r>
+                    <w:rPr>
+                      <w:rFonts w:cstheme="minorHAnsi"/>
+                      <w:sz w:val="18"/>
+                      <w:szCs w:val="18"/>
+                    </w:rPr>
+                    <w:t>designType</w:t>
+                  </w:r>
+                  <w:proofErr w:type="spellEnd"/>
+                  <w:r>
+                    <w:rPr>
+                      <w:rFonts w:cstheme="minorHAnsi"/>
+                      <w:sz w:val="18"/>
+                      <w:szCs w:val="18"/>
+                    </w:rPr>
+                    <w:t>}  {</w:t>
+                  </w:r>
+                  <w:proofErr w:type="spellStart"/>
+                  <w:r>
+                    <w:rPr>
+                      <w:rFonts w:cstheme="minorHAnsi"/>
+                      <w:sz w:val="18"/>
+                      <w:szCs w:val="18"/>
+                    </w:rPr>
+                    <w:t>finishType</w:t>
+                  </w:r>
+                  <w:proofErr w:type="spellEnd"/>
+                  <w:r>
+                    <w:rPr>
+                      <w:rFonts w:cstheme="minorHAnsi"/>
+                      <w:sz w:val="18"/>
+                      <w:szCs w:val="18"/>
+                    </w:rPr>
+                    <w:t>}</w:t>
+                  </w:r>
                 </w:p>
               </w:tc>
               <w:tc>

--- a/electron/database/generate-document/templates/packing-aus.docx
+++ b/electron/database/generate-document/templates/packing-aus.docx
@@ -7,11 +7,17 @@
         <w:tblStyle w:val="TableGrid"/>
         <w:tblpPr w:leftFromText="180" w:rightFromText="180" w:vertAnchor="page" w:horzAnchor="margin" w:tblpY="481"/>
         <w:tblW w:w="11106" w:type="dxa"/>
+        <w:tblBorders>
+          <w:left w:val="none" w:sz="0" w:space="0" w:color="auto"/>
+          <w:bottom w:val="none" w:sz="0" w:space="0" w:color="auto"/>
+          <w:right w:val="none" w:sz="0" w:space="0" w:color="auto"/>
+        </w:tblBorders>
         <w:tblLayout w:type="fixed"/>
         <w:tblLook w:val="04A0" w:firstRow="1" w:lastRow="0" w:firstColumn="1" w:lastColumn="0" w:noHBand="0" w:noVBand="1"/>
       </w:tblPr>
       <w:tblGrid>
-        <w:gridCol w:w="2920"/>
+        <w:gridCol w:w="1701"/>
+        <w:gridCol w:w="1219"/>
         <w:gridCol w:w="2665"/>
         <w:gridCol w:w="2805"/>
         <w:gridCol w:w="2716"/>
@@ -22,11 +28,11 @@
         </w:trPr>
         <w:tc>
           <w:tcPr>
-            <w:tcW w:w="5585" w:type="dxa"/>
-            <w:gridSpan w:val="2"/>
+            <w:tcW w:w="1701" w:type="dxa"/>
             <w:vMerge w:val="restart"/>
             <w:tcBorders>
-              <w:left w:val="nil"/>
+              <w:bottom w:val="single" w:sz="4" w:space="0" w:color="auto"/>
+              <w:right w:val="nil"/>
             </w:tcBorders>
           </w:tcPr>
           <w:p>
@@ -40,81 +46,64 @@
             <w:bookmarkStart w:id="0" w:name="_Hlk193468052"/>
             <w:r>
               <w:rPr>
-                <w:rFonts w:cstheme="minorHAnsi"/>
                 <w:noProof/>
-                <w:sz w:val="20"/>
-                <w:szCs w:val="20"/>
               </w:rPr>
               <w:drawing>
-                <wp:anchor distT="0" distB="0" distL="114300" distR="114300" simplePos="0" relativeHeight="251662336" behindDoc="0" locked="0" layoutInCell="0" allowOverlap="1" wp14:anchorId="2702D626" wp14:editId="32DE2D66">
-                  <wp:simplePos x="0" y="0"/>
-                  <wp:positionH relativeFrom="page">
-                    <wp:posOffset>43815</wp:posOffset>
-                  </wp:positionH>
-                  <wp:positionV relativeFrom="page">
-                    <wp:posOffset>57785</wp:posOffset>
-                  </wp:positionV>
-                  <wp:extent cx="812800" cy="787400"/>
-                  <wp:effectExtent l="0" t="0" r="6350" b="0"/>
-                  <wp:wrapThrough wrapText="bothSides">
-                    <wp:wrapPolygon edited="0">
-                      <wp:start x="7088" y="0"/>
-                      <wp:lineTo x="0" y="1568"/>
-                      <wp:lineTo x="0" y="20903"/>
-                      <wp:lineTo x="21263" y="20903"/>
-                      <wp:lineTo x="21263" y="1568"/>
-                      <wp:lineTo x="14175" y="0"/>
-                      <wp:lineTo x="7088" y="0"/>
-                    </wp:wrapPolygon>
-                  </wp:wrapThrough>
-                  <wp:docPr id="274" name="Picture 69"/>
+                <wp:inline distT="0" distB="0" distL="0" distR="0" wp14:anchorId="3F6EAF0E" wp14:editId="143E8BEC">
+                  <wp:extent cx="819048" cy="780952"/>
+                  <wp:effectExtent l="0" t="0" r="635" b="635"/>
+                  <wp:docPr id="1894518731" name="Picture 1"/>
                   <wp:cNvGraphicFramePr>
-                    <a:graphicFrameLocks xmlns:a="http://schemas.openxmlformats.org/drawingml/2006/main"/>
+                    <a:graphicFrameLocks xmlns:a="http://schemas.openxmlformats.org/drawingml/2006/main" noChangeAspect="1"/>
                   </wp:cNvGraphicFramePr>
                   <a:graphic xmlns:a="http://schemas.openxmlformats.org/drawingml/2006/main">
                     <a:graphicData uri="http://schemas.openxmlformats.org/drawingml/2006/picture">
                       <pic:pic xmlns:pic="http://schemas.openxmlformats.org/drawingml/2006/picture">
                         <pic:nvPicPr>
-                          <pic:cNvPr id="0" name="Picture 69"/>
-                          <pic:cNvPicPr>
-                            <a:picLocks noChangeArrowheads="1"/>
-                          </pic:cNvPicPr>
+                          <pic:cNvPr id="1894518731" name=""/>
+                          <pic:cNvPicPr/>
                         </pic:nvPicPr>
                         <pic:blipFill>
-                          <a:blip r:embed="rId7" cstate="print">
-                            <a:extLst>
-                              <a:ext uri="{28A0092B-C50C-407E-A947-70E740481C1C}">
-                                <a14:useLocalDpi xmlns:a14="http://schemas.microsoft.com/office/drawing/2010/main" val="0"/>
-                              </a:ext>
-                            </a:extLst>
-                          </a:blip>
-                          <a:srcRect/>
+                          <a:blip r:embed="rId7"/>
                           <a:stretch>
                             <a:fillRect/>
                           </a:stretch>
                         </pic:blipFill>
-                        <pic:spPr bwMode="auto">
+                        <pic:spPr>
                           <a:xfrm>
                             <a:off x="0" y="0"/>
-                            <a:ext cx="812800" cy="787400"/>
+                            <a:ext cx="819048" cy="780952"/>
                           </a:xfrm>
                           <a:prstGeom prst="rect">
                             <a:avLst/>
                           </a:prstGeom>
-                          <a:noFill/>
                         </pic:spPr>
                       </pic:pic>
                     </a:graphicData>
                   </a:graphic>
-                  <wp14:sizeRelH relativeFrom="page">
-                    <wp14:pctWidth>0</wp14:pctWidth>
-                  </wp14:sizeRelH>
-                  <wp14:sizeRelV relativeFrom="page">
-                    <wp14:pctHeight>0</wp14:pctHeight>
-                  </wp14:sizeRelV>
-                </wp:anchor>
+                </wp:inline>
               </w:drawing>
             </w:r>
+          </w:p>
+        </w:tc>
+        <w:tc>
+          <w:tcPr>
+            <w:tcW w:w="3884" w:type="dxa"/>
+            <w:gridSpan w:val="2"/>
+            <w:vMerge w:val="restart"/>
+            <w:tcBorders>
+              <w:left w:val="nil"/>
+              <w:bottom w:val="single" w:sz="4" w:space="0" w:color="auto"/>
+            </w:tcBorders>
+          </w:tcPr>
+          <w:p>
+            <w:pPr>
+              <w:rPr>
+                <w:rFonts w:cstheme="minorHAnsi"/>
+                <w:sz w:val="20"/>
+                <w:szCs w:val="20"/>
+              </w:rPr>
+            </w:pPr>
             <w:r>
               <w:rPr>
                 <w:rFonts w:cstheme="minorHAnsi"/>
@@ -233,9 +222,6 @@
         <w:tc>
           <w:tcPr>
             <w:tcW w:w="2716" w:type="dxa"/>
-            <w:tcBorders>
-              <w:right w:val="nil"/>
-            </w:tcBorders>
           </w:tcPr>
           <w:p>
             <w:pPr>
@@ -285,11 +271,29 @@
         </w:trPr>
         <w:tc>
           <w:tcPr>
-            <w:tcW w:w="5585" w:type="dxa"/>
+            <w:tcW w:w="1701" w:type="dxa"/>
+            <w:vMerge/>
+            <w:tcBorders>
+              <w:bottom w:val="single" w:sz="4" w:space="0" w:color="auto"/>
+              <w:right w:val="nil"/>
+            </w:tcBorders>
+          </w:tcPr>
+          <w:p>
+            <w:pPr>
+              <w:rPr>
+                <w:rFonts w:cstheme="minorHAnsi"/>
+              </w:rPr>
+            </w:pPr>
+          </w:p>
+        </w:tc>
+        <w:tc>
+          <w:tcPr>
+            <w:tcW w:w="3884" w:type="dxa"/>
             <w:gridSpan w:val="2"/>
             <w:vMerge/>
             <w:tcBorders>
               <w:left w:val="nil"/>
+              <w:bottom w:val="single" w:sz="4" w:space="0" w:color="auto"/>
             </w:tcBorders>
           </w:tcPr>
           <w:p>
@@ -303,9 +307,6 @@
         <w:tc>
           <w:tcPr>
             <w:tcW w:w="2805" w:type="dxa"/>
-            <w:tcBorders>
-              <w:bottom w:val="single" w:sz="4" w:space="0" w:color="auto"/>
-            </w:tcBorders>
           </w:tcPr>
           <w:p>
             <w:pPr>
@@ -351,10 +352,6 @@
         <w:tc>
           <w:tcPr>
             <w:tcW w:w="2716" w:type="dxa"/>
-            <w:tcBorders>
-              <w:bottom w:val="single" w:sz="4" w:space="0" w:color="auto"/>
-              <w:right w:val="nil"/>
-            </w:tcBorders>
           </w:tcPr>
           <w:p>
             <w:pPr>
@@ -405,11 +402,10 @@
         <w:tc>
           <w:tcPr>
             <w:tcW w:w="5585" w:type="dxa"/>
-            <w:gridSpan w:val="2"/>
+            <w:gridSpan w:val="3"/>
             <w:vMerge w:val="restart"/>
             <w:tcBorders>
-              <w:left w:val="nil"/>
-              <w:right w:val="single" w:sz="4" w:space="0" w:color="auto"/>
+              <w:top w:val="single" w:sz="4" w:space="0" w:color="auto"/>
             </w:tcBorders>
           </w:tcPr>
           <w:p>
@@ -703,10 +699,6 @@
           <w:tcPr>
             <w:tcW w:w="5521" w:type="dxa"/>
             <w:gridSpan w:val="2"/>
-            <w:tcBorders>
-              <w:left w:val="single" w:sz="4" w:space="0" w:color="auto"/>
-              <w:right w:val="nil"/>
-            </w:tcBorders>
           </w:tcPr>
           <w:p>
             <w:pPr>
@@ -910,11 +902,8 @@
         <w:tc>
           <w:tcPr>
             <w:tcW w:w="5585" w:type="dxa"/>
-            <w:gridSpan w:val="2"/>
+            <w:gridSpan w:val="3"/>
             <w:vMerge/>
-            <w:tcBorders>
-              <w:left w:val="nil"/>
-            </w:tcBorders>
           </w:tcPr>
           <w:p>
             <w:pPr>
@@ -986,9 +975,6 @@
         <w:tc>
           <w:tcPr>
             <w:tcW w:w="2716" w:type="dxa"/>
-            <w:tcBorders>
-              <w:right w:val="nil"/>
-            </w:tcBorders>
           </w:tcPr>
           <w:p>
             <w:pPr>
@@ -1051,11 +1037,8 @@
         <w:tc>
           <w:tcPr>
             <w:tcW w:w="5585" w:type="dxa"/>
-            <w:gridSpan w:val="2"/>
+            <w:gridSpan w:val="3"/>
             <w:vMerge/>
-            <w:tcBorders>
-              <w:left w:val="nil"/>
-            </w:tcBorders>
           </w:tcPr>
           <w:p>
             <w:pPr>
@@ -1072,9 +1055,6 @@
             <w:tcW w:w="5521" w:type="dxa"/>
             <w:gridSpan w:val="2"/>
             <w:vMerge w:val="restart"/>
-            <w:tcBorders>
-              <w:right w:val="nil"/>
-            </w:tcBorders>
           </w:tcPr>
           <w:p>
             <w:pPr>
@@ -1137,9 +1117,7 @@
         <w:tc>
           <w:tcPr>
             <w:tcW w:w="2920" w:type="dxa"/>
-            <w:tcBorders>
-              <w:left w:val="nil"/>
-            </w:tcBorders>
+            <w:gridSpan w:val="2"/>
           </w:tcPr>
           <w:p>
             <w:pPr>
@@ -1193,6 +1171,7 @@
               <w:t>{^</w:t>
             </w:r>
             <w:proofErr w:type="spellStart"/>
+            <w:proofErr w:type="gramStart"/>
             <w:r>
               <w:rPr>
                 <w:rFonts w:cstheme="minorHAnsi"/>
@@ -1211,6 +1190,7 @@
               <w:t>}{</w:t>
             </w:r>
             <w:proofErr w:type="spellStart"/>
+            <w:proofErr w:type="gramEnd"/>
             <w:r>
               <w:rPr>
                 <w:rFonts w:cstheme="minorHAnsi"/>
@@ -1325,9 +1305,6 @@
             <w:tcW w:w="5521" w:type="dxa"/>
             <w:gridSpan w:val="2"/>
             <w:vMerge/>
-            <w:tcBorders>
-              <w:right w:val="nil"/>
-            </w:tcBorders>
           </w:tcPr>
           <w:p>
             <w:pPr>
@@ -1347,9 +1324,7 @@
         <w:tc>
           <w:tcPr>
             <w:tcW w:w="2920" w:type="dxa"/>
-            <w:tcBorders>
-              <w:left w:val="nil"/>
-            </w:tcBorders>
+            <w:gridSpan w:val="2"/>
           </w:tcPr>
           <w:p>
             <w:pPr>
@@ -1398,6 +1373,7 @@
               <w:t>{^</w:t>
             </w:r>
             <w:proofErr w:type="spellStart"/>
+            <w:proofErr w:type="gramStart"/>
             <w:r>
               <w:rPr>
                 <w:rFonts w:cstheme="minorHAnsi"/>
@@ -1425,6 +1401,7 @@
               <w:t>{</w:t>
             </w:r>
             <w:proofErr w:type="spellStart"/>
+            <w:proofErr w:type="gramEnd"/>
             <w:r>
               <w:rPr>
                 <w:rFonts w:ascii="SansSerif" w:hAnsi="SansSerif" w:cs="SansSerif"/>
@@ -1557,9 +1534,6 @@
             <w:tcW w:w="5521" w:type="dxa"/>
             <w:gridSpan w:val="2"/>
             <w:vMerge/>
-            <w:tcBorders>
-              <w:right w:val="nil"/>
-            </w:tcBorders>
           </w:tcPr>
           <w:p>
             <w:pPr>
@@ -1579,9 +1553,7 @@
         <w:tc>
           <w:tcPr>
             <w:tcW w:w="2920" w:type="dxa"/>
-            <w:tcBorders>
-              <w:left w:val="nil"/>
-            </w:tcBorders>
+            <w:gridSpan w:val="2"/>
           </w:tcPr>
           <w:p>
             <w:pPr>
@@ -1720,9 +1692,6 @@
             <w:tcW w:w="5521" w:type="dxa"/>
             <w:gridSpan w:val="2"/>
             <w:vMerge/>
-            <w:tcBorders>
-              <w:right w:val="nil"/>
-            </w:tcBorders>
           </w:tcPr>
           <w:p>
             <w:pPr>
@@ -1742,11 +1711,7 @@
         <w:tc>
           <w:tcPr>
             <w:tcW w:w="11106" w:type="dxa"/>
-            <w:gridSpan w:val="4"/>
-            <w:tcBorders>
-              <w:left w:val="nil"/>
-              <w:right w:val="nil"/>
-            </w:tcBorders>
+            <w:gridSpan w:val="5"/>
           </w:tcPr>
           <w:p>
             <w:pPr>
@@ -1802,10 +1767,9 @@
         <w:tc>
           <w:tcPr>
             <w:tcW w:w="11106" w:type="dxa"/>
-            <w:gridSpan w:val="4"/>
+            <w:gridSpan w:val="5"/>
             <w:tcBorders>
-              <w:left w:val="nil"/>
-              <w:right w:val="nil"/>
+              <w:bottom w:val="single" w:sz="4" w:space="0" w:color="auto"/>
             </w:tcBorders>
           </w:tcPr>
           <w:tbl>
@@ -2184,7 +2148,47 @@
                       <w:sz w:val="18"/>
                       <w:szCs w:val="18"/>
                     </w:rPr>
-                    <w:t>{#invoiceItems}{#showThickness}{thicknessDetail}{/showThickness}</w:t>
+                    <w:t>{#</w:t>
+                  </w:r>
+                  <w:proofErr w:type="gramStart"/>
+                  <w:r>
+                    <w:rPr>
+                      <w:b/>
+                      <w:bCs/>
+                      <w:sz w:val="18"/>
+                      <w:szCs w:val="18"/>
+                    </w:rPr>
+                    <w:t>invoiceItems}{</w:t>
+                  </w:r>
+                  <w:proofErr w:type="gramEnd"/>
+                  <w:r>
+                    <w:rPr>
+                      <w:b/>
+                      <w:bCs/>
+                      <w:sz w:val="18"/>
+                      <w:szCs w:val="18"/>
+                    </w:rPr>
+                    <w:t>#</w:t>
+                  </w:r>
+                  <w:proofErr w:type="gramStart"/>
+                  <w:r>
+                    <w:rPr>
+                      <w:b/>
+                      <w:bCs/>
+                      <w:sz w:val="18"/>
+                      <w:szCs w:val="18"/>
+                    </w:rPr>
+                    <w:t>showThickness}{</w:t>
+                  </w:r>
+                  <w:proofErr w:type="gramEnd"/>
+                  <w:r>
+                    <w:rPr>
+                      <w:b/>
+                      <w:bCs/>
+                      <w:sz w:val="18"/>
+                      <w:szCs w:val="18"/>
+                    </w:rPr>
+                    <w:t>thicknessDetail}{/showThickness}</w:t>
                   </w:r>
                 </w:p>
                 <w:p>
@@ -2315,7 +2319,55 @@
                       <w:sz w:val="18"/>
                       <w:szCs w:val="18"/>
                     </w:rPr>
-                    <w:t>{#invoices}{#prefixCode}{prefixCode}/{/prefixCode}{containerFrom}{#containerTo} to {</w:t>
+                    <w:t>{#</w:t>
+                  </w:r>
+                  <w:proofErr w:type="gramStart"/>
+                  <w:r>
+                    <w:rPr>
+                      <w:sz w:val="18"/>
+                      <w:szCs w:val="18"/>
+                    </w:rPr>
+                    <w:t>invoices}{</w:t>
+                  </w:r>
+                  <w:proofErr w:type="gramEnd"/>
+                  <w:r>
+                    <w:rPr>
+                      <w:sz w:val="18"/>
+                      <w:szCs w:val="18"/>
+                    </w:rPr>
+                    <w:t>#</w:t>
+                  </w:r>
+                  <w:proofErr w:type="gramStart"/>
+                  <w:r>
+                    <w:rPr>
+                      <w:sz w:val="18"/>
+                      <w:szCs w:val="18"/>
+                    </w:rPr>
+                    <w:t>prefixCode}{</w:t>
+                  </w:r>
+                  <w:proofErr w:type="gramEnd"/>
+                  <w:r>
+                    <w:rPr>
+                      <w:sz w:val="18"/>
+                      <w:szCs w:val="18"/>
+                    </w:rPr>
+                    <w:t>prefixCode}/{/</w:t>
+                  </w:r>
+                  <w:proofErr w:type="gramStart"/>
+                  <w:r>
+                    <w:rPr>
+                      <w:sz w:val="18"/>
+                      <w:szCs w:val="18"/>
+                    </w:rPr>
+                    <w:t>prefixCode}{</w:t>
+                  </w:r>
+                  <w:proofErr w:type="gramEnd"/>
+                  <w:r>
+                    <w:rPr>
+                      <w:sz w:val="18"/>
+                      <w:szCs w:val="18"/>
+                    </w:rPr>
+                    <w:t>containerFrom}{#containerTo} to {</w:t>
                   </w:r>
                   <w:proofErr w:type="spellStart"/>
                   <w:r>
@@ -2689,6 +2741,7 @@
                     <w:t>{</w:t>
                   </w:r>
                   <w:proofErr w:type="spellStart"/>
+                  <w:proofErr w:type="gramStart"/>
                   <w:r>
                     <w:rPr>
                       <w:sz w:val="18"/>
@@ -2716,7 +2769,15 @@
                       <w:sz w:val="18"/>
                       <w:szCs w:val="18"/>
                     </w:rPr>
-                    <w:t xml:space="preserve"> {/invoices} {/</w:t>
+                    <w:t xml:space="preserve"> {</w:t>
+                  </w:r>
+                  <w:proofErr w:type="gramEnd"/>
+                  <w:r>
+                    <w:rPr>
+                      <w:sz w:val="18"/>
+                      <w:szCs w:val="18"/>
+                    </w:rPr>
+                    <w:t>/invoices} {/</w:t>
                   </w:r>
                   <w:proofErr w:type="spellStart"/>
                   <w:r>
@@ -2914,14 +2975,63 @@
                       <w:sz w:val="18"/>
                       <w:szCs w:val="18"/>
                     </w:rPr>
-                    <w:t>{#isCustom}</w:t>
-                  </w:r>
-                  <w:r>
-                    <w:rPr>
-                      <w:sz w:val="18"/>
-                      <w:szCs w:val="18"/>
-                    </w:rPr>
-                    <w:t>{#prefixCode}{prefixCode}/{/prefixCode}{containerFrom}{#containerTo} to {</w:t>
+                    <w:t>{#</w:t>
+                  </w:r>
+                  <w:proofErr w:type="gramStart"/>
+                  <w:r>
+                    <w:rPr>
+                      <w:rFonts w:cstheme="minorHAnsi"/>
+                      <w:sz w:val="18"/>
+                      <w:szCs w:val="18"/>
+                    </w:rPr>
+                    <w:t>isCustom}</w:t>
+                  </w:r>
+                  <w:r>
+                    <w:rPr>
+                      <w:sz w:val="18"/>
+                      <w:szCs w:val="18"/>
+                    </w:rPr>
+                    <w:t>{</w:t>
+                  </w:r>
+                  <w:proofErr w:type="gramEnd"/>
+                  <w:r>
+                    <w:rPr>
+                      <w:sz w:val="18"/>
+                      <w:szCs w:val="18"/>
+                    </w:rPr>
+                    <w:t>#</w:t>
+                  </w:r>
+                  <w:proofErr w:type="gramStart"/>
+                  <w:r>
+                    <w:rPr>
+                      <w:sz w:val="18"/>
+                      <w:szCs w:val="18"/>
+                    </w:rPr>
+                    <w:t>prefixCode}{</w:t>
+                  </w:r>
+                  <w:proofErr w:type="gramEnd"/>
+                  <w:r>
+                    <w:rPr>
+                      <w:sz w:val="18"/>
+                      <w:szCs w:val="18"/>
+                    </w:rPr>
+                    <w:t>prefixCode}/{/</w:t>
+                  </w:r>
+                  <w:proofErr w:type="gramStart"/>
+                  <w:r>
+                    <w:rPr>
+                      <w:sz w:val="18"/>
+                      <w:szCs w:val="18"/>
+                    </w:rPr>
+                    <w:t>prefixCode}{</w:t>
+                  </w:r>
+                  <w:proofErr w:type="gramEnd"/>
+                  <w:r>
+                    <w:rPr>
+                      <w:sz w:val="18"/>
+                      <w:szCs w:val="18"/>
+                    </w:rPr>
+                    <w:t>containerFrom}{#containerTo} to {</w:t>
                   </w:r>
                   <w:proofErr w:type="spellStart"/>
                   <w:r>
@@ -2988,6 +3098,7 @@
                     <w:t>{</w:t>
                   </w:r>
                   <w:proofErr w:type="spellStart"/>
+                  <w:proofErr w:type="gramStart"/>
                   <w:r>
                     <w:rPr>
                       <w:rFonts w:cstheme="minorHAnsi"/>
@@ -3058,6 +3169,7 @@
                     <w:t>}  {</w:t>
                   </w:r>
                   <w:proofErr w:type="spellStart"/>
+                  <w:proofErr w:type="gramEnd"/>
                   <w:r>
                     <w:rPr>
                       <w:rFonts w:cstheme="minorHAnsi"/>
@@ -3249,6 +3361,7 @@
                     </w:rPr>
                     <w:t>^</w:t>
                   </w:r>
+                  <w:proofErr w:type="gramStart"/>
                   <w:r>
                     <w:rPr>
                       <w:rFonts w:cstheme="minorHAnsi"/>
@@ -3262,7 +3375,47 @@
                       <w:sz w:val="18"/>
                       <w:szCs w:val="18"/>
                     </w:rPr>
-                    <w:t xml:space="preserve">{#prefixCode}{prefixCode}/{/prefixCode}{containerFrom}{#containerTo} to </w:t>
+                    <w:t>{</w:t>
+                  </w:r>
+                  <w:proofErr w:type="gramEnd"/>
+                  <w:r>
+                    <w:rPr>
+                      <w:sz w:val="18"/>
+                      <w:szCs w:val="18"/>
+                    </w:rPr>
+                    <w:t>#</w:t>
+                  </w:r>
+                  <w:proofErr w:type="gramStart"/>
+                  <w:r>
+                    <w:rPr>
+                      <w:sz w:val="18"/>
+                      <w:szCs w:val="18"/>
+                    </w:rPr>
+                    <w:t>prefixCode}{</w:t>
+                  </w:r>
+                  <w:proofErr w:type="gramEnd"/>
+                  <w:r>
+                    <w:rPr>
+                      <w:sz w:val="18"/>
+                      <w:szCs w:val="18"/>
+                    </w:rPr>
+                    <w:t>prefixCode}/{/</w:t>
+                  </w:r>
+                  <w:proofErr w:type="gramStart"/>
+                  <w:r>
+                    <w:rPr>
+                      <w:sz w:val="18"/>
+                      <w:szCs w:val="18"/>
+                    </w:rPr>
+                    <w:t>prefixCode}{</w:t>
+                  </w:r>
+                  <w:proofErr w:type="gramEnd"/>
+                  <w:r>
+                    <w:rPr>
+                      <w:sz w:val="18"/>
+                      <w:szCs w:val="18"/>
+                    </w:rPr>
+                    <w:t xml:space="preserve">containerFrom}{#containerTo} to </w:t>
                   </w:r>
                   <w:r>
                     <w:rPr>
@@ -3338,6 +3491,7 @@
                     <w:t>{</w:t>
                   </w:r>
                   <w:proofErr w:type="spellStart"/>
+                  <w:proofErr w:type="gramStart"/>
                   <w:r>
                     <w:rPr>
                       <w:rFonts w:cstheme="minorHAnsi"/>
@@ -3408,6 +3562,7 @@
                     <w:t>}  {</w:t>
                   </w:r>
                   <w:proofErr w:type="spellStart"/>
+                  <w:proofErr w:type="gramEnd"/>
                   <w:r>
                     <w:rPr>
                       <w:rFonts w:cstheme="minorHAnsi"/>
@@ -3536,6 +3691,7 @@
                     <w:t>/</w:t>
                   </w:r>
                   <w:proofErr w:type="spellStart"/>
+                  <w:proofErr w:type="gramStart"/>
                   <w:r>
                     <w:rPr>
                       <w:rFonts w:cstheme="minorHAnsi"/>
@@ -3559,7 +3715,16 @@
                       <w:sz w:val="18"/>
                       <w:szCs w:val="18"/>
                     </w:rPr>
-                    <w:t>{/</w:t>
+                    <w:t>{</w:t>
+                  </w:r>
+                  <w:proofErr w:type="gramEnd"/>
+                  <w:r>
+                    <w:rPr>
+                      <w:rFonts w:cstheme="minorHAnsi"/>
+                      <w:sz w:val="18"/>
+                      <w:szCs w:val="18"/>
+                    </w:rPr>
+                    <w:t>/</w:t>
                   </w:r>
                   <w:proofErr w:type="spellStart"/>
                   <w:r>
@@ -3596,736 +3761,885 @@
           </w:p>
         </w:tc>
       </w:tr>
-      <w:bookmarkEnd w:id="0"/>
-    </w:tbl>
-    <w:p>
-      <w:pPr>
-        <w:pStyle w:val="NoSpacing"/>
-        <w:spacing w:line="276" w:lineRule="auto"/>
-        <w:rPr>
-          <w:rFonts w:cstheme="minorHAnsi"/>
-        </w:rPr>
-      </w:pPr>
-    </w:p>
-    <w:tbl>
-      <w:tblPr>
-        <w:tblStyle w:val="TableGrid"/>
-        <w:tblpPr w:leftFromText="180" w:rightFromText="180" w:vertAnchor="text" w:tblpY="1"/>
-        <w:tblOverlap w:val="never"/>
-        <w:tblW w:w="0" w:type="auto"/>
-        <w:tblBorders>
-          <w:top w:val="none" w:sz="0" w:space="0" w:color="auto"/>
-          <w:left w:val="none" w:sz="0" w:space="0" w:color="auto"/>
-          <w:bottom w:val="none" w:sz="0" w:space="0" w:color="auto"/>
-          <w:right w:val="none" w:sz="0" w:space="0" w:color="auto"/>
-          <w:insideH w:val="none" w:sz="0" w:space="0" w:color="auto"/>
-          <w:insideV w:val="none" w:sz="0" w:space="0" w:color="auto"/>
-        </w:tblBorders>
-        <w:tblLook w:val="04A0" w:firstRow="1" w:lastRow="0" w:firstColumn="1" w:lastColumn="0" w:noHBand="0" w:noVBand="1"/>
-      </w:tblPr>
-      <w:tblGrid>
-        <w:gridCol w:w="2255"/>
-        <w:gridCol w:w="2565"/>
-      </w:tblGrid>
       <w:tr>
         <w:trPr>
-          <w:cantSplit/>
-          <w:trHeight w:val="279"/>
+          <w:trHeight w:val="302"/>
         </w:trPr>
         <w:tc>
           <w:tcPr>
-            <w:tcW w:w="2255" w:type="dxa"/>
-          </w:tcPr>
-          <w:p>
-            <w:pPr>
-              <w:pStyle w:val="NoSpacing"/>
-              <w:keepNext/>
-              <w:spacing w:line="276" w:lineRule="auto"/>
-              <w:rPr>
-                <w:rFonts w:cstheme="minorHAnsi"/>
-                <w:sz w:val="20"/>
-                <w:szCs w:val="20"/>
-              </w:rPr>
-            </w:pPr>
-            <w:r>
-              <w:rPr>
-                <w:rFonts w:cstheme="minorHAnsi"/>
-                <w:sz w:val="20"/>
-                <w:szCs w:val="20"/>
-              </w:rPr>
-              <w:t>Total Sheets:</w:t>
-            </w:r>
-          </w:p>
-        </w:tc>
-        <w:tc>
-          <w:tcPr>
-            <w:tcW w:w="2565" w:type="dxa"/>
-          </w:tcPr>
-          <w:p>
-            <w:pPr>
-              <w:pStyle w:val="NoSpacing"/>
-              <w:keepNext/>
-              <w:spacing w:line="276" w:lineRule="auto"/>
-              <w:rPr>
-                <w:rFonts w:cstheme="minorHAnsi"/>
-                <w:sz w:val="20"/>
-                <w:szCs w:val="20"/>
-              </w:rPr>
-            </w:pPr>
-            <w:r>
-              <w:rPr>
-                <w:rFonts w:cstheme="minorHAnsi"/>
-                <w:sz w:val="20"/>
-                <w:szCs w:val="20"/>
-              </w:rPr>
-              <w:t>{</w:t>
-            </w:r>
-            <w:proofErr w:type="spellStart"/>
-            <w:r>
-              <w:rPr>
-                <w:rFonts w:cstheme="minorHAnsi"/>
-                <w:sz w:val="20"/>
-                <w:szCs w:val="20"/>
-              </w:rPr>
-              <w:t>totalQuantity</w:t>
-            </w:r>
-            <w:proofErr w:type="spellEnd"/>
-            <w:r>
-              <w:rPr>
-                <w:rFonts w:cstheme="minorHAnsi"/>
-                <w:sz w:val="20"/>
-                <w:szCs w:val="20"/>
-              </w:rPr>
-              <w:t>}</w:t>
-            </w:r>
-          </w:p>
-        </w:tc>
-      </w:tr>
-      <w:tr>
-        <w:trPr>
-          <w:cantSplit/>
-          <w:trHeight w:val="279"/>
-        </w:trPr>
-        <w:tc>
-          <w:tcPr>
-            <w:tcW w:w="2255" w:type="dxa"/>
-          </w:tcPr>
-          <w:p>
-            <w:pPr>
-              <w:pStyle w:val="NoSpacing"/>
-              <w:keepNext/>
-              <w:spacing w:line="276" w:lineRule="auto"/>
-              <w:rPr>
-                <w:rFonts w:cstheme="minorHAnsi"/>
-                <w:sz w:val="20"/>
-                <w:szCs w:val="20"/>
-              </w:rPr>
-            </w:pPr>
-            <w:r>
-              <w:rPr>
-                <w:rFonts w:cstheme="minorHAnsi"/>
-                <w:sz w:val="20"/>
-                <w:szCs w:val="20"/>
-              </w:rPr>
-              <w:t>Total Boxes:</w:t>
-            </w:r>
-          </w:p>
-        </w:tc>
-        <w:tc>
-          <w:tcPr>
-            <w:tcW w:w="2565" w:type="dxa"/>
-          </w:tcPr>
-          <w:p>
-            <w:pPr>
-              <w:pStyle w:val="NoSpacing"/>
-              <w:keepNext/>
-              <w:spacing w:line="276" w:lineRule="auto"/>
-              <w:rPr>
-                <w:rFonts w:cstheme="minorHAnsi"/>
-                <w:sz w:val="20"/>
-                <w:szCs w:val="20"/>
-              </w:rPr>
-            </w:pPr>
-            <w:r>
-              <w:rPr>
-                <w:rFonts w:cstheme="minorHAnsi"/>
-                <w:sz w:val="20"/>
-                <w:szCs w:val="20"/>
-              </w:rPr>
-              <w:t>{</w:t>
-            </w:r>
-            <w:proofErr w:type="spellStart"/>
-            <w:r>
-              <w:rPr>
-                <w:rFonts w:cstheme="minorHAnsi"/>
-                <w:sz w:val="20"/>
-                <w:szCs w:val="20"/>
-              </w:rPr>
-              <w:t>totalBox</w:t>
-            </w:r>
-            <w:proofErr w:type="spellEnd"/>
-            <w:r>
-              <w:rPr>
-                <w:rFonts w:cstheme="minorHAnsi"/>
-                <w:sz w:val="20"/>
-                <w:szCs w:val="20"/>
-              </w:rPr>
-              <w:t>}</w:t>
-            </w:r>
-          </w:p>
-        </w:tc>
-      </w:tr>
-      <w:tr>
-        <w:trPr>
-          <w:cantSplit/>
-          <w:trHeight w:val="279"/>
-        </w:trPr>
-        <w:tc>
-          <w:tcPr>
-            <w:tcW w:w="2255" w:type="dxa"/>
-          </w:tcPr>
-          <w:p>
-            <w:pPr>
-              <w:pStyle w:val="NoSpacing"/>
-              <w:keepNext/>
-              <w:spacing w:line="276" w:lineRule="auto"/>
-              <w:rPr>
-                <w:rFonts w:cstheme="minorHAnsi"/>
-                <w:sz w:val="20"/>
-                <w:szCs w:val="20"/>
-              </w:rPr>
-            </w:pPr>
-            <w:r>
-              <w:rPr>
-                <w:rFonts w:cstheme="minorHAnsi"/>
-                <w:sz w:val="20"/>
-                <w:szCs w:val="20"/>
-              </w:rPr>
-              <w:t>Total Net Weight:</w:t>
-            </w:r>
-          </w:p>
-          <w:p>
-            <w:pPr>
-              <w:pStyle w:val="NoSpacing"/>
-              <w:keepNext/>
-              <w:spacing w:line="276" w:lineRule="auto"/>
-              <w:rPr>
-                <w:rFonts w:cstheme="minorHAnsi"/>
-                <w:sz w:val="20"/>
-                <w:szCs w:val="20"/>
-              </w:rPr>
-            </w:pPr>
-            <w:r>
-              <w:rPr>
-                <w:rFonts w:cstheme="minorHAnsi"/>
-                <w:sz w:val="20"/>
-                <w:szCs w:val="20"/>
-              </w:rPr>
-              <w:t xml:space="preserve">Total Gross Weight: </w:t>
-            </w:r>
-          </w:p>
-        </w:tc>
-        <w:tc>
-          <w:tcPr>
-            <w:tcW w:w="2565" w:type="dxa"/>
-          </w:tcPr>
-          <w:p>
-            <w:pPr>
-              <w:pStyle w:val="NoSpacing"/>
-              <w:keepNext/>
-              <w:spacing w:line="276" w:lineRule="auto"/>
-              <w:rPr>
-                <w:rFonts w:cstheme="minorHAnsi"/>
-                <w:sz w:val="20"/>
-                <w:szCs w:val="20"/>
-              </w:rPr>
-            </w:pPr>
-            <w:r>
-              <w:rPr>
-                <w:rFonts w:cstheme="minorHAnsi"/>
-                <w:sz w:val="20"/>
-                <w:szCs w:val="20"/>
-              </w:rPr>
-              <w:t>{</w:t>
-            </w:r>
-            <w:proofErr w:type="spellStart"/>
-            <w:r>
-              <w:rPr>
-                <w:rFonts w:cstheme="minorHAnsi"/>
-                <w:sz w:val="20"/>
-                <w:szCs w:val="20"/>
-              </w:rPr>
-              <w:t>totalNetWeight</w:t>
-            </w:r>
-            <w:proofErr w:type="spellEnd"/>
-            <w:r>
-              <w:rPr>
-                <w:rFonts w:cstheme="minorHAnsi"/>
-                <w:sz w:val="20"/>
-                <w:szCs w:val="20"/>
-              </w:rPr>
-              <w:t xml:space="preserve">} Kg </w:t>
-            </w:r>
-          </w:p>
-          <w:p>
-            <w:pPr>
-              <w:pStyle w:val="NoSpacing"/>
-              <w:keepNext/>
-              <w:spacing w:line="276" w:lineRule="auto"/>
-              <w:rPr>
-                <w:rFonts w:cstheme="minorHAnsi"/>
-                <w:sz w:val="20"/>
-                <w:szCs w:val="20"/>
-              </w:rPr>
-            </w:pPr>
-            <w:r>
-              <w:rPr>
-                <w:rFonts w:cstheme="minorHAnsi"/>
-                <w:sz w:val="20"/>
-                <w:szCs w:val="20"/>
-              </w:rPr>
-              <w:t>{</w:t>
-            </w:r>
-            <w:proofErr w:type="spellStart"/>
-            <w:r>
-              <w:rPr>
-                <w:rFonts w:cstheme="minorHAnsi"/>
-                <w:sz w:val="20"/>
-                <w:szCs w:val="20"/>
-              </w:rPr>
-              <w:t>totalGrossWeight</w:t>
-            </w:r>
-            <w:proofErr w:type="spellEnd"/>
-            <w:r>
-              <w:rPr>
-                <w:rFonts w:cstheme="minorHAnsi"/>
-                <w:sz w:val="20"/>
-                <w:szCs w:val="20"/>
-              </w:rPr>
-              <w:t>} Kg</w:t>
-            </w:r>
-          </w:p>
-        </w:tc>
-      </w:tr>
-      <w:tr>
-        <w:trPr>
-          <w:cantSplit/>
-          <w:trHeight w:val="279"/>
-        </w:trPr>
-        <w:tc>
-          <w:tcPr>
-            <w:tcW w:w="2255" w:type="dxa"/>
-          </w:tcPr>
-          <w:p>
-            <w:pPr>
-              <w:pStyle w:val="NoSpacing"/>
-              <w:keepNext/>
-              <w:spacing w:line="276" w:lineRule="auto"/>
-              <w:rPr>
-                <w:rFonts w:cstheme="minorHAnsi"/>
-                <w:sz w:val="20"/>
-                <w:szCs w:val="20"/>
-              </w:rPr>
-            </w:pPr>
-            <w:r>
-              <w:rPr>
-                <w:rFonts w:cstheme="minorHAnsi"/>
-                <w:sz w:val="20"/>
-                <w:szCs w:val="20"/>
-              </w:rPr>
-              <w:t xml:space="preserve">{#isCustom}Total </w:t>
-            </w:r>
-            <w:proofErr w:type="spellStart"/>
-            <w:r>
-              <w:rPr>
-                <w:rFonts w:cstheme="minorHAnsi"/>
-                <w:sz w:val="20"/>
-                <w:szCs w:val="20"/>
-              </w:rPr>
-              <w:t>Sq.Meter</w:t>
-            </w:r>
-            <w:proofErr w:type="spellEnd"/>
-            <w:r>
-              <w:rPr>
-                <w:rFonts w:cstheme="minorHAnsi"/>
-                <w:sz w:val="20"/>
-                <w:szCs w:val="20"/>
-              </w:rPr>
-              <w:t>:</w:t>
-            </w:r>
-          </w:p>
-        </w:tc>
-        <w:tc>
-          <w:tcPr>
-            <w:tcW w:w="2565" w:type="dxa"/>
-          </w:tcPr>
-          <w:p>
-            <w:pPr>
-              <w:pStyle w:val="NoSpacing"/>
-              <w:keepNext/>
-              <w:spacing w:line="276" w:lineRule="auto"/>
-              <w:rPr>
-                <w:rFonts w:cstheme="minorHAnsi"/>
-                <w:sz w:val="20"/>
-                <w:szCs w:val="20"/>
-              </w:rPr>
-            </w:pPr>
-            <w:r>
-              <w:rPr>
-                <w:rFonts w:cstheme="minorHAnsi"/>
-                <w:sz w:val="20"/>
-                <w:szCs w:val="20"/>
-              </w:rPr>
-              <w:t>{</w:t>
-            </w:r>
-            <w:proofErr w:type="spellStart"/>
-            <w:r>
-              <w:rPr>
-                <w:rFonts w:cstheme="minorHAnsi"/>
-                <w:sz w:val="20"/>
-                <w:szCs w:val="20"/>
-              </w:rPr>
-              <w:t>totalSqMt</w:t>
-            </w:r>
-            <w:proofErr w:type="spellEnd"/>
-            <w:r>
-              <w:rPr>
-                <w:rFonts w:cstheme="minorHAnsi"/>
-                <w:sz w:val="20"/>
-                <w:szCs w:val="20"/>
-              </w:rPr>
-              <w:t>}</w:t>
-            </w:r>
-            <w:r>
-              <w:rPr>
-                <w:rFonts w:cstheme="minorHAnsi"/>
-                <w:sz w:val="20"/>
-                <w:szCs w:val="20"/>
-              </w:rPr>
-              <w:t xml:space="preserve"> M</w:t>
-            </w:r>
-            <w:r>
-              <w:rPr>
-                <w:rFonts w:cstheme="minorHAnsi"/>
-                <w:sz w:val="20"/>
-                <w:szCs w:val="20"/>
-              </w:rPr>
-              <w:t>M{/</w:t>
-            </w:r>
-            <w:proofErr w:type="spellStart"/>
-            <w:r>
-              <w:rPr>
-                <w:rFonts w:cstheme="minorHAnsi"/>
-                <w:sz w:val="20"/>
-                <w:szCs w:val="20"/>
-              </w:rPr>
-              <w:t>isCustom</w:t>
-            </w:r>
-            <w:proofErr w:type="spellEnd"/>
-            <w:r>
-              <w:rPr>
-                <w:rFonts w:cstheme="minorHAnsi"/>
-                <w:sz w:val="20"/>
-                <w:szCs w:val="20"/>
-              </w:rPr>
-              <w:t>}</w:t>
-            </w:r>
-          </w:p>
-        </w:tc>
-      </w:tr>
-    </w:tbl>
-    <w:p>
-      <w:pPr>
-        <w:tabs>
-          <w:tab w:val="left" w:pos="960"/>
-        </w:tabs>
-      </w:pPr>
-    </w:p>
-    <w:p>
-      <w:pPr>
-        <w:tabs>
-          <w:tab w:val="left" w:pos="960"/>
-        </w:tabs>
-      </w:pPr>
-    </w:p>
-    <w:p>
-      <w:pPr>
-        <w:tabs>
-          <w:tab w:val="left" w:pos="960"/>
-        </w:tabs>
-      </w:pPr>
-    </w:p>
-    <w:p>
-      <w:pPr>
-        <w:tabs>
-          <w:tab w:val="left" w:pos="960"/>
-        </w:tabs>
-      </w:pPr>
-    </w:p>
-    <w:tbl>
-      <w:tblPr>
-        <w:tblStyle w:val="TableGrid"/>
-        <w:tblW w:w="0" w:type="auto"/>
-        <w:tblBorders>
-          <w:top w:val="none" w:sz="0" w:space="0" w:color="auto"/>
-          <w:left w:val="none" w:sz="0" w:space="0" w:color="auto"/>
-          <w:bottom w:val="none" w:sz="0" w:space="0" w:color="auto"/>
-          <w:right w:val="none" w:sz="0" w:space="0" w:color="auto"/>
-          <w:insideH w:val="none" w:sz="0" w:space="0" w:color="auto"/>
-          <w:insideV w:val="none" w:sz="0" w:space="0" w:color="auto"/>
-        </w:tblBorders>
-        <w:tblLayout w:type="fixed"/>
-        <w:tblLook w:val="04A0" w:firstRow="1" w:lastRow="0" w:firstColumn="1" w:lastColumn="0" w:noHBand="0" w:noVBand="1"/>
-      </w:tblPr>
-      <w:tblGrid>
-        <w:gridCol w:w="2263"/>
-        <w:gridCol w:w="2127"/>
-        <w:gridCol w:w="6706"/>
-      </w:tblGrid>
-      <w:tr>
-        <w:trPr>
-          <w:trHeight w:val="254"/>
-        </w:trPr>
-        <w:tc>
-          <w:tcPr>
-            <w:tcW w:w="2263" w:type="dxa"/>
+            <w:tcW w:w="11106" w:type="dxa"/>
+            <w:gridSpan w:val="5"/>
+            <w:tcBorders>
+              <w:bottom w:val="nil"/>
+            </w:tcBorders>
           </w:tcPr>
           <w:p>
             <w:pPr>
               <w:tabs>
                 <w:tab w:val="left" w:pos="960"/>
               </w:tabs>
-              <w:rPr>
+              <w:jc w:val="both"/>
+              <w:rPr>
+                <w:rFonts w:cstheme="minorHAnsi"/>
                 <w:b/>
                 <w:bCs/>
-                <w:sz w:val="20"/>
-                <w:szCs w:val="20"/>
+                <w:sz w:val="10"/>
+                <w:szCs w:val="10"/>
               </w:rPr>
             </w:pPr>
-            <w:r>
-              <w:rPr>
+          </w:p>
+          <w:tbl>
+            <w:tblPr>
+              <w:tblStyle w:val="TableGrid"/>
+              <w:tblpPr w:leftFromText="180" w:rightFromText="180" w:vertAnchor="text" w:tblpY="1"/>
+              <w:tblOverlap w:val="never"/>
+              <w:tblW w:w="0" w:type="auto"/>
+              <w:tblBorders>
+                <w:top w:val="none" w:sz="0" w:space="0" w:color="auto"/>
+                <w:left w:val="none" w:sz="0" w:space="0" w:color="auto"/>
+                <w:bottom w:val="none" w:sz="0" w:space="0" w:color="auto"/>
+                <w:right w:val="none" w:sz="0" w:space="0" w:color="auto"/>
+                <w:insideH w:val="none" w:sz="0" w:space="0" w:color="auto"/>
+                <w:insideV w:val="none" w:sz="0" w:space="0" w:color="auto"/>
+              </w:tblBorders>
+              <w:tblCellMar>
+                <w:left w:w="0" w:type="dxa"/>
+              </w:tblCellMar>
+              <w:tblLook w:val="04A0" w:firstRow="1" w:lastRow="0" w:firstColumn="1" w:lastColumn="0" w:noHBand="0" w:noVBand="1"/>
+            </w:tblPr>
+            <w:tblGrid>
+              <w:gridCol w:w="2255"/>
+              <w:gridCol w:w="2565"/>
+            </w:tblGrid>
+            <w:tr>
+              <w:trPr>
+                <w:cantSplit/>
+                <w:trHeight w:val="279"/>
+              </w:trPr>
+              <w:tc>
+                <w:tcPr>
+                  <w:tcW w:w="2255" w:type="dxa"/>
+                </w:tcPr>
+                <w:p>
+                  <w:pPr>
+                    <w:pStyle w:val="NoSpacing"/>
+                    <w:keepNext/>
+                    <w:spacing w:line="276" w:lineRule="auto"/>
+                    <w:rPr>
+                      <w:rFonts w:cstheme="minorHAnsi"/>
+                      <w:sz w:val="20"/>
+                      <w:szCs w:val="20"/>
+                    </w:rPr>
+                  </w:pPr>
+                  <w:r>
+                    <w:rPr>
+                      <w:rFonts w:cstheme="minorHAnsi"/>
+                      <w:sz w:val="20"/>
+                      <w:szCs w:val="20"/>
+                    </w:rPr>
+                    <w:t>Total Sheets:</w:t>
+                  </w:r>
+                </w:p>
+              </w:tc>
+              <w:tc>
+                <w:tcPr>
+                  <w:tcW w:w="2565" w:type="dxa"/>
+                </w:tcPr>
+                <w:p>
+                  <w:pPr>
+                    <w:pStyle w:val="NoSpacing"/>
+                    <w:keepNext/>
+                    <w:spacing w:line="276" w:lineRule="auto"/>
+                    <w:rPr>
+                      <w:rFonts w:cstheme="minorHAnsi"/>
+                      <w:sz w:val="20"/>
+                      <w:szCs w:val="20"/>
+                    </w:rPr>
+                  </w:pPr>
+                  <w:r>
+                    <w:rPr>
+                      <w:rFonts w:cstheme="minorHAnsi"/>
+                      <w:sz w:val="20"/>
+                      <w:szCs w:val="20"/>
+                    </w:rPr>
+                    <w:t>{</w:t>
+                  </w:r>
+                  <w:proofErr w:type="spellStart"/>
+                  <w:r>
+                    <w:rPr>
+                      <w:rFonts w:cstheme="minorHAnsi"/>
+                      <w:sz w:val="20"/>
+                      <w:szCs w:val="20"/>
+                    </w:rPr>
+                    <w:t>totalQuantity</w:t>
+                  </w:r>
+                  <w:proofErr w:type="spellEnd"/>
+                  <w:r>
+                    <w:rPr>
+                      <w:rFonts w:cstheme="minorHAnsi"/>
+                      <w:sz w:val="20"/>
+                      <w:szCs w:val="20"/>
+                    </w:rPr>
+                    <w:t>}</w:t>
+                  </w:r>
+                </w:p>
+              </w:tc>
+            </w:tr>
+            <w:tr>
+              <w:trPr>
+                <w:cantSplit/>
+                <w:trHeight w:val="279"/>
+              </w:trPr>
+              <w:tc>
+                <w:tcPr>
+                  <w:tcW w:w="2255" w:type="dxa"/>
+                </w:tcPr>
+                <w:p>
+                  <w:pPr>
+                    <w:pStyle w:val="NoSpacing"/>
+                    <w:keepNext/>
+                    <w:spacing w:line="276" w:lineRule="auto"/>
+                    <w:rPr>
+                      <w:rFonts w:cstheme="minorHAnsi"/>
+                      <w:sz w:val="20"/>
+                      <w:szCs w:val="20"/>
+                    </w:rPr>
+                  </w:pPr>
+                  <w:r>
+                    <w:rPr>
+                      <w:rFonts w:cstheme="minorHAnsi"/>
+                      <w:sz w:val="20"/>
+                      <w:szCs w:val="20"/>
+                    </w:rPr>
+                    <w:t>Total Boxes:</w:t>
+                  </w:r>
+                </w:p>
+              </w:tc>
+              <w:tc>
+                <w:tcPr>
+                  <w:tcW w:w="2565" w:type="dxa"/>
+                </w:tcPr>
+                <w:p>
+                  <w:pPr>
+                    <w:pStyle w:val="NoSpacing"/>
+                    <w:keepNext/>
+                    <w:spacing w:line="276" w:lineRule="auto"/>
+                    <w:rPr>
+                      <w:rFonts w:cstheme="minorHAnsi"/>
+                      <w:sz w:val="20"/>
+                      <w:szCs w:val="20"/>
+                    </w:rPr>
+                  </w:pPr>
+                  <w:r>
+                    <w:rPr>
+                      <w:rFonts w:cstheme="minorHAnsi"/>
+                      <w:sz w:val="20"/>
+                      <w:szCs w:val="20"/>
+                    </w:rPr>
+                    <w:t>{</w:t>
+                  </w:r>
+                  <w:proofErr w:type="spellStart"/>
+                  <w:r>
+                    <w:rPr>
+                      <w:rFonts w:cstheme="minorHAnsi"/>
+                      <w:sz w:val="20"/>
+                      <w:szCs w:val="20"/>
+                    </w:rPr>
+                    <w:t>totalBox</w:t>
+                  </w:r>
+                  <w:proofErr w:type="spellEnd"/>
+                  <w:r>
+                    <w:rPr>
+                      <w:rFonts w:cstheme="minorHAnsi"/>
+                      <w:sz w:val="20"/>
+                      <w:szCs w:val="20"/>
+                    </w:rPr>
+                    <w:t>}</w:t>
+                  </w:r>
+                </w:p>
+              </w:tc>
+            </w:tr>
+            <w:tr>
+              <w:trPr>
+                <w:cantSplit/>
+                <w:trHeight w:val="279"/>
+              </w:trPr>
+              <w:tc>
+                <w:tcPr>
+                  <w:tcW w:w="2255" w:type="dxa"/>
+                </w:tcPr>
+                <w:p>
+                  <w:pPr>
+                    <w:pStyle w:val="NoSpacing"/>
+                    <w:keepNext/>
+                    <w:spacing w:line="276" w:lineRule="auto"/>
+                    <w:rPr>
+                      <w:rFonts w:cstheme="minorHAnsi"/>
+                      <w:sz w:val="20"/>
+                      <w:szCs w:val="20"/>
+                    </w:rPr>
+                  </w:pPr>
+                  <w:r>
+                    <w:rPr>
+                      <w:rFonts w:cstheme="minorHAnsi"/>
+                      <w:sz w:val="20"/>
+                      <w:szCs w:val="20"/>
+                    </w:rPr>
+                    <w:t>Total Net Weight:</w:t>
+                  </w:r>
+                </w:p>
+                <w:p>
+                  <w:pPr>
+                    <w:pStyle w:val="NoSpacing"/>
+                    <w:keepNext/>
+                    <w:spacing w:line="276" w:lineRule="auto"/>
+                    <w:rPr>
+                      <w:rFonts w:cstheme="minorHAnsi"/>
+                      <w:sz w:val="20"/>
+                      <w:szCs w:val="20"/>
+                    </w:rPr>
+                  </w:pPr>
+                  <w:r>
+                    <w:rPr>
+                      <w:rFonts w:cstheme="minorHAnsi"/>
+                      <w:sz w:val="20"/>
+                      <w:szCs w:val="20"/>
+                    </w:rPr>
+                    <w:t xml:space="preserve">Total Gross Weight: </w:t>
+                  </w:r>
+                </w:p>
+              </w:tc>
+              <w:tc>
+                <w:tcPr>
+                  <w:tcW w:w="2565" w:type="dxa"/>
+                </w:tcPr>
+                <w:p>
+                  <w:pPr>
+                    <w:pStyle w:val="NoSpacing"/>
+                    <w:keepNext/>
+                    <w:spacing w:line="276" w:lineRule="auto"/>
+                    <w:rPr>
+                      <w:rFonts w:cstheme="minorHAnsi"/>
+                      <w:sz w:val="20"/>
+                      <w:szCs w:val="20"/>
+                    </w:rPr>
+                  </w:pPr>
+                  <w:r>
+                    <w:rPr>
+                      <w:rFonts w:cstheme="minorHAnsi"/>
+                      <w:sz w:val="20"/>
+                      <w:szCs w:val="20"/>
+                    </w:rPr>
+                    <w:t>{</w:t>
+                  </w:r>
+                  <w:proofErr w:type="spellStart"/>
+                  <w:r>
+                    <w:rPr>
+                      <w:rFonts w:cstheme="minorHAnsi"/>
+                      <w:sz w:val="20"/>
+                      <w:szCs w:val="20"/>
+                    </w:rPr>
+                    <w:t>totalNetWeight</w:t>
+                  </w:r>
+                  <w:proofErr w:type="spellEnd"/>
+                  <w:r>
+                    <w:rPr>
+                      <w:rFonts w:cstheme="minorHAnsi"/>
+                      <w:sz w:val="20"/>
+                      <w:szCs w:val="20"/>
+                    </w:rPr>
+                    <w:t xml:space="preserve">} Kg </w:t>
+                  </w:r>
+                </w:p>
+                <w:p>
+                  <w:pPr>
+                    <w:pStyle w:val="NoSpacing"/>
+                    <w:keepNext/>
+                    <w:spacing w:line="276" w:lineRule="auto"/>
+                    <w:rPr>
+                      <w:rFonts w:cstheme="minorHAnsi"/>
+                      <w:sz w:val="20"/>
+                      <w:szCs w:val="20"/>
+                    </w:rPr>
+                  </w:pPr>
+                  <w:r>
+                    <w:rPr>
+                      <w:rFonts w:cstheme="minorHAnsi"/>
+                      <w:sz w:val="20"/>
+                      <w:szCs w:val="20"/>
+                    </w:rPr>
+                    <w:t>{</w:t>
+                  </w:r>
+                  <w:proofErr w:type="spellStart"/>
+                  <w:r>
+                    <w:rPr>
+                      <w:rFonts w:cstheme="minorHAnsi"/>
+                      <w:sz w:val="20"/>
+                      <w:szCs w:val="20"/>
+                    </w:rPr>
+                    <w:t>totalGrossWeight</w:t>
+                  </w:r>
+                  <w:proofErr w:type="spellEnd"/>
+                  <w:r>
+                    <w:rPr>
+                      <w:rFonts w:cstheme="minorHAnsi"/>
+                      <w:sz w:val="20"/>
+                      <w:szCs w:val="20"/>
+                    </w:rPr>
+                    <w:t>} Kg</w:t>
+                  </w:r>
+                </w:p>
+              </w:tc>
+            </w:tr>
+            <w:tr>
+              <w:trPr>
+                <w:cantSplit/>
+                <w:trHeight w:val="279"/>
+              </w:trPr>
+              <w:tc>
+                <w:tcPr>
+                  <w:tcW w:w="2255" w:type="dxa"/>
+                </w:tcPr>
+                <w:p>
+                  <w:pPr>
+                    <w:pStyle w:val="NoSpacing"/>
+                    <w:keepNext/>
+                    <w:spacing w:line="276" w:lineRule="auto"/>
+                    <w:rPr>
+                      <w:rFonts w:cstheme="minorHAnsi"/>
+                      <w:sz w:val="20"/>
+                      <w:szCs w:val="20"/>
+                    </w:rPr>
+                  </w:pPr>
+                  <w:r>
+                    <w:rPr>
+                      <w:rFonts w:cstheme="minorHAnsi"/>
+                      <w:sz w:val="20"/>
+                      <w:szCs w:val="20"/>
+                    </w:rPr>
+                    <w:t>{#</w:t>
+                  </w:r>
+                  <w:proofErr w:type="gramStart"/>
+                  <w:r>
+                    <w:rPr>
+                      <w:rFonts w:cstheme="minorHAnsi"/>
+                      <w:sz w:val="20"/>
+                      <w:szCs w:val="20"/>
+                    </w:rPr>
+                    <w:t>isCustom}Total</w:t>
+                  </w:r>
+                  <w:proofErr w:type="gramEnd"/>
+                  <w:r>
+                    <w:rPr>
+                      <w:rFonts w:cstheme="minorHAnsi"/>
+                      <w:sz w:val="20"/>
+                      <w:szCs w:val="20"/>
+                    </w:rPr>
+                    <w:t xml:space="preserve"> </w:t>
+                  </w:r>
+                  <w:proofErr w:type="spellStart"/>
+                  <w:proofErr w:type="gramStart"/>
+                  <w:r>
+                    <w:rPr>
+                      <w:rFonts w:cstheme="minorHAnsi"/>
+                      <w:sz w:val="20"/>
+                      <w:szCs w:val="20"/>
+                    </w:rPr>
+                    <w:t>Sq.Meter</w:t>
+                  </w:r>
+                  <w:proofErr w:type="spellEnd"/>
+                  <w:proofErr w:type="gramEnd"/>
+                  <w:r>
+                    <w:rPr>
+                      <w:rFonts w:cstheme="minorHAnsi"/>
+                      <w:sz w:val="20"/>
+                      <w:szCs w:val="20"/>
+                    </w:rPr>
+                    <w:t>:</w:t>
+                  </w:r>
+                </w:p>
+              </w:tc>
+              <w:tc>
+                <w:tcPr>
+                  <w:tcW w:w="2565" w:type="dxa"/>
+                </w:tcPr>
+                <w:p>
+                  <w:pPr>
+                    <w:pStyle w:val="NoSpacing"/>
+                    <w:keepNext/>
+                    <w:spacing w:line="276" w:lineRule="auto"/>
+                    <w:rPr>
+                      <w:rFonts w:cstheme="minorHAnsi"/>
+                      <w:sz w:val="20"/>
+                      <w:szCs w:val="20"/>
+                    </w:rPr>
+                  </w:pPr>
+                  <w:r>
+                    <w:rPr>
+                      <w:rFonts w:cstheme="minorHAnsi"/>
+                      <w:sz w:val="20"/>
+                      <w:szCs w:val="20"/>
+                    </w:rPr>
+                    <w:t>{</w:t>
+                  </w:r>
+                  <w:proofErr w:type="spellStart"/>
+                  <w:r>
+                    <w:rPr>
+                      <w:rFonts w:cstheme="minorHAnsi"/>
+                      <w:sz w:val="20"/>
+                      <w:szCs w:val="20"/>
+                    </w:rPr>
+                    <w:t>totalSqMt</w:t>
+                  </w:r>
+                  <w:proofErr w:type="spellEnd"/>
+                  <w:r>
+                    <w:rPr>
+                      <w:rFonts w:cstheme="minorHAnsi"/>
+                      <w:sz w:val="20"/>
+                      <w:szCs w:val="20"/>
+                    </w:rPr>
+                    <w:t>}</w:t>
+                  </w:r>
+                  <w:r>
+                    <w:rPr>
+                      <w:rFonts w:cstheme="minorHAnsi"/>
+                      <w:sz w:val="20"/>
+                      <w:szCs w:val="20"/>
+                    </w:rPr>
+                    <w:t xml:space="preserve"> M</w:t>
+                  </w:r>
+                  <w:r>
+                    <w:rPr>
+                      <w:rFonts w:cstheme="minorHAnsi"/>
+                      <w:sz w:val="20"/>
+                      <w:szCs w:val="20"/>
+                    </w:rPr>
+                    <w:t>M{/</w:t>
+                  </w:r>
+                  <w:proofErr w:type="spellStart"/>
+                  <w:r>
+                    <w:rPr>
+                      <w:rFonts w:cstheme="minorHAnsi"/>
+                      <w:sz w:val="20"/>
+                      <w:szCs w:val="20"/>
+                    </w:rPr>
+                    <w:t>isCustom</w:t>
+                  </w:r>
+                  <w:proofErr w:type="spellEnd"/>
+                  <w:r>
+                    <w:rPr>
+                      <w:rFonts w:cstheme="minorHAnsi"/>
+                      <w:sz w:val="20"/>
+                      <w:szCs w:val="20"/>
+                    </w:rPr>
+                    <w:t>}</w:t>
+                  </w:r>
+                </w:p>
+              </w:tc>
+            </w:tr>
+          </w:tbl>
+          <w:p>
+            <w:pPr>
+              <w:tabs>
+                <w:tab w:val="left" w:pos="960"/>
+              </w:tabs>
+              <w:jc w:val="both"/>
+              <w:rPr>
+                <w:rFonts w:cstheme="minorHAnsi"/>
                 <w:b/>
                 <w:bCs/>
-                <w:sz w:val="20"/>
-                <w:szCs w:val="20"/>
-              </w:rPr>
-              <w:t>{#isCustom}Avg/Wt(Kg)</w:t>
-            </w:r>
+                <w:sz w:val="10"/>
+                <w:szCs w:val="10"/>
+              </w:rPr>
+            </w:pPr>
           </w:p>
         </w:tc>
+      </w:tr>
+      <w:tr>
+        <w:trPr>
+          <w:trHeight w:val="302"/>
+        </w:trPr>
         <w:tc>
           <w:tcPr>
-            <w:tcW w:w="2127" w:type="dxa"/>
+            <w:tcW w:w="11106" w:type="dxa"/>
+            <w:gridSpan w:val="5"/>
+            <w:tcBorders>
+              <w:top w:val="nil"/>
+              <w:bottom w:val="nil"/>
+            </w:tcBorders>
           </w:tcPr>
           <w:p>
             <w:pPr>
               <w:tabs>
                 <w:tab w:val="left" w:pos="960"/>
               </w:tabs>
-              <w:rPr>
+              <w:jc w:val="both"/>
+              <w:rPr>
+                <w:rFonts w:cstheme="minorHAnsi"/>
                 <w:b/>
                 <w:bCs/>
-                <w:sz w:val="20"/>
-                <w:szCs w:val="20"/>
+                <w:sz w:val="10"/>
+                <w:szCs w:val="10"/>
               </w:rPr>
             </w:pPr>
-            <w:r>
-              <w:rPr>
-                <w:b/>
-                <w:bCs/>
-                <w:sz w:val="20"/>
-                <w:szCs w:val="20"/>
-              </w:rPr>
-              <w:t>Total Sq. MT</w:t>
-            </w:r>
           </w:p>
-        </w:tc>
-        <w:tc>
-          <w:tcPr>
-            <w:tcW w:w="6706" w:type="dxa"/>
-          </w:tcPr>
+          <w:tbl>
+            <w:tblPr>
+              <w:tblStyle w:val="TableGrid"/>
+              <w:tblW w:w="0" w:type="auto"/>
+              <w:tblBorders>
+                <w:top w:val="none" w:sz="0" w:space="0" w:color="auto"/>
+                <w:left w:val="none" w:sz="0" w:space="0" w:color="auto"/>
+                <w:bottom w:val="none" w:sz="0" w:space="0" w:color="auto"/>
+                <w:right w:val="none" w:sz="0" w:space="0" w:color="auto"/>
+                <w:insideH w:val="none" w:sz="0" w:space="0" w:color="auto"/>
+                <w:insideV w:val="none" w:sz="0" w:space="0" w:color="auto"/>
+              </w:tblBorders>
+              <w:tblLayout w:type="fixed"/>
+              <w:tblCellMar>
+                <w:left w:w="0" w:type="dxa"/>
+              </w:tblCellMar>
+              <w:tblLook w:val="04A0" w:firstRow="1" w:lastRow="0" w:firstColumn="1" w:lastColumn="0" w:noHBand="0" w:noVBand="1"/>
+            </w:tblPr>
+            <w:tblGrid>
+              <w:gridCol w:w="2263"/>
+              <w:gridCol w:w="2127"/>
+              <w:gridCol w:w="6706"/>
+            </w:tblGrid>
+            <w:tr>
+              <w:trPr>
+                <w:trHeight w:val="254"/>
+              </w:trPr>
+              <w:tc>
+                <w:tcPr>
+                  <w:tcW w:w="2263" w:type="dxa"/>
+                </w:tcPr>
+                <w:p>
+                  <w:pPr>
+                    <w:framePr w:hSpace="180" w:wrap="around" w:vAnchor="page" w:hAnchor="margin" w:y="481"/>
+                    <w:tabs>
+                      <w:tab w:val="left" w:pos="960"/>
+                    </w:tabs>
+                    <w:rPr>
+                      <w:b/>
+                      <w:bCs/>
+                      <w:sz w:val="20"/>
+                      <w:szCs w:val="20"/>
+                    </w:rPr>
+                  </w:pPr>
+                  <w:r>
+                    <w:rPr>
+                      <w:b/>
+                      <w:bCs/>
+                      <w:sz w:val="20"/>
+                      <w:szCs w:val="20"/>
+                    </w:rPr>
+                    <w:t>{#</w:t>
+                  </w:r>
+                  <w:proofErr w:type="gramStart"/>
+                  <w:r>
+                    <w:rPr>
+                      <w:b/>
+                      <w:bCs/>
+                      <w:sz w:val="20"/>
+                      <w:szCs w:val="20"/>
+                    </w:rPr>
+                    <w:t>isCustom}Avg</w:t>
+                  </w:r>
+                  <w:proofErr w:type="gramEnd"/>
+                  <w:r>
+                    <w:rPr>
+                      <w:b/>
+                      <w:bCs/>
+                      <w:sz w:val="20"/>
+                      <w:szCs w:val="20"/>
+                    </w:rPr>
+                    <w:t>/</w:t>
+                  </w:r>
+                  <w:proofErr w:type="gramStart"/>
+                  <w:r>
+                    <w:rPr>
+                      <w:b/>
+                      <w:bCs/>
+                      <w:sz w:val="20"/>
+                      <w:szCs w:val="20"/>
+                    </w:rPr>
+                    <w:t>Wt(</w:t>
+                  </w:r>
+                  <w:proofErr w:type="gramEnd"/>
+                  <w:r>
+                    <w:rPr>
+                      <w:b/>
+                      <w:bCs/>
+                      <w:sz w:val="20"/>
+                      <w:szCs w:val="20"/>
+                    </w:rPr>
+                    <w:t>Kg)</w:t>
+                  </w:r>
+                </w:p>
+              </w:tc>
+              <w:tc>
+                <w:tcPr>
+                  <w:tcW w:w="2127" w:type="dxa"/>
+                </w:tcPr>
+                <w:p>
+                  <w:pPr>
+                    <w:framePr w:hSpace="180" w:wrap="around" w:vAnchor="page" w:hAnchor="margin" w:y="481"/>
+                    <w:tabs>
+                      <w:tab w:val="left" w:pos="960"/>
+                    </w:tabs>
+                    <w:rPr>
+                      <w:b/>
+                      <w:bCs/>
+                      <w:sz w:val="20"/>
+                      <w:szCs w:val="20"/>
+                    </w:rPr>
+                  </w:pPr>
+                  <w:r>
+                    <w:rPr>
+                      <w:b/>
+                      <w:bCs/>
+                      <w:sz w:val="20"/>
+                      <w:szCs w:val="20"/>
+                    </w:rPr>
+                    <w:t>Total Sq. MT</w:t>
+                  </w:r>
+                </w:p>
+              </w:tc>
+              <w:tc>
+                <w:tcPr>
+                  <w:tcW w:w="6706" w:type="dxa"/>
+                </w:tcPr>
+                <w:p>
+                  <w:pPr>
+                    <w:framePr w:hSpace="180" w:wrap="around" w:vAnchor="page" w:hAnchor="margin" w:y="481"/>
+                    <w:tabs>
+                      <w:tab w:val="left" w:pos="960"/>
+                    </w:tabs>
+                    <w:rPr>
+                      <w:b/>
+                      <w:bCs/>
+                      <w:sz w:val="20"/>
+                      <w:szCs w:val="20"/>
+                    </w:rPr>
+                  </w:pPr>
+                  <w:r>
+                    <w:rPr>
+                      <w:b/>
+                      <w:bCs/>
+                      <w:sz w:val="20"/>
+                      <w:szCs w:val="20"/>
+                    </w:rPr>
+                    <w:t>Size{/</w:t>
+                  </w:r>
+                  <w:proofErr w:type="spellStart"/>
+                  <w:r>
+                    <w:rPr>
+                      <w:b/>
+                      <w:bCs/>
+                      <w:sz w:val="20"/>
+                      <w:szCs w:val="20"/>
+                    </w:rPr>
+                    <w:t>isCustom</w:t>
+                  </w:r>
+                  <w:proofErr w:type="spellEnd"/>
+                  <w:r>
+                    <w:rPr>
+                      <w:b/>
+                      <w:bCs/>
+                      <w:sz w:val="20"/>
+                      <w:szCs w:val="20"/>
+                    </w:rPr>
+                    <w:t>}</w:t>
+                  </w:r>
+                </w:p>
+              </w:tc>
+            </w:tr>
+            <w:tr>
+              <w:trPr>
+                <w:trHeight w:val="254"/>
+              </w:trPr>
+              <w:tc>
+                <w:tcPr>
+                  <w:tcW w:w="2263" w:type="dxa"/>
+                </w:tcPr>
+                <w:p>
+                  <w:pPr>
+                    <w:framePr w:hSpace="180" w:wrap="around" w:vAnchor="page" w:hAnchor="margin" w:y="481"/>
+                    <w:tabs>
+                      <w:tab w:val="left" w:pos="960"/>
+                    </w:tabs>
+                    <w:rPr>
+                      <w:sz w:val="20"/>
+                      <w:szCs w:val="20"/>
+                    </w:rPr>
+                  </w:pPr>
+                  <w:r>
+                    <w:rPr>
+                      <w:sz w:val="20"/>
+                      <w:szCs w:val="20"/>
+                    </w:rPr>
+                    <w:t>{#</w:t>
+                  </w:r>
+                  <w:proofErr w:type="gramStart"/>
+                  <w:r>
+                    <w:rPr>
+                      <w:sz w:val="20"/>
+                      <w:szCs w:val="20"/>
+                    </w:rPr>
+                    <w:t>isCustom}{</w:t>
+                  </w:r>
+                  <w:proofErr w:type="gramEnd"/>
+                  <w:r>
+                    <w:rPr>
+                      <w:sz w:val="20"/>
+                      <w:szCs w:val="20"/>
+                    </w:rPr>
+                    <w:t>#containerSummary} {</w:t>
+                  </w:r>
+                  <w:proofErr w:type="spellStart"/>
+                  <w:r>
+                    <w:rPr>
+                      <w:sz w:val="20"/>
+                      <w:szCs w:val="20"/>
+                    </w:rPr>
+                    <w:t>avgWeight</w:t>
+                  </w:r>
+                  <w:proofErr w:type="spellEnd"/>
+                  <w:r>
+                    <w:rPr>
+                      <w:sz w:val="20"/>
+                      <w:szCs w:val="20"/>
+                    </w:rPr>
+                    <w:t>}</w:t>
+                  </w:r>
+                </w:p>
+              </w:tc>
+              <w:tc>
+                <w:tcPr>
+                  <w:tcW w:w="2127" w:type="dxa"/>
+                </w:tcPr>
+                <w:p>
+                  <w:pPr>
+                    <w:framePr w:hSpace="180" w:wrap="around" w:vAnchor="page" w:hAnchor="margin" w:y="481"/>
+                    <w:tabs>
+                      <w:tab w:val="left" w:pos="960"/>
+                    </w:tabs>
+                    <w:rPr>
+                      <w:sz w:val="20"/>
+                      <w:szCs w:val="20"/>
+                    </w:rPr>
+                  </w:pPr>
+                  <w:r>
+                    <w:rPr>
+                      <w:sz w:val="20"/>
+                      <w:szCs w:val="20"/>
+                    </w:rPr>
+                    <w:t>{</w:t>
+                  </w:r>
+                  <w:proofErr w:type="spellStart"/>
+                  <w:r>
+                    <w:rPr>
+                      <w:sz w:val="20"/>
+                      <w:szCs w:val="20"/>
+                    </w:rPr>
+                    <w:t>totalSqMtPerType</w:t>
+                  </w:r>
+                  <w:proofErr w:type="spellEnd"/>
+                  <w:r>
+                    <w:rPr>
+                      <w:sz w:val="20"/>
+                      <w:szCs w:val="20"/>
+                    </w:rPr>
+                    <w:t>}</w:t>
+                  </w:r>
+                </w:p>
+              </w:tc>
+              <w:tc>
+                <w:tcPr>
+                  <w:tcW w:w="6706" w:type="dxa"/>
+                </w:tcPr>
+                <w:p>
+                  <w:pPr>
+                    <w:framePr w:hSpace="180" w:wrap="around" w:vAnchor="page" w:hAnchor="margin" w:y="481"/>
+                    <w:tabs>
+                      <w:tab w:val="left" w:pos="960"/>
+                    </w:tabs>
+                    <w:rPr>
+                      <w:sz w:val="20"/>
+                      <w:szCs w:val="20"/>
+                    </w:rPr>
+                  </w:pPr>
+                  <w:r>
+                    <w:rPr>
+                      <w:sz w:val="20"/>
+                      <w:szCs w:val="20"/>
+                    </w:rPr>
+                    <w:t>{length} X {width} X {height} MM{/</w:t>
+                  </w:r>
+                  <w:proofErr w:type="spellStart"/>
+                  <w:proofErr w:type="gramStart"/>
+                  <w:r>
+                    <w:rPr>
+                      <w:sz w:val="20"/>
+                      <w:szCs w:val="20"/>
+                    </w:rPr>
+                    <w:t>containerSummary</w:t>
+                  </w:r>
+                  <w:proofErr w:type="spellEnd"/>
+                  <w:r>
+                    <w:rPr>
+                      <w:sz w:val="20"/>
+                      <w:szCs w:val="20"/>
+                    </w:rPr>
+                    <w:t>}{</w:t>
+                  </w:r>
+                  <w:proofErr w:type="gramEnd"/>
+                  <w:r>
+                    <w:rPr>
+                      <w:sz w:val="20"/>
+                      <w:szCs w:val="20"/>
+                    </w:rPr>
+                    <w:t>/</w:t>
+                  </w:r>
+                  <w:proofErr w:type="spellStart"/>
+                  <w:r>
+                    <w:rPr>
+                      <w:sz w:val="20"/>
+                      <w:szCs w:val="20"/>
+                    </w:rPr>
+                    <w:t>isCustom</w:t>
+                  </w:r>
+                  <w:proofErr w:type="spellEnd"/>
+                  <w:r>
+                    <w:rPr>
+                      <w:sz w:val="20"/>
+                      <w:szCs w:val="20"/>
+                    </w:rPr>
+                    <w:t>}</w:t>
+                  </w:r>
+                </w:p>
+              </w:tc>
+            </w:tr>
+          </w:tbl>
           <w:p>
             <w:pPr>
               <w:tabs>
                 <w:tab w:val="left" w:pos="960"/>
               </w:tabs>
-              <w:rPr>
+              <w:jc w:val="both"/>
+              <w:rPr>
+                <w:rFonts w:cstheme="minorHAnsi"/>
                 <w:b/>
                 <w:bCs/>
-                <w:sz w:val="20"/>
-                <w:szCs w:val="20"/>
+                <w:sz w:val="10"/>
+                <w:szCs w:val="10"/>
               </w:rPr>
             </w:pPr>
-            <w:r>
-              <w:rPr>
-                <w:b/>
-                <w:bCs/>
-                <w:sz w:val="20"/>
-                <w:szCs w:val="20"/>
-              </w:rPr>
-              <w:t>Size{/</w:t>
-            </w:r>
-            <w:proofErr w:type="spellStart"/>
-            <w:r>
-              <w:rPr>
-                <w:b/>
-                <w:bCs/>
-                <w:sz w:val="20"/>
-                <w:szCs w:val="20"/>
-              </w:rPr>
-              <w:t>isCustom</w:t>
-            </w:r>
-            <w:proofErr w:type="spellEnd"/>
-            <w:r>
-              <w:rPr>
-                <w:b/>
-                <w:bCs/>
-                <w:sz w:val="20"/>
-                <w:szCs w:val="20"/>
-              </w:rPr>
-              <w:t>}</w:t>
-            </w:r>
           </w:p>
         </w:tc>
       </w:tr>
-      <w:tr>
-        <w:trPr>
-          <w:trHeight w:val="254"/>
-        </w:trPr>
-        <w:tc>
-          <w:tcPr>
-            <w:tcW w:w="2263" w:type="dxa"/>
-          </w:tcPr>
-          <w:p>
-            <w:pPr>
-              <w:tabs>
-                <w:tab w:val="left" w:pos="960"/>
-              </w:tabs>
-              <w:rPr>
-                <w:sz w:val="20"/>
-                <w:szCs w:val="20"/>
-              </w:rPr>
-            </w:pPr>
-            <w:r>
-              <w:rPr>
-                <w:sz w:val="20"/>
-                <w:szCs w:val="20"/>
-              </w:rPr>
-              <w:t>{#isCustom}{#containerSummary} {</w:t>
-            </w:r>
-            <w:proofErr w:type="spellStart"/>
-            <w:r>
-              <w:rPr>
-                <w:sz w:val="20"/>
-                <w:szCs w:val="20"/>
-              </w:rPr>
-              <w:t>avgWeight</w:t>
-            </w:r>
-            <w:proofErr w:type="spellEnd"/>
-            <w:r>
-              <w:rPr>
-                <w:sz w:val="20"/>
-                <w:szCs w:val="20"/>
-              </w:rPr>
-              <w:t>}</w:t>
-            </w:r>
-          </w:p>
-        </w:tc>
-        <w:tc>
-          <w:tcPr>
-            <w:tcW w:w="2127" w:type="dxa"/>
-          </w:tcPr>
-          <w:p>
-            <w:pPr>
-              <w:tabs>
-                <w:tab w:val="left" w:pos="960"/>
-              </w:tabs>
-              <w:rPr>
-                <w:sz w:val="20"/>
-                <w:szCs w:val="20"/>
-              </w:rPr>
-            </w:pPr>
-            <w:r>
-              <w:rPr>
-                <w:sz w:val="20"/>
-                <w:szCs w:val="20"/>
-              </w:rPr>
-              <w:t>{</w:t>
-            </w:r>
-            <w:proofErr w:type="spellStart"/>
-            <w:r>
-              <w:rPr>
-                <w:sz w:val="20"/>
-                <w:szCs w:val="20"/>
-              </w:rPr>
-              <w:t>totalSqMtPerType</w:t>
-            </w:r>
-            <w:proofErr w:type="spellEnd"/>
-            <w:r>
-              <w:rPr>
-                <w:sz w:val="20"/>
-                <w:szCs w:val="20"/>
-              </w:rPr>
-              <w:t>}</w:t>
-            </w:r>
-          </w:p>
-        </w:tc>
-        <w:tc>
-          <w:tcPr>
-            <w:tcW w:w="6706" w:type="dxa"/>
-          </w:tcPr>
-          <w:p>
-            <w:pPr>
-              <w:tabs>
-                <w:tab w:val="left" w:pos="960"/>
-              </w:tabs>
-              <w:rPr>
-                <w:sz w:val="20"/>
-                <w:szCs w:val="20"/>
-              </w:rPr>
-            </w:pPr>
-            <w:r>
-              <w:rPr>
-                <w:sz w:val="20"/>
-                <w:szCs w:val="20"/>
-              </w:rPr>
-              <w:t>{length} X {width} X {height} MM{/</w:t>
-            </w:r>
-            <w:proofErr w:type="spellStart"/>
-            <w:r>
-              <w:rPr>
-                <w:sz w:val="20"/>
-                <w:szCs w:val="20"/>
-              </w:rPr>
-              <w:t>containerSummary</w:t>
-            </w:r>
-            <w:proofErr w:type="spellEnd"/>
-            <w:r>
-              <w:rPr>
-                <w:sz w:val="20"/>
-                <w:szCs w:val="20"/>
-              </w:rPr>
-              <w:t>}{/</w:t>
-            </w:r>
-            <w:proofErr w:type="spellStart"/>
-            <w:r>
-              <w:rPr>
-                <w:sz w:val="20"/>
-                <w:szCs w:val="20"/>
-              </w:rPr>
-              <w:t>isCustom</w:t>
-            </w:r>
-            <w:proofErr w:type="spellEnd"/>
-            <w:r>
-              <w:rPr>
-                <w:sz w:val="20"/>
-                <w:szCs w:val="20"/>
-              </w:rPr>
-              <w:t>}</w:t>
-            </w:r>
-          </w:p>
-        </w:tc>
-      </w:tr>
+      <w:bookmarkEnd w:id="0"/>
     </w:tbl>
     <w:p>
       <w:pPr>
@@ -4587,7 +4901,16 @@
         <w:bCs/>
         <w:spacing w:val="60"/>
       </w:rPr>
-      <w:t xml:space="preserve">  </w:t>
+      <w:t xml:space="preserve"> </w:t>
+    </w:r>
+    <w:proofErr w:type="gramStart"/>
+    <w:r>
+      <w:rPr>
+        <w:b/>
+        <w:bCs/>
+        <w:spacing w:val="60"/>
+      </w:rPr>
+      <w:t xml:space="preserve"> </w:t>
     </w:r>
     <w:r>
       <w:rPr>
@@ -4611,7 +4934,16 @@
         <w:bCs/>
         <w:spacing w:val="60"/>
       </w:rPr>
-      <w:t>(I)</w:t>
+      <w:t>(</w:t>
+    </w:r>
+    <w:proofErr w:type="gramEnd"/>
+    <w:r>
+      <w:rPr>
+        <w:b/>
+        <w:bCs/>
+        <w:spacing w:val="60"/>
+      </w:rPr>
+      <w:t>I)</w:t>
     </w:r>
     <w:r>
       <w:rPr>
@@ -5377,7 +5709,6 @@
   <w:style w:type="character" w:default="1" w:styleId="DefaultParagraphFont">
     <w:name w:val="Default Paragraph Font"/>
     <w:uiPriority w:val="1"/>
-    <w:semiHidden/>
     <w:unhideWhenUsed/>
   </w:style>
   <w:style w:type="table" w:default="1" w:styleId="TableNormal">

--- a/electron/database/generate-document/templates/packing-aus.docx
+++ b/electron/database/generate-document/templates/packing-aus.docx
@@ -533,6 +533,31 @@
                 <w:szCs w:val="20"/>
               </w:rPr>
               <w:t>}</w:t>
+            </w:r>
+          </w:p>
+          <w:p>
+            <w:pPr>
+              <w:rPr>
+                <w:rFonts w:cstheme="minorHAnsi"/>
+                <w:sz w:val="20"/>
+                <w:szCs w:val="20"/>
+              </w:rPr>
+            </w:pPr>
+            <w:r>
+              <w:rPr>
+                <w:rFonts w:cstheme="minorHAnsi"/>
+                <w:sz w:val="20"/>
+                <w:szCs w:val="20"/>
+              </w:rPr>
+              <w:t xml:space="preserve">NOTIFY </w:t>
+            </w:r>
+            <w:r>
+              <w:rPr>
+                <w:rFonts w:cstheme="minorHAnsi"/>
+                <w:sz w:val="20"/>
+                <w:szCs w:val="20"/>
+              </w:rPr>
+              <w:t>–</w:t>
             </w:r>
           </w:p>
           <w:p>
@@ -2823,36 +2848,74 @@
                   <w:r>
                     <w:rPr>
                       <w:rFonts w:cstheme="minorHAnsi"/>
-                      <w:sz w:val="18"/>
-                      <w:szCs w:val="18"/>
-                    </w:rPr>
-                    <w:t>{#</w:t>
-                  </w:r>
-                  <w:r>
-                    <w:rPr>
-                      <w:rFonts w:cstheme="minorHAnsi"/>
-                      <w:sz w:val="18"/>
-                      <w:szCs w:val="18"/>
-                    </w:rPr>
-                    <w:t>sampleBox</w:t>
-                  </w:r>
-                  <w:r>
-                    <w:rPr>
-                      <w:rFonts w:cstheme="minorHAnsi"/>
-                      <w:sz w:val="18"/>
-                      <w:szCs w:val="18"/>
-                    </w:rPr>
-                    <w:t>}</w:t>
-                  </w:r>
-                  <w:r>
-                    <w:rPr>
-                      <w:rFonts w:cstheme="minorHAnsi"/>
                       <w:b/>
                       <w:bCs/>
                       <w:sz w:val="18"/>
                       <w:szCs w:val="18"/>
                     </w:rPr>
+                    <w:t>{#isSampleBox}</w:t>
+                  </w:r>
+                  <w:r>
+                    <w:rPr>
+                      <w:rFonts w:cstheme="minorHAnsi"/>
+                      <w:b/>
+                      <w:bCs/>
+                      <w:sz w:val="18"/>
+                      <w:szCs w:val="18"/>
+                    </w:rPr>
                     <w:t>SAMPLE BOX</w:t>
+                  </w:r>
+                  <w:r>
+                    <w:rPr>
+                      <w:rFonts w:cstheme="minorHAnsi"/>
+                      <w:b/>
+                      <w:bCs/>
+                      <w:sz w:val="18"/>
+                      <w:szCs w:val="18"/>
+                    </w:rPr>
+                    <w:t>{</w:t>
+                  </w:r>
+                  <w:r>
+                    <w:rPr>
+                      <w:rFonts w:cstheme="minorHAnsi"/>
+                      <w:b/>
+                      <w:bCs/>
+                      <w:sz w:val="18"/>
+                      <w:szCs w:val="18"/>
+                    </w:rPr>
+                    <w:t>/</w:t>
+                  </w:r>
+                  <w:proofErr w:type="spellStart"/>
+                  <w:r>
+                    <w:rPr>
+                      <w:rFonts w:cstheme="minorHAnsi"/>
+                      <w:b/>
+                      <w:bCs/>
+                      <w:sz w:val="18"/>
+                      <w:szCs w:val="18"/>
+                    </w:rPr>
+                    <w:t>isSampleBox</w:t>
+                  </w:r>
+                  <w:proofErr w:type="spellEnd"/>
+                  <w:r>
+                    <w:rPr>
+                      <w:rFonts w:cstheme="minorHAnsi"/>
+                      <w:b/>
+                      <w:bCs/>
+                      <w:sz w:val="18"/>
+                      <w:szCs w:val="18"/>
+                    </w:rPr>
+                    <w:t>}</w:t>
+                  </w:r>
+                  <w:r>
+                    <w:rPr>
+                      <w:rFonts w:cstheme="minorHAnsi"/>
+                      <w:b/>
+                      <w:bCs/>
+                      <w:sz w:val="18"/>
+                      <w:szCs w:val="18"/>
+                    </w:rPr>
+                    <w:t xml:space="preserve"> </w:t>
                   </w:r>
                 </w:p>
               </w:tc>
@@ -2971,20 +3034,25 @@
                   </w:pPr>
                   <w:r>
                     <w:rPr>
-                      <w:rFonts w:cstheme="minorHAnsi"/>
-                      <w:sz w:val="18"/>
-                      <w:szCs w:val="18"/>
-                    </w:rPr>
-                    <w:t>{#</w:t>
+                      <w:sz w:val="18"/>
+                      <w:szCs w:val="18"/>
+                    </w:rPr>
+                    <w:t>{</w:t>
+                  </w:r>
+                  <w:r>
+                    <w:rPr>
+                      <w:sz w:val="18"/>
+                      <w:szCs w:val="18"/>
+                    </w:rPr>
+                    <w:t>#</w:t>
                   </w:r>
                   <w:proofErr w:type="gramStart"/>
                   <w:r>
                     <w:rPr>
-                      <w:rFonts w:cstheme="minorHAnsi"/>
-                      <w:sz w:val="18"/>
-                      <w:szCs w:val="18"/>
-                    </w:rPr>
-                    <w:t>isCustom}</w:t>
+                      <w:sz w:val="18"/>
+                      <w:szCs w:val="18"/>
+                    </w:rPr>
+                    <w:t>sampleBox}</w:t>
                   </w:r>
                   <w:r>
                     <w:rPr>
@@ -3296,435 +3364,7 @@
                       <w:sz w:val="18"/>
                       <w:szCs w:val="18"/>
                     </w:rPr>
-                    <w:t>{</w:t>
-                  </w:r>
-                  <w:r>
-                    <w:rPr>
-                      <w:rFonts w:cstheme="minorHAnsi"/>
-                      <w:sz w:val="18"/>
-                      <w:szCs w:val="18"/>
-                    </w:rPr>
-                    <w:t>/</w:t>
-                  </w:r>
-                  <w:proofErr w:type="spellStart"/>
-                  <w:r>
-                    <w:rPr>
-                      <w:rFonts w:cstheme="minorHAnsi"/>
-                      <w:sz w:val="18"/>
-                      <w:szCs w:val="18"/>
-                    </w:rPr>
-                    <w:t>isCustom</w:t>
-                  </w:r>
-                  <w:proofErr w:type="spellEnd"/>
-                  <w:r>
-                    <w:rPr>
-                      <w:rFonts w:cstheme="minorHAnsi"/>
-                      <w:sz w:val="18"/>
-                      <w:szCs w:val="18"/>
-                    </w:rPr>
-                    <w:t>}</w:t>
-                  </w:r>
-                </w:p>
-              </w:tc>
-            </w:tr>
-            <w:tr>
-              <w:tc>
-                <w:tcPr>
-                  <w:tcW w:w="1271" w:type="dxa"/>
-                </w:tcPr>
-                <w:p>
-                  <w:pPr>
-                    <w:framePr w:hSpace="180" w:wrap="around" w:vAnchor="page" w:hAnchor="margin" w:y="481"/>
-                    <w:tabs>
-                      <w:tab w:val="left" w:pos="960"/>
-                    </w:tabs>
-                    <w:spacing w:line="276" w:lineRule="auto"/>
-                    <w:rPr>
-                      <w:rFonts w:cstheme="minorHAnsi"/>
-                      <w:sz w:val="18"/>
-                      <w:szCs w:val="18"/>
-                    </w:rPr>
-                  </w:pPr>
-                  <w:r>
-                    <w:rPr>
-                      <w:rFonts w:cstheme="minorHAnsi"/>
-                      <w:sz w:val="18"/>
-                      <w:szCs w:val="18"/>
-                    </w:rPr>
-                    <w:t>{</w:t>
-                  </w:r>
-                  <w:r>
-                    <w:rPr>
-                      <w:rFonts w:cstheme="minorHAnsi"/>
-                      <w:sz w:val="18"/>
-                      <w:szCs w:val="18"/>
-                    </w:rPr>
-                    <w:t>^</w:t>
-                  </w:r>
-                  <w:proofErr w:type="gramStart"/>
-                  <w:r>
-                    <w:rPr>
-                      <w:rFonts w:cstheme="minorHAnsi"/>
-                      <w:sz w:val="18"/>
-                      <w:szCs w:val="18"/>
-                    </w:rPr>
-                    <w:t>isCustom}</w:t>
-                  </w:r>
-                  <w:r>
-                    <w:rPr>
-                      <w:sz w:val="18"/>
-                      <w:szCs w:val="18"/>
-                    </w:rPr>
-                    <w:t>{</w:t>
-                  </w:r>
-                  <w:proofErr w:type="gramEnd"/>
-                  <w:r>
-                    <w:rPr>
-                      <w:sz w:val="18"/>
-                      <w:szCs w:val="18"/>
-                    </w:rPr>
-                    <w:t>#</w:t>
-                  </w:r>
-                  <w:proofErr w:type="gramStart"/>
-                  <w:r>
-                    <w:rPr>
-                      <w:sz w:val="18"/>
-                      <w:szCs w:val="18"/>
-                    </w:rPr>
-                    <w:t>prefixCode}{</w:t>
-                  </w:r>
-                  <w:proofErr w:type="gramEnd"/>
-                  <w:r>
-                    <w:rPr>
-                      <w:sz w:val="18"/>
-                      <w:szCs w:val="18"/>
-                    </w:rPr>
-                    <w:t>prefixCode}/{/</w:t>
-                  </w:r>
-                  <w:proofErr w:type="gramStart"/>
-                  <w:r>
-                    <w:rPr>
-                      <w:sz w:val="18"/>
-                      <w:szCs w:val="18"/>
-                    </w:rPr>
-                    <w:t>prefixCode}{</w:t>
-                  </w:r>
-                  <w:proofErr w:type="gramEnd"/>
-                  <w:r>
-                    <w:rPr>
-                      <w:sz w:val="18"/>
-                      <w:szCs w:val="18"/>
-                    </w:rPr>
-                    <w:t xml:space="preserve">containerFrom}{#containerTo} to </w:t>
-                  </w:r>
-                  <w:r>
-                    <w:rPr>
-                      <w:sz w:val="18"/>
-                      <w:szCs w:val="18"/>
-                    </w:rPr>
-                    <w:lastRenderedPageBreak/>
-                    <w:t>{</w:t>
-                  </w:r>
-                  <w:proofErr w:type="spellStart"/>
-                  <w:r>
-                    <w:rPr>
-                      <w:sz w:val="18"/>
-                      <w:szCs w:val="18"/>
-                    </w:rPr>
-                    <w:t>containerTo</w:t>
-                  </w:r>
-                  <w:proofErr w:type="spellEnd"/>
-                  <w:r>
-                    <w:rPr>
-                      <w:sz w:val="18"/>
-                      <w:szCs w:val="18"/>
-                    </w:rPr>
-                    <w:t>} {/</w:t>
-                  </w:r>
-                  <w:proofErr w:type="spellStart"/>
-                  <w:r>
-                    <w:rPr>
-                      <w:sz w:val="18"/>
-                      <w:szCs w:val="18"/>
-                    </w:rPr>
-                    <w:t>containerTo</w:t>
-                  </w:r>
-                  <w:proofErr w:type="spellEnd"/>
-                  <w:r>
-                    <w:rPr>
-                      <w:sz w:val="18"/>
-                      <w:szCs w:val="18"/>
-                    </w:rPr>
-                    <w:t>}</w:t>
-                  </w:r>
-                </w:p>
-              </w:tc>
-              <w:tc>
-                <w:tcPr>
-                  <w:tcW w:w="5528" w:type="dxa"/>
-                  <w:gridSpan w:val="3"/>
-                  <w:tcBorders>
-                    <w:right w:val="single" w:sz="4" w:space="0" w:color="auto"/>
-                  </w:tcBorders>
-                </w:tcPr>
-                <w:p>
-                  <w:pPr>
-                    <w:framePr w:hSpace="180" w:wrap="around" w:vAnchor="page" w:hAnchor="margin" w:y="481"/>
-                    <w:tabs>
-                      <w:tab w:val="left" w:pos="960"/>
-                    </w:tabs>
-                    <w:spacing w:line="276" w:lineRule="auto"/>
-                    <w:jc w:val="center"/>
-                    <w:rPr>
-                      <w:rFonts w:cstheme="minorHAnsi"/>
-                      <w:sz w:val="18"/>
-                      <w:szCs w:val="18"/>
-                    </w:rPr>
-                  </w:pPr>
-                  <w:r>
-                    <w:rPr>
-                      <w:rFonts w:cstheme="minorHAnsi"/>
-                      <w:sz w:val="18"/>
-                      <w:szCs w:val="18"/>
-                    </w:rPr>
-                    <w:lastRenderedPageBreak/>
-                    <w:t>{</w:t>
-                  </w:r>
-                  <w:proofErr w:type="spellStart"/>
-                  <w:proofErr w:type="gramStart"/>
-                  <w:r>
-                    <w:rPr>
-                      <w:rFonts w:cstheme="minorHAnsi"/>
-                      <w:sz w:val="18"/>
-                      <w:szCs w:val="18"/>
-                    </w:rPr>
-                    <w:t>materialGrade</w:t>
-                  </w:r>
-                  <w:proofErr w:type="spellEnd"/>
-                  <w:r>
-                    <w:rPr>
-                      <w:rFonts w:cstheme="minorHAnsi"/>
-                      <w:sz w:val="18"/>
-                      <w:szCs w:val="18"/>
-                    </w:rPr>
-                    <w:t>}  {</w:t>
-                  </w:r>
-                  <w:proofErr w:type="spellStart"/>
-                  <w:r>
-                    <w:rPr>
-                      <w:rFonts w:cstheme="minorHAnsi"/>
-                      <w:sz w:val="18"/>
-                      <w:szCs w:val="18"/>
-                    </w:rPr>
-                    <w:t>brandName</w:t>
-                  </w:r>
-                  <w:proofErr w:type="spellEnd"/>
-                  <w:r>
-                    <w:rPr>
-                      <w:rFonts w:cstheme="minorHAnsi"/>
-                      <w:sz w:val="18"/>
-                      <w:szCs w:val="18"/>
-                    </w:rPr>
-                    <w:t xml:space="preserve">} </w:t>
-                  </w:r>
-                  <w:r>
-                    <w:rPr>
-                      <w:rFonts w:cstheme="minorHAnsi"/>
-                      <w:sz w:val="18"/>
-                      <w:szCs w:val="18"/>
-                    </w:rPr>
-                    <w:t xml:space="preserve"> </w:t>
-                  </w:r>
-                  <w:r>
-                    <w:rPr>
-                      <w:rFonts w:cstheme="minorHAnsi"/>
-                      <w:sz w:val="18"/>
-                      <w:szCs w:val="18"/>
-                    </w:rPr>
-                    <w:t>{</w:t>
-                  </w:r>
-                  <w:proofErr w:type="spellStart"/>
-                  <w:r>
-                    <w:rPr>
-                      <w:rFonts w:cstheme="minorHAnsi"/>
-                      <w:sz w:val="18"/>
-                      <w:szCs w:val="18"/>
-                    </w:rPr>
-                    <w:t>designType</w:t>
-                  </w:r>
-                  <w:proofErr w:type="spellEnd"/>
-                  <w:r>
-                    <w:rPr>
-                      <w:rFonts w:cstheme="minorHAnsi"/>
-                      <w:sz w:val="18"/>
-                      <w:szCs w:val="18"/>
-                    </w:rPr>
-                    <w:t>}  {</w:t>
-                  </w:r>
-                  <w:proofErr w:type="spellStart"/>
-                  <w:proofErr w:type="gramEnd"/>
-                  <w:r>
-                    <w:rPr>
-                      <w:rFonts w:cstheme="minorHAnsi"/>
-                      <w:sz w:val="18"/>
-                      <w:szCs w:val="18"/>
-                    </w:rPr>
-                    <w:t>finishType</w:t>
-                  </w:r>
-                  <w:proofErr w:type="spellEnd"/>
-                  <w:r>
-                    <w:rPr>
-                      <w:rFonts w:cstheme="minorHAnsi"/>
-                      <w:sz w:val="18"/>
-                      <w:szCs w:val="18"/>
-                    </w:rPr>
-                    <w:t>}</w:t>
-                  </w:r>
-                </w:p>
-              </w:tc>
-              <w:tc>
-                <w:tcPr>
-                  <w:tcW w:w="843" w:type="dxa"/>
-                  <w:tcBorders>
-                    <w:left w:val="single" w:sz="4" w:space="0" w:color="auto"/>
-                    <w:right w:val="single" w:sz="4" w:space="0" w:color="auto"/>
-                  </w:tcBorders>
-                </w:tcPr>
-                <w:p>
-                  <w:pPr>
-                    <w:framePr w:hSpace="180" w:wrap="around" w:vAnchor="page" w:hAnchor="margin" w:y="481"/>
-                    <w:tabs>
-                      <w:tab w:val="left" w:pos="960"/>
-                    </w:tabs>
-                    <w:spacing w:line="276" w:lineRule="auto"/>
-                    <w:jc w:val="right"/>
-                    <w:rPr>
-                      <w:rFonts w:cstheme="minorHAnsi"/>
-                      <w:sz w:val="18"/>
-                      <w:szCs w:val="18"/>
-                    </w:rPr>
-                  </w:pPr>
-                </w:p>
-              </w:tc>
-              <w:tc>
-                <w:tcPr>
-                  <w:tcW w:w="858" w:type="dxa"/>
-                  <w:tcBorders>
-                    <w:left w:val="single" w:sz="4" w:space="0" w:color="auto"/>
-                    <w:right w:val="single" w:sz="4" w:space="0" w:color="auto"/>
-                  </w:tcBorders>
-                </w:tcPr>
-                <w:p>
-                  <w:pPr>
-                    <w:framePr w:hSpace="180" w:wrap="around" w:vAnchor="page" w:hAnchor="margin" w:y="481"/>
-                    <w:tabs>
-                      <w:tab w:val="left" w:pos="960"/>
-                    </w:tabs>
-                    <w:spacing w:line="276" w:lineRule="auto"/>
-                    <w:jc w:val="right"/>
-                    <w:rPr>
-                      <w:rFonts w:cstheme="minorHAnsi"/>
-                      <w:sz w:val="18"/>
-                      <w:szCs w:val="18"/>
-                    </w:rPr>
-                  </w:pPr>
-                </w:p>
-              </w:tc>
-              <w:tc>
-                <w:tcPr>
-                  <w:tcW w:w="993" w:type="dxa"/>
-                  <w:tcBorders>
-                    <w:left w:val="single" w:sz="4" w:space="0" w:color="auto"/>
-                    <w:right w:val="single" w:sz="4" w:space="0" w:color="auto"/>
-                  </w:tcBorders>
-                </w:tcPr>
-                <w:p>
-                  <w:pPr>
-                    <w:framePr w:hSpace="180" w:wrap="around" w:vAnchor="page" w:hAnchor="margin" w:y="481"/>
-                    <w:tabs>
-                      <w:tab w:val="left" w:pos="960"/>
-                    </w:tabs>
-                    <w:spacing w:line="276" w:lineRule="auto"/>
-                    <w:jc w:val="right"/>
-                    <w:rPr>
-                      <w:rFonts w:cstheme="minorHAnsi"/>
-                      <w:sz w:val="18"/>
-                      <w:szCs w:val="18"/>
-                    </w:rPr>
-                  </w:pPr>
-                </w:p>
-              </w:tc>
-              <w:tc>
-                <w:tcPr>
-                  <w:tcW w:w="1603" w:type="dxa"/>
-                  <w:tcBorders>
-                    <w:left w:val="single" w:sz="4" w:space="0" w:color="auto"/>
-                  </w:tcBorders>
-                </w:tcPr>
-                <w:p>
-                  <w:pPr>
-                    <w:framePr w:hSpace="180" w:wrap="around" w:vAnchor="page" w:hAnchor="margin" w:y="481"/>
-                    <w:tabs>
-                      <w:tab w:val="left" w:pos="960"/>
-                    </w:tabs>
-                    <w:spacing w:line="276" w:lineRule="auto"/>
-                    <w:rPr>
-                      <w:rFonts w:cstheme="minorHAnsi"/>
-                      <w:sz w:val="18"/>
-                      <w:szCs w:val="18"/>
-                    </w:rPr>
-                  </w:pPr>
-                  <w:r>
-                    <w:rPr>
-                      <w:rFonts w:cstheme="minorHAnsi"/>
-                      <w:sz w:val="18"/>
-                      <w:szCs w:val="18"/>
-                    </w:rPr>
-                    <w:t>{</w:t>
-                  </w:r>
-                  <w:r>
-                    <w:rPr>
-                      <w:rFonts w:cstheme="minorHAnsi"/>
-                      <w:sz w:val="18"/>
-                      <w:szCs w:val="18"/>
-                    </w:rPr>
-                    <w:t>/</w:t>
-                  </w:r>
-                  <w:proofErr w:type="spellStart"/>
-                  <w:proofErr w:type="gramStart"/>
-                  <w:r>
-                    <w:rPr>
-                      <w:rFonts w:cstheme="minorHAnsi"/>
-                      <w:sz w:val="18"/>
-                      <w:szCs w:val="18"/>
-                    </w:rPr>
-                    <w:t>isCustom</w:t>
-                  </w:r>
-                  <w:proofErr w:type="spellEnd"/>
-                  <w:r>
-                    <w:rPr>
-                      <w:rFonts w:cstheme="minorHAnsi"/>
-                      <w:sz w:val="18"/>
-                      <w:szCs w:val="18"/>
-                    </w:rPr>
-                    <w:t>}</w:t>
-                  </w:r>
-                  <w:r>
-                    <w:rPr>
-                      <w:rFonts w:cstheme="minorHAnsi"/>
-                      <w:sz w:val="18"/>
-                      <w:szCs w:val="18"/>
-                    </w:rPr>
-                    <w:t>{</w:t>
-                  </w:r>
-                  <w:proofErr w:type="gramEnd"/>
-                  <w:r>
-                    <w:rPr>
-                      <w:rFonts w:cstheme="minorHAnsi"/>
-                      <w:sz w:val="18"/>
-                      <w:szCs w:val="18"/>
-                    </w:rPr>
-                    <w:t>/</w:t>
+                    <w:t>{/</w:t>
                   </w:r>
                   <w:proofErr w:type="spellStart"/>
                   <w:r>
@@ -3772,22 +3412,59 @@
             <w:tcBorders>
               <w:bottom w:val="nil"/>
             </w:tcBorders>
+            <w:vAlign w:val="center"/>
           </w:tcPr>
           <w:p>
             <w:pPr>
-              <w:tabs>
-                <w:tab w:val="left" w:pos="960"/>
-              </w:tabs>
-              <w:jc w:val="both"/>
-              <w:rPr>
-                <w:rFonts w:cstheme="minorHAnsi"/>
-                <w:b/>
-                <w:bCs/>
-                <w:sz w:val="10"/>
-                <w:szCs w:val="10"/>
+              <w:pStyle w:val="NoSpacing"/>
+              <w:rPr>
+                <w:rFonts w:cstheme="minorHAnsi"/>
+                <w:sz w:val="20"/>
+                <w:szCs w:val="20"/>
               </w:rPr>
             </w:pPr>
+            <w:r>
+              <w:rPr>
+                <w:rFonts w:cstheme="minorHAnsi"/>
+                <w:sz w:val="20"/>
+                <w:szCs w:val="20"/>
+              </w:rPr>
+              <w:t>{#</w:t>
+            </w:r>
+            <w:proofErr w:type="gramStart"/>
+            <w:r>
+              <w:rPr>
+                <w:rFonts w:cstheme="minorHAnsi"/>
+                <w:sz w:val="20"/>
+                <w:szCs w:val="20"/>
+              </w:rPr>
+              <w:t>specialInstruction}{</w:t>
+            </w:r>
+            <w:proofErr w:type="gramEnd"/>
+            <w:r>
+              <w:rPr>
+                <w:rFonts w:cstheme="minorHAnsi"/>
+                <w:sz w:val="20"/>
+                <w:szCs w:val="20"/>
+              </w:rPr>
+              <w:t>specialInstruction}{/specialInstruction}</w:t>
+            </w:r>
           </w:p>
+        </w:tc>
+      </w:tr>
+      <w:tr>
+        <w:trPr>
+          <w:trHeight w:val="302"/>
+        </w:trPr>
+        <w:tc>
+          <w:tcPr>
+            <w:tcW w:w="11106" w:type="dxa"/>
+            <w:gridSpan w:val="5"/>
+            <w:tcBorders>
+              <w:top w:val="nil"/>
+              <w:bottom w:val="nil"/>
+            </w:tcBorders>
+          </w:tcPr>
           <w:tbl>
             <w:tblPr>
               <w:tblStyle w:val="TableGrid"/>
@@ -4117,6 +3794,7 @@
                       <w:sz w:val="20"/>
                       <w:szCs w:val="20"/>
                     </w:rPr>
+                    <w:lastRenderedPageBreak/>
                     <w:t>{#</w:t>
                   </w:r>
                   <w:proofErr w:type="gramStart"/>
@@ -5709,6 +5387,7 @@
   <w:style w:type="character" w:default="1" w:styleId="DefaultParagraphFont">
     <w:name w:val="Default Paragraph Font"/>
     <w:uiPriority w:val="1"/>
+    <w:semiHidden/>
     <w:unhideWhenUsed/>
   </w:style>
   <w:style w:type="table" w:default="1" w:styleId="TableNormal">

--- a/electron/database/generate-document/templates/packing-aus.docx
+++ b/electron/database/generate-document/templates/packing-aus.docx
@@ -549,15 +549,67 @@
                 <w:sz w:val="20"/>
                 <w:szCs w:val="20"/>
               </w:rPr>
-              <w:t xml:space="preserve">NOTIFY </w:t>
-            </w:r>
-            <w:r>
-              <w:rPr>
-                <w:rFonts w:cstheme="minorHAnsi"/>
-                <w:sz w:val="20"/>
-                <w:szCs w:val="20"/>
-              </w:rPr>
-              <w:t>–</w:t>
+              <w:t>{#</w:t>
+            </w:r>
+            <w:proofErr w:type="gramStart"/>
+            <w:r>
+              <w:rPr>
+                <w:rFonts w:cstheme="minorHAnsi"/>
+                <w:sz w:val="20"/>
+                <w:szCs w:val="20"/>
+              </w:rPr>
+              <w:t>isCustom</w:t>
+            </w:r>
+            <w:r>
+              <w:rPr>
+                <w:rFonts w:cstheme="minorHAnsi"/>
+                <w:sz w:val="20"/>
+                <w:szCs w:val="20"/>
+              </w:rPr>
+              <w:t>}</w:t>
+            </w:r>
+            <w:r>
+              <w:rPr>
+                <w:rFonts w:cstheme="minorHAnsi"/>
+                <w:sz w:val="20"/>
+                <w:szCs w:val="20"/>
+              </w:rPr>
+              <w:t>NOTIFY</w:t>
+            </w:r>
+            <w:proofErr w:type="gramEnd"/>
+            <w:r>
+              <w:rPr>
+                <w:rFonts w:cstheme="minorHAnsi"/>
+                <w:sz w:val="20"/>
+                <w:szCs w:val="20"/>
+              </w:rPr>
+              <w:t xml:space="preserve"> </w:t>
+            </w:r>
+            <w:r>
+              <w:rPr>
+                <w:rFonts w:cstheme="minorHAnsi"/>
+                <w:sz w:val="20"/>
+                <w:szCs w:val="20"/>
+              </w:rPr>
+              <w:t>– {/</w:t>
+            </w:r>
+            <w:proofErr w:type="spellStart"/>
+            <w:r>
+              <w:rPr>
+                <w:rFonts w:cstheme="minorHAnsi"/>
+                <w:sz w:val="20"/>
+                <w:szCs w:val="20"/>
+              </w:rPr>
+              <w:t>isCustom</w:t>
+            </w:r>
+            <w:proofErr w:type="spellEnd"/>
+            <w:r>
+              <w:rPr>
+                <w:rFonts w:cstheme="minorHAnsi"/>
+                <w:sz w:val="20"/>
+                <w:szCs w:val="20"/>
+              </w:rPr>
+              <w:t>}</w:t>
             </w:r>
           </w:p>
           <w:p>

--- a/electron/database/generate-document/templates/packing-aus.docx
+++ b/electron/database/generate-document/templates/packing-aus.docx
@@ -2212,6 +2212,7 @@
                       <w:tab w:val="left" w:pos="960"/>
                     </w:tabs>
                     <w:rPr>
+                      <w:rFonts w:ascii="Arial" w:hAnsi="Arial" w:cs="Arial"/>
                       <w:b/>
                       <w:bCs/>
                       <w:sz w:val="18"/>
@@ -2220,6 +2221,7 @@
                   </w:pPr>
                   <w:r>
                     <w:rPr>
+                      <w:rFonts w:ascii="Arial" w:hAnsi="Arial" w:cs="Arial"/>
                       <w:b/>
                       <w:bCs/>
                       <w:sz w:val="18"/>
@@ -2230,6 +2232,7 @@
                   <w:proofErr w:type="gramStart"/>
                   <w:r>
                     <w:rPr>
+                      <w:rFonts w:ascii="Arial" w:hAnsi="Arial" w:cs="Arial"/>
                       <w:b/>
                       <w:bCs/>
                       <w:sz w:val="18"/>
@@ -2240,6 +2243,7 @@
                   <w:proofErr w:type="gramEnd"/>
                   <w:r>
                     <w:rPr>
+                      <w:rFonts w:ascii="Arial" w:hAnsi="Arial" w:cs="Arial"/>
                       <w:b/>
                       <w:bCs/>
                       <w:sz w:val="18"/>
@@ -2250,6 +2254,7 @@
                   <w:proofErr w:type="gramStart"/>
                   <w:r>
                     <w:rPr>
+                      <w:rFonts w:ascii="Arial" w:hAnsi="Arial" w:cs="Arial"/>
                       <w:b/>
                       <w:bCs/>
                       <w:sz w:val="18"/>
@@ -2260,6 +2265,7 @@
                   <w:proofErr w:type="gramEnd"/>
                   <w:r>
                     <w:rPr>
+                      <w:rFonts w:ascii="Arial" w:hAnsi="Arial" w:cs="Arial"/>
                       <w:b/>
                       <w:bCs/>
                       <w:sz w:val="18"/>
@@ -2275,12 +2281,14 @@
                       <w:tab w:val="left" w:pos="960"/>
                     </w:tabs>
                     <w:rPr>
+                      <w:rFonts w:ascii="Arial" w:hAnsi="Arial" w:cs="Arial"/>
                       <w:sz w:val="18"/>
                       <w:szCs w:val="18"/>
                     </w:rPr>
                   </w:pPr>
                   <w:r>
                     <w:rPr>
+                      <w:rFonts w:ascii="Arial" w:hAnsi="Arial" w:cs="Arial"/>
                       <w:b/>
                       <w:bCs/>
                       <w:sz w:val="18"/>
@@ -2387,12 +2395,14 @@
                     </w:tabs>
                     <w:spacing w:line="276" w:lineRule="auto"/>
                     <w:rPr>
+                      <w:rFonts w:ascii="Arial" w:hAnsi="Arial" w:cs="Arial"/>
                       <w:sz w:val="18"/>
                       <w:szCs w:val="18"/>
                     </w:rPr>
                   </w:pPr>
                   <w:r>
                     <w:rPr>
+                      <w:rFonts w:ascii="Arial" w:hAnsi="Arial" w:cs="Arial"/>
                       <w:sz w:val="18"/>
                       <w:szCs w:val="18"/>
                     </w:rPr>
@@ -2401,6 +2411,7 @@
                   <w:proofErr w:type="gramStart"/>
                   <w:r>
                     <w:rPr>
+                      <w:rFonts w:ascii="Arial" w:hAnsi="Arial" w:cs="Arial"/>
                       <w:sz w:val="18"/>
                       <w:szCs w:val="18"/>
                     </w:rPr>
@@ -2409,6 +2420,7 @@
                   <w:proofErr w:type="gramEnd"/>
                   <w:r>
                     <w:rPr>
+                      <w:rFonts w:ascii="Arial" w:hAnsi="Arial" w:cs="Arial"/>
                       <w:sz w:val="18"/>
                       <w:szCs w:val="18"/>
                     </w:rPr>
@@ -2417,6 +2429,7 @@
                   <w:proofErr w:type="gramStart"/>
                   <w:r>
                     <w:rPr>
+                      <w:rFonts w:ascii="Arial" w:hAnsi="Arial" w:cs="Arial"/>
                       <w:sz w:val="18"/>
                       <w:szCs w:val="18"/>
                     </w:rPr>
@@ -2425,6 +2438,7 @@
                   <w:proofErr w:type="gramEnd"/>
                   <w:r>
                     <w:rPr>
+                      <w:rFonts w:ascii="Arial" w:hAnsi="Arial" w:cs="Arial"/>
                       <w:sz w:val="18"/>
                       <w:szCs w:val="18"/>
                     </w:rPr>
@@ -2433,6 +2447,7 @@
                   <w:proofErr w:type="gramStart"/>
                   <w:r>
                     <w:rPr>
+                      <w:rFonts w:ascii="Arial" w:hAnsi="Arial" w:cs="Arial"/>
                       <w:sz w:val="18"/>
                       <w:szCs w:val="18"/>
                     </w:rPr>
@@ -2441,6 +2456,7 @@
                   <w:proofErr w:type="gramEnd"/>
                   <w:r>
                     <w:rPr>
+                      <w:rFonts w:ascii="Arial" w:hAnsi="Arial" w:cs="Arial"/>
                       <w:sz w:val="18"/>
                       <w:szCs w:val="18"/>
                     </w:rPr>
@@ -2449,6 +2465,7 @@
                   <w:proofErr w:type="spellStart"/>
                   <w:r>
                     <w:rPr>
+                      <w:rFonts w:ascii="Arial" w:hAnsi="Arial" w:cs="Arial"/>
                       <w:sz w:val="18"/>
                       <w:szCs w:val="18"/>
                     </w:rPr>
@@ -2457,6 +2474,7 @@
                   <w:proofErr w:type="spellEnd"/>
                   <w:r>
                     <w:rPr>
+                      <w:rFonts w:ascii="Arial" w:hAnsi="Arial" w:cs="Arial"/>
                       <w:sz w:val="18"/>
                       <w:szCs w:val="18"/>
                     </w:rPr>
@@ -2465,6 +2483,7 @@
                   <w:proofErr w:type="spellStart"/>
                   <w:r>
                     <w:rPr>
+                      <w:rFonts w:ascii="Arial" w:hAnsi="Arial" w:cs="Arial"/>
                       <w:sz w:val="18"/>
                       <w:szCs w:val="18"/>
                     </w:rPr>
@@ -2473,6 +2492,7 @@
                   <w:proofErr w:type="spellEnd"/>
                   <w:r>
                     <w:rPr>
+                      <w:rFonts w:ascii="Arial" w:hAnsi="Arial" w:cs="Arial"/>
                       <w:sz w:val="18"/>
                       <w:szCs w:val="18"/>
                     </w:rPr>
@@ -2490,14 +2510,14 @@
                     <w:framePr w:hSpace="180" w:wrap="around" w:vAnchor="page" w:hAnchor="margin" w:y="481"/>
                     <w:spacing w:line="276" w:lineRule="auto"/>
                     <w:rPr>
-                      <w:rFonts w:cstheme="minorHAnsi"/>
+                      <w:rFonts w:ascii="Arial" w:hAnsi="Arial" w:cs="Arial"/>
                       <w:sz w:val="18"/>
                       <w:szCs w:val="18"/>
                     </w:rPr>
                   </w:pPr>
                   <w:r>
                     <w:rPr>
-                      <w:rFonts w:cstheme="minorHAnsi"/>
+                      <w:rFonts w:ascii="Arial" w:hAnsi="Arial" w:cs="Arial"/>
                       <w:sz w:val="18"/>
                       <w:szCs w:val="18"/>
                     </w:rPr>
@@ -2506,7 +2526,7 @@
                   <w:proofErr w:type="spellStart"/>
                   <w:r>
                     <w:rPr>
-                      <w:rFonts w:cstheme="minorHAnsi"/>
+                      <w:rFonts w:ascii="Arial" w:hAnsi="Arial" w:cs="Arial"/>
                       <w:sz w:val="18"/>
                       <w:szCs w:val="18"/>
                     </w:rPr>
@@ -2522,13 +2542,14 @@
                     </w:tabs>
                     <w:spacing w:line="276" w:lineRule="auto"/>
                     <w:rPr>
+                      <w:rFonts w:ascii="Arial" w:hAnsi="Arial" w:cs="Arial"/>
                       <w:sz w:val="18"/>
                       <w:szCs w:val="18"/>
                     </w:rPr>
                   </w:pPr>
                   <w:r>
                     <w:rPr>
-                      <w:rFonts w:cstheme="minorHAnsi"/>
+                      <w:rFonts w:ascii="Arial" w:hAnsi="Arial" w:cs="Arial"/>
                       <w:sz w:val="18"/>
                       <w:szCs w:val="18"/>
                     </w:rPr>
@@ -2548,13 +2569,14 @@
                     </w:tabs>
                     <w:spacing w:line="276" w:lineRule="auto"/>
                     <w:rPr>
+                      <w:rFonts w:ascii="Arial" w:hAnsi="Arial" w:cs="Arial"/>
                       <w:sz w:val="18"/>
                       <w:szCs w:val="18"/>
                     </w:rPr>
                   </w:pPr>
                   <w:r>
                     <w:rPr>
-                      <w:rFonts w:cstheme="minorHAnsi"/>
+                      <w:rFonts w:ascii="Arial" w:hAnsi="Arial" w:cs="Arial"/>
                       <w:sz w:val="18"/>
                       <w:szCs w:val="18"/>
                     </w:rPr>
@@ -2563,7 +2585,7 @@
                   <w:proofErr w:type="spellStart"/>
                   <w:r>
                     <w:rPr>
-                      <w:rFonts w:cstheme="minorHAnsi"/>
+                      <w:rFonts w:ascii="Arial" w:hAnsi="Arial" w:cs="Arial"/>
                       <w:sz w:val="18"/>
                       <w:szCs w:val="18"/>
                     </w:rPr>
@@ -2572,7 +2594,7 @@
                   <w:proofErr w:type="spellEnd"/>
                   <w:r>
                     <w:rPr>
-                      <w:rFonts w:cstheme="minorHAnsi"/>
+                      <w:rFonts w:ascii="Arial" w:hAnsi="Arial" w:cs="Arial"/>
                       <w:sz w:val="18"/>
                       <w:szCs w:val="18"/>
                     </w:rPr>
@@ -2595,13 +2617,14 @@
                     </w:tabs>
                     <w:spacing w:line="276" w:lineRule="auto"/>
                     <w:rPr>
+                      <w:rFonts w:ascii="Arial" w:hAnsi="Arial" w:cs="Arial"/>
                       <w:sz w:val="18"/>
                       <w:szCs w:val="18"/>
                     </w:rPr>
                   </w:pPr>
                   <w:r>
                     <w:rPr>
-                      <w:rFonts w:cstheme="minorHAnsi"/>
+                      <w:rFonts w:ascii="Arial" w:hAnsi="Arial" w:cs="Arial"/>
                       <w:sz w:val="18"/>
                       <w:szCs w:val="18"/>
                     </w:rPr>
@@ -2610,7 +2633,7 @@
                   <w:proofErr w:type="spellStart"/>
                   <w:r>
                     <w:rPr>
-                      <w:rFonts w:cstheme="minorHAnsi"/>
+                      <w:rFonts w:ascii="Arial" w:hAnsi="Arial" w:cs="Arial"/>
                       <w:sz w:val="18"/>
                       <w:szCs w:val="18"/>
                     </w:rPr>
@@ -2619,32 +2642,16 @@
                   <w:proofErr w:type="spellEnd"/>
                   <w:r>
                     <w:rPr>
-                      <w:rFonts w:cstheme="minorHAnsi"/>
-                      <w:sz w:val="18"/>
-                      <w:szCs w:val="18"/>
-                    </w:rPr>
-                    <w:t>}</w:t>
-                  </w:r>
-                  <w:r>
-                    <w:rPr>
-                      <w:rFonts w:cstheme="minorHAnsi"/>
-                      <w:sz w:val="18"/>
-                      <w:szCs w:val="18"/>
-                    </w:rPr>
-                    <w:t xml:space="preserve"> / </w:t>
-                  </w:r>
-                  <w:r>
-                    <w:rPr>
-                      <w:rFonts w:cstheme="minorHAnsi"/>
-                      <w:sz w:val="18"/>
-                      <w:szCs w:val="18"/>
-                    </w:rPr>
-                    <w:t>{</w:t>
+                      <w:rFonts w:ascii="Arial" w:hAnsi="Arial" w:cs="Arial"/>
+                      <w:sz w:val="18"/>
+                      <w:szCs w:val="18"/>
+                    </w:rPr>
+                    <w:t>} / {</w:t>
                   </w:r>
                   <w:proofErr w:type="spellStart"/>
                   <w:r>
                     <w:rPr>
-                      <w:rFonts w:cstheme="minorHAnsi"/>
+                      <w:rFonts w:ascii="Arial" w:hAnsi="Arial" w:cs="Arial"/>
                       <w:sz w:val="18"/>
                       <w:szCs w:val="18"/>
                     </w:rPr>
@@ -2653,7 +2660,7 @@
                   <w:proofErr w:type="spellEnd"/>
                   <w:r>
                     <w:rPr>
-                      <w:rFonts w:cstheme="minorHAnsi"/>
+                      <w:rFonts w:ascii="Arial" w:hAnsi="Arial" w:cs="Arial"/>
                       <w:sz w:val="18"/>
                       <w:szCs w:val="18"/>
                     </w:rPr>
@@ -2678,13 +2685,14 @@
                     <w:spacing w:line="276" w:lineRule="auto"/>
                     <w:jc w:val="right"/>
                     <w:rPr>
+                      <w:rFonts w:ascii="Arial" w:hAnsi="Arial" w:cs="Arial"/>
                       <w:sz w:val="18"/>
                       <w:szCs w:val="18"/>
                     </w:rPr>
                   </w:pPr>
                   <w:r>
                     <w:rPr>
-                      <w:rFonts w:cstheme="minorHAnsi"/>
+                      <w:rFonts w:ascii="Arial" w:hAnsi="Arial" w:cs="Arial"/>
                       <w:sz w:val="18"/>
                       <w:szCs w:val="18"/>
                     </w:rPr>
@@ -2709,13 +2717,14 @@
                     <w:spacing w:line="276" w:lineRule="auto"/>
                     <w:jc w:val="right"/>
                     <w:rPr>
+                      <w:rFonts w:ascii="Arial" w:hAnsi="Arial" w:cs="Arial"/>
                       <w:sz w:val="18"/>
                       <w:szCs w:val="18"/>
                     </w:rPr>
                   </w:pPr>
                   <w:r>
                     <w:rPr>
-                      <w:rFonts w:cstheme="minorHAnsi"/>
+                      <w:rFonts w:ascii="Arial" w:hAnsi="Arial" w:cs="Arial"/>
                       <w:sz w:val="18"/>
                       <w:szCs w:val="18"/>
                     </w:rPr>
@@ -2724,7 +2733,7 @@
                   <w:proofErr w:type="spellStart"/>
                   <w:r>
                     <w:rPr>
-                      <w:rFonts w:cstheme="minorHAnsi"/>
+                      <w:rFonts w:ascii="Arial" w:hAnsi="Arial" w:cs="Arial"/>
                       <w:sz w:val="18"/>
                       <w:szCs w:val="18"/>
                     </w:rPr>
@@ -2733,7 +2742,7 @@
                   <w:proofErr w:type="spellEnd"/>
                   <w:r>
                     <w:rPr>
-                      <w:rFonts w:cstheme="minorHAnsi"/>
+                      <w:rFonts w:ascii="Arial" w:hAnsi="Arial" w:cs="Arial"/>
                       <w:sz w:val="18"/>
                       <w:szCs w:val="18"/>
                     </w:rPr>
@@ -2758,13 +2767,14 @@
                     <w:spacing w:line="276" w:lineRule="auto"/>
                     <w:jc w:val="right"/>
                     <w:rPr>
+                      <w:rFonts w:ascii="Arial" w:hAnsi="Arial" w:cs="Arial"/>
                       <w:sz w:val="18"/>
                       <w:szCs w:val="18"/>
                     </w:rPr>
                   </w:pPr>
                   <w:r>
                     <w:rPr>
-                      <w:rFonts w:cstheme="minorHAnsi"/>
+                      <w:rFonts w:ascii="Arial" w:hAnsi="Arial" w:cs="Arial"/>
                       <w:sz w:val="18"/>
                       <w:szCs w:val="18"/>
                     </w:rPr>
@@ -2773,7 +2783,7 @@
                   <w:proofErr w:type="spellStart"/>
                   <w:r>
                     <w:rPr>
-                      <w:rFonts w:cstheme="minorHAnsi"/>
+                      <w:rFonts w:ascii="Arial" w:hAnsi="Arial" w:cs="Arial"/>
                       <w:sz w:val="18"/>
                       <w:szCs w:val="18"/>
                     </w:rPr>
@@ -2782,7 +2792,7 @@
                   <w:proofErr w:type="spellEnd"/>
                   <w:r>
                     <w:rPr>
-                      <w:rFonts w:cstheme="minorHAnsi"/>
+                      <w:rFonts w:ascii="Arial" w:hAnsi="Arial" w:cs="Arial"/>
                       <w:sz w:val="18"/>
                       <w:szCs w:val="18"/>
                     </w:rPr>
@@ -2806,12 +2816,14 @@
                     <w:spacing w:line="276" w:lineRule="auto"/>
                     <w:jc w:val="center"/>
                     <w:rPr>
+                      <w:rFonts w:ascii="Arial" w:hAnsi="Arial" w:cs="Arial"/>
                       <w:sz w:val="18"/>
                       <w:szCs w:val="18"/>
                     </w:rPr>
                   </w:pPr>
                   <w:r>
                     <w:rPr>
+                      <w:rFonts w:ascii="Arial" w:hAnsi="Arial" w:cs="Arial"/>
                       <w:sz w:val="18"/>
                       <w:szCs w:val="18"/>
                     </w:rPr>
@@ -2821,6 +2833,7 @@
                   <w:proofErr w:type="gramStart"/>
                   <w:r>
                     <w:rPr>
+                      <w:rFonts w:ascii="Arial" w:hAnsi="Arial" w:cs="Arial"/>
                       <w:sz w:val="18"/>
                       <w:szCs w:val="18"/>
                     </w:rPr>
@@ -2829,28 +2842,16 @@
                   <w:proofErr w:type="spellEnd"/>
                   <w:r>
                     <w:rPr>
-                      <w:sz w:val="18"/>
-                      <w:szCs w:val="18"/>
-                    </w:rPr>
-                    <w:t>}</w:t>
-                  </w:r>
-                  <w:r>
-                    <w:rPr>
-                      <w:sz w:val="18"/>
-                      <w:szCs w:val="18"/>
-                    </w:rPr>
-                    <w:t xml:space="preserve"> </w:t>
-                  </w:r>
-                  <w:r>
-                    <w:rPr>
-                      <w:sz w:val="18"/>
-                      <w:szCs w:val="18"/>
-                    </w:rPr>
-                    <w:t xml:space="preserve"> {</w:t>
+                      <w:rFonts w:ascii="Arial" w:hAnsi="Arial" w:cs="Arial"/>
+                      <w:sz w:val="18"/>
+                      <w:szCs w:val="18"/>
+                    </w:rPr>
+                    <w:t>}  {</w:t>
                   </w:r>
                   <w:proofErr w:type="gramEnd"/>
                   <w:r>
                     <w:rPr>
+                      <w:rFonts w:ascii="Arial" w:hAnsi="Arial" w:cs="Arial"/>
                       <w:sz w:val="18"/>
                       <w:szCs w:val="18"/>
                     </w:rPr>
@@ -2859,6 +2860,7 @@
                   <w:proofErr w:type="spellStart"/>
                   <w:r>
                     <w:rPr>
+                      <w:rFonts w:ascii="Arial" w:hAnsi="Arial" w:cs="Arial"/>
                       <w:sz w:val="18"/>
                       <w:szCs w:val="18"/>
                     </w:rPr>
@@ -2867,6 +2869,7 @@
                   <w:proofErr w:type="spellEnd"/>
                   <w:r>
                     <w:rPr>
+                      <w:rFonts w:ascii="Arial" w:hAnsi="Arial" w:cs="Arial"/>
                       <w:sz w:val="18"/>
                       <w:szCs w:val="18"/>
                     </w:rPr>
@@ -2892,76 +2895,46 @@
                     </w:tabs>
                     <w:spacing w:before="80" w:line="276" w:lineRule="auto"/>
                     <w:rPr>
-                      <w:rFonts w:cstheme="minorHAnsi"/>
+                      <w:rFonts w:ascii="Arial" w:hAnsi="Arial" w:cs="Arial"/>
                       <w:sz w:val="18"/>
                       <w:szCs w:val="18"/>
                     </w:rPr>
                   </w:pPr>
                   <w:r>
                     <w:rPr>
-                      <w:rFonts w:cstheme="minorHAnsi"/>
+                      <w:rFonts w:ascii="Arial" w:hAnsi="Arial" w:cs="Arial"/>
                       <w:b/>
                       <w:bCs/>
                       <w:sz w:val="18"/>
                       <w:szCs w:val="18"/>
                     </w:rPr>
-                    <w:t>{#isSampleBox}</w:t>
-                  </w:r>
-                  <w:r>
-                    <w:rPr>
-                      <w:rFonts w:cstheme="minorHAnsi"/>
+                    <w:t>{#isSampleBox}SAMPLE BOX{/</w:t>
+                  </w:r>
+                  <w:proofErr w:type="spellStart"/>
+                  <w:r>
+                    <w:rPr>
+                      <w:rFonts w:ascii="Arial" w:hAnsi="Arial" w:cs="Arial"/>
                       <w:b/>
                       <w:bCs/>
                       <w:sz w:val="18"/>
                       <w:szCs w:val="18"/>
                     </w:rPr>
-                    <w:t>SAMPLE BOX</w:t>
-                  </w:r>
-                  <w:r>
-                    <w:rPr>
-                      <w:rFonts w:cstheme="minorHAnsi"/>
+                    <w:t>isSampleBox</w:t>
+                  </w:r>
+                  <w:proofErr w:type="spellEnd"/>
+                  <w:r>
+                    <w:rPr>
+                      <w:rFonts w:ascii="Arial" w:hAnsi="Arial" w:cs="Arial"/>
                       <w:b/>
                       <w:bCs/>
                       <w:sz w:val="18"/>
                       <w:szCs w:val="18"/>
                     </w:rPr>
-                    <w:t>{</w:t>
-                  </w:r>
-                  <w:r>
-                    <w:rPr>
-                      <w:rFonts w:cstheme="minorHAnsi"/>
-                      <w:b/>
-                      <w:bCs/>
-                      <w:sz w:val="18"/>
-                      <w:szCs w:val="18"/>
-                    </w:rPr>
-                    <w:t>/</w:t>
-                  </w:r>
-                  <w:proofErr w:type="spellStart"/>
-                  <w:r>
-                    <w:rPr>
-                      <w:rFonts w:cstheme="minorHAnsi"/>
-                      <w:b/>
-                      <w:bCs/>
-                      <w:sz w:val="18"/>
-                      <w:szCs w:val="18"/>
-                    </w:rPr>
-                    <w:t>isSampleBox</w:t>
-                  </w:r>
-                  <w:proofErr w:type="spellEnd"/>
-                  <w:r>
-                    <w:rPr>
-                      <w:rFonts w:cstheme="minorHAnsi"/>
-                      <w:b/>
-                      <w:bCs/>
-                      <w:sz w:val="18"/>
-                      <w:szCs w:val="18"/>
-                    </w:rPr>
                     <w:t>}</w:t>
                   </w:r>
                   <w:r>
                     <w:rPr>
-                      <w:rFonts w:cstheme="minorHAnsi"/>
+                      <w:rFonts w:ascii="Arial" w:hAnsi="Arial" w:cs="Arial"/>
                       <w:b/>
                       <w:bCs/>
                       <w:sz w:val="18"/>
@@ -3079,13 +3052,14 @@
                     </w:tabs>
                     <w:spacing w:line="276" w:lineRule="auto"/>
                     <w:rPr>
-                      <w:rFonts w:cstheme="minorHAnsi"/>
+                      <w:rFonts w:ascii="Arial" w:hAnsi="Arial" w:cs="Arial"/>
                       <w:sz w:val="18"/>
                       <w:szCs w:val="18"/>
                     </w:rPr>
                   </w:pPr>
                   <w:r>
                     <w:rPr>
+                      <w:rFonts w:ascii="Arial" w:hAnsi="Arial" w:cs="Arial"/>
                       <w:sz w:val="18"/>
                       <w:szCs w:val="18"/>
                     </w:rPr>
@@ -3093,6 +3067,7 @@
                   </w:r>
                   <w:r>
                     <w:rPr>
+                      <w:rFonts w:ascii="Arial" w:hAnsi="Arial" w:cs="Arial"/>
                       <w:sz w:val="18"/>
                       <w:szCs w:val="18"/>
                     </w:rPr>
@@ -3101,6 +3076,7 @@
                   <w:proofErr w:type="gramStart"/>
                   <w:r>
                     <w:rPr>
+                      <w:rFonts w:ascii="Arial" w:hAnsi="Arial" w:cs="Arial"/>
                       <w:sz w:val="18"/>
                       <w:szCs w:val="18"/>
                     </w:rPr>
@@ -3108,6 +3084,7 @@
                   </w:r>
                   <w:r>
                     <w:rPr>
+                      <w:rFonts w:ascii="Arial" w:hAnsi="Arial" w:cs="Arial"/>
                       <w:sz w:val="18"/>
                       <w:szCs w:val="18"/>
                     </w:rPr>
@@ -3116,6 +3093,7 @@
                   <w:proofErr w:type="gramEnd"/>
                   <w:r>
                     <w:rPr>
+                      <w:rFonts w:ascii="Arial" w:hAnsi="Arial" w:cs="Arial"/>
                       <w:sz w:val="18"/>
                       <w:szCs w:val="18"/>
                     </w:rPr>
@@ -3124,6 +3102,7 @@
                   <w:proofErr w:type="gramStart"/>
                   <w:r>
                     <w:rPr>
+                      <w:rFonts w:ascii="Arial" w:hAnsi="Arial" w:cs="Arial"/>
                       <w:sz w:val="18"/>
                       <w:szCs w:val="18"/>
                     </w:rPr>
@@ -3132,6 +3111,7 @@
                   <w:proofErr w:type="gramEnd"/>
                   <w:r>
                     <w:rPr>
+                      <w:rFonts w:ascii="Arial" w:hAnsi="Arial" w:cs="Arial"/>
                       <w:sz w:val="18"/>
                       <w:szCs w:val="18"/>
                     </w:rPr>
@@ -3140,6 +3120,7 @@
                   <w:proofErr w:type="gramStart"/>
                   <w:r>
                     <w:rPr>
+                      <w:rFonts w:ascii="Arial" w:hAnsi="Arial" w:cs="Arial"/>
                       <w:sz w:val="18"/>
                       <w:szCs w:val="18"/>
                     </w:rPr>
@@ -3148,6 +3129,7 @@
                   <w:proofErr w:type="gramEnd"/>
                   <w:r>
                     <w:rPr>
+                      <w:rFonts w:ascii="Arial" w:hAnsi="Arial" w:cs="Arial"/>
                       <w:sz w:val="18"/>
                       <w:szCs w:val="18"/>
                     </w:rPr>
@@ -3156,6 +3138,7 @@
                   <w:proofErr w:type="spellStart"/>
                   <w:r>
                     <w:rPr>
+                      <w:rFonts w:ascii="Arial" w:hAnsi="Arial" w:cs="Arial"/>
                       <w:sz w:val="18"/>
                       <w:szCs w:val="18"/>
                     </w:rPr>
@@ -3164,6 +3147,7 @@
                   <w:proofErr w:type="spellEnd"/>
                   <w:r>
                     <w:rPr>
+                      <w:rFonts w:ascii="Arial" w:hAnsi="Arial" w:cs="Arial"/>
                       <w:sz w:val="18"/>
                       <w:szCs w:val="18"/>
                     </w:rPr>
@@ -3172,6 +3156,7 @@
                   <w:proofErr w:type="spellStart"/>
                   <w:r>
                     <w:rPr>
+                      <w:rFonts w:ascii="Arial" w:hAnsi="Arial" w:cs="Arial"/>
                       <w:sz w:val="18"/>
                       <w:szCs w:val="18"/>
                     </w:rPr>
@@ -3180,6 +3165,7 @@
                   <w:proofErr w:type="spellEnd"/>
                   <w:r>
                     <w:rPr>
+                      <w:rFonts w:ascii="Arial" w:hAnsi="Arial" w:cs="Arial"/>
                       <w:sz w:val="18"/>
                       <w:szCs w:val="18"/>
                     </w:rPr>
@@ -3204,14 +3190,14 @@
                     <w:spacing w:line="276" w:lineRule="auto"/>
                     <w:jc w:val="center"/>
                     <w:rPr>
-                      <w:rFonts w:cstheme="minorHAnsi"/>
+                      <w:rFonts w:ascii="Arial" w:hAnsi="Arial" w:cs="Arial"/>
                       <w:sz w:val="18"/>
                       <w:szCs w:val="18"/>
                     </w:rPr>
                   </w:pPr>
                   <w:r>
                     <w:rPr>
-                      <w:rFonts w:cstheme="minorHAnsi"/>
+                      <w:rFonts w:ascii="Arial" w:hAnsi="Arial" w:cs="Arial"/>
                       <w:sz w:val="18"/>
                       <w:szCs w:val="18"/>
                     </w:rPr>
@@ -3221,7 +3207,7 @@
                   <w:proofErr w:type="gramStart"/>
                   <w:r>
                     <w:rPr>
-                      <w:rFonts w:cstheme="minorHAnsi"/>
+                      <w:rFonts w:ascii="Arial" w:hAnsi="Arial" w:cs="Arial"/>
                       <w:sz w:val="18"/>
                       <w:szCs w:val="18"/>
                     </w:rPr>
@@ -3230,7 +3216,7 @@
                   <w:proofErr w:type="spellEnd"/>
                   <w:r>
                     <w:rPr>
-                      <w:rFonts w:cstheme="minorHAnsi"/>
+                      <w:rFonts w:ascii="Arial" w:hAnsi="Arial" w:cs="Arial"/>
                       <w:sz w:val="18"/>
                       <w:szCs w:val="18"/>
                     </w:rPr>
@@ -3239,7 +3225,7 @@
                   <w:proofErr w:type="spellStart"/>
                   <w:r>
                     <w:rPr>
-                      <w:rFonts w:cstheme="minorHAnsi"/>
+                      <w:rFonts w:ascii="Arial" w:hAnsi="Arial" w:cs="Arial"/>
                       <w:sz w:val="18"/>
                       <w:szCs w:val="18"/>
                     </w:rPr>
@@ -3248,32 +3234,16 @@
                   <w:proofErr w:type="spellEnd"/>
                   <w:r>
                     <w:rPr>
-                      <w:rFonts w:cstheme="minorHAnsi"/>
-                      <w:sz w:val="18"/>
-                      <w:szCs w:val="18"/>
-                    </w:rPr>
-                    <w:t xml:space="preserve">} </w:t>
-                  </w:r>
-                  <w:r>
-                    <w:rPr>
-                      <w:rFonts w:cstheme="minorHAnsi"/>
-                      <w:sz w:val="18"/>
-                      <w:szCs w:val="18"/>
-                    </w:rPr>
-                    <w:t xml:space="preserve"> </w:t>
-                  </w:r>
-                  <w:r>
-                    <w:rPr>
-                      <w:rFonts w:cstheme="minorHAnsi"/>
-                      <w:sz w:val="18"/>
-                      <w:szCs w:val="18"/>
-                    </w:rPr>
-                    <w:t>{</w:t>
+                      <w:rFonts w:ascii="Arial" w:hAnsi="Arial" w:cs="Arial"/>
+                      <w:sz w:val="18"/>
+                      <w:szCs w:val="18"/>
+                    </w:rPr>
+                    <w:t>}  {</w:t>
                   </w:r>
                   <w:proofErr w:type="spellStart"/>
                   <w:r>
                     <w:rPr>
-                      <w:rFonts w:cstheme="minorHAnsi"/>
+                      <w:rFonts w:ascii="Arial" w:hAnsi="Arial" w:cs="Arial"/>
                       <w:sz w:val="18"/>
                       <w:szCs w:val="18"/>
                     </w:rPr>
@@ -3282,7 +3252,7 @@
                   <w:proofErr w:type="spellEnd"/>
                   <w:r>
                     <w:rPr>
-                      <w:rFonts w:cstheme="minorHAnsi"/>
+                      <w:rFonts w:ascii="Arial" w:hAnsi="Arial" w:cs="Arial"/>
                       <w:sz w:val="18"/>
                       <w:szCs w:val="18"/>
                     </w:rPr>
@@ -3292,7 +3262,7 @@
                   <w:proofErr w:type="gramEnd"/>
                   <w:r>
                     <w:rPr>
-                      <w:rFonts w:cstheme="minorHAnsi"/>
+                      <w:rFonts w:ascii="Arial" w:hAnsi="Arial" w:cs="Arial"/>
                       <w:sz w:val="18"/>
                       <w:szCs w:val="18"/>
                     </w:rPr>
@@ -3301,7 +3271,7 @@
                   <w:proofErr w:type="spellEnd"/>
                   <w:r>
                     <w:rPr>
-                      <w:rFonts w:cstheme="minorHAnsi"/>
+                      <w:rFonts w:ascii="Arial" w:hAnsi="Arial" w:cs="Arial"/>
                       <w:sz w:val="18"/>
                       <w:szCs w:val="18"/>
                     </w:rPr>
@@ -3326,7 +3296,7 @@
                     <w:spacing w:line="276" w:lineRule="auto"/>
                     <w:jc w:val="right"/>
                     <w:rPr>
-                      <w:rFonts w:cstheme="minorHAnsi"/>
+                      <w:rFonts w:ascii="Arial" w:hAnsi="Arial" w:cs="Arial"/>
                       <w:sz w:val="18"/>
                       <w:szCs w:val="18"/>
                     </w:rPr>
@@ -3350,7 +3320,7 @@
                     <w:spacing w:line="276" w:lineRule="auto"/>
                     <w:jc w:val="right"/>
                     <w:rPr>
-                      <w:rFonts w:cstheme="minorHAnsi"/>
+                      <w:rFonts w:ascii="Arial" w:hAnsi="Arial" w:cs="Arial"/>
                       <w:sz w:val="18"/>
                       <w:szCs w:val="18"/>
                     </w:rPr>
@@ -3374,7 +3344,7 @@
                     <w:spacing w:line="276" w:lineRule="auto"/>
                     <w:jc w:val="right"/>
                     <w:rPr>
-                      <w:rFonts w:cstheme="minorHAnsi"/>
+                      <w:rFonts w:ascii="Arial" w:hAnsi="Arial" w:cs="Arial"/>
                       <w:sz w:val="18"/>
                       <w:szCs w:val="18"/>
                     </w:rPr>
@@ -3397,14 +3367,14 @@
                     <w:spacing w:line="276" w:lineRule="auto"/>
                     <w:jc w:val="center"/>
                     <w:rPr>
-                      <w:rFonts w:cstheme="minorHAnsi"/>
+                      <w:rFonts w:ascii="Arial" w:hAnsi="Arial" w:cs="Arial"/>
                       <w:sz w:val="18"/>
                       <w:szCs w:val="18"/>
                     </w:rPr>
                   </w:pPr>
                   <w:r>
                     <w:rPr>
-                      <w:rFonts w:cstheme="minorHAnsi"/>
+                      <w:rFonts w:ascii="Arial" w:hAnsi="Arial" w:cs="Arial"/>
                       <w:sz w:val="18"/>
                       <w:szCs w:val="18"/>
                     </w:rPr>
@@ -3412,7 +3382,7 @@
                   </w:r>
                   <w:r>
                     <w:rPr>
-                      <w:rFonts w:cstheme="minorHAnsi"/>
+                      <w:rFonts w:ascii="Arial" w:hAnsi="Arial" w:cs="Arial"/>
                       <w:sz w:val="18"/>
                       <w:szCs w:val="18"/>
                     </w:rPr>
@@ -3421,7 +3391,7 @@
                   <w:proofErr w:type="spellStart"/>
                   <w:r>
                     <w:rPr>
-                      <w:rFonts w:cstheme="minorHAnsi"/>
+                      <w:rFonts w:ascii="Arial" w:hAnsi="Arial" w:cs="Arial"/>
                       <w:sz w:val="18"/>
                       <w:szCs w:val="18"/>
                     </w:rPr>
@@ -3430,7 +3400,7 @@
                   <w:proofErr w:type="spellEnd"/>
                   <w:r>
                     <w:rPr>
-                      <w:rFonts w:cstheme="minorHAnsi"/>
+                      <w:rFonts w:ascii="Arial" w:hAnsi="Arial" w:cs="Arial"/>
                       <w:sz w:val="18"/>
                       <w:szCs w:val="18"/>
                     </w:rPr>

--- a/electron/database/generate-document/templates/packing-aus.docx
+++ b/electron/database/generate-document/templates/packing-aus.docx
@@ -3063,15 +3063,7 @@
                       <w:sz w:val="18"/>
                       <w:szCs w:val="18"/>
                     </w:rPr>
-                    <w:t>{</w:t>
-                  </w:r>
-                  <w:r>
-                    <w:rPr>
-                      <w:rFonts w:ascii="Arial" w:hAnsi="Arial" w:cs="Arial"/>
-                      <w:sz w:val="18"/>
-                      <w:szCs w:val="18"/>
-                    </w:rPr>
-                    <w:t>#</w:t>
+                    <w:t>{#</w:t>
                   </w:r>
                   <w:proofErr w:type="gramStart"/>
                   <w:r>
@@ -3080,15 +3072,7 @@
                       <w:sz w:val="18"/>
                       <w:szCs w:val="18"/>
                     </w:rPr>
-                    <w:t>sampleBox}</w:t>
-                  </w:r>
-                  <w:r>
-                    <w:rPr>
-                      <w:rFonts w:ascii="Arial" w:hAnsi="Arial" w:cs="Arial"/>
-                      <w:sz w:val="18"/>
-                      <w:szCs w:val="18"/>
-                    </w:rPr>
-                    <w:t>{</w:t>
+                    <w:t>sampleBox}{</w:t>
                   </w:r>
                   <w:proofErr w:type="gramEnd"/>
                   <w:r>
@@ -3301,6 +3285,14 @@
                       <w:szCs w:val="18"/>
                     </w:rPr>
                   </w:pPr>
+                  <w:r>
+                    <w:rPr>
+                      <w:rFonts w:ascii="Arial" w:hAnsi="Arial" w:cs="Arial"/>
+                      <w:sz w:val="18"/>
+                      <w:szCs w:val="18"/>
+                    </w:rPr>
+                    <w:t>{quantity}</w:t>
+                  </w:r>
                 </w:p>
               </w:tc>
               <w:tc>
@@ -3325,6 +3317,32 @@
                       <w:szCs w:val="18"/>
                     </w:rPr>
                   </w:pPr>
+                  <w:r>
+                    <w:rPr>
+                      <w:rFonts w:ascii="Arial" w:hAnsi="Arial" w:cs="Arial"/>
+                      <w:sz w:val="18"/>
+                      <w:szCs w:val="18"/>
+                    </w:rPr>
+                    <w:t>{</w:t>
+                  </w:r>
+                  <w:proofErr w:type="spellStart"/>
+                  <w:r>
+                    <w:rPr>
+                      <w:rFonts w:ascii="Arial" w:hAnsi="Arial" w:cs="Arial"/>
+                      <w:sz w:val="18"/>
+                      <w:szCs w:val="18"/>
+                    </w:rPr>
+                    <w:t>netWeight</w:t>
+                  </w:r>
+                  <w:proofErr w:type="spellEnd"/>
+                  <w:r>
+                    <w:rPr>
+                      <w:rFonts w:ascii="Arial" w:hAnsi="Arial" w:cs="Arial"/>
+                      <w:sz w:val="18"/>
+                      <w:szCs w:val="18"/>
+                    </w:rPr>
+                    <w:t>}</w:t>
+                  </w:r>
                 </w:p>
               </w:tc>
               <w:tc>
@@ -3349,6 +3367,32 @@
                       <w:szCs w:val="18"/>
                     </w:rPr>
                   </w:pPr>
+                  <w:r>
+                    <w:rPr>
+                      <w:rFonts w:ascii="Arial" w:hAnsi="Arial" w:cs="Arial"/>
+                      <w:sz w:val="18"/>
+                      <w:szCs w:val="18"/>
+                    </w:rPr>
+                    <w:t>{</w:t>
+                  </w:r>
+                  <w:proofErr w:type="spellStart"/>
+                  <w:r>
+                    <w:rPr>
+                      <w:rFonts w:ascii="Arial" w:hAnsi="Arial" w:cs="Arial"/>
+                      <w:sz w:val="18"/>
+                      <w:szCs w:val="18"/>
+                    </w:rPr>
+                    <w:t>grossWeight</w:t>
+                  </w:r>
+                  <w:proofErr w:type="spellEnd"/>
+                  <w:r>
+                    <w:rPr>
+                      <w:rFonts w:ascii="Arial" w:hAnsi="Arial" w:cs="Arial"/>
+                      <w:sz w:val="18"/>
+                      <w:szCs w:val="18"/>
+                    </w:rPr>
+                    <w:t>}</w:t>
+                  </w:r>
                 </w:p>
               </w:tc>
               <w:tc>
@@ -3378,7 +3422,25 @@
                       <w:sz w:val="18"/>
                       <w:szCs w:val="18"/>
                     </w:rPr>
-                    <w:t xml:space="preserve"> </w:t>
+                    <w:t>{</w:t>
+                  </w:r>
+                  <w:proofErr w:type="spellStart"/>
+                  <w:r>
+                    <w:rPr>
+                      <w:rFonts w:ascii="Arial" w:hAnsi="Arial" w:cs="Arial"/>
+                      <w:sz w:val="18"/>
+                      <w:szCs w:val="18"/>
+                    </w:rPr>
+                    <w:t>sizeInch</w:t>
+                  </w:r>
+                  <w:proofErr w:type="spellEnd"/>
+                  <w:r>
+                    <w:rPr>
+                      <w:rFonts w:ascii="Arial" w:hAnsi="Arial" w:cs="Arial"/>
+                      <w:sz w:val="18"/>
+                      <w:szCs w:val="18"/>
+                    </w:rPr>
+                    <w:t>}</w:t>
                   </w:r>
                   <w:r>
                     <w:rPr>

--- a/electron/database/generate-document/templates/packing-aus.docx
+++ b/electron/database/generate-document/templates/packing-aus.docx
@@ -136,7 +136,25 @@
                 <w:sz w:val="20"/>
                 <w:szCs w:val="20"/>
               </w:rPr>
-              <w:t>ALFA ICA (I) LTD.</w:t>
+              <w:t>{#</w:t>
+            </w:r>
+            <w:proofErr w:type="gramStart"/>
+            <w:r>
+              <w:rPr>
+                <w:rFonts w:cstheme="minorHAnsi"/>
+                <w:sz w:val="20"/>
+                <w:szCs w:val="20"/>
+              </w:rPr>
+              <w:t>companyData}{</w:t>
+            </w:r>
+            <w:proofErr w:type="gramEnd"/>
+            <w:r>
+              <w:rPr>
+                <w:rFonts w:cstheme="minorHAnsi"/>
+                <w:sz w:val="20"/>
+                <w:szCs w:val="20"/>
+              </w:rPr>
+              <w:t>companyName}</w:t>
             </w:r>
           </w:p>
           <w:p>
@@ -150,27 +168,164 @@
             <w:r>
               <w:rPr>
                 <w:rFonts w:cstheme="minorHAnsi"/>
-                <w:sz w:val="20"/>
-                <w:szCs w:val="20"/>
-              </w:rPr>
-              <w:t>ALFA PALAZZO    NR SHIVRANJANI X ROAD,</w:t>
-            </w:r>
-          </w:p>
-          <w:p>
-            <w:pPr>
-              <w:rPr>
-                <w:rFonts w:cstheme="minorHAnsi"/>
-                <w:sz w:val="20"/>
-                <w:szCs w:val="20"/>
-              </w:rPr>
-            </w:pPr>
-            <w:r>
-              <w:rPr>
-                <w:rFonts w:cstheme="minorHAnsi"/>
-                <w:sz w:val="20"/>
-                <w:szCs w:val="20"/>
-              </w:rPr>
-              <w:t>AHMEDABAD    380 015.    GUJARAT    INDIA</w:t>
+                <w:bCs/>
+                <w:sz w:val="20"/>
+                <w:szCs w:val="20"/>
+              </w:rPr>
+              <w:t xml:space="preserve">{companyAddressLine1} </w:t>
+            </w:r>
+            <w:proofErr w:type="gramStart"/>
+            <w:r>
+              <w:rPr>
+                <w:rFonts w:cstheme="minorHAnsi"/>
+                <w:bCs/>
+                <w:sz w:val="20"/>
+                <w:szCs w:val="20"/>
+              </w:rPr>
+              <w:t xml:space="preserve">   {</w:t>
+            </w:r>
+            <w:proofErr w:type="gramEnd"/>
+            <w:r>
+              <w:rPr>
+                <w:rFonts w:cstheme="minorHAnsi"/>
+                <w:bCs/>
+                <w:sz w:val="20"/>
+                <w:szCs w:val="20"/>
+              </w:rPr>
+              <w:t>companyAddressLine2</w:t>
+            </w:r>
+            <w:proofErr w:type="gramStart"/>
+            <w:r>
+              <w:rPr>
+                <w:rFonts w:cstheme="minorHAnsi"/>
+                <w:bCs/>
+                <w:sz w:val="20"/>
+                <w:szCs w:val="20"/>
+              </w:rPr>
+              <w:t>},      {</w:t>
+            </w:r>
+            <w:proofErr w:type="spellStart"/>
+            <w:r>
+              <w:rPr>
+                <w:rFonts w:cstheme="minorHAnsi"/>
+                <w:bCs/>
+                <w:sz w:val="20"/>
+                <w:szCs w:val="20"/>
+              </w:rPr>
+              <w:t>companyCity</w:t>
+            </w:r>
+            <w:proofErr w:type="spellEnd"/>
+            <w:r>
+              <w:rPr>
+                <w:rFonts w:cstheme="minorHAnsi"/>
+                <w:bCs/>
+                <w:sz w:val="20"/>
+                <w:szCs w:val="20"/>
+              </w:rPr>
+              <w:t xml:space="preserve">}   </w:t>
+            </w:r>
+            <w:proofErr w:type="gramEnd"/>
+            <w:r>
+              <w:rPr>
+                <w:rFonts w:cstheme="minorHAnsi"/>
+                <w:bCs/>
+                <w:sz w:val="20"/>
+                <w:szCs w:val="20"/>
+              </w:rPr>
+              <w:t xml:space="preserve"> {</w:t>
+            </w:r>
+            <w:proofErr w:type="spellStart"/>
+            <w:proofErr w:type="gramStart"/>
+            <w:r>
+              <w:rPr>
+                <w:rFonts w:cstheme="minorHAnsi"/>
+                <w:bCs/>
+                <w:sz w:val="20"/>
+                <w:szCs w:val="20"/>
+              </w:rPr>
+              <w:t>companyPostalCode</w:t>
+            </w:r>
+            <w:proofErr w:type="spellEnd"/>
+            <w:r>
+              <w:rPr>
+                <w:rFonts w:cstheme="minorHAnsi"/>
+                <w:bCs/>
+                <w:sz w:val="20"/>
+                <w:szCs w:val="20"/>
+              </w:rPr>
+              <w:t xml:space="preserve">}   </w:t>
+            </w:r>
+            <w:proofErr w:type="gramEnd"/>
+            <w:r>
+              <w:rPr>
+                <w:rFonts w:cstheme="minorHAnsi"/>
+                <w:bCs/>
+                <w:sz w:val="20"/>
+                <w:szCs w:val="20"/>
+              </w:rPr>
+              <w:t>{</w:t>
+            </w:r>
+            <w:proofErr w:type="spellStart"/>
+            <w:proofErr w:type="gramStart"/>
+            <w:r>
+              <w:rPr>
+                <w:rFonts w:cstheme="minorHAnsi"/>
+                <w:bCs/>
+                <w:sz w:val="20"/>
+                <w:szCs w:val="20"/>
+              </w:rPr>
+              <w:t>companyState</w:t>
+            </w:r>
+            <w:proofErr w:type="spellEnd"/>
+            <w:r>
+              <w:rPr>
+                <w:rFonts w:cstheme="minorHAnsi"/>
+                <w:bCs/>
+                <w:sz w:val="20"/>
+                <w:szCs w:val="20"/>
+              </w:rPr>
+              <w:t xml:space="preserve">}   </w:t>
+            </w:r>
+            <w:proofErr w:type="gramEnd"/>
+            <w:r>
+              <w:rPr>
+                <w:rFonts w:cstheme="minorHAnsi"/>
+                <w:bCs/>
+                <w:sz w:val="20"/>
+                <w:szCs w:val="20"/>
+              </w:rPr>
+              <w:t xml:space="preserve"> {</w:t>
+            </w:r>
+            <w:proofErr w:type="spellStart"/>
+            <w:r>
+              <w:rPr>
+                <w:rFonts w:cstheme="minorHAnsi"/>
+                <w:bCs/>
+                <w:sz w:val="20"/>
+                <w:szCs w:val="20"/>
+              </w:rPr>
+              <w:t>companyCountry</w:t>
+            </w:r>
+            <w:proofErr w:type="spellEnd"/>
+            <w:proofErr w:type="gramStart"/>
+            <w:r>
+              <w:rPr>
+                <w:rFonts w:cstheme="minorHAnsi"/>
+                <w:bCs/>
+                <w:sz w:val="20"/>
+                <w:szCs w:val="20"/>
+              </w:rPr>
+              <w:t>}{</w:t>
+            </w:r>
+            <w:proofErr w:type="gramEnd"/>
+            <w:r>
+              <w:rPr>
+                <w:rFonts w:cstheme="minorHAnsi"/>
+                <w:bCs/>
+                <w:sz w:val="20"/>
+                <w:szCs w:val="20"/>
+              </w:rPr>
+              <w:t>/}</w:t>
             </w:r>
           </w:p>
         </w:tc>
@@ -3766,6 +3921,7 @@
                       <w:sz w:val="20"/>
                       <w:szCs w:val="20"/>
                     </w:rPr>
+                    <w:lastRenderedPageBreak/>
                     <w:t xml:space="preserve">Total Gross Weight: </w:t>
                   </w:r>
                 </w:p>
@@ -3791,6 +3947,7 @@
                       <w:sz w:val="20"/>
                       <w:szCs w:val="20"/>
                     </w:rPr>
+                    <w:lastRenderedPageBreak/>
                     <w:t>{</w:t>
                   </w:r>
                   <w:proofErr w:type="spellStart"/>
@@ -3829,6 +3986,7 @@
                       <w:sz w:val="20"/>
                       <w:szCs w:val="20"/>
                     </w:rPr>
+                    <w:lastRenderedPageBreak/>
                     <w:t>{</w:t>
                   </w:r>
                   <w:proofErr w:type="spellStart"/>
@@ -4637,33 +4795,59 @@
       <w:rPr>
         <w:b/>
         <w:bCs/>
-        <w:spacing w:val="60"/>
+        <w:kern w:val="0"/>
+        <w:sz w:val="12"/>
+        <w:szCs w:val="12"/>
+        <w14:ligatures w14:val="none"/>
       </w:rPr>
-      <w:t>ALFA</w:t>
+      <w:t>{#</w:t>
+    </w:r>
+    <w:proofErr w:type="gramStart"/>
+    <w:r>
+      <w:rPr>
+        <w:rFonts w:cs="Calibri"/>
+        <w:kern w:val="0"/>
+        <w:sz w:val="12"/>
+        <w:szCs w:val="12"/>
+        <w14:ligatures w14:val="none"/>
+      </w:rPr>
+      <w:t>companyData</w:t>
+    </w:r>
+    <w:r>
+      <w:rPr>
+        <w:b/>
+        <w:bCs/>
+        <w:kern w:val="0"/>
+        <w:sz w:val="12"/>
+        <w:szCs w:val="12"/>
+        <w14:ligatures w14:val="none"/>
+      </w:rPr>
+      <w:t>}</w:t>
     </w:r>
     <w:r>
       <w:rPr>
         <w:b/>
         <w:bCs/>
         <w:spacing w:val="60"/>
+        <w:kern w:val="0"/>
+        <w:sz w:val="20"/>
+        <w:szCs w:val="20"/>
+        <w14:ligatures w14:val="none"/>
       </w:rPr>
-      <w:t xml:space="preserve">  </w:t>
+      <w:t>{</w:t>
     </w:r>
+    <w:proofErr w:type="gramEnd"/>
     <w:r>
       <w:rPr>
         <w:b/>
         <w:bCs/>
         <w:spacing w:val="60"/>
+        <w:kern w:val="0"/>
+        <w:sz w:val="20"/>
+        <w:szCs w:val="20"/>
+        <w14:ligatures w14:val="none"/>
       </w:rPr>
-      <w:t xml:space="preserve"> ICA</w:t>
-    </w:r>
-    <w:r>
-      <w:rPr>
-        <w:b/>
-        <w:bCs/>
-        <w:spacing w:val="60"/>
-      </w:rPr>
-      <w:t xml:space="preserve"> </w:t>
+      <w:t>companyName</w:t>
     </w:r>
     <w:proofErr w:type="gramStart"/>
     <w:r>
@@ -4671,73 +4855,35 @@
         <w:b/>
         <w:bCs/>
         <w:spacing w:val="60"/>
+        <w:kern w:val="0"/>
+        <w:sz w:val="20"/>
+        <w:szCs w:val="20"/>
+        <w14:ligatures w14:val="none"/>
       </w:rPr>
-      <w:t xml:space="preserve"> </w:t>
+      <w:t>}</w:t>
     </w:r>
     <w:r>
       <w:rPr>
         <w:b/>
         <w:bCs/>
-        <w:spacing w:val="60"/>
+        <w:kern w:val="0"/>
+        <w:sz w:val="12"/>
+        <w:szCs w:val="12"/>
+        <w14:ligatures w14:val="none"/>
       </w:rPr>
-      <w:t xml:space="preserve"> </w:t>
-    </w:r>
-    <w:r>
-      <w:rPr>
-        <w:b/>
-        <w:bCs/>
-        <w:spacing w:val="60"/>
-      </w:rPr>
-      <w:t xml:space="preserve"> </w:t>
-    </w:r>
-    <w:r>
-      <w:rPr>
-        <w:b/>
-        <w:bCs/>
-        <w:spacing w:val="60"/>
-      </w:rPr>
-      <w:t>(</w:t>
+      <w:t>{</w:t>
     </w:r>
     <w:proofErr w:type="gramEnd"/>
     <w:r>
       <w:rPr>
         <w:b/>
         <w:bCs/>
-        <w:spacing w:val="60"/>
+        <w:kern w:val="0"/>
+        <w:sz w:val="12"/>
+        <w:szCs w:val="12"/>
+        <w14:ligatures w14:val="none"/>
       </w:rPr>
-      <w:t>I)</w:t>
-    </w:r>
-    <w:r>
-      <w:rPr>
-        <w:b/>
-        <w:bCs/>
-        <w:spacing w:val="60"/>
-      </w:rPr>
-      <w:t xml:space="preserve"> </w:t>
-    </w:r>
-    <w:r>
-      <w:rPr>
-        <w:b/>
-        <w:bCs/>
-        <w:spacing w:val="60"/>
-      </w:rPr>
-      <w:t xml:space="preserve"> </w:t>
-    </w:r>
-    <w:r>
-      <w:rPr>
-        <w:b/>
-        <w:bCs/>
-        <w:spacing w:val="60"/>
-      </w:rPr>
-      <w:t xml:space="preserve"> </w:t>
-    </w:r>
-    <w:r>
-      <w:rPr>
-        <w:b/>
-        <w:bCs/>
-        <w:spacing w:val="60"/>
-      </w:rPr>
-      <w:t>LTD</w:t>
+      <w:t>/}</w:t>
     </w:r>
   </w:p>
   <w:p>
@@ -5471,7 +5617,6 @@
   <w:style w:type="character" w:default="1" w:styleId="DefaultParagraphFont">
     <w:name w:val="Default Paragraph Font"/>
     <w:uiPriority w:val="1"/>
-    <w:semiHidden/>
     <w:unhideWhenUsed/>
   </w:style>
   <w:style w:type="table" w:default="1" w:styleId="TableNormal">

--- a/electron/database/generate-document/templates/packing-aus.docx
+++ b/electron/database/generate-document/templates/packing-aus.docx
@@ -37,6 +37,7 @@
           </w:tcPr>
           <w:p>
             <w:pPr>
+              <w:spacing w:before="40"/>
               <w:rPr>
                 <w:rFonts w:cstheme="minorHAnsi"/>
                 <w:sz w:val="20"/>
@@ -46,43 +47,11 @@
             <w:bookmarkStart w:id="0" w:name="_Hlk193468052"/>
             <w:r>
               <w:rPr>
-                <w:noProof/>
-              </w:rPr>
-              <w:drawing>
-                <wp:inline distT="0" distB="0" distL="0" distR="0" wp14:anchorId="3F6EAF0E" wp14:editId="143E8BEC">
-                  <wp:extent cx="819048" cy="780952"/>
-                  <wp:effectExtent l="0" t="0" r="635" b="635"/>
-                  <wp:docPr id="1894518731" name="Picture 1"/>
-                  <wp:cNvGraphicFramePr>
-                    <a:graphicFrameLocks xmlns:a="http://schemas.openxmlformats.org/drawingml/2006/main" noChangeAspect="1"/>
-                  </wp:cNvGraphicFramePr>
-                  <a:graphic xmlns:a="http://schemas.openxmlformats.org/drawingml/2006/main">
-                    <a:graphicData uri="http://schemas.openxmlformats.org/drawingml/2006/picture">
-                      <pic:pic xmlns:pic="http://schemas.openxmlformats.org/drawingml/2006/picture">
-                        <pic:nvPicPr>
-                          <pic:cNvPr id="1894518731" name=""/>
-                          <pic:cNvPicPr/>
-                        </pic:nvPicPr>
-                        <pic:blipFill>
-                          <a:blip r:embed="rId7"/>
-                          <a:stretch>
-                            <a:fillRect/>
-                          </a:stretch>
-                        </pic:blipFill>
-                        <pic:spPr>
-                          <a:xfrm>
-                            <a:off x="0" y="0"/>
-                            <a:ext cx="819048" cy="780952"/>
-                          </a:xfrm>
-                          <a:prstGeom prst="rect">
-                            <a:avLst/>
-                          </a:prstGeom>
-                        </pic:spPr>
-                      </pic:pic>
-                    </a:graphicData>
-                  </a:graphic>
-                </wp:inline>
-              </w:drawing>
+                <w:rFonts w:cstheme="minorHAnsi"/>
+                <w:sz w:val="20"/>
+                <w:szCs w:val="20"/>
+              </w:rPr>
+              <w:t>{%%logo}</w:t>
             </w:r>
           </w:p>
         </w:tc>
@@ -4569,8 +4538,8 @@
       </w:pPr>
     </w:p>
     <w:sectPr>
-      <w:headerReference w:type="default" r:id="rId8"/>
-      <w:footerReference w:type="default" r:id="rId9"/>
+      <w:headerReference w:type="default" r:id="rId7"/>
+      <w:footerReference w:type="default" r:id="rId8"/>
       <w:pgSz w:w="12240" w:h="15840" w:code="1"/>
       <w:pgMar w:top="482" w:right="567" w:bottom="1701" w:left="567" w:header="198" w:footer="510" w:gutter="0"/>
       <w:pgBorders w:offsetFrom="page">

--- a/electron/database/generate-document/templates/packing-aus.docx
+++ b/electron/database/generate-document/templates/packing-aus.docx
@@ -105,25 +105,7 @@
                 <w:sz w:val="20"/>
                 <w:szCs w:val="20"/>
               </w:rPr>
-              <w:t>{#</w:t>
-            </w:r>
-            <w:proofErr w:type="gramStart"/>
-            <w:r>
-              <w:rPr>
-                <w:rFonts w:cstheme="minorHAnsi"/>
-                <w:sz w:val="20"/>
-                <w:szCs w:val="20"/>
-              </w:rPr>
-              <w:t>companyData}{</w:t>
-            </w:r>
-            <w:proofErr w:type="gramEnd"/>
-            <w:r>
-              <w:rPr>
-                <w:rFonts w:cstheme="minorHAnsi"/>
-                <w:sz w:val="20"/>
-                <w:szCs w:val="20"/>
-              </w:rPr>
-              <w:t>companyName}</w:t>
+              <w:t>{#companyData}{companyName}</w:t>
             </w:r>
           </w:p>
           <w:p>
@@ -141,160 +123,7 @@
                 <w:sz w:val="20"/>
                 <w:szCs w:val="20"/>
               </w:rPr>
-              <w:t xml:space="preserve">{companyAddressLine1} </w:t>
-            </w:r>
-            <w:proofErr w:type="gramStart"/>
-            <w:r>
-              <w:rPr>
-                <w:rFonts w:cstheme="minorHAnsi"/>
-                <w:bCs/>
-                <w:sz w:val="20"/>
-                <w:szCs w:val="20"/>
-              </w:rPr>
-              <w:t xml:space="preserve">   {</w:t>
-            </w:r>
-            <w:proofErr w:type="gramEnd"/>
-            <w:r>
-              <w:rPr>
-                <w:rFonts w:cstheme="minorHAnsi"/>
-                <w:bCs/>
-                <w:sz w:val="20"/>
-                <w:szCs w:val="20"/>
-              </w:rPr>
-              <w:t>companyAddressLine2</w:t>
-            </w:r>
-            <w:proofErr w:type="gramStart"/>
-            <w:r>
-              <w:rPr>
-                <w:rFonts w:cstheme="minorHAnsi"/>
-                <w:bCs/>
-                <w:sz w:val="20"/>
-                <w:szCs w:val="20"/>
-              </w:rPr>
-              <w:t>},      {</w:t>
-            </w:r>
-            <w:proofErr w:type="spellStart"/>
-            <w:r>
-              <w:rPr>
-                <w:rFonts w:cstheme="minorHAnsi"/>
-                <w:bCs/>
-                <w:sz w:val="20"/>
-                <w:szCs w:val="20"/>
-              </w:rPr>
-              <w:t>companyCity</w:t>
-            </w:r>
-            <w:proofErr w:type="spellEnd"/>
-            <w:r>
-              <w:rPr>
-                <w:rFonts w:cstheme="minorHAnsi"/>
-                <w:bCs/>
-                <w:sz w:val="20"/>
-                <w:szCs w:val="20"/>
-              </w:rPr>
-              <w:t xml:space="preserve">}   </w:t>
-            </w:r>
-            <w:proofErr w:type="gramEnd"/>
-            <w:r>
-              <w:rPr>
-                <w:rFonts w:cstheme="minorHAnsi"/>
-                <w:bCs/>
-                <w:sz w:val="20"/>
-                <w:szCs w:val="20"/>
-              </w:rPr>
-              <w:t xml:space="preserve"> {</w:t>
-            </w:r>
-            <w:proofErr w:type="spellStart"/>
-            <w:proofErr w:type="gramStart"/>
-            <w:r>
-              <w:rPr>
-                <w:rFonts w:cstheme="minorHAnsi"/>
-                <w:bCs/>
-                <w:sz w:val="20"/>
-                <w:szCs w:val="20"/>
-              </w:rPr>
-              <w:t>companyPostalCode</w:t>
-            </w:r>
-            <w:proofErr w:type="spellEnd"/>
-            <w:r>
-              <w:rPr>
-                <w:rFonts w:cstheme="minorHAnsi"/>
-                <w:bCs/>
-                <w:sz w:val="20"/>
-                <w:szCs w:val="20"/>
-              </w:rPr>
-              <w:t xml:space="preserve">}   </w:t>
-            </w:r>
-            <w:proofErr w:type="gramEnd"/>
-            <w:r>
-              <w:rPr>
-                <w:rFonts w:cstheme="minorHAnsi"/>
-                <w:bCs/>
-                <w:sz w:val="20"/>
-                <w:szCs w:val="20"/>
-              </w:rPr>
-              <w:t>{</w:t>
-            </w:r>
-            <w:proofErr w:type="spellStart"/>
-            <w:proofErr w:type="gramStart"/>
-            <w:r>
-              <w:rPr>
-                <w:rFonts w:cstheme="minorHAnsi"/>
-                <w:bCs/>
-                <w:sz w:val="20"/>
-                <w:szCs w:val="20"/>
-              </w:rPr>
-              <w:t>companyState</w:t>
-            </w:r>
-            <w:proofErr w:type="spellEnd"/>
-            <w:r>
-              <w:rPr>
-                <w:rFonts w:cstheme="minorHAnsi"/>
-                <w:bCs/>
-                <w:sz w:val="20"/>
-                <w:szCs w:val="20"/>
-              </w:rPr>
-              <w:t xml:space="preserve">}   </w:t>
-            </w:r>
-            <w:proofErr w:type="gramEnd"/>
-            <w:r>
-              <w:rPr>
-                <w:rFonts w:cstheme="minorHAnsi"/>
-                <w:bCs/>
-                <w:sz w:val="20"/>
-                <w:szCs w:val="20"/>
-              </w:rPr>
-              <w:t xml:space="preserve"> {</w:t>
-            </w:r>
-            <w:proofErr w:type="spellStart"/>
-            <w:r>
-              <w:rPr>
-                <w:rFonts w:cstheme="minorHAnsi"/>
-                <w:bCs/>
-                <w:sz w:val="20"/>
-                <w:szCs w:val="20"/>
-              </w:rPr>
-              <w:t>companyCountry</w:t>
-            </w:r>
-            <w:proofErr w:type="spellEnd"/>
-            <w:proofErr w:type="gramStart"/>
-            <w:r>
-              <w:rPr>
-                <w:rFonts w:cstheme="minorHAnsi"/>
-                <w:bCs/>
-                <w:sz w:val="20"/>
-                <w:szCs w:val="20"/>
-              </w:rPr>
-              <w:t>}{</w:t>
-            </w:r>
-            <w:proofErr w:type="gramEnd"/>
-            <w:r>
-              <w:rPr>
-                <w:rFonts w:cstheme="minorHAnsi"/>
-                <w:bCs/>
-                <w:sz w:val="20"/>
-                <w:szCs w:val="20"/>
-              </w:rPr>
-              <w:t>/}</w:t>
+              <w:t>{companyAddressLine1}    {companyAddressLine2},      {companyCity}    {companyPostalCode}   {companyState}    {companyCountry}{/}</w:t>
             </w:r>
           </w:p>
         </w:tc>
@@ -327,14 +156,12 @@
               </w:rPr>
               <w:t>{</w:t>
             </w:r>
-            <w:proofErr w:type="spellStart"/>
             <w:r>
               <w:rPr>
                 <w:rFonts w:cstheme="minorHAnsi"/>
               </w:rPr>
               <w:t>modifyInvNo</w:t>
             </w:r>
-            <w:proofErr w:type="spellEnd"/>
             <w:r>
               <w:rPr>
                 <w:rFonts w:cstheme="minorHAnsi"/>
@@ -372,14 +199,12 @@
               </w:rPr>
               <w:t>{</w:t>
             </w:r>
-            <w:proofErr w:type="spellStart"/>
             <w:r>
               <w:rPr>
                 <w:rFonts w:cstheme="minorHAnsi"/>
               </w:rPr>
               <w:t>invoiceDate</w:t>
             </w:r>
-            <w:proofErr w:type="spellEnd"/>
             <w:r>
               <w:rPr>
                 <w:rFonts w:cstheme="minorHAnsi"/>
@@ -457,14 +282,12 @@
               </w:rPr>
               <w:t>{</w:t>
             </w:r>
-            <w:proofErr w:type="spellStart"/>
             <w:r>
               <w:rPr>
                 <w:rFonts w:cstheme="minorHAnsi"/>
               </w:rPr>
               <w:t>buyersOrderNo</w:t>
             </w:r>
-            <w:proofErr w:type="spellEnd"/>
             <w:r>
               <w:rPr>
                 <w:rFonts w:cstheme="minorHAnsi"/>
@@ -502,14 +325,12 @@
               </w:rPr>
               <w:t>{</w:t>
             </w:r>
-            <w:proofErr w:type="spellStart"/>
             <w:r>
               <w:rPr>
                 <w:rFonts w:cstheme="minorHAnsi"/>
               </w:rPr>
               <w:t>orderDate</w:t>
             </w:r>
-            <w:proofErr w:type="spellEnd"/>
             <w:r>
               <w:rPr>
                 <w:rFonts w:cstheme="minorHAnsi"/>
@@ -605,7 +426,6 @@
               </w:rPr>
               <w:t>{</w:t>
             </w:r>
-            <w:proofErr w:type="spellStart"/>
             <w:r>
               <w:rPr>
                 <w:rFonts w:cstheme="minorHAnsi"/>
@@ -614,7 +434,6 @@
               </w:rPr>
               <w:t>consigneeCountry</w:t>
             </w:r>
-            <w:proofErr w:type="spellEnd"/>
             <w:r>
               <w:rPr>
                 <w:rFonts w:cstheme="minorHAnsi"/>
@@ -640,7 +459,6 @@
               </w:rPr>
               <w:t>{/</w:t>
             </w:r>
-            <w:proofErr w:type="spellStart"/>
             <w:r>
               <w:rPr>
                 <w:rFonts w:cstheme="minorHAnsi"/>
@@ -649,7 +467,6 @@
               </w:rPr>
               <w:t>isCustom</w:t>
             </w:r>
-            <w:proofErr w:type="spellEnd"/>
             <w:r>
               <w:rPr>
                 <w:rFonts w:cstheme="minorHAnsi"/>
@@ -675,7 +492,6 @@
               </w:rPr>
               <w:t>{#</w:t>
             </w:r>
-            <w:proofErr w:type="gramStart"/>
             <w:r>
               <w:rPr>
                 <w:rFonts w:cstheme="minorHAnsi"/>
@@ -698,42 +514,252 @@
                 <w:sz w:val="20"/>
                 <w:szCs w:val="20"/>
               </w:rPr>
+              <w:t xml:space="preserve">NOTIFY </w:t>
+            </w:r>
+            <w:r>
+              <w:rPr>
+                <w:rFonts w:cstheme="minorHAnsi"/>
+                <w:sz w:val="20"/>
+                <w:szCs w:val="20"/>
+              </w:rPr>
+              <w:t>– {/</w:t>
+            </w:r>
+            <w:r>
+              <w:rPr>
+                <w:rFonts w:cstheme="minorHAnsi"/>
+                <w:sz w:val="20"/>
+                <w:szCs w:val="20"/>
+              </w:rPr>
+              <w:t>isCustom</w:t>
+            </w:r>
+            <w:r>
+              <w:rPr>
+                <w:rFonts w:cstheme="minorHAnsi"/>
+                <w:sz w:val="20"/>
+                <w:szCs w:val="20"/>
+              </w:rPr>
+              <w:t>}</w:t>
+            </w:r>
+          </w:p>
+          <w:p>
+            <w:pPr>
+              <w:rPr>
+                <w:rFonts w:cstheme="minorHAnsi"/>
+                <w:sz w:val="20"/>
+                <w:szCs w:val="20"/>
+              </w:rPr>
+            </w:pPr>
+            <w:r>
+              <w:rPr>
+                <w:rFonts w:cstheme="minorHAnsi"/>
+                <w:sz w:val="20"/>
+                <w:szCs w:val="20"/>
+              </w:rPr>
+              <w:t>{</w:t>
+            </w:r>
+            <w:r>
+              <w:rPr>
+                <w:rFonts w:cstheme="minorHAnsi"/>
+                <w:sz w:val="20"/>
+                <w:szCs w:val="20"/>
+              </w:rPr>
+              <w:t>consigneeName</w:t>
+            </w:r>
+            <w:r>
+              <w:rPr>
+                <w:rFonts w:cstheme="minorHAnsi"/>
+                <w:sz w:val="20"/>
+                <w:szCs w:val="20"/>
+              </w:rPr>
+              <w:t xml:space="preserve">} </w:t>
+            </w:r>
+          </w:p>
+          <w:p>
+            <w:pPr>
+              <w:rPr>
+                <w:rFonts w:cstheme="minorHAnsi"/>
+                <w:sz w:val="20"/>
+                <w:szCs w:val="20"/>
+              </w:rPr>
+            </w:pPr>
+            <w:r>
+              <w:rPr>
+                <w:rFonts w:cstheme="minorHAnsi"/>
+                <w:sz w:val="20"/>
+                <w:szCs w:val="20"/>
+              </w:rPr>
+              <w:t>{</w:t>
+            </w:r>
+            <w:r>
+              <w:rPr>
+                <w:rFonts w:cstheme="minorHAnsi"/>
+                <w:sz w:val="20"/>
+                <w:szCs w:val="20"/>
+              </w:rPr>
+              <w:t>consigneeAddress</w:t>
+            </w:r>
+            <w:r>
+              <w:rPr>
+                <w:rFonts w:cstheme="minorHAnsi"/>
+                <w:sz w:val="20"/>
+                <w:szCs w:val="20"/>
+              </w:rPr>
+              <w:t>} {</w:t>
+            </w:r>
+            <w:r>
+              <w:rPr>
+                <w:rFonts w:cstheme="minorHAnsi"/>
+                <w:sz w:val="20"/>
+                <w:szCs w:val="20"/>
+              </w:rPr>
+              <w:t>consigneeCity</w:t>
+            </w:r>
+            <w:r>
+              <w:rPr>
+                <w:rFonts w:cstheme="minorHAnsi"/>
+                <w:sz w:val="20"/>
+                <w:szCs w:val="20"/>
+              </w:rPr>
+              <w:t>} {</w:t>
+            </w:r>
+            <w:r>
+              <w:rPr>
+                <w:rFonts w:cstheme="minorHAnsi"/>
+                <w:sz w:val="20"/>
+                <w:szCs w:val="20"/>
+              </w:rPr>
+              <w:t>consigneeState</w:t>
+            </w:r>
+            <w:r>
+              <w:rPr>
+                <w:rFonts w:cstheme="minorHAnsi"/>
+                <w:sz w:val="20"/>
+                <w:szCs w:val="20"/>
+              </w:rPr>
+              <w:t xml:space="preserve">} </w:t>
+            </w:r>
+          </w:p>
+          <w:p>
+            <w:pPr>
+              <w:rPr>
+                <w:rFonts w:cstheme="minorHAnsi"/>
+                <w:sz w:val="20"/>
+                <w:szCs w:val="20"/>
+              </w:rPr>
+            </w:pPr>
+            <w:r>
+              <w:rPr>
+                <w:rFonts w:cstheme="minorHAnsi"/>
+                <w:sz w:val="20"/>
+                <w:szCs w:val="20"/>
+              </w:rPr>
+              <w:t>{</w:t>
+            </w:r>
+            <w:r>
+              <w:rPr>
+                <w:rFonts w:cstheme="minorHAnsi"/>
+                <w:sz w:val="20"/>
+                <w:szCs w:val="20"/>
+              </w:rPr>
+              <w:t>consigneeCountry</w:t>
+            </w:r>
+            <w:r>
+              <w:rPr>
+                <w:rFonts w:cstheme="minorHAnsi"/>
+                <w:sz w:val="20"/>
+                <w:szCs w:val="20"/>
+              </w:rPr>
+              <w:t>} {</w:t>
+            </w:r>
+            <w:r>
+              <w:rPr>
+                <w:rFonts w:cstheme="minorHAnsi"/>
+                <w:sz w:val="20"/>
+                <w:szCs w:val="20"/>
+              </w:rPr>
+              <w:t>consigneeZip</w:t>
+            </w:r>
+            <w:r>
+              <w:rPr>
+                <w:rFonts w:cstheme="minorHAnsi"/>
+                <w:sz w:val="20"/>
+                <w:szCs w:val="20"/>
+              </w:rPr>
+              <w:t>}</w:t>
+            </w:r>
+          </w:p>
+          <w:p>
+            <w:pPr>
+              <w:rPr>
+                <w:rFonts w:cstheme="minorHAnsi"/>
+                <w:sz w:val="20"/>
+                <w:szCs w:val="20"/>
+              </w:rPr>
+            </w:pPr>
+            <w:r>
+              <w:rPr>
+                <w:rFonts w:cstheme="minorHAnsi"/>
+                <w:sz w:val="20"/>
+                <w:szCs w:val="20"/>
+              </w:rPr>
+              <w:t>{#</w:t>
+            </w:r>
+            <w:r>
+              <w:rPr>
+                <w:rFonts w:cstheme="minorHAnsi"/>
+                <w:sz w:val="20"/>
+                <w:szCs w:val="20"/>
+              </w:rPr>
+              <w:t>notifyName</w:t>
+            </w:r>
+            <w:r>
+              <w:rPr>
+                <w:rFonts w:cstheme="minorHAnsi"/>
+                <w:sz w:val="20"/>
+                <w:szCs w:val="20"/>
+              </w:rPr>
+              <w:t>}{#</w:t>
+            </w:r>
+            <w:r>
+              <w:rPr>
+                <w:rFonts w:cstheme="minorHAnsi"/>
+                <w:sz w:val="20"/>
+                <w:szCs w:val="20"/>
+              </w:rPr>
+              <w:t>notifyAddress</w:t>
+            </w:r>
+            <w:r>
+              <w:rPr>
+                <w:rFonts w:cstheme="minorHAnsi"/>
+                <w:sz w:val="20"/>
+                <w:szCs w:val="20"/>
+              </w:rPr>
+              <w:t>}</w:t>
+            </w:r>
+          </w:p>
+          <w:p>
+            <w:pPr>
+              <w:rPr>
+                <w:rFonts w:cstheme="minorHAnsi"/>
+                <w:sz w:val="20"/>
+                <w:szCs w:val="20"/>
+              </w:rPr>
+            </w:pPr>
+            <w:r>
+              <w:rPr>
+                <w:rFonts w:cstheme="minorHAnsi"/>
+                <w:sz w:val="20"/>
+                <w:szCs w:val="20"/>
+              </w:rPr>
               <w:t>NOTIFY</w:t>
             </w:r>
-            <w:proofErr w:type="gramEnd"/>
-            <w:r>
-              <w:rPr>
-                <w:rFonts w:cstheme="minorHAnsi"/>
-                <w:sz w:val="20"/>
-                <w:szCs w:val="20"/>
-              </w:rPr>
-              <w:t xml:space="preserve"> </w:t>
-            </w:r>
-            <w:r>
-              <w:rPr>
-                <w:rFonts w:cstheme="minorHAnsi"/>
-                <w:sz w:val="20"/>
-                <w:szCs w:val="20"/>
-              </w:rPr>
-              <w:t>– {/</w:t>
-            </w:r>
-            <w:proofErr w:type="spellStart"/>
-            <w:r>
-              <w:rPr>
-                <w:rFonts w:cstheme="minorHAnsi"/>
-                <w:sz w:val="20"/>
-                <w:szCs w:val="20"/>
-              </w:rPr>
-              <w:t>isCustom</w:t>
-            </w:r>
-            <w:proofErr w:type="spellEnd"/>
-            <w:r>
-              <w:rPr>
-                <w:rFonts w:cstheme="minorHAnsi"/>
-                <w:sz w:val="20"/>
-                <w:szCs w:val="20"/>
-              </w:rPr>
-              <w:t>}</w:t>
+            <w:r>
+              <w:rPr>
+                <w:rFonts w:cstheme="minorHAnsi"/>
+                <w:sz w:val="20"/>
+                <w:szCs w:val="20"/>
+              </w:rPr>
+              <w:t xml:space="preserve"> – </w:t>
             </w:r>
           </w:p>
           <w:p>
@@ -752,16 +778,14 @@
               </w:rPr>
               <w:t>{</w:t>
             </w:r>
-            <w:proofErr w:type="spellStart"/>
-            <w:r>
-              <w:rPr>
-                <w:rFonts w:cstheme="minorHAnsi"/>
-                <w:sz w:val="20"/>
-                <w:szCs w:val="20"/>
-              </w:rPr>
-              <w:t>consigneeName</w:t>
-            </w:r>
-            <w:proofErr w:type="spellEnd"/>
+            <w:r>
+              <w:rPr>
+                <w:rFonts w:cstheme="minorHAnsi"/>
+                <w:sz w:val="20"/>
+                <w:szCs w:val="20"/>
+              </w:rPr>
+              <w:t>notifyName</w:t>
+            </w:r>
             <w:r>
               <w:rPr>
                 <w:rFonts w:cstheme="minorHAnsi"/>
@@ -787,112 +811,21 @@
               </w:rPr>
               <w:t>{</w:t>
             </w:r>
-            <w:proofErr w:type="spellStart"/>
-            <w:r>
-              <w:rPr>
-                <w:rFonts w:cstheme="minorHAnsi"/>
-                <w:sz w:val="20"/>
-                <w:szCs w:val="20"/>
-              </w:rPr>
-              <w:t>consigneeAddress</w:t>
-            </w:r>
-            <w:proofErr w:type="spellEnd"/>
-            <w:r>
-              <w:rPr>
-                <w:rFonts w:cstheme="minorHAnsi"/>
-                <w:sz w:val="20"/>
-                <w:szCs w:val="20"/>
-              </w:rPr>
-              <w:t>} {</w:t>
-            </w:r>
-            <w:proofErr w:type="spellStart"/>
-            <w:r>
-              <w:rPr>
-                <w:rFonts w:cstheme="minorHAnsi"/>
-                <w:sz w:val="20"/>
-                <w:szCs w:val="20"/>
-              </w:rPr>
-              <w:t>consigneeCity</w:t>
-            </w:r>
-            <w:proofErr w:type="spellEnd"/>
-            <w:r>
-              <w:rPr>
-                <w:rFonts w:cstheme="minorHAnsi"/>
-                <w:sz w:val="20"/>
-                <w:szCs w:val="20"/>
-              </w:rPr>
-              <w:t>} {</w:t>
-            </w:r>
-            <w:proofErr w:type="spellStart"/>
-            <w:r>
-              <w:rPr>
-                <w:rFonts w:cstheme="minorHAnsi"/>
-                <w:sz w:val="20"/>
-                <w:szCs w:val="20"/>
-              </w:rPr>
-              <w:t>consigneeState</w:t>
-            </w:r>
-            <w:proofErr w:type="spellEnd"/>
-            <w:r>
-              <w:rPr>
-                <w:rFonts w:cstheme="minorHAnsi"/>
-                <w:sz w:val="20"/>
-                <w:szCs w:val="20"/>
-              </w:rPr>
-              <w:t xml:space="preserve">} </w:t>
-            </w:r>
-          </w:p>
-          <w:p>
-            <w:pPr>
-              <w:rPr>
-                <w:rFonts w:cstheme="minorHAnsi"/>
-                <w:sz w:val="20"/>
-                <w:szCs w:val="20"/>
-              </w:rPr>
-            </w:pPr>
-            <w:r>
-              <w:rPr>
-                <w:rFonts w:cstheme="minorHAnsi"/>
-                <w:sz w:val="20"/>
-                <w:szCs w:val="20"/>
-              </w:rPr>
-              <w:t>{</w:t>
-            </w:r>
-            <w:proofErr w:type="spellStart"/>
-            <w:r>
-              <w:rPr>
-                <w:rFonts w:cstheme="minorHAnsi"/>
-                <w:sz w:val="20"/>
-                <w:szCs w:val="20"/>
-              </w:rPr>
-              <w:t>consigneeCountry</w:t>
-            </w:r>
-            <w:proofErr w:type="spellEnd"/>
-            <w:r>
-              <w:rPr>
-                <w:rFonts w:cstheme="minorHAnsi"/>
-                <w:sz w:val="20"/>
-                <w:szCs w:val="20"/>
-              </w:rPr>
-              <w:t>} {</w:t>
-            </w:r>
-            <w:proofErr w:type="spellStart"/>
-            <w:r>
-              <w:rPr>
-                <w:rFonts w:cstheme="minorHAnsi"/>
-                <w:sz w:val="20"/>
-                <w:szCs w:val="20"/>
-              </w:rPr>
-              <w:t>consigneeZip</w:t>
-            </w:r>
-            <w:proofErr w:type="spellEnd"/>
-            <w:r>
-              <w:rPr>
-                <w:rFonts w:cstheme="minorHAnsi"/>
-                <w:sz w:val="20"/>
-                <w:szCs w:val="20"/>
-              </w:rPr>
-              <w:t>}</w:t>
+            <w:r>
+              <w:rPr>
+                <w:rFonts w:cstheme="minorHAnsi"/>
+                <w:sz w:val="20"/>
+                <w:szCs w:val="20"/>
+              </w:rPr>
+              <w:t>notifyAddress</w:t>
+            </w:r>
+            <w:r>
+              <w:rPr>
+                <w:rFonts w:cstheme="minorHAnsi"/>
+                <w:sz w:val="20"/>
+                <w:szCs w:val="20"/>
+              </w:rPr>
+              <w:t>}{/}{/}</w:t>
             </w:r>
           </w:p>
         </w:tc>
@@ -951,7 +884,6 @@
               </w:rPr>
               <w:t>{</w:t>
             </w:r>
-            <w:proofErr w:type="spellStart"/>
             <w:r>
               <w:rPr>
                 <w:rFonts w:cstheme="minorHAnsi"/>
@@ -960,7 +892,6 @@
               </w:rPr>
               <w:t>buyerName</w:t>
             </w:r>
-            <w:proofErr w:type="spellEnd"/>
             <w:r>
               <w:rPr>
                 <w:rFonts w:cstheme="minorHAnsi"/>
@@ -986,7 +917,6 @@
               </w:rPr>
               <w:t>{</w:t>
             </w:r>
-            <w:proofErr w:type="spellStart"/>
             <w:r>
               <w:rPr>
                 <w:rFonts w:cstheme="minorHAnsi"/>
@@ -995,7 +925,6 @@
               </w:rPr>
               <w:t>buyerAddress</w:t>
             </w:r>
-            <w:proofErr w:type="spellEnd"/>
             <w:r>
               <w:rPr>
                 <w:rFonts w:cstheme="minorHAnsi"/>
@@ -1004,7 +933,6 @@
               </w:rPr>
               <w:t>} {</w:t>
             </w:r>
-            <w:proofErr w:type="spellStart"/>
             <w:r>
               <w:rPr>
                 <w:rFonts w:cstheme="minorHAnsi"/>
@@ -1013,7 +941,6 @@
               </w:rPr>
               <w:t>buyerCity</w:t>
             </w:r>
-            <w:proofErr w:type="spellEnd"/>
             <w:r>
               <w:rPr>
                 <w:rFonts w:cstheme="minorHAnsi"/>
@@ -1022,7 +949,6 @@
               </w:rPr>
               <w:t>} {</w:t>
             </w:r>
-            <w:proofErr w:type="spellStart"/>
             <w:r>
               <w:rPr>
                 <w:rFonts w:cstheme="minorHAnsi"/>
@@ -1031,7 +957,6 @@
               </w:rPr>
               <w:t>buyerState</w:t>
             </w:r>
-            <w:proofErr w:type="spellEnd"/>
             <w:r>
               <w:rPr>
                 <w:rFonts w:cstheme="minorHAnsi"/>
@@ -1057,7 +982,6 @@
               </w:rPr>
               <w:t>{</w:t>
             </w:r>
-            <w:proofErr w:type="spellStart"/>
             <w:r>
               <w:rPr>
                 <w:rFonts w:cstheme="minorHAnsi"/>
@@ -1066,7 +990,6 @@
               </w:rPr>
               <w:t>buyerCountry</w:t>
             </w:r>
-            <w:proofErr w:type="spellEnd"/>
             <w:r>
               <w:rPr>
                 <w:rFonts w:cstheme="minorHAnsi"/>
@@ -1075,7 +998,6 @@
               </w:rPr>
               <w:t>} {</w:t>
             </w:r>
-            <w:proofErr w:type="spellStart"/>
             <w:r>
               <w:rPr>
                 <w:rFonts w:cstheme="minorHAnsi"/>
@@ -1084,7 +1006,6 @@
               </w:rPr>
               <w:t>buyerZip</w:t>
             </w:r>
-            <w:proofErr w:type="spellEnd"/>
             <w:r>
               <w:rPr>
                 <w:rFonts w:cstheme="minorHAnsi"/>
@@ -1153,7 +1074,6 @@
               </w:rPr>
               <w:t>{</w:t>
             </w:r>
-            <w:proofErr w:type="spellStart"/>
             <w:r>
               <w:rPr>
                 <w:rFonts w:cstheme="minorHAnsi"/>
@@ -1162,7 +1082,6 @@
               </w:rPr>
               <w:t>originOfGoods</w:t>
             </w:r>
-            <w:proofErr w:type="spellEnd"/>
             <w:r>
               <w:rPr>
                 <w:rFonts w:cstheme="minorHAnsi"/>
@@ -1210,7 +1129,6 @@
               </w:rPr>
               <w:t>{</w:t>
             </w:r>
-            <w:proofErr w:type="spellStart"/>
             <w:r>
               <w:rPr>
                 <w:rFonts w:cstheme="minorHAnsi"/>
@@ -1219,7 +1137,6 @@
               </w:rPr>
               <w:t>finalDestination</w:t>
             </w:r>
-            <w:proofErr w:type="spellEnd"/>
             <w:r>
               <w:rPr>
                 <w:rFonts w:cstheme="minorHAnsi"/>
@@ -1290,7 +1207,6 @@
               </w:rPr>
               <w:t>{</w:t>
             </w:r>
-            <w:proofErr w:type="spellStart"/>
             <w:r>
               <w:rPr>
                 <w:rFonts w:cstheme="minorHAnsi"/>
@@ -1299,7 +1215,6 @@
               </w:rPr>
               <w:t>termOfDeliveryAndPayment</w:t>
             </w:r>
-            <w:proofErr w:type="spellEnd"/>
             <w:r>
               <w:rPr>
                 <w:rFonts w:cstheme="minorHAnsi"/>
@@ -1333,7 +1248,6 @@
                 <w:szCs w:val="20"/>
               </w:rPr>
             </w:pPr>
-            <w:proofErr w:type="spellStart"/>
             <w:r>
               <w:rPr>
                 <w:rFonts w:ascii="SansSerif" w:hAnsi="SansSerif" w:cs="SansSerif"/>
@@ -1341,17 +1255,7 @@
                 <w:sz w:val="20"/>
                 <w:szCs w:val="20"/>
               </w:rPr>
-              <w:t>Precarriage</w:t>
-            </w:r>
-            <w:proofErr w:type="spellEnd"/>
-            <w:r>
-              <w:rPr>
-                <w:rFonts w:ascii="SansSerif" w:hAnsi="SansSerif" w:cs="SansSerif"/>
-                <w:color w:val="000000"/>
-                <w:sz w:val="20"/>
-                <w:szCs w:val="20"/>
-              </w:rPr>
-              <w:t xml:space="preserve"> by:</w:t>
+              <w:t>Precarriage by:</w:t>
             </w:r>
           </w:p>
           <w:p>
@@ -1371,8 +1275,6 @@
               </w:rPr>
               <w:t>{^</w:t>
             </w:r>
-            <w:proofErr w:type="spellStart"/>
-            <w:proofErr w:type="gramStart"/>
             <w:r>
               <w:rPr>
                 <w:rFonts w:cstheme="minorHAnsi"/>
@@ -1381,7 +1283,6 @@
               </w:rPr>
               <w:t>isCustom</w:t>
             </w:r>
-            <w:proofErr w:type="spellEnd"/>
             <w:r>
               <w:rPr>
                 <w:rFonts w:cstheme="minorHAnsi"/>
@@ -1390,8 +1291,6 @@
               </w:rPr>
               <w:t>}{</w:t>
             </w:r>
-            <w:proofErr w:type="spellStart"/>
-            <w:proofErr w:type="gramEnd"/>
             <w:r>
               <w:rPr>
                 <w:rFonts w:cstheme="minorHAnsi"/>
@@ -1400,7 +1299,6 @@
               </w:rPr>
               <w:t>precarriageBy</w:t>
             </w:r>
-            <w:proofErr w:type="spellEnd"/>
             <w:r>
               <w:rPr>
                 <w:rFonts w:cstheme="minorHAnsi"/>
@@ -1409,7 +1307,6 @@
               </w:rPr>
               <w:t>}{/</w:t>
             </w:r>
-            <w:proofErr w:type="spellStart"/>
             <w:r>
               <w:rPr>
                 <w:rFonts w:cstheme="minorHAnsi"/>
@@ -1418,7 +1315,6 @@
               </w:rPr>
               <w:t>isCustom</w:t>
             </w:r>
-            <w:proofErr w:type="spellEnd"/>
             <w:r>
               <w:rPr>
                 <w:rFonts w:cstheme="minorHAnsi"/>
@@ -1479,7 +1375,6 @@
               </w:rPr>
               <w:t>{</w:t>
             </w:r>
-            <w:proofErr w:type="spellStart"/>
             <w:r>
               <w:rPr>
                 <w:rFonts w:ascii="SansSerif" w:hAnsi="SansSerif" w:cs="SansSerif"/>
@@ -1489,7 +1384,6 @@
               </w:rPr>
               <w:t>placeOfReceipt</w:t>
             </w:r>
-            <w:proofErr w:type="spellEnd"/>
             <w:r>
               <w:rPr>
                 <w:rFonts w:ascii="SansSerif" w:hAnsi="SansSerif" w:cs="SansSerif"/>
@@ -1573,8 +1467,6 @@
               </w:rPr>
               <w:t>{^</w:t>
             </w:r>
-            <w:proofErr w:type="spellStart"/>
-            <w:proofErr w:type="gramStart"/>
             <w:r>
               <w:rPr>
                 <w:rFonts w:cstheme="minorHAnsi"/>
@@ -1583,7 +1475,6 @@
               </w:rPr>
               <w:t>isCustom</w:t>
             </w:r>
-            <w:proofErr w:type="spellEnd"/>
             <w:r>
               <w:rPr>
                 <w:rFonts w:cstheme="minorHAnsi"/>
@@ -1601,8 +1492,6 @@
               </w:rPr>
               <w:t>{</w:t>
             </w:r>
-            <w:proofErr w:type="spellStart"/>
-            <w:proofErr w:type="gramEnd"/>
             <w:r>
               <w:rPr>
                 <w:rFonts w:ascii="SansSerif" w:hAnsi="SansSerif" w:cs="SansSerif"/>
@@ -1612,7 +1501,6 @@
               </w:rPr>
               <w:t>vesselNo</w:t>
             </w:r>
-            <w:proofErr w:type="spellEnd"/>
             <w:r>
               <w:rPr>
                 <w:rFonts w:ascii="SansSerif" w:hAnsi="SansSerif" w:cs="SansSerif"/>
@@ -1630,7 +1518,6 @@
               </w:rPr>
               <w:t>{/</w:t>
             </w:r>
-            <w:proofErr w:type="spellStart"/>
             <w:r>
               <w:rPr>
                 <w:rFonts w:cstheme="minorHAnsi"/>
@@ -1645,16 +1532,7 @@
                 <w:sz w:val="20"/>
                 <w:szCs w:val="20"/>
               </w:rPr>
-              <w:t>m</w:t>
-            </w:r>
-            <w:proofErr w:type="spellEnd"/>
-            <w:r>
-              <w:rPr>
-                <w:rFonts w:cstheme="minorHAnsi"/>
-                <w:sz w:val="20"/>
-                <w:szCs w:val="20"/>
-              </w:rPr>
-              <w:t>}</w:t>
+              <w:t>m}</w:t>
             </w:r>
           </w:p>
         </w:tc>
@@ -1708,7 +1586,6 @@
               </w:rPr>
               <w:t>{</w:t>
             </w:r>
-            <w:proofErr w:type="spellStart"/>
             <w:r>
               <w:rPr>
                 <w:rFonts w:ascii="SansSerif" w:hAnsi="SansSerif" w:cs="SansSerif"/>
@@ -1718,7 +1595,6 @@
               </w:rPr>
               <w:t>portOfLoading</w:t>
             </w:r>
-            <w:proofErr w:type="spellEnd"/>
             <w:r>
               <w:rPr>
                 <w:rFonts w:ascii="SansSerif" w:hAnsi="SansSerif" w:cs="SansSerif"/>
@@ -1798,7 +1674,6 @@
               </w:rPr>
               <w:t>{</w:t>
             </w:r>
-            <w:proofErr w:type="spellStart"/>
             <w:r>
               <w:rPr>
                 <w:rFonts w:ascii="SansSerif" w:hAnsi="SansSerif" w:cs="SansSerif"/>
@@ -1808,7 +1683,6 @@
               </w:rPr>
               <w:t>portOfDischarge</w:t>
             </w:r>
-            <w:proofErr w:type="spellEnd"/>
             <w:r>
               <w:rPr>
                 <w:rFonts w:ascii="SansSerif" w:hAnsi="SansSerif" w:cs="SansSerif"/>
@@ -1866,7 +1740,6 @@
               </w:rPr>
               <w:t>{</w:t>
             </w:r>
-            <w:proofErr w:type="spellStart"/>
             <w:r>
               <w:rPr>
                 <w:rFonts w:ascii="SansSerif" w:hAnsi="SansSerif" w:cs="SansSerif"/>
@@ -1876,7 +1749,6 @@
               </w:rPr>
               <w:t>finalDestination</w:t>
             </w:r>
-            <w:proofErr w:type="spellEnd"/>
             <w:r>
               <w:rPr>
                 <w:rFonts w:ascii="SansSerif" w:hAnsi="SansSerif" w:cs="SansSerif"/>
@@ -1940,7 +1812,6 @@
               </w:rPr>
               <w:t>{</w:t>
             </w:r>
-            <w:proofErr w:type="spellStart"/>
             <w:r>
               <w:rPr>
                 <w:rFonts w:cstheme="minorHAnsi"/>
@@ -1949,7 +1820,6 @@
               </w:rPr>
               <w:t>privateRemark</w:t>
             </w:r>
-            <w:proofErr w:type="spellEnd"/>
             <w:r>
               <w:rPr>
                 <w:rFonts w:cstheme="minorHAnsi"/>
@@ -2071,29 +1941,7 @@
                       <w:sz w:val="20"/>
                       <w:szCs w:val="20"/>
                     </w:rPr>
-                    <w:t xml:space="preserve">ASW </w:t>
-                  </w:r>
-                  <w:proofErr w:type="spellStart"/>
-                  <w:r>
-                    <w:rPr>
-                      <w:rFonts w:cstheme="minorHAnsi"/>
-                      <w:b/>
-                      <w:bCs/>
-                      <w:sz w:val="20"/>
-                      <w:szCs w:val="20"/>
-                    </w:rPr>
-                    <w:t>PO.No</w:t>
-                  </w:r>
-                  <w:proofErr w:type="spellEnd"/>
-                  <w:r>
-                    <w:rPr>
-                      <w:rFonts w:cstheme="minorHAnsi"/>
-                      <w:b/>
-                      <w:bCs/>
-                      <w:sz w:val="20"/>
-                      <w:szCs w:val="20"/>
-                    </w:rPr>
-                    <w:t>.</w:t>
+                    <w:t>ASW PO.No.</w:t>
                   </w:r>
                 </w:p>
               </w:tc>
@@ -2194,7 +2042,6 @@
                       <w:szCs w:val="19"/>
                     </w:rPr>
                   </w:pPr>
-                  <w:proofErr w:type="spellStart"/>
                   <w:r>
                     <w:rPr>
                       <w:rFonts w:cstheme="minorHAnsi"/>
@@ -2205,7 +2052,6 @@
                     </w:rPr>
                     <w:t>NetWt</w:t>
                   </w:r>
-                  <w:proofErr w:type="spellEnd"/>
                 </w:p>
                 <w:p>
                   <w:pPr>
@@ -2243,7 +2089,6 @@
                     </w:tabs>
                     <w:jc w:val="center"/>
                   </w:pPr>
-                  <w:proofErr w:type="spellStart"/>
                   <w:r>
                     <w:rPr>
                       <w:rFonts w:cstheme="minorHAnsi"/>
@@ -2252,18 +2097,7 @@
                       <w:sz w:val="19"/>
                       <w:szCs w:val="19"/>
                     </w:rPr>
-                    <w:t>GrossWt</w:t>
-                  </w:r>
-                  <w:proofErr w:type="spellEnd"/>
-                  <w:r>
-                    <w:rPr>
-                      <w:rFonts w:cstheme="minorHAnsi"/>
-                      <w:b/>
-                      <w:bCs/>
-                      <w:sz w:val="19"/>
-                      <w:szCs w:val="19"/>
-                    </w:rPr>
-                    <w:t xml:space="preserve"> [kg]</w:t>
+                    <w:t>GrossWt [kg]</w:t>
                   </w:r>
                 </w:p>
               </w:tc>
@@ -2351,51 +2185,7 @@
                       <w:sz w:val="18"/>
                       <w:szCs w:val="18"/>
                     </w:rPr>
-                    <w:t>{#</w:t>
-                  </w:r>
-                  <w:proofErr w:type="gramStart"/>
-                  <w:r>
-                    <w:rPr>
-                      <w:rFonts w:ascii="Arial" w:hAnsi="Arial" w:cs="Arial"/>
-                      <w:b/>
-                      <w:bCs/>
-                      <w:sz w:val="18"/>
-                      <w:szCs w:val="18"/>
-                    </w:rPr>
-                    <w:t>invoiceItems}{</w:t>
-                  </w:r>
-                  <w:proofErr w:type="gramEnd"/>
-                  <w:r>
-                    <w:rPr>
-                      <w:rFonts w:ascii="Arial" w:hAnsi="Arial" w:cs="Arial"/>
-                      <w:b/>
-                      <w:bCs/>
-                      <w:sz w:val="18"/>
-                      <w:szCs w:val="18"/>
-                    </w:rPr>
-                    <w:t>#</w:t>
-                  </w:r>
-                  <w:proofErr w:type="gramStart"/>
-                  <w:r>
-                    <w:rPr>
-                      <w:rFonts w:ascii="Arial" w:hAnsi="Arial" w:cs="Arial"/>
-                      <w:b/>
-                      <w:bCs/>
-                      <w:sz w:val="18"/>
-                      <w:szCs w:val="18"/>
-                    </w:rPr>
-                    <w:t>showThickness}{</w:t>
-                  </w:r>
-                  <w:proofErr w:type="gramEnd"/>
-                  <w:r>
-                    <w:rPr>
-                      <w:rFonts w:ascii="Arial" w:hAnsi="Arial" w:cs="Arial"/>
-                      <w:b/>
-                      <w:bCs/>
-                      <w:sz w:val="18"/>
-                      <w:szCs w:val="18"/>
-                    </w:rPr>
-                    <w:t>thicknessDetail}{/showThickness}</w:t>
+                    <w:t>{#invoiceItems}{#showThickness}{thicknessDetail}{/showThickness}</w:t>
                   </w:r>
                 </w:p>
                 <w:p>
@@ -2530,97 +2320,7 @@
                       <w:sz w:val="18"/>
                       <w:szCs w:val="18"/>
                     </w:rPr>
-                    <w:t>{#</w:t>
-                  </w:r>
-                  <w:proofErr w:type="gramStart"/>
-                  <w:r>
-                    <w:rPr>
-                      <w:rFonts w:ascii="Arial" w:hAnsi="Arial" w:cs="Arial"/>
-                      <w:sz w:val="18"/>
-                      <w:szCs w:val="18"/>
-                    </w:rPr>
-                    <w:t>invoices}{</w:t>
-                  </w:r>
-                  <w:proofErr w:type="gramEnd"/>
-                  <w:r>
-                    <w:rPr>
-                      <w:rFonts w:ascii="Arial" w:hAnsi="Arial" w:cs="Arial"/>
-                      <w:sz w:val="18"/>
-                      <w:szCs w:val="18"/>
-                    </w:rPr>
-                    <w:t>#</w:t>
-                  </w:r>
-                  <w:proofErr w:type="gramStart"/>
-                  <w:r>
-                    <w:rPr>
-                      <w:rFonts w:ascii="Arial" w:hAnsi="Arial" w:cs="Arial"/>
-                      <w:sz w:val="18"/>
-                      <w:szCs w:val="18"/>
-                    </w:rPr>
-                    <w:t>prefixCode}{</w:t>
-                  </w:r>
-                  <w:proofErr w:type="gramEnd"/>
-                  <w:r>
-                    <w:rPr>
-                      <w:rFonts w:ascii="Arial" w:hAnsi="Arial" w:cs="Arial"/>
-                      <w:sz w:val="18"/>
-                      <w:szCs w:val="18"/>
-                    </w:rPr>
-                    <w:t>prefixCode}/{/</w:t>
-                  </w:r>
-                  <w:proofErr w:type="gramStart"/>
-                  <w:r>
-                    <w:rPr>
-                      <w:rFonts w:ascii="Arial" w:hAnsi="Arial" w:cs="Arial"/>
-                      <w:sz w:val="18"/>
-                      <w:szCs w:val="18"/>
-                    </w:rPr>
-                    <w:t>prefixCode}{</w:t>
-                  </w:r>
-                  <w:proofErr w:type="gramEnd"/>
-                  <w:r>
-                    <w:rPr>
-                      <w:rFonts w:ascii="Arial" w:hAnsi="Arial" w:cs="Arial"/>
-                      <w:sz w:val="18"/>
-                      <w:szCs w:val="18"/>
-                    </w:rPr>
-                    <w:t>containerFrom}{#containerTo} to {</w:t>
-                  </w:r>
-                  <w:proofErr w:type="spellStart"/>
-                  <w:r>
-                    <w:rPr>
-                      <w:rFonts w:ascii="Arial" w:hAnsi="Arial" w:cs="Arial"/>
-                      <w:sz w:val="18"/>
-                      <w:szCs w:val="18"/>
-                    </w:rPr>
-                    <w:t>containerTo</w:t>
-                  </w:r>
-                  <w:proofErr w:type="spellEnd"/>
-                  <w:r>
-                    <w:rPr>
-                      <w:rFonts w:ascii="Arial" w:hAnsi="Arial" w:cs="Arial"/>
-                      <w:sz w:val="18"/>
-                      <w:szCs w:val="18"/>
-                    </w:rPr>
-                    <w:t>} {/</w:t>
-                  </w:r>
-                  <w:proofErr w:type="spellStart"/>
-                  <w:r>
-                    <w:rPr>
-                      <w:rFonts w:ascii="Arial" w:hAnsi="Arial" w:cs="Arial"/>
-                      <w:sz w:val="18"/>
-                      <w:szCs w:val="18"/>
-                    </w:rPr>
-                    <w:t>containerTo</w:t>
-                  </w:r>
-                  <w:proofErr w:type="spellEnd"/>
-                  <w:r>
-                    <w:rPr>
-                      <w:rFonts w:ascii="Arial" w:hAnsi="Arial" w:cs="Arial"/>
-                      <w:sz w:val="18"/>
-                      <w:szCs w:val="18"/>
-                    </w:rPr>
-                    <w:t>}</w:t>
+                    <w:t>{#invoices}{#prefixCode}{prefixCode}/{/prefixCode}{containerFrom}{#containerTo} to {containerTo} {/containerTo}</w:t>
                   </w:r>
                 </w:p>
               </w:tc>
@@ -2645,18 +2345,8 @@
                       <w:sz w:val="18"/>
                       <w:szCs w:val="18"/>
                     </w:rPr>
-                    <w:t>{</w:t>
-                  </w:r>
-                  <w:proofErr w:type="spellStart"/>
-                  <w:r>
-                    <w:rPr>
-                      <w:rFonts w:ascii="Arial" w:hAnsi="Arial" w:cs="Arial"/>
-                      <w:sz w:val="18"/>
-                      <w:szCs w:val="18"/>
-                    </w:rPr>
-                    <w:t>materialGrade</w:t>
-                  </w:r>
-                  <w:proofErr w:type="spellEnd"/>
+                    <w:t>{materialGrade</w:t>
+                  </w:r>
                 </w:p>
                 <w:p>
                   <w:pPr>
@@ -2704,25 +2394,7 @@
                       <w:sz w:val="18"/>
                       <w:szCs w:val="18"/>
                     </w:rPr>
-                    <w:t>{</w:t>
-                  </w:r>
-                  <w:proofErr w:type="spellStart"/>
-                  <w:r>
-                    <w:rPr>
-                      <w:rFonts w:ascii="Arial" w:hAnsi="Arial" w:cs="Arial"/>
-                      <w:sz w:val="18"/>
-                      <w:szCs w:val="18"/>
-                    </w:rPr>
-                    <w:t>brandName</w:t>
-                  </w:r>
-                  <w:proofErr w:type="spellEnd"/>
-                  <w:r>
-                    <w:rPr>
-                      <w:rFonts w:ascii="Arial" w:hAnsi="Arial" w:cs="Arial"/>
-                      <w:sz w:val="18"/>
-                      <w:szCs w:val="18"/>
-                    </w:rPr>
-                    <w:t>}</w:t>
+                    <w:t>{brandName}</w:t>
                   </w:r>
                 </w:p>
               </w:tc>
@@ -2752,43 +2424,7 @@
                       <w:sz w:val="18"/>
                       <w:szCs w:val="18"/>
                     </w:rPr>
-                    <w:t>{</w:t>
-                  </w:r>
-                  <w:proofErr w:type="spellStart"/>
-                  <w:r>
-                    <w:rPr>
-                      <w:rFonts w:ascii="Arial" w:hAnsi="Arial" w:cs="Arial"/>
-                      <w:sz w:val="18"/>
-                      <w:szCs w:val="18"/>
-                    </w:rPr>
-                    <w:t>designType</w:t>
-                  </w:r>
-                  <w:proofErr w:type="spellEnd"/>
-                  <w:r>
-                    <w:rPr>
-                      <w:rFonts w:ascii="Arial" w:hAnsi="Arial" w:cs="Arial"/>
-                      <w:sz w:val="18"/>
-                      <w:szCs w:val="18"/>
-                    </w:rPr>
-                    <w:t>} / {</w:t>
-                  </w:r>
-                  <w:proofErr w:type="spellStart"/>
-                  <w:r>
-                    <w:rPr>
-                      <w:rFonts w:ascii="Arial" w:hAnsi="Arial" w:cs="Arial"/>
-                      <w:sz w:val="18"/>
-                      <w:szCs w:val="18"/>
-                    </w:rPr>
-                    <w:t>finishType</w:t>
-                  </w:r>
-                  <w:proofErr w:type="spellEnd"/>
-                  <w:r>
-                    <w:rPr>
-                      <w:rFonts w:ascii="Arial" w:hAnsi="Arial" w:cs="Arial"/>
-                      <w:sz w:val="18"/>
-                      <w:szCs w:val="18"/>
-                    </w:rPr>
-                    <w:t>}</w:t>
+                    <w:t>{designType} / {finishType}</w:t>
                   </w:r>
                 </w:p>
               </w:tc>
@@ -2852,25 +2488,7 @@
                       <w:sz w:val="18"/>
                       <w:szCs w:val="18"/>
                     </w:rPr>
-                    <w:t>{</w:t>
-                  </w:r>
-                  <w:proofErr w:type="spellStart"/>
-                  <w:r>
-                    <w:rPr>
-                      <w:rFonts w:ascii="Arial" w:hAnsi="Arial" w:cs="Arial"/>
-                      <w:sz w:val="18"/>
-                      <w:szCs w:val="18"/>
-                    </w:rPr>
-                    <w:t>netWeight</w:t>
-                  </w:r>
-                  <w:proofErr w:type="spellEnd"/>
-                  <w:r>
-                    <w:rPr>
-                      <w:rFonts w:ascii="Arial" w:hAnsi="Arial" w:cs="Arial"/>
-                      <w:sz w:val="18"/>
-                      <w:szCs w:val="18"/>
-                    </w:rPr>
-                    <w:t>}</w:t>
+                    <w:t>{netWeight}</w:t>
                   </w:r>
                 </w:p>
               </w:tc>
@@ -2902,25 +2520,7 @@
                       <w:sz w:val="18"/>
                       <w:szCs w:val="18"/>
                     </w:rPr>
-                    <w:t>{</w:t>
-                  </w:r>
-                  <w:proofErr w:type="spellStart"/>
-                  <w:r>
-                    <w:rPr>
-                      <w:rFonts w:ascii="Arial" w:hAnsi="Arial" w:cs="Arial"/>
-                      <w:sz w:val="18"/>
-                      <w:szCs w:val="18"/>
-                    </w:rPr>
-                    <w:t>grossWeight</w:t>
-                  </w:r>
-                  <w:proofErr w:type="spellEnd"/>
-                  <w:r>
-                    <w:rPr>
-                      <w:rFonts w:ascii="Arial" w:hAnsi="Arial" w:cs="Arial"/>
-                      <w:sz w:val="18"/>
-                      <w:szCs w:val="18"/>
-                    </w:rPr>
-                    <w:t>}</w:t>
+                    <w:t>{grossWeight}</w:t>
                   </w:r>
                 </w:p>
               </w:tc>
@@ -2951,53 +2551,7 @@
                       <w:sz w:val="18"/>
                       <w:szCs w:val="18"/>
                     </w:rPr>
-                    <w:t>{</w:t>
-                  </w:r>
-                  <w:proofErr w:type="spellStart"/>
-                  <w:proofErr w:type="gramStart"/>
-                  <w:r>
-                    <w:rPr>
-                      <w:rFonts w:ascii="Arial" w:hAnsi="Arial" w:cs="Arial"/>
-                      <w:sz w:val="18"/>
-                      <w:szCs w:val="18"/>
-                    </w:rPr>
-                    <w:t>sizeInch</w:t>
-                  </w:r>
-                  <w:proofErr w:type="spellEnd"/>
-                  <w:r>
-                    <w:rPr>
-                      <w:rFonts w:ascii="Arial" w:hAnsi="Arial" w:cs="Arial"/>
-                      <w:sz w:val="18"/>
-                      <w:szCs w:val="18"/>
-                    </w:rPr>
-                    <w:t>}  {</w:t>
-                  </w:r>
-                  <w:proofErr w:type="gramEnd"/>
-                  <w:r>
-                    <w:rPr>
-                      <w:rFonts w:ascii="Arial" w:hAnsi="Arial" w:cs="Arial"/>
-                      <w:sz w:val="18"/>
-                      <w:szCs w:val="18"/>
-                    </w:rPr>
-                    <w:t>/invoices} {/</w:t>
-                  </w:r>
-                  <w:proofErr w:type="spellStart"/>
-                  <w:r>
-                    <w:rPr>
-                      <w:rFonts w:ascii="Arial" w:hAnsi="Arial" w:cs="Arial"/>
-                      <w:sz w:val="18"/>
-                      <w:szCs w:val="18"/>
-                    </w:rPr>
-                    <w:t>invoiceItems</w:t>
-                  </w:r>
-                  <w:proofErr w:type="spellEnd"/>
-                  <w:r>
-                    <w:rPr>
-                      <w:rFonts w:ascii="Arial" w:hAnsi="Arial" w:cs="Arial"/>
-                      <w:sz w:val="18"/>
-                      <w:szCs w:val="18"/>
-                    </w:rPr>
-                    <w:t>}</w:t>
+                    <w:t>{sizeInch}  {/invoices} {/invoiceItems}</w:t>
                   </w:r>
                 </w:p>
               </w:tc>
@@ -3032,29 +2586,7 @@
                       <w:sz w:val="18"/>
                       <w:szCs w:val="18"/>
                     </w:rPr>
-                    <w:t>{#isSampleBox}SAMPLE BOX{/</w:t>
-                  </w:r>
-                  <w:proofErr w:type="spellStart"/>
-                  <w:r>
-                    <w:rPr>
-                      <w:rFonts w:ascii="Arial" w:hAnsi="Arial" w:cs="Arial"/>
-                      <w:b/>
-                      <w:bCs/>
-                      <w:sz w:val="18"/>
-                      <w:szCs w:val="18"/>
-                    </w:rPr>
-                    <w:t>isSampleBox</w:t>
-                  </w:r>
-                  <w:proofErr w:type="spellEnd"/>
-                  <w:r>
-                    <w:rPr>
-                      <w:rFonts w:ascii="Arial" w:hAnsi="Arial" w:cs="Arial"/>
-                      <w:b/>
-                      <w:bCs/>
-                      <w:sz w:val="18"/>
-                      <w:szCs w:val="18"/>
-                    </w:rPr>
-                    <w:t>}</w:t>
+                    <w:t>{#isSampleBox}SAMPLE BOX{/isSampleBox}</w:t>
                   </w:r>
                   <w:r>
                     <w:rPr>
@@ -3187,97 +2719,7 @@
                       <w:sz w:val="18"/>
                       <w:szCs w:val="18"/>
                     </w:rPr>
-                    <w:t>{#</w:t>
-                  </w:r>
-                  <w:proofErr w:type="gramStart"/>
-                  <w:r>
-                    <w:rPr>
-                      <w:rFonts w:ascii="Arial" w:hAnsi="Arial" w:cs="Arial"/>
-                      <w:sz w:val="18"/>
-                      <w:szCs w:val="18"/>
-                    </w:rPr>
-                    <w:t>sampleBox}{</w:t>
-                  </w:r>
-                  <w:proofErr w:type="gramEnd"/>
-                  <w:r>
-                    <w:rPr>
-                      <w:rFonts w:ascii="Arial" w:hAnsi="Arial" w:cs="Arial"/>
-                      <w:sz w:val="18"/>
-                      <w:szCs w:val="18"/>
-                    </w:rPr>
-                    <w:t>#</w:t>
-                  </w:r>
-                  <w:proofErr w:type="gramStart"/>
-                  <w:r>
-                    <w:rPr>
-                      <w:rFonts w:ascii="Arial" w:hAnsi="Arial" w:cs="Arial"/>
-                      <w:sz w:val="18"/>
-                      <w:szCs w:val="18"/>
-                    </w:rPr>
-                    <w:t>prefixCode}{</w:t>
-                  </w:r>
-                  <w:proofErr w:type="gramEnd"/>
-                  <w:r>
-                    <w:rPr>
-                      <w:rFonts w:ascii="Arial" w:hAnsi="Arial" w:cs="Arial"/>
-                      <w:sz w:val="18"/>
-                      <w:szCs w:val="18"/>
-                    </w:rPr>
-                    <w:t>prefixCode}/{/</w:t>
-                  </w:r>
-                  <w:proofErr w:type="gramStart"/>
-                  <w:r>
-                    <w:rPr>
-                      <w:rFonts w:ascii="Arial" w:hAnsi="Arial" w:cs="Arial"/>
-                      <w:sz w:val="18"/>
-                      <w:szCs w:val="18"/>
-                    </w:rPr>
-                    <w:t>prefixCode}{</w:t>
-                  </w:r>
-                  <w:proofErr w:type="gramEnd"/>
-                  <w:r>
-                    <w:rPr>
-                      <w:rFonts w:ascii="Arial" w:hAnsi="Arial" w:cs="Arial"/>
-                      <w:sz w:val="18"/>
-                      <w:szCs w:val="18"/>
-                    </w:rPr>
-                    <w:t>containerFrom}{#containerTo} to {</w:t>
-                  </w:r>
-                  <w:proofErr w:type="spellStart"/>
-                  <w:r>
-                    <w:rPr>
-                      <w:rFonts w:ascii="Arial" w:hAnsi="Arial" w:cs="Arial"/>
-                      <w:sz w:val="18"/>
-                      <w:szCs w:val="18"/>
-                    </w:rPr>
-                    <w:t>containerTo</w:t>
-                  </w:r>
-                  <w:proofErr w:type="spellEnd"/>
-                  <w:r>
-                    <w:rPr>
-                      <w:rFonts w:ascii="Arial" w:hAnsi="Arial" w:cs="Arial"/>
-                      <w:sz w:val="18"/>
-                      <w:szCs w:val="18"/>
-                    </w:rPr>
-                    <w:t>} {/</w:t>
-                  </w:r>
-                  <w:proofErr w:type="spellStart"/>
-                  <w:r>
-                    <w:rPr>
-                      <w:rFonts w:ascii="Arial" w:hAnsi="Arial" w:cs="Arial"/>
-                      <w:sz w:val="18"/>
-                      <w:szCs w:val="18"/>
-                    </w:rPr>
-                    <w:t>containerTo</w:t>
-                  </w:r>
-                  <w:proofErr w:type="spellEnd"/>
-                  <w:r>
-                    <w:rPr>
-                      <w:rFonts w:ascii="Arial" w:hAnsi="Arial" w:cs="Arial"/>
-                      <w:sz w:val="18"/>
-                      <w:szCs w:val="18"/>
-                    </w:rPr>
-                    <w:t>}</w:t>
+                    <w:t>{#sampleBox}{#prefixCode}{prefixCode}/{/prefixCode}{containerFrom}{#containerTo} to {containerTo} {/containerTo}</w:t>
                   </w:r>
                 </w:p>
               </w:tc>
@@ -3309,81 +2751,7 @@
                       <w:sz w:val="18"/>
                       <w:szCs w:val="18"/>
                     </w:rPr>
-                    <w:t>{</w:t>
-                  </w:r>
-                  <w:proofErr w:type="spellStart"/>
-                  <w:proofErr w:type="gramStart"/>
-                  <w:r>
-                    <w:rPr>
-                      <w:rFonts w:ascii="Arial" w:hAnsi="Arial" w:cs="Arial"/>
-                      <w:sz w:val="18"/>
-                      <w:szCs w:val="18"/>
-                    </w:rPr>
-                    <w:t>materialGrade</w:t>
-                  </w:r>
-                  <w:proofErr w:type="spellEnd"/>
-                  <w:r>
-                    <w:rPr>
-                      <w:rFonts w:ascii="Arial" w:hAnsi="Arial" w:cs="Arial"/>
-                      <w:sz w:val="18"/>
-                      <w:szCs w:val="18"/>
-                    </w:rPr>
-                    <w:t>}  {</w:t>
-                  </w:r>
-                  <w:proofErr w:type="spellStart"/>
-                  <w:r>
-                    <w:rPr>
-                      <w:rFonts w:ascii="Arial" w:hAnsi="Arial" w:cs="Arial"/>
-                      <w:sz w:val="18"/>
-                      <w:szCs w:val="18"/>
-                    </w:rPr>
-                    <w:t>brandName</w:t>
-                  </w:r>
-                  <w:proofErr w:type="spellEnd"/>
-                  <w:r>
-                    <w:rPr>
-                      <w:rFonts w:ascii="Arial" w:hAnsi="Arial" w:cs="Arial"/>
-                      <w:sz w:val="18"/>
-                      <w:szCs w:val="18"/>
-                    </w:rPr>
-                    <w:t>}  {</w:t>
-                  </w:r>
-                  <w:proofErr w:type="spellStart"/>
-                  <w:r>
-                    <w:rPr>
-                      <w:rFonts w:ascii="Arial" w:hAnsi="Arial" w:cs="Arial"/>
-                      <w:sz w:val="18"/>
-                      <w:szCs w:val="18"/>
-                    </w:rPr>
-                    <w:t>designType</w:t>
-                  </w:r>
-                  <w:proofErr w:type="spellEnd"/>
-                  <w:r>
-                    <w:rPr>
-                      <w:rFonts w:ascii="Arial" w:hAnsi="Arial" w:cs="Arial"/>
-                      <w:sz w:val="18"/>
-                      <w:szCs w:val="18"/>
-                    </w:rPr>
-                    <w:t>}  {</w:t>
-                  </w:r>
-                  <w:proofErr w:type="spellStart"/>
-                  <w:proofErr w:type="gramEnd"/>
-                  <w:r>
-                    <w:rPr>
-                      <w:rFonts w:ascii="Arial" w:hAnsi="Arial" w:cs="Arial"/>
-                      <w:sz w:val="18"/>
-                      <w:szCs w:val="18"/>
-                    </w:rPr>
-                    <w:t>finishType</w:t>
-                  </w:r>
-                  <w:proofErr w:type="spellEnd"/>
-                  <w:r>
-                    <w:rPr>
-                      <w:rFonts w:ascii="Arial" w:hAnsi="Arial" w:cs="Arial"/>
-                      <w:sz w:val="18"/>
-                      <w:szCs w:val="18"/>
-                    </w:rPr>
-                    <w:t>}</w:t>
+                    <w:t>{materialGrade}  {brandName}  {designType}  {finishType}</w:t>
                   </w:r>
                 </w:p>
               </w:tc>
@@ -3447,25 +2815,7 @@
                       <w:sz w:val="18"/>
                       <w:szCs w:val="18"/>
                     </w:rPr>
-                    <w:t>{</w:t>
-                  </w:r>
-                  <w:proofErr w:type="spellStart"/>
-                  <w:r>
-                    <w:rPr>
-                      <w:rFonts w:ascii="Arial" w:hAnsi="Arial" w:cs="Arial"/>
-                      <w:sz w:val="18"/>
-                      <w:szCs w:val="18"/>
-                    </w:rPr>
-                    <w:t>netWeight</w:t>
-                  </w:r>
-                  <w:proofErr w:type="spellEnd"/>
-                  <w:r>
-                    <w:rPr>
-                      <w:rFonts w:ascii="Arial" w:hAnsi="Arial" w:cs="Arial"/>
-                      <w:sz w:val="18"/>
-                      <w:szCs w:val="18"/>
-                    </w:rPr>
-                    <w:t>}</w:t>
+                    <w:t>{netWeight}</w:t>
                   </w:r>
                 </w:p>
               </w:tc>
@@ -3497,25 +2847,7 @@
                       <w:sz w:val="18"/>
                       <w:szCs w:val="18"/>
                     </w:rPr>
-                    <w:t>{</w:t>
-                  </w:r>
-                  <w:proofErr w:type="spellStart"/>
-                  <w:r>
-                    <w:rPr>
-                      <w:rFonts w:ascii="Arial" w:hAnsi="Arial" w:cs="Arial"/>
-                      <w:sz w:val="18"/>
-                      <w:szCs w:val="18"/>
-                    </w:rPr>
-                    <w:t>grossWeight</w:t>
-                  </w:r>
-                  <w:proofErr w:type="spellEnd"/>
-                  <w:r>
-                    <w:rPr>
-                      <w:rFonts w:ascii="Arial" w:hAnsi="Arial" w:cs="Arial"/>
-                      <w:sz w:val="18"/>
-                      <w:szCs w:val="18"/>
-                    </w:rPr>
-                    <w:t>}</w:t>
+                    <w:t>{grossWeight}</w:t>
                   </w:r>
                 </w:p>
               </w:tc>
@@ -3546,51 +2878,15 @@
                       <w:sz w:val="18"/>
                       <w:szCs w:val="18"/>
                     </w:rPr>
-                    <w:t>{</w:t>
-                  </w:r>
-                  <w:proofErr w:type="spellStart"/>
+                    <w:t>{sizeInch}</w:t>
+                  </w:r>
                   <w:r>
                     <w:rPr>
                       <w:rFonts w:ascii="Arial" w:hAnsi="Arial" w:cs="Arial"/>
                       <w:sz w:val="18"/>
                       <w:szCs w:val="18"/>
                     </w:rPr>
-                    <w:t>sizeInch</w:t>
-                  </w:r>
-                  <w:proofErr w:type="spellEnd"/>
-                  <w:r>
-                    <w:rPr>
-                      <w:rFonts w:ascii="Arial" w:hAnsi="Arial" w:cs="Arial"/>
-                      <w:sz w:val="18"/>
-                      <w:szCs w:val="18"/>
-                    </w:rPr>
-                    <w:t>}</w:t>
-                  </w:r>
-                  <w:r>
-                    <w:rPr>
-                      <w:rFonts w:ascii="Arial" w:hAnsi="Arial" w:cs="Arial"/>
-                      <w:sz w:val="18"/>
-                      <w:szCs w:val="18"/>
-                    </w:rPr>
-                    <w:t>{/</w:t>
-                  </w:r>
-                  <w:proofErr w:type="spellStart"/>
-                  <w:r>
-                    <w:rPr>
-                      <w:rFonts w:ascii="Arial" w:hAnsi="Arial" w:cs="Arial"/>
-                      <w:sz w:val="18"/>
-                      <w:szCs w:val="18"/>
-                    </w:rPr>
-                    <w:t>sampleBox</w:t>
-                  </w:r>
-                  <w:proofErr w:type="spellEnd"/>
-                  <w:r>
-                    <w:rPr>
-                      <w:rFonts w:ascii="Arial" w:hAnsi="Arial" w:cs="Arial"/>
-                      <w:sz w:val="18"/>
-                      <w:szCs w:val="18"/>
-                    </w:rPr>
-                    <w:t>}</w:t>
+                    <w:t>{/sampleBox}</w:t>
                   </w:r>
                 </w:p>
               </w:tc>
@@ -3637,25 +2933,7 @@
                 <w:sz w:val="20"/>
                 <w:szCs w:val="20"/>
               </w:rPr>
-              <w:t>{#</w:t>
-            </w:r>
-            <w:proofErr w:type="gramStart"/>
-            <w:r>
-              <w:rPr>
-                <w:rFonts w:cstheme="minorHAnsi"/>
-                <w:sz w:val="20"/>
-                <w:szCs w:val="20"/>
-              </w:rPr>
-              <w:t>specialInstruction}{</w:t>
-            </w:r>
-            <w:proofErr w:type="gramEnd"/>
-            <w:r>
-              <w:rPr>
-                <w:rFonts w:cstheme="minorHAnsi"/>
-                <w:sz w:val="20"/>
-                <w:szCs w:val="20"/>
-              </w:rPr>
-              <w:t>specialInstruction}{/specialInstruction}</w:t>
+              <w:t>{#specialInstruction}{specialInstruction}{/specialInstruction}</w:t>
             </w:r>
           </w:p>
         </w:tc>
@@ -3749,7 +3027,6 @@
                     </w:rPr>
                     <w:t>{</w:t>
                   </w:r>
-                  <w:proofErr w:type="spellStart"/>
                   <w:r>
                     <w:rPr>
                       <w:rFonts w:cstheme="minorHAnsi"/>
@@ -3758,7 +3035,6 @@
                     </w:rPr>
                     <w:t>totalQuantity</w:t>
                   </w:r>
-                  <w:proofErr w:type="spellEnd"/>
                   <w:r>
                     <w:rPr>
                       <w:rFonts w:cstheme="minorHAnsi"/>
@@ -3823,7 +3099,6 @@
                     </w:rPr>
                     <w:t>{</w:t>
                   </w:r>
-                  <w:proofErr w:type="spellStart"/>
                   <w:r>
                     <w:rPr>
                       <w:rFonts w:cstheme="minorHAnsi"/>
@@ -3832,7 +3107,6 @@
                     </w:rPr>
                     <w:t>totalBox</w:t>
                   </w:r>
-                  <w:proofErr w:type="spellEnd"/>
                   <w:r>
                     <w:rPr>
                       <w:rFonts w:cstheme="minorHAnsi"/>
@@ -3870,6 +3144,7 @@
                       <w:sz w:val="20"/>
                       <w:szCs w:val="20"/>
                     </w:rPr>
+                    <w:lastRenderedPageBreak/>
                     <w:t>Total Net Weight:</w:t>
                   </w:r>
                 </w:p>
@@ -3890,7 +3165,6 @@
                       <w:sz w:val="20"/>
                       <w:szCs w:val="20"/>
                     </w:rPr>
-                    <w:lastRenderedPageBreak/>
                     <w:t xml:space="preserve">Total Gross Weight: </w:t>
                   </w:r>
                 </w:p>
@@ -3916,10 +3190,8 @@
                       <w:sz w:val="20"/>
                       <w:szCs w:val="20"/>
                     </w:rPr>
-                    <w:lastRenderedPageBreak/>
                     <w:t>{</w:t>
                   </w:r>
-                  <w:proofErr w:type="spellStart"/>
                   <w:r>
                     <w:rPr>
                       <w:rFonts w:cstheme="minorHAnsi"/>
@@ -3928,7 +3200,6 @@
                     </w:rPr>
                     <w:t>totalNetWeight</w:t>
                   </w:r>
-                  <w:proofErr w:type="spellEnd"/>
                   <w:r>
                     <w:rPr>
                       <w:rFonts w:cstheme="minorHAnsi"/>
@@ -3955,10 +3226,8 @@
                       <w:sz w:val="20"/>
                       <w:szCs w:val="20"/>
                     </w:rPr>
-                    <w:lastRenderedPageBreak/>
                     <w:t>{</w:t>
                   </w:r>
-                  <w:proofErr w:type="spellStart"/>
                   <w:r>
                     <w:rPr>
                       <w:rFonts w:cstheme="minorHAnsi"/>
@@ -3967,7 +3236,6 @@
                     </w:rPr>
                     <w:t>totalGrossWeight</w:t>
                   </w:r>
-                  <w:proofErr w:type="spellEnd"/>
                   <w:r>
                     <w:rPr>
                       <w:rFonts w:cstheme="minorHAnsi"/>
@@ -4005,46 +3273,7 @@
                       <w:sz w:val="20"/>
                       <w:szCs w:val="20"/>
                     </w:rPr>
-                    <w:lastRenderedPageBreak/>
-                    <w:t>{#</w:t>
-                  </w:r>
-                  <w:proofErr w:type="gramStart"/>
-                  <w:r>
-                    <w:rPr>
-                      <w:rFonts w:cstheme="minorHAnsi"/>
-                      <w:sz w:val="20"/>
-                      <w:szCs w:val="20"/>
-                    </w:rPr>
-                    <w:t>isCustom}Total</w:t>
-                  </w:r>
-                  <w:proofErr w:type="gramEnd"/>
-                  <w:r>
-                    <w:rPr>
-                      <w:rFonts w:cstheme="minorHAnsi"/>
-                      <w:sz w:val="20"/>
-                      <w:szCs w:val="20"/>
-                    </w:rPr>
-                    <w:t xml:space="preserve"> </w:t>
-                  </w:r>
-                  <w:proofErr w:type="spellStart"/>
-                  <w:proofErr w:type="gramStart"/>
-                  <w:r>
-                    <w:rPr>
-                      <w:rFonts w:cstheme="minorHAnsi"/>
-                      <w:sz w:val="20"/>
-                      <w:szCs w:val="20"/>
-                    </w:rPr>
-                    <w:t>Sq.Meter</w:t>
-                  </w:r>
-                  <w:proofErr w:type="spellEnd"/>
-                  <w:proofErr w:type="gramEnd"/>
-                  <w:r>
-                    <w:rPr>
-                      <w:rFonts w:cstheme="minorHAnsi"/>
-                      <w:sz w:val="20"/>
-                      <w:szCs w:val="20"/>
-                    </w:rPr>
-                    <w:t>:</w:t>
+                    <w:t>{#isCustom}Total Sq.Meter:</w:t>
                   </w:r>
                 </w:p>
               </w:tc>
@@ -4069,59 +3298,23 @@
                       <w:sz w:val="20"/>
                       <w:szCs w:val="20"/>
                     </w:rPr>
-                    <w:t>{</w:t>
-                  </w:r>
-                  <w:proofErr w:type="spellStart"/>
+                    <w:t>{totalSqMt}</w:t>
+                  </w:r>
                   <w:r>
                     <w:rPr>
                       <w:rFonts w:cstheme="minorHAnsi"/>
                       <w:sz w:val="20"/>
                       <w:szCs w:val="20"/>
                     </w:rPr>
-                    <w:t>totalSqMt</w:t>
-                  </w:r>
-                  <w:proofErr w:type="spellEnd"/>
+                    <w:t xml:space="preserve"> M</w:t>
+                  </w:r>
                   <w:r>
                     <w:rPr>
                       <w:rFonts w:cstheme="minorHAnsi"/>
                       <w:sz w:val="20"/>
                       <w:szCs w:val="20"/>
                     </w:rPr>
-                    <w:t>}</w:t>
-                  </w:r>
-                  <w:r>
-                    <w:rPr>
-                      <w:rFonts w:cstheme="minorHAnsi"/>
-                      <w:sz w:val="20"/>
-                      <w:szCs w:val="20"/>
-                    </w:rPr>
-                    <w:t xml:space="preserve"> M</w:t>
-                  </w:r>
-                  <w:r>
-                    <w:rPr>
-                      <w:rFonts w:cstheme="minorHAnsi"/>
-                      <w:sz w:val="20"/>
-                      <w:szCs w:val="20"/>
-                    </w:rPr>
-                    <w:t>M{/</w:t>
-                  </w:r>
-                  <w:proofErr w:type="spellStart"/>
-                  <w:r>
-                    <w:rPr>
-                      <w:rFonts w:cstheme="minorHAnsi"/>
-                      <w:sz w:val="20"/>
-                      <w:szCs w:val="20"/>
-                    </w:rPr>
-                    <w:t>isCustom</w:t>
-                  </w:r>
-                  <w:proofErr w:type="spellEnd"/>
-                  <w:r>
-                    <w:rPr>
-                      <w:rFonts w:cstheme="minorHAnsi"/>
-                      <w:sz w:val="20"/>
-                      <w:szCs w:val="20"/>
-                    </w:rPr>
-                    <w:t>}</w:t>
+                    <w:t>M{/isCustom}</w:t>
                   </w:r>
                 </w:p>
               </w:tc>
@@ -4223,47 +3416,7 @@
                       <w:sz w:val="20"/>
                       <w:szCs w:val="20"/>
                     </w:rPr>
-                    <w:t>{#</w:t>
-                  </w:r>
-                  <w:proofErr w:type="gramStart"/>
-                  <w:r>
-                    <w:rPr>
-                      <w:b/>
-                      <w:bCs/>
-                      <w:sz w:val="20"/>
-                      <w:szCs w:val="20"/>
-                    </w:rPr>
-                    <w:t>isCustom}Avg</w:t>
-                  </w:r>
-                  <w:proofErr w:type="gramEnd"/>
-                  <w:r>
-                    <w:rPr>
-                      <w:b/>
-                      <w:bCs/>
-                      <w:sz w:val="20"/>
-                      <w:szCs w:val="20"/>
-                    </w:rPr>
-                    <w:t>/</w:t>
-                  </w:r>
-                  <w:proofErr w:type="gramStart"/>
-                  <w:r>
-                    <w:rPr>
-                      <w:b/>
-                      <w:bCs/>
-                      <w:sz w:val="20"/>
-                      <w:szCs w:val="20"/>
-                    </w:rPr>
-                    <w:t>Wt(</w:t>
-                  </w:r>
-                  <w:proofErr w:type="gramEnd"/>
-                  <w:r>
-                    <w:rPr>
-                      <w:b/>
-                      <w:bCs/>
-                      <w:sz w:val="20"/>
-                      <w:szCs w:val="20"/>
-                    </w:rPr>
-                    <w:t>Kg)</w:t>
+                    <w:t>{#isCustom}Avg/Wt(Kg)</w:t>
                   </w:r>
                 </w:p>
               </w:tc>
@@ -4319,27 +3472,7 @@
                       <w:sz w:val="20"/>
                       <w:szCs w:val="20"/>
                     </w:rPr>
-                    <w:t>Size{/</w:t>
-                  </w:r>
-                  <w:proofErr w:type="spellStart"/>
-                  <w:r>
-                    <w:rPr>
-                      <w:b/>
-                      <w:bCs/>
-                      <w:sz w:val="20"/>
-                      <w:szCs w:val="20"/>
-                    </w:rPr>
-                    <w:t>isCustom</w:t>
-                  </w:r>
-                  <w:proofErr w:type="spellEnd"/>
-                  <w:r>
-                    <w:rPr>
-                      <w:b/>
-                      <w:bCs/>
-                      <w:sz w:val="20"/>
-                      <w:szCs w:val="20"/>
-                    </w:rPr>
-                    <w:t>}</w:t>
+                    <w:t>Size{/isCustom}</w:t>
                   </w:r>
                 </w:p>
               </w:tc>
@@ -4368,39 +3501,7 @@
                       <w:sz w:val="20"/>
                       <w:szCs w:val="20"/>
                     </w:rPr>
-                    <w:t>{#</w:t>
-                  </w:r>
-                  <w:proofErr w:type="gramStart"/>
-                  <w:r>
-                    <w:rPr>
-                      <w:sz w:val="20"/>
-                      <w:szCs w:val="20"/>
-                    </w:rPr>
-                    <w:t>isCustom}{</w:t>
-                  </w:r>
-                  <w:proofErr w:type="gramEnd"/>
-                  <w:r>
-                    <w:rPr>
-                      <w:sz w:val="20"/>
-                      <w:szCs w:val="20"/>
-                    </w:rPr>
-                    <w:t>#containerSummary} {</w:t>
-                  </w:r>
-                  <w:proofErr w:type="spellStart"/>
-                  <w:r>
-                    <w:rPr>
-                      <w:sz w:val="20"/>
-                      <w:szCs w:val="20"/>
-                    </w:rPr>
-                    <w:t>avgWeight</w:t>
-                  </w:r>
-                  <w:proofErr w:type="spellEnd"/>
-                  <w:r>
-                    <w:rPr>
-                      <w:sz w:val="20"/>
-                      <w:szCs w:val="20"/>
-                    </w:rPr>
-                    <w:t>}</w:t>
+                    <w:t>{#isCustom}{#containerSummary} {avgWeight}</w:t>
                   </w:r>
                 </w:p>
               </w:tc>
@@ -4424,23 +3525,7 @@
                       <w:sz w:val="20"/>
                       <w:szCs w:val="20"/>
                     </w:rPr>
-                    <w:t>{</w:t>
-                  </w:r>
-                  <w:proofErr w:type="spellStart"/>
-                  <w:r>
-                    <w:rPr>
-                      <w:sz w:val="20"/>
-                      <w:szCs w:val="20"/>
-                    </w:rPr>
-                    <w:t>totalSqMtPerType</w:t>
-                  </w:r>
-                  <w:proofErr w:type="spellEnd"/>
-                  <w:r>
-                    <w:rPr>
-                      <w:sz w:val="20"/>
-                      <w:szCs w:val="20"/>
-                    </w:rPr>
-                    <w:t>}</w:t>
+                    <w:t>{totalSqMtPerType}</w:t>
                   </w:r>
                 </w:p>
               </w:tc>
@@ -4464,48 +3549,7 @@
                       <w:sz w:val="20"/>
                       <w:szCs w:val="20"/>
                     </w:rPr>
-                    <w:t>{length} X {width} X {height} MM{/</w:t>
-                  </w:r>
-                  <w:proofErr w:type="spellStart"/>
-                  <w:proofErr w:type="gramStart"/>
-                  <w:r>
-                    <w:rPr>
-                      <w:sz w:val="20"/>
-                      <w:szCs w:val="20"/>
-                    </w:rPr>
-                    <w:t>containerSummary</w:t>
-                  </w:r>
-                  <w:proofErr w:type="spellEnd"/>
-                  <w:r>
-                    <w:rPr>
-                      <w:sz w:val="20"/>
-                      <w:szCs w:val="20"/>
-                    </w:rPr>
-                    <w:t>}{</w:t>
-                  </w:r>
-                  <w:proofErr w:type="gramEnd"/>
-                  <w:r>
-                    <w:rPr>
-                      <w:sz w:val="20"/>
-                      <w:szCs w:val="20"/>
-                    </w:rPr>
-                    <w:t>/</w:t>
-                  </w:r>
-                  <w:proofErr w:type="spellStart"/>
-                  <w:r>
-                    <w:rPr>
-                      <w:sz w:val="20"/>
-                      <w:szCs w:val="20"/>
-                    </w:rPr>
-                    <w:t>isCustom</w:t>
-                  </w:r>
-                  <w:proofErr w:type="spellEnd"/>
-                  <w:r>
-                    <w:rPr>
-                      <w:sz w:val="20"/>
-                      <w:szCs w:val="20"/>
-                    </w:rPr>
-                    <w:t>}</w:t>
+                    <w:t>{length} X {width} X {height} MM{/containerSummary}{/isCustom}</w:t>
                   </w:r>
                 </w:p>
               </w:tc>
@@ -4771,7 +3815,6 @@
       </w:rPr>
       <w:t>{#</w:t>
     </w:r>
-    <w:proofErr w:type="gramStart"/>
     <w:r>
       <w:rPr>
         <w:rFonts w:cs="Calibri"/>
@@ -4803,33 +3846,7 @@
         <w:szCs w:val="20"/>
         <w14:ligatures w14:val="none"/>
       </w:rPr>
-      <w:t>{</w:t>
-    </w:r>
-    <w:proofErr w:type="gramEnd"/>
-    <w:r>
-      <w:rPr>
-        <w:b/>
-        <w:bCs/>
-        <w:spacing w:val="60"/>
-        <w:kern w:val="0"/>
-        <w:sz w:val="20"/>
-        <w:szCs w:val="20"/>
-        <w14:ligatures w14:val="none"/>
-      </w:rPr>
-      <w:t>companyName</w:t>
-    </w:r>
-    <w:proofErr w:type="gramStart"/>
-    <w:r>
-      <w:rPr>
-        <w:b/>
-        <w:bCs/>
-        <w:spacing w:val="60"/>
-        <w:kern w:val="0"/>
-        <w:sz w:val="20"/>
-        <w:szCs w:val="20"/>
-        <w14:ligatures w14:val="none"/>
-      </w:rPr>
-      <w:t>}</w:t>
+      <w:t>{companyName}</w:t>
     </w:r>
     <w:r>
       <w:rPr>
@@ -4840,19 +3857,7 @@
         <w:szCs w:val="12"/>
         <w14:ligatures w14:val="none"/>
       </w:rPr>
-      <w:t>{</w:t>
-    </w:r>
-    <w:proofErr w:type="gramEnd"/>
-    <w:r>
-      <w:rPr>
-        <w:b/>
-        <w:bCs/>
-        <w:kern w:val="0"/>
-        <w:sz w:val="12"/>
-        <w:szCs w:val="12"/>
-        <w14:ligatures w14:val="none"/>
-      </w:rPr>
-      <w:t>/}</w:t>
+      <w:t>{/}</w:t>
     </w:r>
   </w:p>
   <w:p>
@@ -5586,6 +4591,7 @@
   <w:style w:type="character" w:default="1" w:styleId="DefaultParagraphFont">
     <w:name w:val="Default Paragraph Font"/>
     <w:uiPriority w:val="1"/>
+    <w:semiHidden/>
     <w:unhideWhenUsed/>
   </w:style>
   <w:style w:type="table" w:default="1" w:styleId="TableNormal">

--- a/electron/database/generate-document/templates/packing-aus.docx
+++ b/electron/database/generate-document/templates/packing-aus.docx
@@ -105,7 +105,25 @@
                 <w:sz w:val="20"/>
                 <w:szCs w:val="20"/>
               </w:rPr>
-              <w:t>{#companyData}{companyName}</w:t>
+              <w:t>{#</w:t>
+            </w:r>
+            <w:proofErr w:type="gramStart"/>
+            <w:r>
+              <w:rPr>
+                <w:rFonts w:cstheme="minorHAnsi"/>
+                <w:sz w:val="20"/>
+                <w:szCs w:val="20"/>
+              </w:rPr>
+              <w:t>companyData}{</w:t>
+            </w:r>
+            <w:proofErr w:type="gramEnd"/>
+            <w:r>
+              <w:rPr>
+                <w:rFonts w:cstheme="minorHAnsi"/>
+                <w:sz w:val="20"/>
+                <w:szCs w:val="20"/>
+              </w:rPr>
+              <w:t>companyName}</w:t>
             </w:r>
           </w:p>
           <w:p>
@@ -123,7 +141,160 @@
                 <w:sz w:val="20"/>
                 <w:szCs w:val="20"/>
               </w:rPr>
-              <w:t>{companyAddressLine1}    {companyAddressLine2},      {companyCity}    {companyPostalCode}   {companyState}    {companyCountry}{/}</w:t>
+              <w:t xml:space="preserve">{companyAddressLine1} </w:t>
+            </w:r>
+            <w:proofErr w:type="gramStart"/>
+            <w:r>
+              <w:rPr>
+                <w:rFonts w:cstheme="minorHAnsi"/>
+                <w:bCs/>
+                <w:sz w:val="20"/>
+                <w:szCs w:val="20"/>
+              </w:rPr>
+              <w:t xml:space="preserve">   {</w:t>
+            </w:r>
+            <w:proofErr w:type="gramEnd"/>
+            <w:r>
+              <w:rPr>
+                <w:rFonts w:cstheme="minorHAnsi"/>
+                <w:bCs/>
+                <w:sz w:val="20"/>
+                <w:szCs w:val="20"/>
+              </w:rPr>
+              <w:t>companyAddressLine2</w:t>
+            </w:r>
+            <w:proofErr w:type="gramStart"/>
+            <w:r>
+              <w:rPr>
+                <w:rFonts w:cstheme="minorHAnsi"/>
+                <w:bCs/>
+                <w:sz w:val="20"/>
+                <w:szCs w:val="20"/>
+              </w:rPr>
+              <w:t>},      {</w:t>
+            </w:r>
+            <w:proofErr w:type="spellStart"/>
+            <w:r>
+              <w:rPr>
+                <w:rFonts w:cstheme="minorHAnsi"/>
+                <w:bCs/>
+                <w:sz w:val="20"/>
+                <w:szCs w:val="20"/>
+              </w:rPr>
+              <w:t>companyCity</w:t>
+            </w:r>
+            <w:proofErr w:type="spellEnd"/>
+            <w:r>
+              <w:rPr>
+                <w:rFonts w:cstheme="minorHAnsi"/>
+                <w:bCs/>
+                <w:sz w:val="20"/>
+                <w:szCs w:val="20"/>
+              </w:rPr>
+              <w:t xml:space="preserve">}   </w:t>
+            </w:r>
+            <w:proofErr w:type="gramEnd"/>
+            <w:r>
+              <w:rPr>
+                <w:rFonts w:cstheme="minorHAnsi"/>
+                <w:bCs/>
+                <w:sz w:val="20"/>
+                <w:szCs w:val="20"/>
+              </w:rPr>
+              <w:t xml:space="preserve"> {</w:t>
+            </w:r>
+            <w:proofErr w:type="spellStart"/>
+            <w:proofErr w:type="gramStart"/>
+            <w:r>
+              <w:rPr>
+                <w:rFonts w:cstheme="minorHAnsi"/>
+                <w:bCs/>
+                <w:sz w:val="20"/>
+                <w:szCs w:val="20"/>
+              </w:rPr>
+              <w:t>companyPostalCode</w:t>
+            </w:r>
+            <w:proofErr w:type="spellEnd"/>
+            <w:r>
+              <w:rPr>
+                <w:rFonts w:cstheme="minorHAnsi"/>
+                <w:bCs/>
+                <w:sz w:val="20"/>
+                <w:szCs w:val="20"/>
+              </w:rPr>
+              <w:t xml:space="preserve">}   </w:t>
+            </w:r>
+            <w:proofErr w:type="gramEnd"/>
+            <w:r>
+              <w:rPr>
+                <w:rFonts w:cstheme="minorHAnsi"/>
+                <w:bCs/>
+                <w:sz w:val="20"/>
+                <w:szCs w:val="20"/>
+              </w:rPr>
+              <w:t>{</w:t>
+            </w:r>
+            <w:proofErr w:type="spellStart"/>
+            <w:proofErr w:type="gramStart"/>
+            <w:r>
+              <w:rPr>
+                <w:rFonts w:cstheme="minorHAnsi"/>
+                <w:bCs/>
+                <w:sz w:val="20"/>
+                <w:szCs w:val="20"/>
+              </w:rPr>
+              <w:t>companyState</w:t>
+            </w:r>
+            <w:proofErr w:type="spellEnd"/>
+            <w:r>
+              <w:rPr>
+                <w:rFonts w:cstheme="minorHAnsi"/>
+                <w:bCs/>
+                <w:sz w:val="20"/>
+                <w:szCs w:val="20"/>
+              </w:rPr>
+              <w:t xml:space="preserve">}   </w:t>
+            </w:r>
+            <w:proofErr w:type="gramEnd"/>
+            <w:r>
+              <w:rPr>
+                <w:rFonts w:cstheme="minorHAnsi"/>
+                <w:bCs/>
+                <w:sz w:val="20"/>
+                <w:szCs w:val="20"/>
+              </w:rPr>
+              <w:t xml:space="preserve"> {</w:t>
+            </w:r>
+            <w:proofErr w:type="spellStart"/>
+            <w:r>
+              <w:rPr>
+                <w:rFonts w:cstheme="minorHAnsi"/>
+                <w:bCs/>
+                <w:sz w:val="20"/>
+                <w:szCs w:val="20"/>
+              </w:rPr>
+              <w:t>companyCountry</w:t>
+            </w:r>
+            <w:proofErr w:type="spellEnd"/>
+            <w:proofErr w:type="gramStart"/>
+            <w:r>
+              <w:rPr>
+                <w:rFonts w:cstheme="minorHAnsi"/>
+                <w:bCs/>
+                <w:sz w:val="20"/>
+                <w:szCs w:val="20"/>
+              </w:rPr>
+              <w:t>}{</w:t>
+            </w:r>
+            <w:proofErr w:type="gramEnd"/>
+            <w:r>
+              <w:rPr>
+                <w:rFonts w:cstheme="minorHAnsi"/>
+                <w:bCs/>
+                <w:sz w:val="20"/>
+                <w:szCs w:val="20"/>
+              </w:rPr>
+              <w:t>/}</w:t>
             </w:r>
           </w:p>
         </w:tc>
@@ -156,12 +327,14 @@
               </w:rPr>
               <w:t>{</w:t>
             </w:r>
+            <w:proofErr w:type="spellStart"/>
             <w:r>
               <w:rPr>
                 <w:rFonts w:cstheme="minorHAnsi"/>
               </w:rPr>
               <w:t>modifyInvNo</w:t>
             </w:r>
+            <w:proofErr w:type="spellEnd"/>
             <w:r>
               <w:rPr>
                 <w:rFonts w:cstheme="minorHAnsi"/>
@@ -199,12 +372,14 @@
               </w:rPr>
               <w:t>{</w:t>
             </w:r>
+            <w:proofErr w:type="spellStart"/>
             <w:r>
               <w:rPr>
                 <w:rFonts w:cstheme="minorHAnsi"/>
               </w:rPr>
               <w:t>invoiceDate</w:t>
             </w:r>
+            <w:proofErr w:type="spellEnd"/>
             <w:r>
               <w:rPr>
                 <w:rFonts w:cstheme="minorHAnsi"/>
@@ -282,12 +457,14 @@
               </w:rPr>
               <w:t>{</w:t>
             </w:r>
+            <w:proofErr w:type="spellStart"/>
             <w:r>
               <w:rPr>
                 <w:rFonts w:cstheme="minorHAnsi"/>
               </w:rPr>
               <w:t>buyersOrderNo</w:t>
             </w:r>
+            <w:proofErr w:type="spellEnd"/>
             <w:r>
               <w:rPr>
                 <w:rFonts w:cstheme="minorHAnsi"/>
@@ -325,12 +502,14 @@
               </w:rPr>
               <w:t>{</w:t>
             </w:r>
+            <w:proofErr w:type="spellStart"/>
             <w:r>
               <w:rPr>
                 <w:rFonts w:cstheme="minorHAnsi"/>
               </w:rPr>
               <w:t>orderDate</w:t>
             </w:r>
+            <w:proofErr w:type="spellEnd"/>
             <w:r>
               <w:rPr>
                 <w:rFonts w:cstheme="minorHAnsi"/>
@@ -426,6 +605,7 @@
               </w:rPr>
               <w:t>{</w:t>
             </w:r>
+            <w:proofErr w:type="spellStart"/>
             <w:r>
               <w:rPr>
                 <w:rFonts w:cstheme="minorHAnsi"/>
@@ -434,6 +614,7 @@
               </w:rPr>
               <w:t>consigneeCountry</w:t>
             </w:r>
+            <w:proofErr w:type="spellEnd"/>
             <w:r>
               <w:rPr>
                 <w:rFonts w:cstheme="minorHAnsi"/>
@@ -459,6 +640,7 @@
               </w:rPr>
               <w:t>{/</w:t>
             </w:r>
+            <w:proofErr w:type="spellStart"/>
             <w:r>
               <w:rPr>
                 <w:rFonts w:cstheme="minorHAnsi"/>
@@ -467,6 +649,7 @@
               </w:rPr>
               <w:t>isCustom</w:t>
             </w:r>
+            <w:proofErr w:type="spellEnd"/>
             <w:r>
               <w:rPr>
                 <w:rFonts w:cstheme="minorHAnsi"/>
@@ -492,6 +675,7 @@
               </w:rPr>
               <w:t>{#</w:t>
             </w:r>
+            <w:proofErr w:type="gramStart"/>
             <w:r>
               <w:rPr>
                 <w:rFonts w:cstheme="minorHAnsi"/>
@@ -514,7 +698,16 @@
                 <w:sz w:val="20"/>
                 <w:szCs w:val="20"/>
               </w:rPr>
-              <w:t xml:space="preserve">NOTIFY </w:t>
+              <w:t>NOTIFY</w:t>
+            </w:r>
+            <w:proofErr w:type="gramEnd"/>
+            <w:r>
+              <w:rPr>
+                <w:rFonts w:cstheme="minorHAnsi"/>
+                <w:sz w:val="20"/>
+                <w:szCs w:val="20"/>
+              </w:rPr>
+              <w:t xml:space="preserve"> </w:t>
             </w:r>
             <w:r>
               <w:rPr>
@@ -524,6 +717,7 @@
               </w:rPr>
               <w:t>– {/</w:t>
             </w:r>
+            <w:proofErr w:type="spellStart"/>
             <w:r>
               <w:rPr>
                 <w:rFonts w:cstheme="minorHAnsi"/>
@@ -532,6 +726,7 @@
               </w:rPr>
               <w:t>isCustom</w:t>
             </w:r>
+            <w:proofErr w:type="spellEnd"/>
             <w:r>
               <w:rPr>
                 <w:rFonts w:cstheme="minorHAnsi"/>
@@ -557,6 +752,7 @@
               </w:rPr>
               <w:t>{</w:t>
             </w:r>
+            <w:proofErr w:type="spellStart"/>
             <w:r>
               <w:rPr>
                 <w:rFonts w:cstheme="minorHAnsi"/>
@@ -565,6 +761,7 @@
               </w:rPr>
               <w:t>consigneeName</w:t>
             </w:r>
+            <w:proofErr w:type="spellEnd"/>
             <w:r>
               <w:rPr>
                 <w:rFonts w:cstheme="minorHAnsi"/>
@@ -590,6 +787,7 @@
               </w:rPr>
               <w:t>{</w:t>
             </w:r>
+            <w:proofErr w:type="spellStart"/>
             <w:r>
               <w:rPr>
                 <w:rFonts w:cstheme="minorHAnsi"/>
@@ -598,6 +796,7 @@
               </w:rPr>
               <w:t>consigneeAddress</w:t>
             </w:r>
+            <w:proofErr w:type="spellEnd"/>
             <w:r>
               <w:rPr>
                 <w:rFonts w:cstheme="minorHAnsi"/>
@@ -606,6 +805,7 @@
               </w:rPr>
               <w:t>} {</w:t>
             </w:r>
+            <w:proofErr w:type="spellStart"/>
             <w:r>
               <w:rPr>
                 <w:rFonts w:cstheme="minorHAnsi"/>
@@ -614,6 +814,7 @@
               </w:rPr>
               <w:t>consigneeCity</w:t>
             </w:r>
+            <w:proofErr w:type="spellEnd"/>
             <w:r>
               <w:rPr>
                 <w:rFonts w:cstheme="minorHAnsi"/>
@@ -622,6 +823,7 @@
               </w:rPr>
               <w:t>} {</w:t>
             </w:r>
+            <w:proofErr w:type="spellStart"/>
             <w:r>
               <w:rPr>
                 <w:rFonts w:cstheme="minorHAnsi"/>
@@ -630,6 +832,7 @@
               </w:rPr>
               <w:t>consigneeState</w:t>
             </w:r>
+            <w:proofErr w:type="spellEnd"/>
             <w:r>
               <w:rPr>
                 <w:rFonts w:cstheme="minorHAnsi"/>
@@ -655,6 +858,7 @@
               </w:rPr>
               <w:t>{</w:t>
             </w:r>
+            <w:proofErr w:type="spellStart"/>
             <w:r>
               <w:rPr>
                 <w:rFonts w:cstheme="minorHAnsi"/>
@@ -663,6 +867,7 @@
               </w:rPr>
               <w:t>consigneeCountry</w:t>
             </w:r>
+            <w:proofErr w:type="spellEnd"/>
             <w:r>
               <w:rPr>
                 <w:rFonts w:cstheme="minorHAnsi"/>
@@ -671,6 +876,7 @@
               </w:rPr>
               <w:t>} {</w:t>
             </w:r>
+            <w:proofErr w:type="spellStart"/>
             <w:r>
               <w:rPr>
                 <w:rFonts w:cstheme="minorHAnsi"/>
@@ -679,6 +885,7 @@
               </w:rPr>
               <w:t>consigneeZip</w:t>
             </w:r>
+            <w:proofErr w:type="spellEnd"/>
             <w:r>
               <w:rPr>
                 <w:rFonts w:cstheme="minorHAnsi"/>
@@ -704,6 +911,7 @@
               </w:rPr>
               <w:t>{#</w:t>
             </w:r>
+            <w:proofErr w:type="gramStart"/>
             <w:r>
               <w:rPr>
                 <w:rFonts w:cstheme="minorHAnsi"/>
@@ -718,7 +926,16 @@
                 <w:sz w:val="20"/>
                 <w:szCs w:val="20"/>
               </w:rPr>
-              <w:t>}{#</w:t>
+              <w:t>}{</w:t>
+            </w:r>
+            <w:proofErr w:type="gramEnd"/>
+            <w:r>
+              <w:rPr>
+                <w:rFonts w:cstheme="minorHAnsi"/>
+                <w:sz w:val="20"/>
+                <w:szCs w:val="20"/>
+              </w:rPr>
+              <w:t>#</w:t>
             </w:r>
             <w:r>
               <w:rPr>
@@ -778,6 +995,7 @@
               </w:rPr>
               <w:t>{</w:t>
             </w:r>
+            <w:proofErr w:type="spellStart"/>
             <w:r>
               <w:rPr>
                 <w:rFonts w:cstheme="minorHAnsi"/>
@@ -786,6 +1004,7 @@
               </w:rPr>
               <w:t>notifyName</w:t>
             </w:r>
+            <w:proofErr w:type="spellEnd"/>
             <w:r>
               <w:rPr>
                 <w:rFonts w:cstheme="minorHAnsi"/>
@@ -811,6 +1030,7 @@
               </w:rPr>
               <w:t>{</w:t>
             </w:r>
+            <w:proofErr w:type="spellStart"/>
             <w:r>
               <w:rPr>
                 <w:rFonts w:cstheme="minorHAnsi"/>
@@ -819,13 +1039,24 @@
               </w:rPr>
               <w:t>notifyAddress</w:t>
             </w:r>
-            <w:r>
-              <w:rPr>
-                <w:rFonts w:cstheme="minorHAnsi"/>
-                <w:sz w:val="20"/>
-                <w:szCs w:val="20"/>
-              </w:rPr>
-              <w:t>}{/}{/}</w:t>
+            <w:proofErr w:type="spellEnd"/>
+            <w:proofErr w:type="gramStart"/>
+            <w:r>
+              <w:rPr>
+                <w:rFonts w:cstheme="minorHAnsi"/>
+                <w:sz w:val="20"/>
+                <w:szCs w:val="20"/>
+              </w:rPr>
+              <w:t>}{/}{</w:t>
+            </w:r>
+            <w:proofErr w:type="gramEnd"/>
+            <w:r>
+              <w:rPr>
+                <w:rFonts w:cstheme="minorHAnsi"/>
+                <w:sz w:val="20"/>
+                <w:szCs w:val="20"/>
+              </w:rPr>
+              <w:t>/}</w:t>
             </w:r>
           </w:p>
         </w:tc>
@@ -884,6 +1115,7 @@
               </w:rPr>
               <w:t>{</w:t>
             </w:r>
+            <w:proofErr w:type="spellStart"/>
             <w:r>
               <w:rPr>
                 <w:rFonts w:cstheme="minorHAnsi"/>
@@ -892,6 +1124,7 @@
               </w:rPr>
               <w:t>buyerName</w:t>
             </w:r>
+            <w:proofErr w:type="spellEnd"/>
             <w:r>
               <w:rPr>
                 <w:rFonts w:cstheme="minorHAnsi"/>
@@ -917,6 +1150,7 @@
               </w:rPr>
               <w:t>{</w:t>
             </w:r>
+            <w:proofErr w:type="spellStart"/>
             <w:r>
               <w:rPr>
                 <w:rFonts w:cstheme="minorHAnsi"/>
@@ -925,6 +1159,7 @@
               </w:rPr>
               <w:t>buyerAddress</w:t>
             </w:r>
+            <w:proofErr w:type="spellEnd"/>
             <w:r>
               <w:rPr>
                 <w:rFonts w:cstheme="minorHAnsi"/>
@@ -933,6 +1168,7 @@
               </w:rPr>
               <w:t>} {</w:t>
             </w:r>
+            <w:proofErr w:type="spellStart"/>
             <w:r>
               <w:rPr>
                 <w:rFonts w:cstheme="minorHAnsi"/>
@@ -941,6 +1177,7 @@
               </w:rPr>
               <w:t>buyerCity</w:t>
             </w:r>
+            <w:proofErr w:type="spellEnd"/>
             <w:r>
               <w:rPr>
                 <w:rFonts w:cstheme="minorHAnsi"/>
@@ -949,6 +1186,7 @@
               </w:rPr>
               <w:t>} {</w:t>
             </w:r>
+            <w:proofErr w:type="spellStart"/>
             <w:r>
               <w:rPr>
                 <w:rFonts w:cstheme="minorHAnsi"/>
@@ -957,6 +1195,7 @@
               </w:rPr>
               <w:t>buyerState</w:t>
             </w:r>
+            <w:proofErr w:type="spellEnd"/>
             <w:r>
               <w:rPr>
                 <w:rFonts w:cstheme="minorHAnsi"/>
@@ -982,6 +1221,7 @@
               </w:rPr>
               <w:t>{</w:t>
             </w:r>
+            <w:proofErr w:type="spellStart"/>
             <w:r>
               <w:rPr>
                 <w:rFonts w:cstheme="minorHAnsi"/>
@@ -990,6 +1230,7 @@
               </w:rPr>
               <w:t>buyerCountry</w:t>
             </w:r>
+            <w:proofErr w:type="spellEnd"/>
             <w:r>
               <w:rPr>
                 <w:rFonts w:cstheme="minorHAnsi"/>
@@ -998,6 +1239,7 @@
               </w:rPr>
               <w:t>} {</w:t>
             </w:r>
+            <w:proofErr w:type="spellStart"/>
             <w:r>
               <w:rPr>
                 <w:rFonts w:cstheme="minorHAnsi"/>
@@ -1006,6 +1248,7 @@
               </w:rPr>
               <w:t>buyerZip</w:t>
             </w:r>
+            <w:proofErr w:type="spellEnd"/>
             <w:r>
               <w:rPr>
                 <w:rFonts w:cstheme="minorHAnsi"/>
@@ -1074,6 +1317,7 @@
               </w:rPr>
               <w:t>{</w:t>
             </w:r>
+            <w:proofErr w:type="spellStart"/>
             <w:r>
               <w:rPr>
                 <w:rFonts w:cstheme="minorHAnsi"/>
@@ -1082,6 +1326,7 @@
               </w:rPr>
               <w:t>originOfGoods</w:t>
             </w:r>
+            <w:proofErr w:type="spellEnd"/>
             <w:r>
               <w:rPr>
                 <w:rFonts w:cstheme="minorHAnsi"/>
@@ -1129,6 +1374,7 @@
               </w:rPr>
               <w:t>{</w:t>
             </w:r>
+            <w:proofErr w:type="spellStart"/>
             <w:r>
               <w:rPr>
                 <w:rFonts w:cstheme="minorHAnsi"/>
@@ -1137,6 +1383,7 @@
               </w:rPr>
               <w:t>finalDestination</w:t>
             </w:r>
+            <w:proofErr w:type="spellEnd"/>
             <w:r>
               <w:rPr>
                 <w:rFonts w:cstheme="minorHAnsi"/>
@@ -1207,6 +1454,7 @@
               </w:rPr>
               <w:t>{</w:t>
             </w:r>
+            <w:proofErr w:type="spellStart"/>
             <w:r>
               <w:rPr>
                 <w:rFonts w:cstheme="minorHAnsi"/>
@@ -1215,6 +1463,7 @@
               </w:rPr>
               <w:t>termOfDeliveryAndPayment</w:t>
             </w:r>
+            <w:proofErr w:type="spellEnd"/>
             <w:r>
               <w:rPr>
                 <w:rFonts w:cstheme="minorHAnsi"/>
@@ -1248,6 +1497,7 @@
                 <w:szCs w:val="20"/>
               </w:rPr>
             </w:pPr>
+            <w:proofErr w:type="spellStart"/>
             <w:r>
               <w:rPr>
                 <w:rFonts w:ascii="SansSerif" w:hAnsi="SansSerif" w:cs="SansSerif"/>
@@ -1255,7 +1505,17 @@
                 <w:sz w:val="20"/>
                 <w:szCs w:val="20"/>
               </w:rPr>
-              <w:t>Precarriage by:</w:t>
+              <w:t>Precarriage</w:t>
+            </w:r>
+            <w:proofErr w:type="spellEnd"/>
+            <w:r>
+              <w:rPr>
+                <w:rFonts w:ascii="SansSerif" w:hAnsi="SansSerif" w:cs="SansSerif"/>
+                <w:color w:val="000000"/>
+                <w:sz w:val="20"/>
+                <w:szCs w:val="20"/>
+              </w:rPr>
+              <w:t xml:space="preserve"> by:</w:t>
             </w:r>
           </w:p>
           <w:p>
@@ -1275,6 +1535,8 @@
               </w:rPr>
               <w:t>{^</w:t>
             </w:r>
+            <w:proofErr w:type="spellStart"/>
+            <w:proofErr w:type="gramStart"/>
             <w:r>
               <w:rPr>
                 <w:rFonts w:cstheme="minorHAnsi"/>
@@ -1283,6 +1545,7 @@
               </w:rPr>
               <w:t>isCustom</w:t>
             </w:r>
+            <w:proofErr w:type="spellEnd"/>
             <w:r>
               <w:rPr>
                 <w:rFonts w:cstheme="minorHAnsi"/>
@@ -1291,6 +1554,8 @@
               </w:rPr>
               <w:t>}{</w:t>
             </w:r>
+            <w:proofErr w:type="spellStart"/>
+            <w:proofErr w:type="gramEnd"/>
             <w:r>
               <w:rPr>
                 <w:rFonts w:cstheme="minorHAnsi"/>
@@ -1299,6 +1564,7 @@
               </w:rPr>
               <w:t>precarriageBy</w:t>
             </w:r>
+            <w:proofErr w:type="spellEnd"/>
             <w:r>
               <w:rPr>
                 <w:rFonts w:cstheme="minorHAnsi"/>
@@ -1307,6 +1573,7 @@
               </w:rPr>
               <w:t>}{/</w:t>
             </w:r>
+            <w:proofErr w:type="spellStart"/>
             <w:r>
               <w:rPr>
                 <w:rFonts w:cstheme="minorHAnsi"/>
@@ -1315,6 +1582,7 @@
               </w:rPr>
               <w:t>isCustom</w:t>
             </w:r>
+            <w:proofErr w:type="spellEnd"/>
             <w:r>
               <w:rPr>
                 <w:rFonts w:cstheme="minorHAnsi"/>
@@ -1375,6 +1643,7 @@
               </w:rPr>
               <w:t>{</w:t>
             </w:r>
+            <w:proofErr w:type="spellStart"/>
             <w:r>
               <w:rPr>
                 <w:rFonts w:ascii="SansSerif" w:hAnsi="SansSerif" w:cs="SansSerif"/>
@@ -1384,6 +1653,7 @@
               </w:rPr>
               <w:t>placeOfReceipt</w:t>
             </w:r>
+            <w:proofErr w:type="spellEnd"/>
             <w:r>
               <w:rPr>
                 <w:rFonts w:ascii="SansSerif" w:hAnsi="SansSerif" w:cs="SansSerif"/>
@@ -1467,6 +1737,8 @@
               </w:rPr>
               <w:t>{^</w:t>
             </w:r>
+            <w:proofErr w:type="spellStart"/>
+            <w:proofErr w:type="gramStart"/>
             <w:r>
               <w:rPr>
                 <w:rFonts w:cstheme="minorHAnsi"/>
@@ -1475,6 +1747,7 @@
               </w:rPr>
               <w:t>isCustom</w:t>
             </w:r>
+            <w:proofErr w:type="spellEnd"/>
             <w:r>
               <w:rPr>
                 <w:rFonts w:cstheme="minorHAnsi"/>
@@ -1492,6 +1765,8 @@
               </w:rPr>
               <w:t>{</w:t>
             </w:r>
+            <w:proofErr w:type="spellStart"/>
+            <w:proofErr w:type="gramEnd"/>
             <w:r>
               <w:rPr>
                 <w:rFonts w:ascii="SansSerif" w:hAnsi="SansSerif" w:cs="SansSerif"/>
@@ -1501,6 +1776,7 @@
               </w:rPr>
               <w:t>vesselNo</w:t>
             </w:r>
+            <w:proofErr w:type="spellEnd"/>
             <w:r>
               <w:rPr>
                 <w:rFonts w:ascii="SansSerif" w:hAnsi="SansSerif" w:cs="SansSerif"/>
@@ -1518,6 +1794,7 @@
               </w:rPr>
               <w:t>{/</w:t>
             </w:r>
+            <w:proofErr w:type="spellStart"/>
             <w:r>
               <w:rPr>
                 <w:rFonts w:cstheme="minorHAnsi"/>
@@ -1532,7 +1809,16 @@
                 <w:sz w:val="20"/>
                 <w:szCs w:val="20"/>
               </w:rPr>
-              <w:t>m}</w:t>
+              <w:t>m</w:t>
+            </w:r>
+            <w:proofErr w:type="spellEnd"/>
+            <w:r>
+              <w:rPr>
+                <w:rFonts w:cstheme="minorHAnsi"/>
+                <w:sz w:val="20"/>
+                <w:szCs w:val="20"/>
+              </w:rPr>
+              <w:t>}</w:t>
             </w:r>
           </w:p>
         </w:tc>
@@ -1586,6 +1872,7 @@
               </w:rPr>
               <w:t>{</w:t>
             </w:r>
+            <w:proofErr w:type="spellStart"/>
             <w:r>
               <w:rPr>
                 <w:rFonts w:ascii="SansSerif" w:hAnsi="SansSerif" w:cs="SansSerif"/>
@@ -1595,6 +1882,7 @@
               </w:rPr>
               <w:t>portOfLoading</w:t>
             </w:r>
+            <w:proofErr w:type="spellEnd"/>
             <w:r>
               <w:rPr>
                 <w:rFonts w:ascii="SansSerif" w:hAnsi="SansSerif" w:cs="SansSerif"/>
@@ -1674,6 +1962,7 @@
               </w:rPr>
               <w:t>{</w:t>
             </w:r>
+            <w:proofErr w:type="spellStart"/>
             <w:r>
               <w:rPr>
                 <w:rFonts w:ascii="SansSerif" w:hAnsi="SansSerif" w:cs="SansSerif"/>
@@ -1683,6 +1972,7 @@
               </w:rPr>
               <w:t>portOfDischarge</w:t>
             </w:r>
+            <w:proofErr w:type="spellEnd"/>
             <w:r>
               <w:rPr>
                 <w:rFonts w:ascii="SansSerif" w:hAnsi="SansSerif" w:cs="SansSerif"/>
@@ -1740,6 +2030,7 @@
               </w:rPr>
               <w:t>{</w:t>
             </w:r>
+            <w:proofErr w:type="spellStart"/>
             <w:r>
               <w:rPr>
                 <w:rFonts w:ascii="SansSerif" w:hAnsi="SansSerif" w:cs="SansSerif"/>
@@ -1749,6 +2040,7 @@
               </w:rPr>
               <w:t>finalDestination</w:t>
             </w:r>
+            <w:proofErr w:type="spellEnd"/>
             <w:r>
               <w:rPr>
                 <w:rFonts w:ascii="SansSerif" w:hAnsi="SansSerif" w:cs="SansSerif"/>
@@ -1812,6 +2104,7 @@
               </w:rPr>
               <w:t>{</w:t>
             </w:r>
+            <w:proofErr w:type="spellStart"/>
             <w:r>
               <w:rPr>
                 <w:rFonts w:cstheme="minorHAnsi"/>
@@ -1820,6 +2113,7 @@
               </w:rPr>
               <w:t>privateRemark</w:t>
             </w:r>
+            <w:proofErr w:type="spellEnd"/>
             <w:r>
               <w:rPr>
                 <w:rFonts w:cstheme="minorHAnsi"/>
@@ -1941,7 +2235,29 @@
                       <w:sz w:val="20"/>
                       <w:szCs w:val="20"/>
                     </w:rPr>
-                    <w:t>ASW PO.No.</w:t>
+                    <w:t xml:space="preserve">ASW </w:t>
+                  </w:r>
+                  <w:proofErr w:type="spellStart"/>
+                  <w:r>
+                    <w:rPr>
+                      <w:rFonts w:cstheme="minorHAnsi"/>
+                      <w:b/>
+                      <w:bCs/>
+                      <w:sz w:val="20"/>
+                      <w:szCs w:val="20"/>
+                    </w:rPr>
+                    <w:t>PO.No</w:t>
+                  </w:r>
+                  <w:proofErr w:type="spellEnd"/>
+                  <w:r>
+                    <w:rPr>
+                      <w:rFonts w:cstheme="minorHAnsi"/>
+                      <w:b/>
+                      <w:bCs/>
+                      <w:sz w:val="20"/>
+                      <w:szCs w:val="20"/>
+                    </w:rPr>
+                    <w:t>.</w:t>
                   </w:r>
                 </w:p>
               </w:tc>
@@ -2042,6 +2358,7 @@
                       <w:szCs w:val="19"/>
                     </w:rPr>
                   </w:pPr>
+                  <w:proofErr w:type="spellStart"/>
                   <w:r>
                     <w:rPr>
                       <w:rFonts w:cstheme="minorHAnsi"/>
@@ -2052,6 +2369,7 @@
                     </w:rPr>
                     <w:t>NetWt</w:t>
                   </w:r>
+                  <w:proofErr w:type="spellEnd"/>
                 </w:p>
                 <w:p>
                   <w:pPr>
@@ -2089,6 +2407,7 @@
                     </w:tabs>
                     <w:jc w:val="center"/>
                   </w:pPr>
+                  <w:proofErr w:type="spellStart"/>
                   <w:r>
                     <w:rPr>
                       <w:rFonts w:cstheme="minorHAnsi"/>
@@ -2097,7 +2416,18 @@
                       <w:sz w:val="19"/>
                       <w:szCs w:val="19"/>
                     </w:rPr>
-                    <w:t>GrossWt [kg]</w:t>
+                    <w:t>GrossWt</w:t>
+                  </w:r>
+                  <w:proofErr w:type="spellEnd"/>
+                  <w:r>
+                    <w:rPr>
+                      <w:rFonts w:cstheme="minorHAnsi"/>
+                      <w:b/>
+                      <w:bCs/>
+                      <w:sz w:val="19"/>
+                      <w:szCs w:val="19"/>
+                    </w:rPr>
+                    <w:t xml:space="preserve"> [kg]</w:t>
                   </w:r>
                 </w:p>
               </w:tc>
@@ -2185,7 +2515,51 @@
                       <w:sz w:val="18"/>
                       <w:szCs w:val="18"/>
                     </w:rPr>
-                    <w:t>{#invoiceItems}{#showThickness}{thicknessDetail}{/showThickness}</w:t>
+                    <w:t>{#</w:t>
+                  </w:r>
+                  <w:proofErr w:type="gramStart"/>
+                  <w:r>
+                    <w:rPr>
+                      <w:rFonts w:ascii="Arial" w:hAnsi="Arial" w:cs="Arial"/>
+                      <w:b/>
+                      <w:bCs/>
+                      <w:sz w:val="18"/>
+                      <w:szCs w:val="18"/>
+                    </w:rPr>
+                    <w:t>invoiceItems}{</w:t>
+                  </w:r>
+                  <w:proofErr w:type="gramEnd"/>
+                  <w:r>
+                    <w:rPr>
+                      <w:rFonts w:ascii="Arial" w:hAnsi="Arial" w:cs="Arial"/>
+                      <w:b/>
+                      <w:bCs/>
+                      <w:sz w:val="18"/>
+                      <w:szCs w:val="18"/>
+                    </w:rPr>
+                    <w:t>#</w:t>
+                  </w:r>
+                  <w:proofErr w:type="gramStart"/>
+                  <w:r>
+                    <w:rPr>
+                      <w:rFonts w:ascii="Arial" w:hAnsi="Arial" w:cs="Arial"/>
+                      <w:b/>
+                      <w:bCs/>
+                      <w:sz w:val="18"/>
+                      <w:szCs w:val="18"/>
+                    </w:rPr>
+                    <w:t>showThickness}{</w:t>
+                  </w:r>
+                  <w:proofErr w:type="gramEnd"/>
+                  <w:r>
+                    <w:rPr>
+                      <w:rFonts w:ascii="Arial" w:hAnsi="Arial" w:cs="Arial"/>
+                      <w:b/>
+                      <w:bCs/>
+                      <w:sz w:val="18"/>
+                      <w:szCs w:val="18"/>
+                    </w:rPr>
+                    <w:t>thicknessDetail}{/showThickness}</w:t>
                   </w:r>
                 </w:p>
                 <w:p>
@@ -2320,7 +2694,97 @@
                       <w:sz w:val="18"/>
                       <w:szCs w:val="18"/>
                     </w:rPr>
-                    <w:t>{#invoices}{#prefixCode}{prefixCode}/{/prefixCode}{containerFrom}{#containerTo} to {containerTo} {/containerTo}</w:t>
+                    <w:t>{#</w:t>
+                  </w:r>
+                  <w:proofErr w:type="gramStart"/>
+                  <w:r>
+                    <w:rPr>
+                      <w:rFonts w:ascii="Arial" w:hAnsi="Arial" w:cs="Arial"/>
+                      <w:sz w:val="18"/>
+                      <w:szCs w:val="18"/>
+                    </w:rPr>
+                    <w:t>invoices}{</w:t>
+                  </w:r>
+                  <w:proofErr w:type="gramEnd"/>
+                  <w:r>
+                    <w:rPr>
+                      <w:rFonts w:ascii="Arial" w:hAnsi="Arial" w:cs="Arial"/>
+                      <w:sz w:val="18"/>
+                      <w:szCs w:val="18"/>
+                    </w:rPr>
+                    <w:t>#</w:t>
+                  </w:r>
+                  <w:proofErr w:type="gramStart"/>
+                  <w:r>
+                    <w:rPr>
+                      <w:rFonts w:ascii="Arial" w:hAnsi="Arial" w:cs="Arial"/>
+                      <w:sz w:val="18"/>
+                      <w:szCs w:val="18"/>
+                    </w:rPr>
+                    <w:t>prefixCode}{</w:t>
+                  </w:r>
+                  <w:proofErr w:type="gramEnd"/>
+                  <w:r>
+                    <w:rPr>
+                      <w:rFonts w:ascii="Arial" w:hAnsi="Arial" w:cs="Arial"/>
+                      <w:sz w:val="18"/>
+                      <w:szCs w:val="18"/>
+                    </w:rPr>
+                    <w:t>prefixCode}/{/</w:t>
+                  </w:r>
+                  <w:proofErr w:type="gramStart"/>
+                  <w:r>
+                    <w:rPr>
+                      <w:rFonts w:ascii="Arial" w:hAnsi="Arial" w:cs="Arial"/>
+                      <w:sz w:val="18"/>
+                      <w:szCs w:val="18"/>
+                    </w:rPr>
+                    <w:t>prefixCode}{</w:t>
+                  </w:r>
+                  <w:proofErr w:type="gramEnd"/>
+                  <w:r>
+                    <w:rPr>
+                      <w:rFonts w:ascii="Arial" w:hAnsi="Arial" w:cs="Arial"/>
+                      <w:sz w:val="18"/>
+                      <w:szCs w:val="18"/>
+                    </w:rPr>
+                    <w:t>containerFrom}{#containerTo} to {</w:t>
+                  </w:r>
+                  <w:proofErr w:type="spellStart"/>
+                  <w:r>
+                    <w:rPr>
+                      <w:rFonts w:ascii="Arial" w:hAnsi="Arial" w:cs="Arial"/>
+                      <w:sz w:val="18"/>
+                      <w:szCs w:val="18"/>
+                    </w:rPr>
+                    <w:t>containerTo</w:t>
+                  </w:r>
+                  <w:proofErr w:type="spellEnd"/>
+                  <w:r>
+                    <w:rPr>
+                      <w:rFonts w:ascii="Arial" w:hAnsi="Arial" w:cs="Arial"/>
+                      <w:sz w:val="18"/>
+                      <w:szCs w:val="18"/>
+                    </w:rPr>
+                    <w:t>} {/</w:t>
+                  </w:r>
+                  <w:proofErr w:type="spellStart"/>
+                  <w:r>
+                    <w:rPr>
+                      <w:rFonts w:ascii="Arial" w:hAnsi="Arial" w:cs="Arial"/>
+                      <w:sz w:val="18"/>
+                      <w:szCs w:val="18"/>
+                    </w:rPr>
+                    <w:t>containerTo</w:t>
+                  </w:r>
+                  <w:proofErr w:type="spellEnd"/>
+                  <w:r>
+                    <w:rPr>
+                      <w:rFonts w:ascii="Arial" w:hAnsi="Arial" w:cs="Arial"/>
+                      <w:sz w:val="18"/>
+                      <w:szCs w:val="18"/>
+                    </w:rPr>
+                    <w:t>}</w:t>
                   </w:r>
                 </w:p>
               </w:tc>
@@ -2345,8 +2809,18 @@
                       <w:sz w:val="18"/>
                       <w:szCs w:val="18"/>
                     </w:rPr>
-                    <w:t>{materialGrade</w:t>
-                  </w:r>
+                    <w:t>{</w:t>
+                  </w:r>
+                  <w:proofErr w:type="spellStart"/>
+                  <w:r>
+                    <w:rPr>
+                      <w:rFonts w:ascii="Arial" w:hAnsi="Arial" w:cs="Arial"/>
+                      <w:sz w:val="18"/>
+                      <w:szCs w:val="18"/>
+                    </w:rPr>
+                    <w:t>materialGrade</w:t>
+                  </w:r>
+                  <w:proofErr w:type="spellEnd"/>
                 </w:p>
                 <w:p>
                   <w:pPr>
@@ -2394,7 +2868,25 @@
                       <w:sz w:val="18"/>
                       <w:szCs w:val="18"/>
                     </w:rPr>
-                    <w:t>{brandName}</w:t>
+                    <w:t>{</w:t>
+                  </w:r>
+                  <w:proofErr w:type="spellStart"/>
+                  <w:r>
+                    <w:rPr>
+                      <w:rFonts w:ascii="Arial" w:hAnsi="Arial" w:cs="Arial"/>
+                      <w:sz w:val="18"/>
+                      <w:szCs w:val="18"/>
+                    </w:rPr>
+                    <w:t>brandName</w:t>
+                  </w:r>
+                  <w:proofErr w:type="spellEnd"/>
+                  <w:r>
+                    <w:rPr>
+                      <w:rFonts w:ascii="Arial" w:hAnsi="Arial" w:cs="Arial"/>
+                      <w:sz w:val="18"/>
+                      <w:szCs w:val="18"/>
+                    </w:rPr>
+                    <w:t>}</w:t>
                   </w:r>
                 </w:p>
               </w:tc>
@@ -2424,7 +2916,43 @@
                       <w:sz w:val="18"/>
                       <w:szCs w:val="18"/>
                     </w:rPr>
-                    <w:t>{designType} / {finishType}</w:t>
+                    <w:t>{</w:t>
+                  </w:r>
+                  <w:proofErr w:type="spellStart"/>
+                  <w:r>
+                    <w:rPr>
+                      <w:rFonts w:ascii="Arial" w:hAnsi="Arial" w:cs="Arial"/>
+                      <w:sz w:val="18"/>
+                      <w:szCs w:val="18"/>
+                    </w:rPr>
+                    <w:t>designType</w:t>
+                  </w:r>
+                  <w:proofErr w:type="spellEnd"/>
+                  <w:r>
+                    <w:rPr>
+                      <w:rFonts w:ascii="Arial" w:hAnsi="Arial" w:cs="Arial"/>
+                      <w:sz w:val="18"/>
+                      <w:szCs w:val="18"/>
+                    </w:rPr>
+                    <w:t>} / {</w:t>
+                  </w:r>
+                  <w:proofErr w:type="spellStart"/>
+                  <w:r>
+                    <w:rPr>
+                      <w:rFonts w:ascii="Arial" w:hAnsi="Arial" w:cs="Arial"/>
+                      <w:sz w:val="18"/>
+                      <w:szCs w:val="18"/>
+                    </w:rPr>
+                    <w:t>finishType</w:t>
+                  </w:r>
+                  <w:proofErr w:type="spellEnd"/>
+                  <w:r>
+                    <w:rPr>
+                      <w:rFonts w:ascii="Arial" w:hAnsi="Arial" w:cs="Arial"/>
+                      <w:sz w:val="18"/>
+                      <w:szCs w:val="18"/>
+                    </w:rPr>
+                    <w:t>}</w:t>
                   </w:r>
                 </w:p>
               </w:tc>
@@ -2488,7 +3016,25 @@
                       <w:sz w:val="18"/>
                       <w:szCs w:val="18"/>
                     </w:rPr>
-                    <w:t>{netWeight}</w:t>
+                    <w:t>{</w:t>
+                  </w:r>
+                  <w:proofErr w:type="spellStart"/>
+                  <w:r>
+                    <w:rPr>
+                      <w:rFonts w:ascii="Arial" w:hAnsi="Arial" w:cs="Arial"/>
+                      <w:sz w:val="18"/>
+                      <w:szCs w:val="18"/>
+                    </w:rPr>
+                    <w:t>netWeight</w:t>
+                  </w:r>
+                  <w:proofErr w:type="spellEnd"/>
+                  <w:r>
+                    <w:rPr>
+                      <w:rFonts w:ascii="Arial" w:hAnsi="Arial" w:cs="Arial"/>
+                      <w:sz w:val="18"/>
+                      <w:szCs w:val="18"/>
+                    </w:rPr>
+                    <w:t>}</w:t>
                   </w:r>
                 </w:p>
               </w:tc>
@@ -2520,7 +3066,25 @@
                       <w:sz w:val="18"/>
                       <w:szCs w:val="18"/>
                     </w:rPr>
-                    <w:t>{grossWeight}</w:t>
+                    <w:t>{</w:t>
+                  </w:r>
+                  <w:proofErr w:type="spellStart"/>
+                  <w:r>
+                    <w:rPr>
+                      <w:rFonts w:ascii="Arial" w:hAnsi="Arial" w:cs="Arial"/>
+                      <w:sz w:val="18"/>
+                      <w:szCs w:val="18"/>
+                    </w:rPr>
+                    <w:t>grossWeight</w:t>
+                  </w:r>
+                  <w:proofErr w:type="spellEnd"/>
+                  <w:r>
+                    <w:rPr>
+                      <w:rFonts w:ascii="Arial" w:hAnsi="Arial" w:cs="Arial"/>
+                      <w:sz w:val="18"/>
+                      <w:szCs w:val="18"/>
+                    </w:rPr>
+                    <w:t>}</w:t>
                   </w:r>
                 </w:p>
               </w:tc>
@@ -2551,7 +3115,53 @@
                       <w:sz w:val="18"/>
                       <w:szCs w:val="18"/>
                     </w:rPr>
-                    <w:t>{sizeInch}  {/invoices} {/invoiceItems}</w:t>
+                    <w:t>{</w:t>
+                  </w:r>
+                  <w:proofErr w:type="spellStart"/>
+                  <w:proofErr w:type="gramStart"/>
+                  <w:r>
+                    <w:rPr>
+                      <w:rFonts w:ascii="Arial" w:hAnsi="Arial" w:cs="Arial"/>
+                      <w:sz w:val="18"/>
+                      <w:szCs w:val="18"/>
+                    </w:rPr>
+                    <w:t>sizeInch</w:t>
+                  </w:r>
+                  <w:proofErr w:type="spellEnd"/>
+                  <w:r>
+                    <w:rPr>
+                      <w:rFonts w:ascii="Arial" w:hAnsi="Arial" w:cs="Arial"/>
+                      <w:sz w:val="18"/>
+                      <w:szCs w:val="18"/>
+                    </w:rPr>
+                    <w:t>}  {</w:t>
+                  </w:r>
+                  <w:proofErr w:type="gramEnd"/>
+                  <w:r>
+                    <w:rPr>
+                      <w:rFonts w:ascii="Arial" w:hAnsi="Arial" w:cs="Arial"/>
+                      <w:sz w:val="18"/>
+                      <w:szCs w:val="18"/>
+                    </w:rPr>
+                    <w:t>/invoices} {/</w:t>
+                  </w:r>
+                  <w:proofErr w:type="spellStart"/>
+                  <w:r>
+                    <w:rPr>
+                      <w:rFonts w:ascii="Arial" w:hAnsi="Arial" w:cs="Arial"/>
+                      <w:sz w:val="18"/>
+                      <w:szCs w:val="18"/>
+                    </w:rPr>
+                    <w:t>invoiceItems</w:t>
+                  </w:r>
+                  <w:proofErr w:type="spellEnd"/>
+                  <w:r>
+                    <w:rPr>
+                      <w:rFonts w:ascii="Arial" w:hAnsi="Arial" w:cs="Arial"/>
+                      <w:sz w:val="18"/>
+                      <w:szCs w:val="18"/>
+                    </w:rPr>
+                    <w:t>}</w:t>
                   </w:r>
                 </w:p>
               </w:tc>
@@ -2586,7 +3196,29 @@
                       <w:sz w:val="18"/>
                       <w:szCs w:val="18"/>
                     </w:rPr>
-                    <w:t>{#isSampleBox}SAMPLE BOX{/isSampleBox}</w:t>
+                    <w:t>{#isSampleBox}SAMPLE BOX{/</w:t>
+                  </w:r>
+                  <w:proofErr w:type="spellStart"/>
+                  <w:r>
+                    <w:rPr>
+                      <w:rFonts w:ascii="Arial" w:hAnsi="Arial" w:cs="Arial"/>
+                      <w:b/>
+                      <w:bCs/>
+                      <w:sz w:val="18"/>
+                      <w:szCs w:val="18"/>
+                    </w:rPr>
+                    <w:t>isSampleBox</w:t>
+                  </w:r>
+                  <w:proofErr w:type="spellEnd"/>
+                  <w:r>
+                    <w:rPr>
+                      <w:rFonts w:ascii="Arial" w:hAnsi="Arial" w:cs="Arial"/>
+                      <w:b/>
+                      <w:bCs/>
+                      <w:sz w:val="18"/>
+                      <w:szCs w:val="18"/>
+                    </w:rPr>
+                    <w:t>}</w:t>
                   </w:r>
                   <w:r>
                     <w:rPr>
@@ -2719,7 +3351,97 @@
                       <w:sz w:val="18"/>
                       <w:szCs w:val="18"/>
                     </w:rPr>
-                    <w:t>{#sampleBox}{#prefixCode}{prefixCode}/{/prefixCode}{containerFrom}{#containerTo} to {containerTo} {/containerTo}</w:t>
+                    <w:t>{#</w:t>
+                  </w:r>
+                  <w:proofErr w:type="gramStart"/>
+                  <w:r>
+                    <w:rPr>
+                      <w:rFonts w:ascii="Arial" w:hAnsi="Arial" w:cs="Arial"/>
+                      <w:sz w:val="18"/>
+                      <w:szCs w:val="18"/>
+                    </w:rPr>
+                    <w:t>sampleBox}{</w:t>
+                  </w:r>
+                  <w:proofErr w:type="gramEnd"/>
+                  <w:r>
+                    <w:rPr>
+                      <w:rFonts w:ascii="Arial" w:hAnsi="Arial" w:cs="Arial"/>
+                      <w:sz w:val="18"/>
+                      <w:szCs w:val="18"/>
+                    </w:rPr>
+                    <w:t>#</w:t>
+                  </w:r>
+                  <w:proofErr w:type="gramStart"/>
+                  <w:r>
+                    <w:rPr>
+                      <w:rFonts w:ascii="Arial" w:hAnsi="Arial" w:cs="Arial"/>
+                      <w:sz w:val="18"/>
+                      <w:szCs w:val="18"/>
+                    </w:rPr>
+                    <w:t>prefixCode}{</w:t>
+                  </w:r>
+                  <w:proofErr w:type="gramEnd"/>
+                  <w:r>
+                    <w:rPr>
+                      <w:rFonts w:ascii="Arial" w:hAnsi="Arial" w:cs="Arial"/>
+                      <w:sz w:val="18"/>
+                      <w:szCs w:val="18"/>
+                    </w:rPr>
+                    <w:t>prefixCode}/{/</w:t>
+                  </w:r>
+                  <w:proofErr w:type="gramStart"/>
+                  <w:r>
+                    <w:rPr>
+                      <w:rFonts w:ascii="Arial" w:hAnsi="Arial" w:cs="Arial"/>
+                      <w:sz w:val="18"/>
+                      <w:szCs w:val="18"/>
+                    </w:rPr>
+                    <w:t>prefixCode}{</w:t>
+                  </w:r>
+                  <w:proofErr w:type="gramEnd"/>
+                  <w:r>
+                    <w:rPr>
+                      <w:rFonts w:ascii="Arial" w:hAnsi="Arial" w:cs="Arial"/>
+                      <w:sz w:val="18"/>
+                      <w:szCs w:val="18"/>
+                    </w:rPr>
+                    <w:t>containerFrom}{#containerTo} to {</w:t>
+                  </w:r>
+                  <w:proofErr w:type="spellStart"/>
+                  <w:r>
+                    <w:rPr>
+                      <w:rFonts w:ascii="Arial" w:hAnsi="Arial" w:cs="Arial"/>
+                      <w:sz w:val="18"/>
+                      <w:szCs w:val="18"/>
+                    </w:rPr>
+                    <w:t>containerTo</w:t>
+                  </w:r>
+                  <w:proofErr w:type="spellEnd"/>
+                  <w:r>
+                    <w:rPr>
+                      <w:rFonts w:ascii="Arial" w:hAnsi="Arial" w:cs="Arial"/>
+                      <w:sz w:val="18"/>
+                      <w:szCs w:val="18"/>
+                    </w:rPr>
+                    <w:t>} {/</w:t>
+                  </w:r>
+                  <w:proofErr w:type="spellStart"/>
+                  <w:r>
+                    <w:rPr>
+                      <w:rFonts w:ascii="Arial" w:hAnsi="Arial" w:cs="Arial"/>
+                      <w:sz w:val="18"/>
+                      <w:szCs w:val="18"/>
+                    </w:rPr>
+                    <w:t>containerTo</w:t>
+                  </w:r>
+                  <w:proofErr w:type="spellEnd"/>
+                  <w:r>
+                    <w:rPr>
+                      <w:rFonts w:ascii="Arial" w:hAnsi="Arial" w:cs="Arial"/>
+                      <w:sz w:val="18"/>
+                      <w:szCs w:val="18"/>
+                    </w:rPr>
+                    <w:t>}</w:t>
                   </w:r>
                 </w:p>
               </w:tc>
@@ -2751,7 +3473,81 @@
                       <w:sz w:val="18"/>
                       <w:szCs w:val="18"/>
                     </w:rPr>
-                    <w:t>{materialGrade}  {brandName}  {designType}  {finishType}</w:t>
+                    <w:t>{</w:t>
+                  </w:r>
+                  <w:proofErr w:type="spellStart"/>
+                  <w:proofErr w:type="gramStart"/>
+                  <w:r>
+                    <w:rPr>
+                      <w:rFonts w:ascii="Arial" w:hAnsi="Arial" w:cs="Arial"/>
+                      <w:sz w:val="18"/>
+                      <w:szCs w:val="18"/>
+                    </w:rPr>
+                    <w:t>materialGrade</w:t>
+                  </w:r>
+                  <w:proofErr w:type="spellEnd"/>
+                  <w:r>
+                    <w:rPr>
+                      <w:rFonts w:ascii="Arial" w:hAnsi="Arial" w:cs="Arial"/>
+                      <w:sz w:val="18"/>
+                      <w:szCs w:val="18"/>
+                    </w:rPr>
+                    <w:t>}  {</w:t>
+                  </w:r>
+                  <w:proofErr w:type="spellStart"/>
+                  <w:r>
+                    <w:rPr>
+                      <w:rFonts w:ascii="Arial" w:hAnsi="Arial" w:cs="Arial"/>
+                      <w:sz w:val="18"/>
+                      <w:szCs w:val="18"/>
+                    </w:rPr>
+                    <w:t>brandName</w:t>
+                  </w:r>
+                  <w:proofErr w:type="spellEnd"/>
+                  <w:r>
+                    <w:rPr>
+                      <w:rFonts w:ascii="Arial" w:hAnsi="Arial" w:cs="Arial"/>
+                      <w:sz w:val="18"/>
+                      <w:szCs w:val="18"/>
+                    </w:rPr>
+                    <w:t>}  {</w:t>
+                  </w:r>
+                  <w:proofErr w:type="spellStart"/>
+                  <w:r>
+                    <w:rPr>
+                      <w:rFonts w:ascii="Arial" w:hAnsi="Arial" w:cs="Arial"/>
+                      <w:sz w:val="18"/>
+                      <w:szCs w:val="18"/>
+                    </w:rPr>
+                    <w:t>designType</w:t>
+                  </w:r>
+                  <w:proofErr w:type="spellEnd"/>
+                  <w:r>
+                    <w:rPr>
+                      <w:rFonts w:ascii="Arial" w:hAnsi="Arial" w:cs="Arial"/>
+                      <w:sz w:val="18"/>
+                      <w:szCs w:val="18"/>
+                    </w:rPr>
+                    <w:t>}  {</w:t>
+                  </w:r>
+                  <w:proofErr w:type="spellStart"/>
+                  <w:proofErr w:type="gramEnd"/>
+                  <w:r>
+                    <w:rPr>
+                      <w:rFonts w:ascii="Arial" w:hAnsi="Arial" w:cs="Arial"/>
+                      <w:sz w:val="18"/>
+                      <w:szCs w:val="18"/>
+                    </w:rPr>
+                    <w:t>finishType</w:t>
+                  </w:r>
+                  <w:proofErr w:type="spellEnd"/>
+                  <w:r>
+                    <w:rPr>
+                      <w:rFonts w:ascii="Arial" w:hAnsi="Arial" w:cs="Arial"/>
+                      <w:sz w:val="18"/>
+                      <w:szCs w:val="18"/>
+                    </w:rPr>
+                    <w:t>}</w:t>
                   </w:r>
                 </w:p>
               </w:tc>
@@ -2815,7 +3611,25 @@
                       <w:sz w:val="18"/>
                       <w:szCs w:val="18"/>
                     </w:rPr>
-                    <w:t>{netWeight}</w:t>
+                    <w:t>{</w:t>
+                  </w:r>
+                  <w:proofErr w:type="spellStart"/>
+                  <w:r>
+                    <w:rPr>
+                      <w:rFonts w:ascii="Arial" w:hAnsi="Arial" w:cs="Arial"/>
+                      <w:sz w:val="18"/>
+                      <w:szCs w:val="18"/>
+                    </w:rPr>
+                    <w:t>netWeight</w:t>
+                  </w:r>
+                  <w:proofErr w:type="spellEnd"/>
+                  <w:r>
+                    <w:rPr>
+                      <w:rFonts w:ascii="Arial" w:hAnsi="Arial" w:cs="Arial"/>
+                      <w:sz w:val="18"/>
+                      <w:szCs w:val="18"/>
+                    </w:rPr>
+                    <w:t>}</w:t>
                   </w:r>
                 </w:p>
               </w:tc>
@@ -2847,7 +3661,25 @@
                       <w:sz w:val="18"/>
                       <w:szCs w:val="18"/>
                     </w:rPr>
-                    <w:t>{grossWeight}</w:t>
+                    <w:t>{</w:t>
+                  </w:r>
+                  <w:proofErr w:type="spellStart"/>
+                  <w:r>
+                    <w:rPr>
+                      <w:rFonts w:ascii="Arial" w:hAnsi="Arial" w:cs="Arial"/>
+                      <w:sz w:val="18"/>
+                      <w:szCs w:val="18"/>
+                    </w:rPr>
+                    <w:t>grossWeight</w:t>
+                  </w:r>
+                  <w:proofErr w:type="spellEnd"/>
+                  <w:r>
+                    <w:rPr>
+                      <w:rFonts w:ascii="Arial" w:hAnsi="Arial" w:cs="Arial"/>
+                      <w:sz w:val="18"/>
+                      <w:szCs w:val="18"/>
+                    </w:rPr>
+                    <w:t>}</w:t>
                   </w:r>
                 </w:p>
               </w:tc>
@@ -2878,15 +3710,51 @@
                       <w:sz w:val="18"/>
                       <w:szCs w:val="18"/>
                     </w:rPr>
-                    <w:t>{sizeInch}</w:t>
-                  </w:r>
-                  <w:r>
-                    <w:rPr>
-                      <w:rFonts w:ascii="Arial" w:hAnsi="Arial" w:cs="Arial"/>
-                      <w:sz w:val="18"/>
-                      <w:szCs w:val="18"/>
-                    </w:rPr>
-                    <w:t>{/sampleBox}</w:t>
+                    <w:t>{</w:t>
+                  </w:r>
+                  <w:proofErr w:type="spellStart"/>
+                  <w:r>
+                    <w:rPr>
+                      <w:rFonts w:ascii="Arial" w:hAnsi="Arial" w:cs="Arial"/>
+                      <w:sz w:val="18"/>
+                      <w:szCs w:val="18"/>
+                    </w:rPr>
+                    <w:t>sizeInch</w:t>
+                  </w:r>
+                  <w:proofErr w:type="spellEnd"/>
+                  <w:r>
+                    <w:rPr>
+                      <w:rFonts w:ascii="Arial" w:hAnsi="Arial" w:cs="Arial"/>
+                      <w:sz w:val="18"/>
+                      <w:szCs w:val="18"/>
+                    </w:rPr>
+                    <w:t>}</w:t>
+                  </w:r>
+                  <w:r>
+                    <w:rPr>
+                      <w:rFonts w:ascii="Arial" w:hAnsi="Arial" w:cs="Arial"/>
+                      <w:sz w:val="18"/>
+                      <w:szCs w:val="18"/>
+                    </w:rPr>
+                    <w:t>{/</w:t>
+                  </w:r>
+                  <w:proofErr w:type="spellStart"/>
+                  <w:r>
+                    <w:rPr>
+                      <w:rFonts w:ascii="Arial" w:hAnsi="Arial" w:cs="Arial"/>
+                      <w:sz w:val="18"/>
+                      <w:szCs w:val="18"/>
+                    </w:rPr>
+                    <w:t>sampleBox</w:t>
+                  </w:r>
+                  <w:proofErr w:type="spellEnd"/>
+                  <w:r>
+                    <w:rPr>
+                      <w:rFonts w:ascii="Arial" w:hAnsi="Arial" w:cs="Arial"/>
+                      <w:sz w:val="18"/>
+                      <w:szCs w:val="18"/>
+                    </w:rPr>
+                    <w:t>}</w:t>
                   </w:r>
                 </w:p>
               </w:tc>
@@ -2933,7 +3801,25 @@
                 <w:sz w:val="20"/>
                 <w:szCs w:val="20"/>
               </w:rPr>
-              <w:t>{#specialInstruction}{specialInstruction}{/specialInstruction}</w:t>
+              <w:t>{#</w:t>
+            </w:r>
+            <w:proofErr w:type="gramStart"/>
+            <w:r>
+              <w:rPr>
+                <w:rFonts w:cstheme="minorHAnsi"/>
+                <w:sz w:val="20"/>
+                <w:szCs w:val="20"/>
+              </w:rPr>
+              <w:t>specialInstruction}{</w:t>
+            </w:r>
+            <w:proofErr w:type="gramEnd"/>
+            <w:r>
+              <w:rPr>
+                <w:rFonts w:cstheme="minorHAnsi"/>
+                <w:sz w:val="20"/>
+                <w:szCs w:val="20"/>
+              </w:rPr>
+              <w:t>specialInstruction}{/specialInstruction}</w:t>
             </w:r>
           </w:p>
         </w:tc>
@@ -3027,6 +3913,7 @@
                     </w:rPr>
                     <w:t>{</w:t>
                   </w:r>
+                  <w:proofErr w:type="spellStart"/>
                   <w:r>
                     <w:rPr>
                       <w:rFonts w:cstheme="minorHAnsi"/>
@@ -3035,6 +3922,7 @@
                     </w:rPr>
                     <w:t>totalQuantity</w:t>
                   </w:r>
+                  <w:proofErr w:type="spellEnd"/>
                   <w:r>
                     <w:rPr>
                       <w:rFonts w:cstheme="minorHAnsi"/>
@@ -3099,6 +3987,7 @@
                     </w:rPr>
                     <w:t>{</w:t>
                   </w:r>
+                  <w:proofErr w:type="spellStart"/>
                   <w:r>
                     <w:rPr>
                       <w:rFonts w:cstheme="minorHAnsi"/>
@@ -3107,6 +3996,7 @@
                     </w:rPr>
                     <w:t>totalBox</w:t>
                   </w:r>
+                  <w:proofErr w:type="spellEnd"/>
                   <w:r>
                     <w:rPr>
                       <w:rFonts w:cstheme="minorHAnsi"/>
@@ -3192,6 +4082,7 @@
                     </w:rPr>
                     <w:t>{</w:t>
                   </w:r>
+                  <w:proofErr w:type="spellStart"/>
                   <w:r>
                     <w:rPr>
                       <w:rFonts w:cstheme="minorHAnsi"/>
@@ -3200,6 +4091,7 @@
                     </w:rPr>
                     <w:t>totalNetWeight</w:t>
                   </w:r>
+                  <w:proofErr w:type="spellEnd"/>
                   <w:r>
                     <w:rPr>
                       <w:rFonts w:cstheme="minorHAnsi"/>
@@ -3228,6 +4120,7 @@
                     </w:rPr>
                     <w:t>{</w:t>
                   </w:r>
+                  <w:proofErr w:type="spellStart"/>
                   <w:r>
                     <w:rPr>
                       <w:rFonts w:cstheme="minorHAnsi"/>
@@ -3236,6 +4129,7 @@
                     </w:rPr>
                     <w:t>totalGrossWeight</w:t>
                   </w:r>
+                  <w:proofErr w:type="spellEnd"/>
                   <w:r>
                     <w:rPr>
                       <w:rFonts w:cstheme="minorHAnsi"/>
@@ -3273,7 +4167,45 @@
                       <w:sz w:val="20"/>
                       <w:szCs w:val="20"/>
                     </w:rPr>
-                    <w:t>{#isCustom}Total Sq.Meter:</w:t>
+                    <w:t>{#</w:t>
+                  </w:r>
+                  <w:proofErr w:type="gramStart"/>
+                  <w:r>
+                    <w:rPr>
+                      <w:rFonts w:cstheme="minorHAnsi"/>
+                      <w:sz w:val="20"/>
+                      <w:szCs w:val="20"/>
+                    </w:rPr>
+                    <w:t>isCustom}Total</w:t>
+                  </w:r>
+                  <w:proofErr w:type="gramEnd"/>
+                  <w:r>
+                    <w:rPr>
+                      <w:rFonts w:cstheme="minorHAnsi"/>
+                      <w:sz w:val="20"/>
+                      <w:szCs w:val="20"/>
+                    </w:rPr>
+                    <w:t xml:space="preserve"> </w:t>
+                  </w:r>
+                  <w:proofErr w:type="spellStart"/>
+                  <w:proofErr w:type="gramStart"/>
+                  <w:r>
+                    <w:rPr>
+                      <w:rFonts w:cstheme="minorHAnsi"/>
+                      <w:sz w:val="20"/>
+                      <w:szCs w:val="20"/>
+                    </w:rPr>
+                    <w:t>Sq.Meter</w:t>
+                  </w:r>
+                  <w:proofErr w:type="spellEnd"/>
+                  <w:proofErr w:type="gramEnd"/>
+                  <w:r>
+                    <w:rPr>
+                      <w:rFonts w:cstheme="minorHAnsi"/>
+                      <w:sz w:val="20"/>
+                      <w:szCs w:val="20"/>
+                    </w:rPr>
+                    <w:t>:</w:t>
                   </w:r>
                 </w:p>
               </w:tc>
@@ -3298,14 +4230,32 @@
                       <w:sz w:val="20"/>
                       <w:szCs w:val="20"/>
                     </w:rPr>
-                    <w:t>{totalSqMt}</w:t>
-                  </w:r>
+                    <w:t>{</w:t>
+                  </w:r>
+                  <w:proofErr w:type="spellStart"/>
                   <w:r>
                     <w:rPr>
                       <w:rFonts w:cstheme="minorHAnsi"/>
                       <w:sz w:val="20"/>
                       <w:szCs w:val="20"/>
                     </w:rPr>
+                    <w:t>totalSqMt</w:t>
+                  </w:r>
+                  <w:proofErr w:type="spellEnd"/>
+                  <w:r>
+                    <w:rPr>
+                      <w:rFonts w:cstheme="minorHAnsi"/>
+                      <w:sz w:val="20"/>
+                      <w:szCs w:val="20"/>
+                    </w:rPr>
+                    <w:t>}</w:t>
+                  </w:r>
+                  <w:r>
+                    <w:rPr>
+                      <w:rFonts w:cstheme="minorHAnsi"/>
+                      <w:sz w:val="20"/>
+                      <w:szCs w:val="20"/>
+                    </w:rPr>
                     <w:t xml:space="preserve"> M</w:t>
                   </w:r>
                   <w:r>
@@ -3314,7 +4264,25 @@
                       <w:sz w:val="20"/>
                       <w:szCs w:val="20"/>
                     </w:rPr>
-                    <w:t>M{/isCustom}</w:t>
+                    <w:t>M{/</w:t>
+                  </w:r>
+                  <w:proofErr w:type="spellStart"/>
+                  <w:r>
+                    <w:rPr>
+                      <w:rFonts w:cstheme="minorHAnsi"/>
+                      <w:sz w:val="20"/>
+                      <w:szCs w:val="20"/>
+                    </w:rPr>
+                    <w:t>isCustom</w:t>
+                  </w:r>
+                  <w:proofErr w:type="spellEnd"/>
+                  <w:r>
+                    <w:rPr>
+                      <w:rFonts w:cstheme="minorHAnsi"/>
+                      <w:sz w:val="20"/>
+                      <w:szCs w:val="20"/>
+                    </w:rPr>
+                    <w:t>}</w:t>
                   </w:r>
                 </w:p>
               </w:tc>
@@ -3416,7 +4384,47 @@
                       <w:sz w:val="20"/>
                       <w:szCs w:val="20"/>
                     </w:rPr>
-                    <w:t>{#isCustom}Avg/Wt(Kg)</w:t>
+                    <w:t>{#</w:t>
+                  </w:r>
+                  <w:proofErr w:type="gramStart"/>
+                  <w:r>
+                    <w:rPr>
+                      <w:b/>
+                      <w:bCs/>
+                      <w:sz w:val="20"/>
+                      <w:szCs w:val="20"/>
+                    </w:rPr>
+                    <w:t>isCustom}Avg</w:t>
+                  </w:r>
+                  <w:proofErr w:type="gramEnd"/>
+                  <w:r>
+                    <w:rPr>
+                      <w:b/>
+                      <w:bCs/>
+                      <w:sz w:val="20"/>
+                      <w:szCs w:val="20"/>
+                    </w:rPr>
+                    <w:t>/</w:t>
+                  </w:r>
+                  <w:proofErr w:type="gramStart"/>
+                  <w:r>
+                    <w:rPr>
+                      <w:b/>
+                      <w:bCs/>
+                      <w:sz w:val="20"/>
+                      <w:szCs w:val="20"/>
+                    </w:rPr>
+                    <w:t>Wt(</w:t>
+                  </w:r>
+                  <w:proofErr w:type="gramEnd"/>
+                  <w:r>
+                    <w:rPr>
+                      <w:b/>
+                      <w:bCs/>
+                      <w:sz w:val="20"/>
+                      <w:szCs w:val="20"/>
+                    </w:rPr>
+                    <w:t>Kg)</w:t>
                   </w:r>
                 </w:p>
               </w:tc>
@@ -3472,7 +4480,27 @@
                       <w:sz w:val="20"/>
                       <w:szCs w:val="20"/>
                     </w:rPr>
-                    <w:t>Size{/isCustom}</w:t>
+                    <w:t>Size{/</w:t>
+                  </w:r>
+                  <w:proofErr w:type="spellStart"/>
+                  <w:r>
+                    <w:rPr>
+                      <w:b/>
+                      <w:bCs/>
+                      <w:sz w:val="20"/>
+                      <w:szCs w:val="20"/>
+                    </w:rPr>
+                    <w:t>isCustom</w:t>
+                  </w:r>
+                  <w:proofErr w:type="spellEnd"/>
+                  <w:r>
+                    <w:rPr>
+                      <w:b/>
+                      <w:bCs/>
+                      <w:sz w:val="20"/>
+                      <w:szCs w:val="20"/>
+                    </w:rPr>
+                    <w:t>}</w:t>
                   </w:r>
                 </w:p>
               </w:tc>
@@ -3501,7 +4529,39 @@
                       <w:sz w:val="20"/>
                       <w:szCs w:val="20"/>
                     </w:rPr>
-                    <w:t>{#isCustom}{#containerSummary} {avgWeight}</w:t>
+                    <w:t>{#</w:t>
+                  </w:r>
+                  <w:proofErr w:type="gramStart"/>
+                  <w:r>
+                    <w:rPr>
+                      <w:sz w:val="20"/>
+                      <w:szCs w:val="20"/>
+                    </w:rPr>
+                    <w:t>isCustom}{</w:t>
+                  </w:r>
+                  <w:proofErr w:type="gramEnd"/>
+                  <w:r>
+                    <w:rPr>
+                      <w:sz w:val="20"/>
+                      <w:szCs w:val="20"/>
+                    </w:rPr>
+                    <w:t>#containerSummary} {</w:t>
+                  </w:r>
+                  <w:proofErr w:type="spellStart"/>
+                  <w:r>
+                    <w:rPr>
+                      <w:sz w:val="20"/>
+                      <w:szCs w:val="20"/>
+                    </w:rPr>
+                    <w:t>avgWeight</w:t>
+                  </w:r>
+                  <w:proofErr w:type="spellEnd"/>
+                  <w:r>
+                    <w:rPr>
+                      <w:sz w:val="20"/>
+                      <w:szCs w:val="20"/>
+                    </w:rPr>
+                    <w:t>}</w:t>
                   </w:r>
                 </w:p>
               </w:tc>
@@ -3525,7 +4585,23 @@
                       <w:sz w:val="20"/>
                       <w:szCs w:val="20"/>
                     </w:rPr>
-                    <w:t>{totalSqMtPerType}</w:t>
+                    <w:t>{</w:t>
+                  </w:r>
+                  <w:proofErr w:type="spellStart"/>
+                  <w:r>
+                    <w:rPr>
+                      <w:sz w:val="20"/>
+                      <w:szCs w:val="20"/>
+                    </w:rPr>
+                    <w:t>totalSqMtPerType</w:t>
+                  </w:r>
+                  <w:proofErr w:type="spellEnd"/>
+                  <w:r>
+                    <w:rPr>
+                      <w:sz w:val="20"/>
+                      <w:szCs w:val="20"/>
+                    </w:rPr>
+                    <w:t>}</w:t>
                   </w:r>
                 </w:p>
               </w:tc>
@@ -3549,7 +4625,48 @@
                       <w:sz w:val="20"/>
                       <w:szCs w:val="20"/>
                     </w:rPr>
-                    <w:t>{length} X {width} X {height} MM{/containerSummary}{/isCustom}</w:t>
+                    <w:t>{length} X {width} X {height} MM{/</w:t>
+                  </w:r>
+                  <w:proofErr w:type="spellStart"/>
+                  <w:proofErr w:type="gramStart"/>
+                  <w:r>
+                    <w:rPr>
+                      <w:sz w:val="20"/>
+                      <w:szCs w:val="20"/>
+                    </w:rPr>
+                    <w:t>containerSummary</w:t>
+                  </w:r>
+                  <w:proofErr w:type="spellEnd"/>
+                  <w:r>
+                    <w:rPr>
+                      <w:sz w:val="20"/>
+                      <w:szCs w:val="20"/>
+                    </w:rPr>
+                    <w:t>}{</w:t>
+                  </w:r>
+                  <w:proofErr w:type="gramEnd"/>
+                  <w:r>
+                    <w:rPr>
+                      <w:sz w:val="20"/>
+                      <w:szCs w:val="20"/>
+                    </w:rPr>
+                    <w:t>/</w:t>
+                  </w:r>
+                  <w:proofErr w:type="spellStart"/>
+                  <w:r>
+                    <w:rPr>
+                      <w:sz w:val="20"/>
+                      <w:szCs w:val="20"/>
+                    </w:rPr>
+                    <w:t>isCustom</w:t>
+                  </w:r>
+                  <w:proofErr w:type="spellEnd"/>
+                  <w:r>
+                    <w:rPr>
+                      <w:sz w:val="20"/>
+                      <w:szCs w:val="20"/>
+                    </w:rPr>
+                    <w:t>}</w:t>
                   </w:r>
                 </w:p>
               </w:tc>
@@ -3815,6 +4932,7 @@
       </w:rPr>
       <w:t>{#</w:t>
     </w:r>
+    <w:proofErr w:type="gramStart"/>
     <w:r>
       <w:rPr>
         <w:rFonts w:cs="Calibri"/>
@@ -3846,18 +4964,20 @@
         <w:szCs w:val="20"/>
         <w14:ligatures w14:val="none"/>
       </w:rPr>
-      <w:t>{companyName}</w:t>
+      <w:t>{</w:t>
     </w:r>
+    <w:proofErr w:type="gramEnd"/>
     <w:r>
       <w:rPr>
         <w:b/>
         <w:bCs/>
+        <w:spacing w:val="60"/>
         <w:kern w:val="0"/>
-        <w:sz w:val="12"/>
-        <w:szCs w:val="12"/>
+        <w:sz w:val="20"/>
+        <w:szCs w:val="20"/>
         <w14:ligatures w14:val="none"/>
       </w:rPr>
-      <w:t>{/}</w:t>
+      <w:t>companyName}</w:t>
     </w:r>
   </w:p>
   <w:p>
@@ -3924,13 +5044,13 @@
         <w:noProof/>
       </w:rPr>
       <w:tab/>
-      <w:t xml:space="preserve">          DIRECTOR</w:t>
+      <w:t xml:space="preserve">        </w:t>
     </w:r>
     <w:r>
       <w:rPr>
         <w:noProof/>
       </w:rPr>
-      <w:tab/>
+      <w:t>{signPerson}{/}</w:t>
     </w:r>
   </w:p>
 </w:ftr>

--- a/electron/database/generate-document/templates/packing-aus.docx
+++ b/electron/database/generate-document/templates/packing-aus.docx
@@ -105,25 +105,7 @@
                 <w:sz w:val="20"/>
                 <w:szCs w:val="20"/>
               </w:rPr>
-              <w:t>{#</w:t>
-            </w:r>
-            <w:proofErr w:type="gramStart"/>
-            <w:r>
-              <w:rPr>
-                <w:rFonts w:cstheme="minorHAnsi"/>
-                <w:sz w:val="20"/>
-                <w:szCs w:val="20"/>
-              </w:rPr>
-              <w:t>companyData}{</w:t>
-            </w:r>
-            <w:proofErr w:type="gramEnd"/>
-            <w:r>
-              <w:rPr>
-                <w:rFonts w:cstheme="minorHAnsi"/>
-                <w:sz w:val="20"/>
-                <w:szCs w:val="20"/>
-              </w:rPr>
-              <w:t>companyName}</w:t>
+              <w:t>{#companyData}{companyName}</w:t>
             </w:r>
           </w:p>
           <w:p>
@@ -141,160 +123,7 @@
                 <w:sz w:val="20"/>
                 <w:szCs w:val="20"/>
               </w:rPr>
-              <w:t xml:space="preserve">{companyAddressLine1} </w:t>
-            </w:r>
-            <w:proofErr w:type="gramStart"/>
-            <w:r>
-              <w:rPr>
-                <w:rFonts w:cstheme="minorHAnsi"/>
-                <w:bCs/>
-                <w:sz w:val="20"/>
-                <w:szCs w:val="20"/>
-              </w:rPr>
-              <w:t xml:space="preserve">   {</w:t>
-            </w:r>
-            <w:proofErr w:type="gramEnd"/>
-            <w:r>
-              <w:rPr>
-                <w:rFonts w:cstheme="minorHAnsi"/>
-                <w:bCs/>
-                <w:sz w:val="20"/>
-                <w:szCs w:val="20"/>
-              </w:rPr>
-              <w:t>companyAddressLine2</w:t>
-            </w:r>
-            <w:proofErr w:type="gramStart"/>
-            <w:r>
-              <w:rPr>
-                <w:rFonts w:cstheme="minorHAnsi"/>
-                <w:bCs/>
-                <w:sz w:val="20"/>
-                <w:szCs w:val="20"/>
-              </w:rPr>
-              <w:t>},      {</w:t>
-            </w:r>
-            <w:proofErr w:type="spellStart"/>
-            <w:r>
-              <w:rPr>
-                <w:rFonts w:cstheme="minorHAnsi"/>
-                <w:bCs/>
-                <w:sz w:val="20"/>
-                <w:szCs w:val="20"/>
-              </w:rPr>
-              <w:t>companyCity</w:t>
-            </w:r>
-            <w:proofErr w:type="spellEnd"/>
-            <w:r>
-              <w:rPr>
-                <w:rFonts w:cstheme="minorHAnsi"/>
-                <w:bCs/>
-                <w:sz w:val="20"/>
-                <w:szCs w:val="20"/>
-              </w:rPr>
-              <w:t xml:space="preserve">}   </w:t>
-            </w:r>
-            <w:proofErr w:type="gramEnd"/>
-            <w:r>
-              <w:rPr>
-                <w:rFonts w:cstheme="minorHAnsi"/>
-                <w:bCs/>
-                <w:sz w:val="20"/>
-                <w:szCs w:val="20"/>
-              </w:rPr>
-              <w:t xml:space="preserve"> {</w:t>
-            </w:r>
-            <w:proofErr w:type="spellStart"/>
-            <w:proofErr w:type="gramStart"/>
-            <w:r>
-              <w:rPr>
-                <w:rFonts w:cstheme="minorHAnsi"/>
-                <w:bCs/>
-                <w:sz w:val="20"/>
-                <w:szCs w:val="20"/>
-              </w:rPr>
-              <w:t>companyPostalCode</w:t>
-            </w:r>
-            <w:proofErr w:type="spellEnd"/>
-            <w:r>
-              <w:rPr>
-                <w:rFonts w:cstheme="minorHAnsi"/>
-                <w:bCs/>
-                <w:sz w:val="20"/>
-                <w:szCs w:val="20"/>
-              </w:rPr>
-              <w:t xml:space="preserve">}   </w:t>
-            </w:r>
-            <w:proofErr w:type="gramEnd"/>
-            <w:r>
-              <w:rPr>
-                <w:rFonts w:cstheme="minorHAnsi"/>
-                <w:bCs/>
-                <w:sz w:val="20"/>
-                <w:szCs w:val="20"/>
-              </w:rPr>
-              <w:t>{</w:t>
-            </w:r>
-            <w:proofErr w:type="spellStart"/>
-            <w:proofErr w:type="gramStart"/>
-            <w:r>
-              <w:rPr>
-                <w:rFonts w:cstheme="minorHAnsi"/>
-                <w:bCs/>
-                <w:sz w:val="20"/>
-                <w:szCs w:val="20"/>
-              </w:rPr>
-              <w:t>companyState</w:t>
-            </w:r>
-            <w:proofErr w:type="spellEnd"/>
-            <w:r>
-              <w:rPr>
-                <w:rFonts w:cstheme="minorHAnsi"/>
-                <w:bCs/>
-                <w:sz w:val="20"/>
-                <w:szCs w:val="20"/>
-              </w:rPr>
-              <w:t xml:space="preserve">}   </w:t>
-            </w:r>
-            <w:proofErr w:type="gramEnd"/>
-            <w:r>
-              <w:rPr>
-                <w:rFonts w:cstheme="minorHAnsi"/>
-                <w:bCs/>
-                <w:sz w:val="20"/>
-                <w:szCs w:val="20"/>
-              </w:rPr>
-              <w:t xml:space="preserve"> {</w:t>
-            </w:r>
-            <w:proofErr w:type="spellStart"/>
-            <w:r>
-              <w:rPr>
-                <w:rFonts w:cstheme="minorHAnsi"/>
-                <w:bCs/>
-                <w:sz w:val="20"/>
-                <w:szCs w:val="20"/>
-              </w:rPr>
-              <w:t>companyCountry</w:t>
-            </w:r>
-            <w:proofErr w:type="spellEnd"/>
-            <w:proofErr w:type="gramStart"/>
-            <w:r>
-              <w:rPr>
-                <w:rFonts w:cstheme="minorHAnsi"/>
-                <w:bCs/>
-                <w:sz w:val="20"/>
-                <w:szCs w:val="20"/>
-              </w:rPr>
-              <w:t>}{</w:t>
-            </w:r>
-            <w:proofErr w:type="gramEnd"/>
-            <w:r>
-              <w:rPr>
-                <w:rFonts w:cstheme="minorHAnsi"/>
-                <w:bCs/>
-                <w:sz w:val="20"/>
-                <w:szCs w:val="20"/>
-              </w:rPr>
-              <w:t>/}</w:t>
+              <w:t>{companyAddressLine1}    {companyAddressLine2},      {companyCity}    {companyPostalCode}   {companyState}    {companyCountry}{/}</w:t>
             </w:r>
           </w:p>
         </w:tc>
@@ -327,14 +156,12 @@
               </w:rPr>
               <w:t>{</w:t>
             </w:r>
-            <w:proofErr w:type="spellStart"/>
             <w:r>
               <w:rPr>
                 <w:rFonts w:cstheme="minorHAnsi"/>
               </w:rPr>
               <w:t>modifyInvNo</w:t>
             </w:r>
-            <w:proofErr w:type="spellEnd"/>
             <w:r>
               <w:rPr>
                 <w:rFonts w:cstheme="minorHAnsi"/>
@@ -372,14 +199,12 @@
               </w:rPr>
               <w:t>{</w:t>
             </w:r>
-            <w:proofErr w:type="spellStart"/>
             <w:r>
               <w:rPr>
                 <w:rFonts w:cstheme="minorHAnsi"/>
               </w:rPr>
               <w:t>invoiceDate</w:t>
             </w:r>
-            <w:proofErr w:type="spellEnd"/>
             <w:r>
               <w:rPr>
                 <w:rFonts w:cstheme="minorHAnsi"/>
@@ -457,14 +282,12 @@
               </w:rPr>
               <w:t>{</w:t>
             </w:r>
-            <w:proofErr w:type="spellStart"/>
             <w:r>
               <w:rPr>
                 <w:rFonts w:cstheme="minorHAnsi"/>
               </w:rPr>
               <w:t>buyersOrderNo</w:t>
             </w:r>
-            <w:proofErr w:type="spellEnd"/>
             <w:r>
               <w:rPr>
                 <w:rFonts w:cstheme="minorHAnsi"/>
@@ -502,14 +325,12 @@
               </w:rPr>
               <w:t>{</w:t>
             </w:r>
-            <w:proofErr w:type="spellStart"/>
             <w:r>
               <w:rPr>
                 <w:rFonts w:cstheme="minorHAnsi"/>
               </w:rPr>
               <w:t>orderDate</w:t>
             </w:r>
-            <w:proofErr w:type="spellEnd"/>
             <w:r>
               <w:rPr>
                 <w:rFonts w:cstheme="minorHAnsi"/>
@@ -605,7 +426,6 @@
               </w:rPr>
               <w:t>{</w:t>
             </w:r>
-            <w:proofErr w:type="spellStart"/>
             <w:r>
               <w:rPr>
                 <w:rFonts w:cstheme="minorHAnsi"/>
@@ -614,7 +434,6 @@
               </w:rPr>
               <w:t>consigneeCountry</w:t>
             </w:r>
-            <w:proofErr w:type="spellEnd"/>
             <w:r>
               <w:rPr>
                 <w:rFonts w:cstheme="minorHAnsi"/>
@@ -640,7 +459,6 @@
               </w:rPr>
               <w:t>{/</w:t>
             </w:r>
-            <w:proofErr w:type="spellStart"/>
             <w:r>
               <w:rPr>
                 <w:rFonts w:cstheme="minorHAnsi"/>
@@ -649,7 +467,6 @@
               </w:rPr>
               <w:t>isCustom</w:t>
             </w:r>
-            <w:proofErr w:type="spellEnd"/>
             <w:r>
               <w:rPr>
                 <w:rFonts w:cstheme="minorHAnsi"/>
@@ -675,7 +492,6 @@
               </w:rPr>
               <w:t>{#</w:t>
             </w:r>
-            <w:proofErr w:type="gramStart"/>
             <w:r>
               <w:rPr>
                 <w:rFonts w:cstheme="minorHAnsi"/>
@@ -698,42 +514,252 @@
                 <w:sz w:val="20"/>
                 <w:szCs w:val="20"/>
               </w:rPr>
+              <w:t>BUYER / CONSIGNEE</w:t>
+            </w:r>
+            <w:r>
+              <w:rPr>
+                <w:rFonts w:cstheme="minorHAnsi"/>
+                <w:sz w:val="20"/>
+                <w:szCs w:val="20"/>
+              </w:rPr>
+              <w:t>{/</w:t>
+            </w:r>
+            <w:r>
+              <w:rPr>
+                <w:rFonts w:cstheme="minorHAnsi"/>
+                <w:sz w:val="20"/>
+                <w:szCs w:val="20"/>
+              </w:rPr>
+              <w:t>isCustom</w:t>
+            </w:r>
+            <w:r>
+              <w:rPr>
+                <w:rFonts w:cstheme="minorHAnsi"/>
+                <w:sz w:val="20"/>
+                <w:szCs w:val="20"/>
+              </w:rPr>
+              <w:t>}</w:t>
+            </w:r>
+          </w:p>
+          <w:p>
+            <w:pPr>
+              <w:rPr>
+                <w:rFonts w:cstheme="minorHAnsi"/>
+                <w:sz w:val="20"/>
+                <w:szCs w:val="20"/>
+              </w:rPr>
+            </w:pPr>
+            <w:r>
+              <w:rPr>
+                <w:rFonts w:cstheme="minorHAnsi"/>
+                <w:sz w:val="20"/>
+                <w:szCs w:val="20"/>
+              </w:rPr>
+              <w:t>{</w:t>
+            </w:r>
+            <w:r>
+              <w:rPr>
+                <w:rFonts w:cstheme="minorHAnsi"/>
+                <w:sz w:val="20"/>
+                <w:szCs w:val="20"/>
+              </w:rPr>
+              <w:t>consigneeName</w:t>
+            </w:r>
+            <w:r>
+              <w:rPr>
+                <w:rFonts w:cstheme="minorHAnsi"/>
+                <w:sz w:val="20"/>
+                <w:szCs w:val="20"/>
+              </w:rPr>
+              <w:t xml:space="preserve">} </w:t>
+            </w:r>
+          </w:p>
+          <w:p>
+            <w:pPr>
+              <w:rPr>
+                <w:rFonts w:cstheme="minorHAnsi"/>
+                <w:sz w:val="20"/>
+                <w:szCs w:val="20"/>
+              </w:rPr>
+            </w:pPr>
+            <w:r>
+              <w:rPr>
+                <w:rFonts w:cstheme="minorHAnsi"/>
+                <w:sz w:val="20"/>
+                <w:szCs w:val="20"/>
+              </w:rPr>
+              <w:t>{</w:t>
+            </w:r>
+            <w:r>
+              <w:rPr>
+                <w:rFonts w:cstheme="minorHAnsi"/>
+                <w:sz w:val="20"/>
+                <w:szCs w:val="20"/>
+              </w:rPr>
+              <w:t>consigneeAddress</w:t>
+            </w:r>
+            <w:r>
+              <w:rPr>
+                <w:rFonts w:cstheme="minorHAnsi"/>
+                <w:sz w:val="20"/>
+                <w:szCs w:val="20"/>
+              </w:rPr>
+              <w:t>} {</w:t>
+            </w:r>
+            <w:r>
+              <w:rPr>
+                <w:rFonts w:cstheme="minorHAnsi"/>
+                <w:sz w:val="20"/>
+                <w:szCs w:val="20"/>
+              </w:rPr>
+              <w:t>consigneeCity</w:t>
+            </w:r>
+            <w:r>
+              <w:rPr>
+                <w:rFonts w:cstheme="minorHAnsi"/>
+                <w:sz w:val="20"/>
+                <w:szCs w:val="20"/>
+              </w:rPr>
+              <w:t>} {</w:t>
+            </w:r>
+            <w:r>
+              <w:rPr>
+                <w:rFonts w:cstheme="minorHAnsi"/>
+                <w:sz w:val="20"/>
+                <w:szCs w:val="20"/>
+              </w:rPr>
+              <w:t>consigneeState</w:t>
+            </w:r>
+            <w:r>
+              <w:rPr>
+                <w:rFonts w:cstheme="minorHAnsi"/>
+                <w:sz w:val="20"/>
+                <w:szCs w:val="20"/>
+              </w:rPr>
+              <w:t xml:space="preserve">} </w:t>
+            </w:r>
+          </w:p>
+          <w:p>
+            <w:pPr>
+              <w:rPr>
+                <w:rFonts w:cstheme="minorHAnsi"/>
+                <w:sz w:val="20"/>
+                <w:szCs w:val="20"/>
+              </w:rPr>
+            </w:pPr>
+            <w:r>
+              <w:rPr>
+                <w:rFonts w:cstheme="minorHAnsi"/>
+                <w:sz w:val="20"/>
+                <w:szCs w:val="20"/>
+              </w:rPr>
+              <w:t>{</w:t>
+            </w:r>
+            <w:r>
+              <w:rPr>
+                <w:rFonts w:cstheme="minorHAnsi"/>
+                <w:sz w:val="20"/>
+                <w:szCs w:val="20"/>
+              </w:rPr>
+              <w:t>consigneeCountry</w:t>
+            </w:r>
+            <w:r>
+              <w:rPr>
+                <w:rFonts w:cstheme="minorHAnsi"/>
+                <w:sz w:val="20"/>
+                <w:szCs w:val="20"/>
+              </w:rPr>
+              <w:t>} {</w:t>
+            </w:r>
+            <w:r>
+              <w:rPr>
+                <w:rFonts w:cstheme="minorHAnsi"/>
+                <w:sz w:val="20"/>
+                <w:szCs w:val="20"/>
+              </w:rPr>
+              <w:t>consigneeZip</w:t>
+            </w:r>
+            <w:r>
+              <w:rPr>
+                <w:rFonts w:cstheme="minorHAnsi"/>
+                <w:sz w:val="20"/>
+                <w:szCs w:val="20"/>
+              </w:rPr>
+              <w:t>}</w:t>
+            </w:r>
+          </w:p>
+          <w:p>
+            <w:pPr>
+              <w:rPr>
+                <w:rFonts w:cstheme="minorHAnsi"/>
+                <w:sz w:val="20"/>
+                <w:szCs w:val="20"/>
+              </w:rPr>
+            </w:pPr>
+            <w:r>
+              <w:rPr>
+                <w:rFonts w:cstheme="minorHAnsi"/>
+                <w:sz w:val="20"/>
+                <w:szCs w:val="20"/>
+              </w:rPr>
+              <w:t>{#</w:t>
+            </w:r>
+            <w:r>
+              <w:rPr>
+                <w:rFonts w:cstheme="minorHAnsi"/>
+                <w:sz w:val="20"/>
+                <w:szCs w:val="20"/>
+              </w:rPr>
+              <w:t>notifyName</w:t>
+            </w:r>
+            <w:r>
+              <w:rPr>
+                <w:rFonts w:cstheme="minorHAnsi"/>
+                <w:sz w:val="20"/>
+                <w:szCs w:val="20"/>
+              </w:rPr>
+              <w:t>}{#</w:t>
+            </w:r>
+            <w:r>
+              <w:rPr>
+                <w:rFonts w:cstheme="minorHAnsi"/>
+                <w:sz w:val="20"/>
+                <w:szCs w:val="20"/>
+              </w:rPr>
+              <w:t>notifyAddress</w:t>
+            </w:r>
+            <w:r>
+              <w:rPr>
+                <w:rFonts w:cstheme="minorHAnsi"/>
+                <w:sz w:val="20"/>
+                <w:szCs w:val="20"/>
+              </w:rPr>
+              <w:t>}</w:t>
+            </w:r>
+          </w:p>
+          <w:p>
+            <w:pPr>
+              <w:rPr>
+                <w:rFonts w:cstheme="minorHAnsi"/>
+                <w:sz w:val="20"/>
+                <w:szCs w:val="20"/>
+              </w:rPr>
+            </w:pPr>
+            <w:r>
+              <w:rPr>
+                <w:rFonts w:cstheme="minorHAnsi"/>
+                <w:sz w:val="20"/>
+                <w:szCs w:val="20"/>
+              </w:rPr>
               <w:t>NOTIFY</w:t>
             </w:r>
-            <w:proofErr w:type="gramEnd"/>
-            <w:r>
-              <w:rPr>
-                <w:rFonts w:cstheme="minorHAnsi"/>
-                <w:sz w:val="20"/>
-                <w:szCs w:val="20"/>
-              </w:rPr>
-              <w:t xml:space="preserve"> </w:t>
-            </w:r>
-            <w:r>
-              <w:rPr>
-                <w:rFonts w:cstheme="minorHAnsi"/>
-                <w:sz w:val="20"/>
-                <w:szCs w:val="20"/>
-              </w:rPr>
-              <w:t>– {/</w:t>
-            </w:r>
-            <w:proofErr w:type="spellStart"/>
-            <w:r>
-              <w:rPr>
-                <w:rFonts w:cstheme="minorHAnsi"/>
-                <w:sz w:val="20"/>
-                <w:szCs w:val="20"/>
-              </w:rPr>
-              <w:t>isCustom</w:t>
-            </w:r>
-            <w:proofErr w:type="spellEnd"/>
-            <w:r>
-              <w:rPr>
-                <w:rFonts w:cstheme="minorHAnsi"/>
-                <w:sz w:val="20"/>
-                <w:szCs w:val="20"/>
-              </w:rPr>
-              <w:t>}</w:t>
+            <w:r>
+              <w:rPr>
+                <w:rFonts w:cstheme="minorHAnsi"/>
+                <w:sz w:val="20"/>
+                <w:szCs w:val="20"/>
+              </w:rPr>
+              <w:t xml:space="preserve"> – </w:t>
             </w:r>
           </w:p>
           <w:p>
@@ -752,16 +778,14 @@
               </w:rPr>
               <w:t>{</w:t>
             </w:r>
-            <w:proofErr w:type="spellStart"/>
-            <w:r>
-              <w:rPr>
-                <w:rFonts w:cstheme="minorHAnsi"/>
-                <w:sz w:val="20"/>
-                <w:szCs w:val="20"/>
-              </w:rPr>
-              <w:t>consigneeName</w:t>
-            </w:r>
-            <w:proofErr w:type="spellEnd"/>
+            <w:r>
+              <w:rPr>
+                <w:rFonts w:cstheme="minorHAnsi"/>
+                <w:sz w:val="20"/>
+                <w:szCs w:val="20"/>
+              </w:rPr>
+              <w:t>notifyName</w:t>
+            </w:r>
             <w:r>
               <w:rPr>
                 <w:rFonts w:cstheme="minorHAnsi"/>
@@ -787,156 +811,6 @@
               </w:rPr>
               <w:t>{</w:t>
             </w:r>
-            <w:proofErr w:type="spellStart"/>
-            <w:r>
-              <w:rPr>
-                <w:rFonts w:cstheme="minorHAnsi"/>
-                <w:sz w:val="20"/>
-                <w:szCs w:val="20"/>
-              </w:rPr>
-              <w:t>consigneeAddress</w:t>
-            </w:r>
-            <w:proofErr w:type="spellEnd"/>
-            <w:r>
-              <w:rPr>
-                <w:rFonts w:cstheme="minorHAnsi"/>
-                <w:sz w:val="20"/>
-                <w:szCs w:val="20"/>
-              </w:rPr>
-              <w:t>} {</w:t>
-            </w:r>
-            <w:proofErr w:type="spellStart"/>
-            <w:r>
-              <w:rPr>
-                <w:rFonts w:cstheme="minorHAnsi"/>
-                <w:sz w:val="20"/>
-                <w:szCs w:val="20"/>
-              </w:rPr>
-              <w:t>consigneeCity</w:t>
-            </w:r>
-            <w:proofErr w:type="spellEnd"/>
-            <w:r>
-              <w:rPr>
-                <w:rFonts w:cstheme="minorHAnsi"/>
-                <w:sz w:val="20"/>
-                <w:szCs w:val="20"/>
-              </w:rPr>
-              <w:t>} {</w:t>
-            </w:r>
-            <w:proofErr w:type="spellStart"/>
-            <w:r>
-              <w:rPr>
-                <w:rFonts w:cstheme="minorHAnsi"/>
-                <w:sz w:val="20"/>
-                <w:szCs w:val="20"/>
-              </w:rPr>
-              <w:t>consigneeState</w:t>
-            </w:r>
-            <w:proofErr w:type="spellEnd"/>
-            <w:r>
-              <w:rPr>
-                <w:rFonts w:cstheme="minorHAnsi"/>
-                <w:sz w:val="20"/>
-                <w:szCs w:val="20"/>
-              </w:rPr>
-              <w:t xml:space="preserve">} </w:t>
-            </w:r>
-          </w:p>
-          <w:p>
-            <w:pPr>
-              <w:rPr>
-                <w:rFonts w:cstheme="minorHAnsi"/>
-                <w:sz w:val="20"/>
-                <w:szCs w:val="20"/>
-              </w:rPr>
-            </w:pPr>
-            <w:r>
-              <w:rPr>
-                <w:rFonts w:cstheme="minorHAnsi"/>
-                <w:sz w:val="20"/>
-                <w:szCs w:val="20"/>
-              </w:rPr>
-              <w:t>{</w:t>
-            </w:r>
-            <w:proofErr w:type="spellStart"/>
-            <w:r>
-              <w:rPr>
-                <w:rFonts w:cstheme="minorHAnsi"/>
-                <w:sz w:val="20"/>
-                <w:szCs w:val="20"/>
-              </w:rPr>
-              <w:t>consigneeCountry</w:t>
-            </w:r>
-            <w:proofErr w:type="spellEnd"/>
-            <w:r>
-              <w:rPr>
-                <w:rFonts w:cstheme="minorHAnsi"/>
-                <w:sz w:val="20"/>
-                <w:szCs w:val="20"/>
-              </w:rPr>
-              <w:t>} {</w:t>
-            </w:r>
-            <w:proofErr w:type="spellStart"/>
-            <w:r>
-              <w:rPr>
-                <w:rFonts w:cstheme="minorHAnsi"/>
-                <w:sz w:val="20"/>
-                <w:szCs w:val="20"/>
-              </w:rPr>
-              <w:t>consigneeZip</w:t>
-            </w:r>
-            <w:proofErr w:type="spellEnd"/>
-            <w:r>
-              <w:rPr>
-                <w:rFonts w:cstheme="minorHAnsi"/>
-                <w:sz w:val="20"/>
-                <w:szCs w:val="20"/>
-              </w:rPr>
-              <w:t>}</w:t>
-            </w:r>
-          </w:p>
-          <w:p>
-            <w:pPr>
-              <w:rPr>
-                <w:rFonts w:cstheme="minorHAnsi"/>
-                <w:sz w:val="20"/>
-                <w:szCs w:val="20"/>
-              </w:rPr>
-            </w:pPr>
-            <w:r>
-              <w:rPr>
-                <w:rFonts w:cstheme="minorHAnsi"/>
-                <w:sz w:val="20"/>
-                <w:szCs w:val="20"/>
-              </w:rPr>
-              <w:t>{#</w:t>
-            </w:r>
-            <w:proofErr w:type="gramStart"/>
-            <w:r>
-              <w:rPr>
-                <w:rFonts w:cstheme="minorHAnsi"/>
-                <w:sz w:val="20"/>
-                <w:szCs w:val="20"/>
-              </w:rPr>
-              <w:t>notifyName</w:t>
-            </w:r>
-            <w:r>
-              <w:rPr>
-                <w:rFonts w:cstheme="minorHAnsi"/>
-                <w:sz w:val="20"/>
-                <w:szCs w:val="20"/>
-              </w:rPr>
-              <w:t>}{</w:t>
-            </w:r>
-            <w:proofErr w:type="gramEnd"/>
-            <w:r>
-              <w:rPr>
-                <w:rFonts w:cstheme="minorHAnsi"/>
-                <w:sz w:val="20"/>
-                <w:szCs w:val="20"/>
-              </w:rPr>
-              <w:t>#</w:t>
-            </w:r>
             <w:r>
               <w:rPr>
                 <w:rFonts w:cstheme="minorHAnsi"/>
@@ -951,112 +825,7 @@
                 <w:sz w:val="20"/>
                 <w:szCs w:val="20"/>
               </w:rPr>
-              <w:t>}</w:t>
-            </w:r>
-          </w:p>
-          <w:p>
-            <w:pPr>
-              <w:rPr>
-                <w:rFonts w:cstheme="minorHAnsi"/>
-                <w:sz w:val="20"/>
-                <w:szCs w:val="20"/>
-              </w:rPr>
-            </w:pPr>
-            <w:r>
-              <w:rPr>
-                <w:rFonts w:cstheme="minorHAnsi"/>
-                <w:sz w:val="20"/>
-                <w:szCs w:val="20"/>
-              </w:rPr>
-              <w:t>NOTIFY</w:t>
-            </w:r>
-            <w:r>
-              <w:rPr>
-                <w:rFonts w:cstheme="minorHAnsi"/>
-                <w:sz w:val="20"/>
-                <w:szCs w:val="20"/>
-              </w:rPr>
-              <w:t xml:space="preserve"> – </w:t>
-            </w:r>
-          </w:p>
-          <w:p>
-            <w:pPr>
-              <w:rPr>
-                <w:rFonts w:cstheme="minorHAnsi"/>
-                <w:sz w:val="20"/>
-                <w:szCs w:val="20"/>
-              </w:rPr>
-            </w:pPr>
-            <w:r>
-              <w:rPr>
-                <w:rFonts w:cstheme="minorHAnsi"/>
-                <w:sz w:val="20"/>
-                <w:szCs w:val="20"/>
-              </w:rPr>
-              <w:t>{</w:t>
-            </w:r>
-            <w:proofErr w:type="spellStart"/>
-            <w:r>
-              <w:rPr>
-                <w:rFonts w:cstheme="minorHAnsi"/>
-                <w:sz w:val="20"/>
-                <w:szCs w:val="20"/>
-              </w:rPr>
-              <w:t>notifyName</w:t>
-            </w:r>
-            <w:proofErr w:type="spellEnd"/>
-            <w:r>
-              <w:rPr>
-                <w:rFonts w:cstheme="minorHAnsi"/>
-                <w:sz w:val="20"/>
-                <w:szCs w:val="20"/>
-              </w:rPr>
-              <w:t xml:space="preserve">} </w:t>
-            </w:r>
-          </w:p>
-          <w:p>
-            <w:pPr>
-              <w:rPr>
-                <w:rFonts w:cstheme="minorHAnsi"/>
-                <w:sz w:val="20"/>
-                <w:szCs w:val="20"/>
-              </w:rPr>
-            </w:pPr>
-            <w:r>
-              <w:rPr>
-                <w:rFonts w:cstheme="minorHAnsi"/>
-                <w:sz w:val="20"/>
-                <w:szCs w:val="20"/>
-              </w:rPr>
-              <w:t>{</w:t>
-            </w:r>
-            <w:proofErr w:type="spellStart"/>
-            <w:r>
-              <w:rPr>
-                <w:rFonts w:cstheme="minorHAnsi"/>
-                <w:sz w:val="20"/>
-                <w:szCs w:val="20"/>
-              </w:rPr>
-              <w:t>notifyAddress</w:t>
-            </w:r>
-            <w:proofErr w:type="spellEnd"/>
-            <w:proofErr w:type="gramStart"/>
-            <w:r>
-              <w:rPr>
-                <w:rFonts w:cstheme="minorHAnsi"/>
-                <w:sz w:val="20"/>
-                <w:szCs w:val="20"/>
-              </w:rPr>
-              <w:t>}{/}{</w:t>
-            </w:r>
-            <w:proofErr w:type="gramEnd"/>
-            <w:r>
-              <w:rPr>
-                <w:rFonts w:cstheme="minorHAnsi"/>
-                <w:sz w:val="20"/>
-                <w:szCs w:val="20"/>
-              </w:rPr>
-              <w:t>/}</w:t>
+              <w:t>}{/}{/}</w:t>
             </w:r>
           </w:p>
         </w:tc>
@@ -1115,7 +884,6 @@
               </w:rPr>
               <w:t>{</w:t>
             </w:r>
-            <w:proofErr w:type="spellStart"/>
             <w:r>
               <w:rPr>
                 <w:rFonts w:cstheme="minorHAnsi"/>
@@ -1124,7 +892,6 @@
               </w:rPr>
               <w:t>buyerName</w:t>
             </w:r>
-            <w:proofErr w:type="spellEnd"/>
             <w:r>
               <w:rPr>
                 <w:rFonts w:cstheme="minorHAnsi"/>
@@ -1150,7 +917,6 @@
               </w:rPr>
               <w:t>{</w:t>
             </w:r>
-            <w:proofErr w:type="spellStart"/>
             <w:r>
               <w:rPr>
                 <w:rFonts w:cstheme="minorHAnsi"/>
@@ -1159,7 +925,6 @@
               </w:rPr>
               <w:t>buyerAddress</w:t>
             </w:r>
-            <w:proofErr w:type="spellEnd"/>
             <w:r>
               <w:rPr>
                 <w:rFonts w:cstheme="minorHAnsi"/>
@@ -1168,7 +933,6 @@
               </w:rPr>
               <w:t>} {</w:t>
             </w:r>
-            <w:proofErr w:type="spellStart"/>
             <w:r>
               <w:rPr>
                 <w:rFonts w:cstheme="minorHAnsi"/>
@@ -1177,7 +941,6 @@
               </w:rPr>
               <w:t>buyerCity</w:t>
             </w:r>
-            <w:proofErr w:type="spellEnd"/>
             <w:r>
               <w:rPr>
                 <w:rFonts w:cstheme="minorHAnsi"/>
@@ -1186,7 +949,6 @@
               </w:rPr>
               <w:t>} {</w:t>
             </w:r>
-            <w:proofErr w:type="spellStart"/>
             <w:r>
               <w:rPr>
                 <w:rFonts w:cstheme="minorHAnsi"/>
@@ -1195,7 +957,6 @@
               </w:rPr>
               <w:t>buyerState</w:t>
             </w:r>
-            <w:proofErr w:type="spellEnd"/>
             <w:r>
               <w:rPr>
                 <w:rFonts w:cstheme="minorHAnsi"/>
@@ -1221,7 +982,6 @@
               </w:rPr>
               <w:t>{</w:t>
             </w:r>
-            <w:proofErr w:type="spellStart"/>
             <w:r>
               <w:rPr>
                 <w:rFonts w:cstheme="minorHAnsi"/>
@@ -1230,7 +990,6 @@
               </w:rPr>
               <w:t>buyerCountry</w:t>
             </w:r>
-            <w:proofErr w:type="spellEnd"/>
             <w:r>
               <w:rPr>
                 <w:rFonts w:cstheme="minorHAnsi"/>
@@ -1239,7 +998,6 @@
               </w:rPr>
               <w:t>} {</w:t>
             </w:r>
-            <w:proofErr w:type="spellStart"/>
             <w:r>
               <w:rPr>
                 <w:rFonts w:cstheme="minorHAnsi"/>
@@ -1248,7 +1006,6 @@
               </w:rPr>
               <w:t>buyerZip</w:t>
             </w:r>
-            <w:proofErr w:type="spellEnd"/>
             <w:r>
               <w:rPr>
                 <w:rFonts w:cstheme="minorHAnsi"/>
@@ -1317,7 +1074,6 @@
               </w:rPr>
               <w:t>{</w:t>
             </w:r>
-            <w:proofErr w:type="spellStart"/>
             <w:r>
               <w:rPr>
                 <w:rFonts w:cstheme="minorHAnsi"/>
@@ -1326,7 +1082,6 @@
               </w:rPr>
               <w:t>originOfGoods</w:t>
             </w:r>
-            <w:proofErr w:type="spellEnd"/>
             <w:r>
               <w:rPr>
                 <w:rFonts w:cstheme="minorHAnsi"/>
@@ -1374,7 +1129,6 @@
               </w:rPr>
               <w:t>{</w:t>
             </w:r>
-            <w:proofErr w:type="spellStart"/>
             <w:r>
               <w:rPr>
                 <w:rFonts w:cstheme="minorHAnsi"/>
@@ -1383,7 +1137,6 @@
               </w:rPr>
               <w:t>finalDestination</w:t>
             </w:r>
-            <w:proofErr w:type="spellEnd"/>
             <w:r>
               <w:rPr>
                 <w:rFonts w:cstheme="minorHAnsi"/>
@@ -1454,7 +1207,6 @@
               </w:rPr>
               <w:t>{</w:t>
             </w:r>
-            <w:proofErr w:type="spellStart"/>
             <w:r>
               <w:rPr>
                 <w:rFonts w:cstheme="minorHAnsi"/>
@@ -1463,7 +1215,6 @@
               </w:rPr>
               <w:t>termOfDeliveryAndPayment</w:t>
             </w:r>
-            <w:proofErr w:type="spellEnd"/>
             <w:r>
               <w:rPr>
                 <w:rFonts w:cstheme="minorHAnsi"/>
@@ -1497,7 +1248,6 @@
                 <w:szCs w:val="20"/>
               </w:rPr>
             </w:pPr>
-            <w:proofErr w:type="spellStart"/>
             <w:r>
               <w:rPr>
                 <w:rFonts w:ascii="SansSerif" w:hAnsi="SansSerif" w:cs="SansSerif"/>
@@ -1505,17 +1255,7 @@
                 <w:sz w:val="20"/>
                 <w:szCs w:val="20"/>
               </w:rPr>
-              <w:t>Precarriage</w:t>
-            </w:r>
-            <w:proofErr w:type="spellEnd"/>
-            <w:r>
-              <w:rPr>
-                <w:rFonts w:ascii="SansSerif" w:hAnsi="SansSerif" w:cs="SansSerif"/>
-                <w:color w:val="000000"/>
-                <w:sz w:val="20"/>
-                <w:szCs w:val="20"/>
-              </w:rPr>
-              <w:t xml:space="preserve"> by:</w:t>
+              <w:t>Precarriage by:</w:t>
             </w:r>
           </w:p>
           <w:p>
@@ -1535,8 +1275,6 @@
               </w:rPr>
               <w:t>{^</w:t>
             </w:r>
-            <w:proofErr w:type="spellStart"/>
-            <w:proofErr w:type="gramStart"/>
             <w:r>
               <w:rPr>
                 <w:rFonts w:cstheme="minorHAnsi"/>
@@ -1545,7 +1283,6 @@
               </w:rPr>
               <w:t>isCustom</w:t>
             </w:r>
-            <w:proofErr w:type="spellEnd"/>
             <w:r>
               <w:rPr>
                 <w:rFonts w:cstheme="minorHAnsi"/>
@@ -1554,8 +1291,6 @@
               </w:rPr>
               <w:t>}{</w:t>
             </w:r>
-            <w:proofErr w:type="spellStart"/>
-            <w:proofErr w:type="gramEnd"/>
             <w:r>
               <w:rPr>
                 <w:rFonts w:cstheme="minorHAnsi"/>
@@ -1564,7 +1299,6 @@
               </w:rPr>
               <w:t>precarriageBy</w:t>
             </w:r>
-            <w:proofErr w:type="spellEnd"/>
             <w:r>
               <w:rPr>
                 <w:rFonts w:cstheme="minorHAnsi"/>
@@ -1573,7 +1307,6 @@
               </w:rPr>
               <w:t>}{/</w:t>
             </w:r>
-            <w:proofErr w:type="spellStart"/>
             <w:r>
               <w:rPr>
                 <w:rFonts w:cstheme="minorHAnsi"/>
@@ -1582,7 +1315,6 @@
               </w:rPr>
               <w:t>isCustom</w:t>
             </w:r>
-            <w:proofErr w:type="spellEnd"/>
             <w:r>
               <w:rPr>
                 <w:rFonts w:cstheme="minorHAnsi"/>
@@ -1643,7 +1375,6 @@
               </w:rPr>
               <w:t>{</w:t>
             </w:r>
-            <w:proofErr w:type="spellStart"/>
             <w:r>
               <w:rPr>
                 <w:rFonts w:ascii="SansSerif" w:hAnsi="SansSerif" w:cs="SansSerif"/>
@@ -1653,7 +1384,6 @@
               </w:rPr>
               <w:t>placeOfReceipt</w:t>
             </w:r>
-            <w:proofErr w:type="spellEnd"/>
             <w:r>
               <w:rPr>
                 <w:rFonts w:ascii="SansSerif" w:hAnsi="SansSerif" w:cs="SansSerif"/>
@@ -1737,8 +1467,6 @@
               </w:rPr>
               <w:t>{^</w:t>
             </w:r>
-            <w:proofErr w:type="spellStart"/>
-            <w:proofErr w:type="gramStart"/>
             <w:r>
               <w:rPr>
                 <w:rFonts w:cstheme="minorHAnsi"/>
@@ -1747,7 +1475,6 @@
               </w:rPr>
               <w:t>isCustom</w:t>
             </w:r>
-            <w:proofErr w:type="spellEnd"/>
             <w:r>
               <w:rPr>
                 <w:rFonts w:cstheme="minorHAnsi"/>
@@ -1765,8 +1492,6 @@
               </w:rPr>
               <w:t>{</w:t>
             </w:r>
-            <w:proofErr w:type="spellStart"/>
-            <w:proofErr w:type="gramEnd"/>
             <w:r>
               <w:rPr>
                 <w:rFonts w:ascii="SansSerif" w:hAnsi="SansSerif" w:cs="SansSerif"/>
@@ -1776,7 +1501,6 @@
               </w:rPr>
               <w:t>vesselNo</w:t>
             </w:r>
-            <w:proofErr w:type="spellEnd"/>
             <w:r>
               <w:rPr>
                 <w:rFonts w:ascii="SansSerif" w:hAnsi="SansSerif" w:cs="SansSerif"/>
@@ -1794,7 +1518,6 @@
               </w:rPr>
               <w:t>{/</w:t>
             </w:r>
-            <w:proofErr w:type="spellStart"/>
             <w:r>
               <w:rPr>
                 <w:rFonts w:cstheme="minorHAnsi"/>
@@ -1809,16 +1532,7 @@
                 <w:sz w:val="20"/>
                 <w:szCs w:val="20"/>
               </w:rPr>
-              <w:t>m</w:t>
-            </w:r>
-            <w:proofErr w:type="spellEnd"/>
-            <w:r>
-              <w:rPr>
-                <w:rFonts w:cstheme="minorHAnsi"/>
-                <w:sz w:val="20"/>
-                <w:szCs w:val="20"/>
-              </w:rPr>
-              <w:t>}</w:t>
+              <w:t>m}</w:t>
             </w:r>
           </w:p>
         </w:tc>
@@ -1872,7 +1586,6 @@
               </w:rPr>
               <w:t>{</w:t>
             </w:r>
-            <w:proofErr w:type="spellStart"/>
             <w:r>
               <w:rPr>
                 <w:rFonts w:ascii="SansSerif" w:hAnsi="SansSerif" w:cs="SansSerif"/>
@@ -1882,7 +1595,6 @@
               </w:rPr>
               <w:t>portOfLoading</w:t>
             </w:r>
-            <w:proofErr w:type="spellEnd"/>
             <w:r>
               <w:rPr>
                 <w:rFonts w:ascii="SansSerif" w:hAnsi="SansSerif" w:cs="SansSerif"/>
@@ -1962,7 +1674,6 @@
               </w:rPr>
               <w:t>{</w:t>
             </w:r>
-            <w:proofErr w:type="spellStart"/>
             <w:r>
               <w:rPr>
                 <w:rFonts w:ascii="SansSerif" w:hAnsi="SansSerif" w:cs="SansSerif"/>
@@ -1972,7 +1683,6 @@
               </w:rPr>
               <w:t>portOfDischarge</w:t>
             </w:r>
-            <w:proofErr w:type="spellEnd"/>
             <w:r>
               <w:rPr>
                 <w:rFonts w:ascii="SansSerif" w:hAnsi="SansSerif" w:cs="SansSerif"/>
@@ -2030,7 +1740,6 @@
               </w:rPr>
               <w:t>{</w:t>
             </w:r>
-            <w:proofErr w:type="spellStart"/>
             <w:r>
               <w:rPr>
                 <w:rFonts w:ascii="SansSerif" w:hAnsi="SansSerif" w:cs="SansSerif"/>
@@ -2040,7 +1749,6 @@
               </w:rPr>
               <w:t>finalDestination</w:t>
             </w:r>
-            <w:proofErr w:type="spellEnd"/>
             <w:r>
               <w:rPr>
                 <w:rFonts w:ascii="SansSerif" w:hAnsi="SansSerif" w:cs="SansSerif"/>
@@ -2104,7 +1812,6 @@
               </w:rPr>
               <w:t>{</w:t>
             </w:r>
-            <w:proofErr w:type="spellStart"/>
             <w:r>
               <w:rPr>
                 <w:rFonts w:cstheme="minorHAnsi"/>
@@ -2113,7 +1820,6 @@
               </w:rPr>
               <w:t>privateRemark</w:t>
             </w:r>
-            <w:proofErr w:type="spellEnd"/>
             <w:r>
               <w:rPr>
                 <w:rFonts w:cstheme="minorHAnsi"/>
@@ -2235,29 +1941,7 @@
                       <w:sz w:val="20"/>
                       <w:szCs w:val="20"/>
                     </w:rPr>
-                    <w:t xml:space="preserve">ASW </w:t>
-                  </w:r>
-                  <w:proofErr w:type="spellStart"/>
-                  <w:r>
-                    <w:rPr>
-                      <w:rFonts w:cstheme="minorHAnsi"/>
-                      <w:b/>
-                      <w:bCs/>
-                      <w:sz w:val="20"/>
-                      <w:szCs w:val="20"/>
-                    </w:rPr>
-                    <w:t>PO.No</w:t>
-                  </w:r>
-                  <w:proofErr w:type="spellEnd"/>
-                  <w:r>
-                    <w:rPr>
-                      <w:rFonts w:cstheme="minorHAnsi"/>
-                      <w:b/>
-                      <w:bCs/>
-                      <w:sz w:val="20"/>
-                      <w:szCs w:val="20"/>
-                    </w:rPr>
-                    <w:t>.</w:t>
+                    <w:t>ASW PO.No.</w:t>
                   </w:r>
                 </w:p>
               </w:tc>
@@ -2358,7 +2042,6 @@
                       <w:szCs w:val="19"/>
                     </w:rPr>
                   </w:pPr>
-                  <w:proofErr w:type="spellStart"/>
                   <w:r>
                     <w:rPr>
                       <w:rFonts w:cstheme="minorHAnsi"/>
@@ -2369,7 +2052,6 @@
                     </w:rPr>
                     <w:t>NetWt</w:t>
                   </w:r>
-                  <w:proofErr w:type="spellEnd"/>
                 </w:p>
                 <w:p>
                   <w:pPr>
@@ -2407,7 +2089,6 @@
                     </w:tabs>
                     <w:jc w:val="center"/>
                   </w:pPr>
-                  <w:proofErr w:type="spellStart"/>
                   <w:r>
                     <w:rPr>
                       <w:rFonts w:cstheme="minorHAnsi"/>
@@ -2416,18 +2097,7 @@
                       <w:sz w:val="19"/>
                       <w:szCs w:val="19"/>
                     </w:rPr>
-                    <w:t>GrossWt</w:t>
-                  </w:r>
-                  <w:proofErr w:type="spellEnd"/>
-                  <w:r>
-                    <w:rPr>
-                      <w:rFonts w:cstheme="minorHAnsi"/>
-                      <w:b/>
-                      <w:bCs/>
-                      <w:sz w:val="19"/>
-                      <w:szCs w:val="19"/>
-                    </w:rPr>
-                    <w:t xml:space="preserve"> [kg]</w:t>
+                    <w:t>GrossWt [kg]</w:t>
                   </w:r>
                 </w:p>
               </w:tc>
@@ -2515,51 +2185,7 @@
                       <w:sz w:val="18"/>
                       <w:szCs w:val="18"/>
                     </w:rPr>
-                    <w:t>{#</w:t>
-                  </w:r>
-                  <w:proofErr w:type="gramStart"/>
-                  <w:r>
-                    <w:rPr>
-                      <w:rFonts w:ascii="Arial" w:hAnsi="Arial" w:cs="Arial"/>
-                      <w:b/>
-                      <w:bCs/>
-                      <w:sz w:val="18"/>
-                      <w:szCs w:val="18"/>
-                    </w:rPr>
-                    <w:t>invoiceItems}{</w:t>
-                  </w:r>
-                  <w:proofErr w:type="gramEnd"/>
-                  <w:r>
-                    <w:rPr>
-                      <w:rFonts w:ascii="Arial" w:hAnsi="Arial" w:cs="Arial"/>
-                      <w:b/>
-                      <w:bCs/>
-                      <w:sz w:val="18"/>
-                      <w:szCs w:val="18"/>
-                    </w:rPr>
-                    <w:t>#</w:t>
-                  </w:r>
-                  <w:proofErr w:type="gramStart"/>
-                  <w:r>
-                    <w:rPr>
-                      <w:rFonts w:ascii="Arial" w:hAnsi="Arial" w:cs="Arial"/>
-                      <w:b/>
-                      <w:bCs/>
-                      <w:sz w:val="18"/>
-                      <w:szCs w:val="18"/>
-                    </w:rPr>
-                    <w:t>showThickness}{</w:t>
-                  </w:r>
-                  <w:proofErr w:type="gramEnd"/>
-                  <w:r>
-                    <w:rPr>
-                      <w:rFonts w:ascii="Arial" w:hAnsi="Arial" w:cs="Arial"/>
-                      <w:b/>
-                      <w:bCs/>
-                      <w:sz w:val="18"/>
-                      <w:szCs w:val="18"/>
-                    </w:rPr>
-                    <w:t>thicknessDetail}{/showThickness}</w:t>
+                    <w:t>{#invoiceItems}{#showThickness}{thicknessDetail}{/showThickness}</w:t>
                   </w:r>
                 </w:p>
                 <w:p>
@@ -2694,97 +2320,7 @@
                       <w:sz w:val="18"/>
                       <w:szCs w:val="18"/>
                     </w:rPr>
-                    <w:t>{#</w:t>
-                  </w:r>
-                  <w:proofErr w:type="gramStart"/>
-                  <w:r>
-                    <w:rPr>
-                      <w:rFonts w:ascii="Arial" w:hAnsi="Arial" w:cs="Arial"/>
-                      <w:sz w:val="18"/>
-                      <w:szCs w:val="18"/>
-                    </w:rPr>
-                    <w:t>invoices}{</w:t>
-                  </w:r>
-                  <w:proofErr w:type="gramEnd"/>
-                  <w:r>
-                    <w:rPr>
-                      <w:rFonts w:ascii="Arial" w:hAnsi="Arial" w:cs="Arial"/>
-                      <w:sz w:val="18"/>
-                      <w:szCs w:val="18"/>
-                    </w:rPr>
-                    <w:t>#</w:t>
-                  </w:r>
-                  <w:proofErr w:type="gramStart"/>
-                  <w:r>
-                    <w:rPr>
-                      <w:rFonts w:ascii="Arial" w:hAnsi="Arial" w:cs="Arial"/>
-                      <w:sz w:val="18"/>
-                      <w:szCs w:val="18"/>
-                    </w:rPr>
-                    <w:t>prefixCode}{</w:t>
-                  </w:r>
-                  <w:proofErr w:type="gramEnd"/>
-                  <w:r>
-                    <w:rPr>
-                      <w:rFonts w:ascii="Arial" w:hAnsi="Arial" w:cs="Arial"/>
-                      <w:sz w:val="18"/>
-                      <w:szCs w:val="18"/>
-                    </w:rPr>
-                    <w:t>prefixCode}/{/</w:t>
-                  </w:r>
-                  <w:proofErr w:type="gramStart"/>
-                  <w:r>
-                    <w:rPr>
-                      <w:rFonts w:ascii="Arial" w:hAnsi="Arial" w:cs="Arial"/>
-                      <w:sz w:val="18"/>
-                      <w:szCs w:val="18"/>
-                    </w:rPr>
-                    <w:t>prefixCode}{</w:t>
-                  </w:r>
-                  <w:proofErr w:type="gramEnd"/>
-                  <w:r>
-                    <w:rPr>
-                      <w:rFonts w:ascii="Arial" w:hAnsi="Arial" w:cs="Arial"/>
-                      <w:sz w:val="18"/>
-                      <w:szCs w:val="18"/>
-                    </w:rPr>
-                    <w:t>containerFrom}{#containerTo} to {</w:t>
-                  </w:r>
-                  <w:proofErr w:type="spellStart"/>
-                  <w:r>
-                    <w:rPr>
-                      <w:rFonts w:ascii="Arial" w:hAnsi="Arial" w:cs="Arial"/>
-                      <w:sz w:val="18"/>
-                      <w:szCs w:val="18"/>
-                    </w:rPr>
-                    <w:t>containerTo</w:t>
-                  </w:r>
-                  <w:proofErr w:type="spellEnd"/>
-                  <w:r>
-                    <w:rPr>
-                      <w:rFonts w:ascii="Arial" w:hAnsi="Arial" w:cs="Arial"/>
-                      <w:sz w:val="18"/>
-                      <w:szCs w:val="18"/>
-                    </w:rPr>
-                    <w:t>} {/</w:t>
-                  </w:r>
-                  <w:proofErr w:type="spellStart"/>
-                  <w:r>
-                    <w:rPr>
-                      <w:rFonts w:ascii="Arial" w:hAnsi="Arial" w:cs="Arial"/>
-                      <w:sz w:val="18"/>
-                      <w:szCs w:val="18"/>
-                    </w:rPr>
-                    <w:t>containerTo</w:t>
-                  </w:r>
-                  <w:proofErr w:type="spellEnd"/>
-                  <w:r>
-                    <w:rPr>
-                      <w:rFonts w:ascii="Arial" w:hAnsi="Arial" w:cs="Arial"/>
-                      <w:sz w:val="18"/>
-                      <w:szCs w:val="18"/>
-                    </w:rPr>
-                    <w:t>}</w:t>
+                    <w:t>{#invoices}{#prefixCode}{prefixCode}/{/prefixCode}{containerFrom}{#containerTo} to {containerTo} {/containerTo}</w:t>
                   </w:r>
                 </w:p>
               </w:tc>
@@ -2809,18 +2345,8 @@
                       <w:sz w:val="18"/>
                       <w:szCs w:val="18"/>
                     </w:rPr>
-                    <w:t>{</w:t>
-                  </w:r>
-                  <w:proofErr w:type="spellStart"/>
-                  <w:r>
-                    <w:rPr>
-                      <w:rFonts w:ascii="Arial" w:hAnsi="Arial" w:cs="Arial"/>
-                      <w:sz w:val="18"/>
-                      <w:szCs w:val="18"/>
-                    </w:rPr>
-                    <w:t>materialGrade</w:t>
-                  </w:r>
-                  <w:proofErr w:type="spellEnd"/>
+                    <w:t>{materialGrade</w:t>
+                  </w:r>
                 </w:p>
                 <w:p>
                   <w:pPr>
@@ -2868,25 +2394,7 @@
                       <w:sz w:val="18"/>
                       <w:szCs w:val="18"/>
                     </w:rPr>
-                    <w:t>{</w:t>
-                  </w:r>
-                  <w:proofErr w:type="spellStart"/>
-                  <w:r>
-                    <w:rPr>
-                      <w:rFonts w:ascii="Arial" w:hAnsi="Arial" w:cs="Arial"/>
-                      <w:sz w:val="18"/>
-                      <w:szCs w:val="18"/>
-                    </w:rPr>
-                    <w:t>brandName</w:t>
-                  </w:r>
-                  <w:proofErr w:type="spellEnd"/>
-                  <w:r>
-                    <w:rPr>
-                      <w:rFonts w:ascii="Arial" w:hAnsi="Arial" w:cs="Arial"/>
-                      <w:sz w:val="18"/>
-                      <w:szCs w:val="18"/>
-                    </w:rPr>
-                    <w:t>}</w:t>
+                    <w:t>{brandName}</w:t>
                   </w:r>
                 </w:p>
               </w:tc>
@@ -2916,43 +2424,7 @@
                       <w:sz w:val="18"/>
                       <w:szCs w:val="18"/>
                     </w:rPr>
-                    <w:t>{</w:t>
-                  </w:r>
-                  <w:proofErr w:type="spellStart"/>
-                  <w:r>
-                    <w:rPr>
-                      <w:rFonts w:ascii="Arial" w:hAnsi="Arial" w:cs="Arial"/>
-                      <w:sz w:val="18"/>
-                      <w:szCs w:val="18"/>
-                    </w:rPr>
-                    <w:t>designType</w:t>
-                  </w:r>
-                  <w:proofErr w:type="spellEnd"/>
-                  <w:r>
-                    <w:rPr>
-                      <w:rFonts w:ascii="Arial" w:hAnsi="Arial" w:cs="Arial"/>
-                      <w:sz w:val="18"/>
-                      <w:szCs w:val="18"/>
-                    </w:rPr>
-                    <w:t>} / {</w:t>
-                  </w:r>
-                  <w:proofErr w:type="spellStart"/>
-                  <w:r>
-                    <w:rPr>
-                      <w:rFonts w:ascii="Arial" w:hAnsi="Arial" w:cs="Arial"/>
-                      <w:sz w:val="18"/>
-                      <w:szCs w:val="18"/>
-                    </w:rPr>
-                    <w:t>finishType</w:t>
-                  </w:r>
-                  <w:proofErr w:type="spellEnd"/>
-                  <w:r>
-                    <w:rPr>
-                      <w:rFonts w:ascii="Arial" w:hAnsi="Arial" w:cs="Arial"/>
-                      <w:sz w:val="18"/>
-                      <w:szCs w:val="18"/>
-                    </w:rPr>
-                    <w:t>}</w:t>
+                    <w:t>{designType} / {finishType}</w:t>
                   </w:r>
                 </w:p>
               </w:tc>
@@ -3016,25 +2488,7 @@
                       <w:sz w:val="18"/>
                       <w:szCs w:val="18"/>
                     </w:rPr>
-                    <w:t>{</w:t>
-                  </w:r>
-                  <w:proofErr w:type="spellStart"/>
-                  <w:r>
-                    <w:rPr>
-                      <w:rFonts w:ascii="Arial" w:hAnsi="Arial" w:cs="Arial"/>
-                      <w:sz w:val="18"/>
-                      <w:szCs w:val="18"/>
-                    </w:rPr>
-                    <w:t>netWeight</w:t>
-                  </w:r>
-                  <w:proofErr w:type="spellEnd"/>
-                  <w:r>
-                    <w:rPr>
-                      <w:rFonts w:ascii="Arial" w:hAnsi="Arial" w:cs="Arial"/>
-                      <w:sz w:val="18"/>
-                      <w:szCs w:val="18"/>
-                    </w:rPr>
-                    <w:t>}</w:t>
+                    <w:t>{netWeight}</w:t>
                   </w:r>
                 </w:p>
               </w:tc>
@@ -3066,25 +2520,7 @@
                       <w:sz w:val="18"/>
                       <w:szCs w:val="18"/>
                     </w:rPr>
-                    <w:t>{</w:t>
-                  </w:r>
-                  <w:proofErr w:type="spellStart"/>
-                  <w:r>
-                    <w:rPr>
-                      <w:rFonts w:ascii="Arial" w:hAnsi="Arial" w:cs="Arial"/>
-                      <w:sz w:val="18"/>
-                      <w:szCs w:val="18"/>
-                    </w:rPr>
-                    <w:t>grossWeight</w:t>
-                  </w:r>
-                  <w:proofErr w:type="spellEnd"/>
-                  <w:r>
-                    <w:rPr>
-                      <w:rFonts w:ascii="Arial" w:hAnsi="Arial" w:cs="Arial"/>
-                      <w:sz w:val="18"/>
-                      <w:szCs w:val="18"/>
-                    </w:rPr>
-                    <w:t>}</w:t>
+                    <w:t>{grossWeight}</w:t>
                   </w:r>
                 </w:p>
               </w:tc>
@@ -3115,53 +2551,7 @@
                       <w:sz w:val="18"/>
                       <w:szCs w:val="18"/>
                     </w:rPr>
-                    <w:t>{</w:t>
-                  </w:r>
-                  <w:proofErr w:type="spellStart"/>
-                  <w:proofErr w:type="gramStart"/>
-                  <w:r>
-                    <w:rPr>
-                      <w:rFonts w:ascii="Arial" w:hAnsi="Arial" w:cs="Arial"/>
-                      <w:sz w:val="18"/>
-                      <w:szCs w:val="18"/>
-                    </w:rPr>
-                    <w:t>sizeInch</w:t>
-                  </w:r>
-                  <w:proofErr w:type="spellEnd"/>
-                  <w:r>
-                    <w:rPr>
-                      <w:rFonts w:ascii="Arial" w:hAnsi="Arial" w:cs="Arial"/>
-                      <w:sz w:val="18"/>
-                      <w:szCs w:val="18"/>
-                    </w:rPr>
-                    <w:t>}  {</w:t>
-                  </w:r>
-                  <w:proofErr w:type="gramEnd"/>
-                  <w:r>
-                    <w:rPr>
-                      <w:rFonts w:ascii="Arial" w:hAnsi="Arial" w:cs="Arial"/>
-                      <w:sz w:val="18"/>
-                      <w:szCs w:val="18"/>
-                    </w:rPr>
-                    <w:t>/invoices} {/</w:t>
-                  </w:r>
-                  <w:proofErr w:type="spellStart"/>
-                  <w:r>
-                    <w:rPr>
-                      <w:rFonts w:ascii="Arial" w:hAnsi="Arial" w:cs="Arial"/>
-                      <w:sz w:val="18"/>
-                      <w:szCs w:val="18"/>
-                    </w:rPr>
-                    <w:t>invoiceItems</w:t>
-                  </w:r>
-                  <w:proofErr w:type="spellEnd"/>
-                  <w:r>
-                    <w:rPr>
-                      <w:rFonts w:ascii="Arial" w:hAnsi="Arial" w:cs="Arial"/>
-                      <w:sz w:val="18"/>
-                      <w:szCs w:val="18"/>
-                    </w:rPr>
-                    <w:t>}</w:t>
+                    <w:t>{sizeInch}  {/invoices} {/invoiceItems}</w:t>
                   </w:r>
                 </w:p>
               </w:tc>
@@ -3196,29 +2586,7 @@
                       <w:sz w:val="18"/>
                       <w:szCs w:val="18"/>
                     </w:rPr>
-                    <w:t>{#isSampleBox}SAMPLE BOX{/</w:t>
-                  </w:r>
-                  <w:proofErr w:type="spellStart"/>
-                  <w:r>
-                    <w:rPr>
-                      <w:rFonts w:ascii="Arial" w:hAnsi="Arial" w:cs="Arial"/>
-                      <w:b/>
-                      <w:bCs/>
-                      <w:sz w:val="18"/>
-                      <w:szCs w:val="18"/>
-                    </w:rPr>
-                    <w:t>isSampleBox</w:t>
-                  </w:r>
-                  <w:proofErr w:type="spellEnd"/>
-                  <w:r>
-                    <w:rPr>
-                      <w:rFonts w:ascii="Arial" w:hAnsi="Arial" w:cs="Arial"/>
-                      <w:b/>
-                      <w:bCs/>
-                      <w:sz w:val="18"/>
-                      <w:szCs w:val="18"/>
-                    </w:rPr>
-                    <w:t>}</w:t>
+                    <w:t>{#isSampleBox}SAMPLE BOX{/isSampleBox}</w:t>
                   </w:r>
                   <w:r>
                     <w:rPr>
@@ -3351,97 +2719,7 @@
                       <w:sz w:val="18"/>
                       <w:szCs w:val="18"/>
                     </w:rPr>
-                    <w:t>{#</w:t>
-                  </w:r>
-                  <w:proofErr w:type="gramStart"/>
-                  <w:r>
-                    <w:rPr>
-                      <w:rFonts w:ascii="Arial" w:hAnsi="Arial" w:cs="Arial"/>
-                      <w:sz w:val="18"/>
-                      <w:szCs w:val="18"/>
-                    </w:rPr>
-                    <w:t>sampleBox}{</w:t>
-                  </w:r>
-                  <w:proofErr w:type="gramEnd"/>
-                  <w:r>
-                    <w:rPr>
-                      <w:rFonts w:ascii="Arial" w:hAnsi="Arial" w:cs="Arial"/>
-                      <w:sz w:val="18"/>
-                      <w:szCs w:val="18"/>
-                    </w:rPr>
-                    <w:t>#</w:t>
-                  </w:r>
-                  <w:proofErr w:type="gramStart"/>
-                  <w:r>
-                    <w:rPr>
-                      <w:rFonts w:ascii="Arial" w:hAnsi="Arial" w:cs="Arial"/>
-                      <w:sz w:val="18"/>
-                      <w:szCs w:val="18"/>
-                    </w:rPr>
-                    <w:t>prefixCode}{</w:t>
-                  </w:r>
-                  <w:proofErr w:type="gramEnd"/>
-                  <w:r>
-                    <w:rPr>
-                      <w:rFonts w:ascii="Arial" w:hAnsi="Arial" w:cs="Arial"/>
-                      <w:sz w:val="18"/>
-                      <w:szCs w:val="18"/>
-                    </w:rPr>
-                    <w:t>prefixCode}/{/</w:t>
-                  </w:r>
-                  <w:proofErr w:type="gramStart"/>
-                  <w:r>
-                    <w:rPr>
-                      <w:rFonts w:ascii="Arial" w:hAnsi="Arial" w:cs="Arial"/>
-                      <w:sz w:val="18"/>
-                      <w:szCs w:val="18"/>
-                    </w:rPr>
-                    <w:t>prefixCode}{</w:t>
-                  </w:r>
-                  <w:proofErr w:type="gramEnd"/>
-                  <w:r>
-                    <w:rPr>
-                      <w:rFonts w:ascii="Arial" w:hAnsi="Arial" w:cs="Arial"/>
-                      <w:sz w:val="18"/>
-                      <w:szCs w:val="18"/>
-                    </w:rPr>
-                    <w:t>containerFrom}{#containerTo} to {</w:t>
-                  </w:r>
-                  <w:proofErr w:type="spellStart"/>
-                  <w:r>
-                    <w:rPr>
-                      <w:rFonts w:ascii="Arial" w:hAnsi="Arial" w:cs="Arial"/>
-                      <w:sz w:val="18"/>
-                      <w:szCs w:val="18"/>
-                    </w:rPr>
-                    <w:t>containerTo</w:t>
-                  </w:r>
-                  <w:proofErr w:type="spellEnd"/>
-                  <w:r>
-                    <w:rPr>
-                      <w:rFonts w:ascii="Arial" w:hAnsi="Arial" w:cs="Arial"/>
-                      <w:sz w:val="18"/>
-                      <w:szCs w:val="18"/>
-                    </w:rPr>
-                    <w:t>} {/</w:t>
-                  </w:r>
-                  <w:proofErr w:type="spellStart"/>
-                  <w:r>
-                    <w:rPr>
-                      <w:rFonts w:ascii="Arial" w:hAnsi="Arial" w:cs="Arial"/>
-                      <w:sz w:val="18"/>
-                      <w:szCs w:val="18"/>
-                    </w:rPr>
-                    <w:t>containerTo</w:t>
-                  </w:r>
-                  <w:proofErr w:type="spellEnd"/>
-                  <w:r>
-                    <w:rPr>
-                      <w:rFonts w:ascii="Arial" w:hAnsi="Arial" w:cs="Arial"/>
-                      <w:sz w:val="18"/>
-                      <w:szCs w:val="18"/>
-                    </w:rPr>
-                    <w:t>}</w:t>
+                    <w:t>{#sampleBox}{#prefixCode}{prefixCode}/{/prefixCode}{containerFrom}{#containerTo} to {containerTo} {/containerTo}</w:t>
                   </w:r>
                 </w:p>
               </w:tc>
@@ -3473,81 +2751,7 @@
                       <w:sz w:val="18"/>
                       <w:szCs w:val="18"/>
                     </w:rPr>
-                    <w:t>{</w:t>
-                  </w:r>
-                  <w:proofErr w:type="spellStart"/>
-                  <w:proofErr w:type="gramStart"/>
-                  <w:r>
-                    <w:rPr>
-                      <w:rFonts w:ascii="Arial" w:hAnsi="Arial" w:cs="Arial"/>
-                      <w:sz w:val="18"/>
-                      <w:szCs w:val="18"/>
-                    </w:rPr>
-                    <w:t>materialGrade</w:t>
-                  </w:r>
-                  <w:proofErr w:type="spellEnd"/>
-                  <w:r>
-                    <w:rPr>
-                      <w:rFonts w:ascii="Arial" w:hAnsi="Arial" w:cs="Arial"/>
-                      <w:sz w:val="18"/>
-                      <w:szCs w:val="18"/>
-                    </w:rPr>
-                    <w:t>}  {</w:t>
-                  </w:r>
-                  <w:proofErr w:type="spellStart"/>
-                  <w:r>
-                    <w:rPr>
-                      <w:rFonts w:ascii="Arial" w:hAnsi="Arial" w:cs="Arial"/>
-                      <w:sz w:val="18"/>
-                      <w:szCs w:val="18"/>
-                    </w:rPr>
-                    <w:t>brandName</w:t>
-                  </w:r>
-                  <w:proofErr w:type="spellEnd"/>
-                  <w:r>
-                    <w:rPr>
-                      <w:rFonts w:ascii="Arial" w:hAnsi="Arial" w:cs="Arial"/>
-                      <w:sz w:val="18"/>
-                      <w:szCs w:val="18"/>
-                    </w:rPr>
-                    <w:t>}  {</w:t>
-                  </w:r>
-                  <w:proofErr w:type="spellStart"/>
-                  <w:r>
-                    <w:rPr>
-                      <w:rFonts w:ascii="Arial" w:hAnsi="Arial" w:cs="Arial"/>
-                      <w:sz w:val="18"/>
-                      <w:szCs w:val="18"/>
-                    </w:rPr>
-                    <w:t>designType</w:t>
-                  </w:r>
-                  <w:proofErr w:type="spellEnd"/>
-                  <w:r>
-                    <w:rPr>
-                      <w:rFonts w:ascii="Arial" w:hAnsi="Arial" w:cs="Arial"/>
-                      <w:sz w:val="18"/>
-                      <w:szCs w:val="18"/>
-                    </w:rPr>
-                    <w:t>}  {</w:t>
-                  </w:r>
-                  <w:proofErr w:type="spellStart"/>
-                  <w:proofErr w:type="gramEnd"/>
-                  <w:r>
-                    <w:rPr>
-                      <w:rFonts w:ascii="Arial" w:hAnsi="Arial" w:cs="Arial"/>
-                      <w:sz w:val="18"/>
-                      <w:szCs w:val="18"/>
-                    </w:rPr>
-                    <w:t>finishType</w:t>
-                  </w:r>
-                  <w:proofErr w:type="spellEnd"/>
-                  <w:r>
-                    <w:rPr>
-                      <w:rFonts w:ascii="Arial" w:hAnsi="Arial" w:cs="Arial"/>
-                      <w:sz w:val="18"/>
-                      <w:szCs w:val="18"/>
-                    </w:rPr>
-                    <w:t>}</w:t>
+                    <w:t>{materialGrade}  {brandName}  {designType}  {finishType}</w:t>
                   </w:r>
                 </w:p>
               </w:tc>
@@ -3611,25 +2815,7 @@
                       <w:sz w:val="18"/>
                       <w:szCs w:val="18"/>
                     </w:rPr>
-                    <w:t>{</w:t>
-                  </w:r>
-                  <w:proofErr w:type="spellStart"/>
-                  <w:r>
-                    <w:rPr>
-                      <w:rFonts w:ascii="Arial" w:hAnsi="Arial" w:cs="Arial"/>
-                      <w:sz w:val="18"/>
-                      <w:szCs w:val="18"/>
-                    </w:rPr>
-                    <w:t>netWeight</w:t>
-                  </w:r>
-                  <w:proofErr w:type="spellEnd"/>
-                  <w:r>
-                    <w:rPr>
-                      <w:rFonts w:ascii="Arial" w:hAnsi="Arial" w:cs="Arial"/>
-                      <w:sz w:val="18"/>
-                      <w:szCs w:val="18"/>
-                    </w:rPr>
-                    <w:t>}</w:t>
+                    <w:t>{netWeight}</w:t>
                   </w:r>
                 </w:p>
               </w:tc>
@@ -3661,25 +2847,7 @@
                       <w:sz w:val="18"/>
                       <w:szCs w:val="18"/>
                     </w:rPr>
-                    <w:t>{</w:t>
-                  </w:r>
-                  <w:proofErr w:type="spellStart"/>
-                  <w:r>
-                    <w:rPr>
-                      <w:rFonts w:ascii="Arial" w:hAnsi="Arial" w:cs="Arial"/>
-                      <w:sz w:val="18"/>
-                      <w:szCs w:val="18"/>
-                    </w:rPr>
-                    <w:t>grossWeight</w:t>
-                  </w:r>
-                  <w:proofErr w:type="spellEnd"/>
-                  <w:r>
-                    <w:rPr>
-                      <w:rFonts w:ascii="Arial" w:hAnsi="Arial" w:cs="Arial"/>
-                      <w:sz w:val="18"/>
-                      <w:szCs w:val="18"/>
-                    </w:rPr>
-                    <w:t>}</w:t>
+                    <w:t>{grossWeight}</w:t>
                   </w:r>
                 </w:p>
               </w:tc>
@@ -3710,51 +2878,15 @@
                       <w:sz w:val="18"/>
                       <w:szCs w:val="18"/>
                     </w:rPr>
-                    <w:t>{</w:t>
-                  </w:r>
-                  <w:proofErr w:type="spellStart"/>
+                    <w:t>{sizeInch}</w:t>
+                  </w:r>
                   <w:r>
                     <w:rPr>
                       <w:rFonts w:ascii="Arial" w:hAnsi="Arial" w:cs="Arial"/>
                       <w:sz w:val="18"/>
                       <w:szCs w:val="18"/>
                     </w:rPr>
-                    <w:t>sizeInch</w:t>
-                  </w:r>
-                  <w:proofErr w:type="spellEnd"/>
-                  <w:r>
-                    <w:rPr>
-                      <w:rFonts w:ascii="Arial" w:hAnsi="Arial" w:cs="Arial"/>
-                      <w:sz w:val="18"/>
-                      <w:szCs w:val="18"/>
-                    </w:rPr>
-                    <w:t>}</w:t>
-                  </w:r>
-                  <w:r>
-                    <w:rPr>
-                      <w:rFonts w:ascii="Arial" w:hAnsi="Arial" w:cs="Arial"/>
-                      <w:sz w:val="18"/>
-                      <w:szCs w:val="18"/>
-                    </w:rPr>
-                    <w:t>{/</w:t>
-                  </w:r>
-                  <w:proofErr w:type="spellStart"/>
-                  <w:r>
-                    <w:rPr>
-                      <w:rFonts w:ascii="Arial" w:hAnsi="Arial" w:cs="Arial"/>
-                      <w:sz w:val="18"/>
-                      <w:szCs w:val="18"/>
-                    </w:rPr>
-                    <w:t>sampleBox</w:t>
-                  </w:r>
-                  <w:proofErr w:type="spellEnd"/>
-                  <w:r>
-                    <w:rPr>
-                      <w:rFonts w:ascii="Arial" w:hAnsi="Arial" w:cs="Arial"/>
-                      <w:sz w:val="18"/>
-                      <w:szCs w:val="18"/>
-                    </w:rPr>
-                    <w:t>}</w:t>
+                    <w:t>{/sampleBox}</w:t>
                   </w:r>
                 </w:p>
               </w:tc>
@@ -3801,25 +2933,7 @@
                 <w:sz w:val="20"/>
                 <w:szCs w:val="20"/>
               </w:rPr>
-              <w:t>{#</w:t>
-            </w:r>
-            <w:proofErr w:type="gramStart"/>
-            <w:r>
-              <w:rPr>
-                <w:rFonts w:cstheme="minorHAnsi"/>
-                <w:sz w:val="20"/>
-                <w:szCs w:val="20"/>
-              </w:rPr>
-              <w:t>specialInstruction}{</w:t>
-            </w:r>
-            <w:proofErr w:type="gramEnd"/>
-            <w:r>
-              <w:rPr>
-                <w:rFonts w:cstheme="minorHAnsi"/>
-                <w:sz w:val="20"/>
-                <w:szCs w:val="20"/>
-              </w:rPr>
-              <w:t>specialInstruction}{/specialInstruction}</w:t>
+              <w:t>{#specialInstruction}{specialInstruction}{/specialInstruction}</w:t>
             </w:r>
           </w:p>
         </w:tc>
@@ -3913,7 +3027,6 @@
                     </w:rPr>
                     <w:t>{</w:t>
                   </w:r>
-                  <w:proofErr w:type="spellStart"/>
                   <w:r>
                     <w:rPr>
                       <w:rFonts w:cstheme="minorHAnsi"/>
@@ -3922,7 +3035,6 @@
                     </w:rPr>
                     <w:t>totalQuantity</w:t>
                   </w:r>
-                  <w:proofErr w:type="spellEnd"/>
                   <w:r>
                     <w:rPr>
                       <w:rFonts w:cstheme="minorHAnsi"/>
@@ -3987,7 +3099,6 @@
                     </w:rPr>
                     <w:t>{</w:t>
                   </w:r>
-                  <w:proofErr w:type="spellStart"/>
                   <w:r>
                     <w:rPr>
                       <w:rFonts w:cstheme="minorHAnsi"/>
@@ -3996,7 +3107,6 @@
                     </w:rPr>
                     <w:t>totalBox</w:t>
                   </w:r>
-                  <w:proofErr w:type="spellEnd"/>
                   <w:r>
                     <w:rPr>
                       <w:rFonts w:cstheme="minorHAnsi"/>
@@ -4082,7 +3192,6 @@
                     </w:rPr>
                     <w:t>{</w:t>
                   </w:r>
-                  <w:proofErr w:type="spellStart"/>
                   <w:r>
                     <w:rPr>
                       <w:rFonts w:cstheme="minorHAnsi"/>
@@ -4091,7 +3200,6 @@
                     </w:rPr>
                     <w:t>totalNetWeight</w:t>
                   </w:r>
-                  <w:proofErr w:type="spellEnd"/>
                   <w:r>
                     <w:rPr>
                       <w:rFonts w:cstheme="minorHAnsi"/>
@@ -4120,7 +3228,6 @@
                     </w:rPr>
                     <w:t>{</w:t>
                   </w:r>
-                  <w:proofErr w:type="spellStart"/>
                   <w:r>
                     <w:rPr>
                       <w:rFonts w:cstheme="minorHAnsi"/>
@@ -4129,7 +3236,6 @@
                     </w:rPr>
                     <w:t>totalGrossWeight</w:t>
                   </w:r>
-                  <w:proofErr w:type="spellEnd"/>
                   <w:r>
                     <w:rPr>
                       <w:rFonts w:cstheme="minorHAnsi"/>
@@ -4167,45 +3273,7 @@
                       <w:sz w:val="20"/>
                       <w:szCs w:val="20"/>
                     </w:rPr>
-                    <w:t>{#</w:t>
-                  </w:r>
-                  <w:proofErr w:type="gramStart"/>
-                  <w:r>
-                    <w:rPr>
-                      <w:rFonts w:cstheme="minorHAnsi"/>
-                      <w:sz w:val="20"/>
-                      <w:szCs w:val="20"/>
-                    </w:rPr>
-                    <w:t>isCustom}Total</w:t>
-                  </w:r>
-                  <w:proofErr w:type="gramEnd"/>
-                  <w:r>
-                    <w:rPr>
-                      <w:rFonts w:cstheme="minorHAnsi"/>
-                      <w:sz w:val="20"/>
-                      <w:szCs w:val="20"/>
-                    </w:rPr>
-                    <w:t xml:space="preserve"> </w:t>
-                  </w:r>
-                  <w:proofErr w:type="spellStart"/>
-                  <w:proofErr w:type="gramStart"/>
-                  <w:r>
-                    <w:rPr>
-                      <w:rFonts w:cstheme="minorHAnsi"/>
-                      <w:sz w:val="20"/>
-                      <w:szCs w:val="20"/>
-                    </w:rPr>
-                    <w:t>Sq.Meter</w:t>
-                  </w:r>
-                  <w:proofErr w:type="spellEnd"/>
-                  <w:proofErr w:type="gramEnd"/>
-                  <w:r>
-                    <w:rPr>
-                      <w:rFonts w:cstheme="minorHAnsi"/>
-                      <w:sz w:val="20"/>
-                      <w:szCs w:val="20"/>
-                    </w:rPr>
-                    <w:t>:</w:t>
+                    <w:t>{#isCustom}Total Sq.Meter:</w:t>
                   </w:r>
                 </w:p>
               </w:tc>
@@ -4230,59 +3298,23 @@
                       <w:sz w:val="20"/>
                       <w:szCs w:val="20"/>
                     </w:rPr>
-                    <w:t>{</w:t>
-                  </w:r>
-                  <w:proofErr w:type="spellStart"/>
+                    <w:t>{totalSqMt}</w:t>
+                  </w:r>
                   <w:r>
                     <w:rPr>
                       <w:rFonts w:cstheme="minorHAnsi"/>
                       <w:sz w:val="20"/>
                       <w:szCs w:val="20"/>
                     </w:rPr>
-                    <w:t>totalSqMt</w:t>
-                  </w:r>
-                  <w:proofErr w:type="spellEnd"/>
+                    <w:t xml:space="preserve"> M</w:t>
+                  </w:r>
                   <w:r>
                     <w:rPr>
                       <w:rFonts w:cstheme="minorHAnsi"/>
                       <w:sz w:val="20"/>
                       <w:szCs w:val="20"/>
                     </w:rPr>
-                    <w:t>}</w:t>
-                  </w:r>
-                  <w:r>
-                    <w:rPr>
-                      <w:rFonts w:cstheme="minorHAnsi"/>
-                      <w:sz w:val="20"/>
-                      <w:szCs w:val="20"/>
-                    </w:rPr>
-                    <w:t xml:space="preserve"> M</w:t>
-                  </w:r>
-                  <w:r>
-                    <w:rPr>
-                      <w:rFonts w:cstheme="minorHAnsi"/>
-                      <w:sz w:val="20"/>
-                      <w:szCs w:val="20"/>
-                    </w:rPr>
-                    <w:t>M{/</w:t>
-                  </w:r>
-                  <w:proofErr w:type="spellStart"/>
-                  <w:r>
-                    <w:rPr>
-                      <w:rFonts w:cstheme="minorHAnsi"/>
-                      <w:sz w:val="20"/>
-                      <w:szCs w:val="20"/>
-                    </w:rPr>
-                    <w:t>isCustom</w:t>
-                  </w:r>
-                  <w:proofErr w:type="spellEnd"/>
-                  <w:r>
-                    <w:rPr>
-                      <w:rFonts w:cstheme="minorHAnsi"/>
-                      <w:sz w:val="20"/>
-                      <w:szCs w:val="20"/>
-                    </w:rPr>
-                    <w:t>}</w:t>
+                    <w:t>M{/isCustom}</w:t>
                   </w:r>
                 </w:p>
               </w:tc>
@@ -4384,47 +3416,7 @@
                       <w:sz w:val="20"/>
                       <w:szCs w:val="20"/>
                     </w:rPr>
-                    <w:t>{#</w:t>
-                  </w:r>
-                  <w:proofErr w:type="gramStart"/>
-                  <w:r>
-                    <w:rPr>
-                      <w:b/>
-                      <w:bCs/>
-                      <w:sz w:val="20"/>
-                      <w:szCs w:val="20"/>
-                    </w:rPr>
-                    <w:t>isCustom}Avg</w:t>
-                  </w:r>
-                  <w:proofErr w:type="gramEnd"/>
-                  <w:r>
-                    <w:rPr>
-                      <w:b/>
-                      <w:bCs/>
-                      <w:sz w:val="20"/>
-                      <w:szCs w:val="20"/>
-                    </w:rPr>
-                    <w:t>/</w:t>
-                  </w:r>
-                  <w:proofErr w:type="gramStart"/>
-                  <w:r>
-                    <w:rPr>
-                      <w:b/>
-                      <w:bCs/>
-                      <w:sz w:val="20"/>
-                      <w:szCs w:val="20"/>
-                    </w:rPr>
-                    <w:t>Wt(</w:t>
-                  </w:r>
-                  <w:proofErr w:type="gramEnd"/>
-                  <w:r>
-                    <w:rPr>
-                      <w:b/>
-                      <w:bCs/>
-                      <w:sz w:val="20"/>
-                      <w:szCs w:val="20"/>
-                    </w:rPr>
-                    <w:t>Kg)</w:t>
+                    <w:t>{#isCustom}Avg/Wt(Kg)</w:t>
                   </w:r>
                 </w:p>
               </w:tc>
@@ -4480,27 +3472,7 @@
                       <w:sz w:val="20"/>
                       <w:szCs w:val="20"/>
                     </w:rPr>
-                    <w:t>Size{/</w:t>
-                  </w:r>
-                  <w:proofErr w:type="spellStart"/>
-                  <w:r>
-                    <w:rPr>
-                      <w:b/>
-                      <w:bCs/>
-                      <w:sz w:val="20"/>
-                      <w:szCs w:val="20"/>
-                    </w:rPr>
-                    <w:t>isCustom</w:t>
-                  </w:r>
-                  <w:proofErr w:type="spellEnd"/>
-                  <w:r>
-                    <w:rPr>
-                      <w:b/>
-                      <w:bCs/>
-                      <w:sz w:val="20"/>
-                      <w:szCs w:val="20"/>
-                    </w:rPr>
-                    <w:t>}</w:t>
+                    <w:t>Size{/isCustom}</w:t>
                   </w:r>
                 </w:p>
               </w:tc>
@@ -4529,39 +3501,7 @@
                       <w:sz w:val="20"/>
                       <w:szCs w:val="20"/>
                     </w:rPr>
-                    <w:t>{#</w:t>
-                  </w:r>
-                  <w:proofErr w:type="gramStart"/>
-                  <w:r>
-                    <w:rPr>
-                      <w:sz w:val="20"/>
-                      <w:szCs w:val="20"/>
-                    </w:rPr>
-                    <w:t>isCustom}{</w:t>
-                  </w:r>
-                  <w:proofErr w:type="gramEnd"/>
-                  <w:r>
-                    <w:rPr>
-                      <w:sz w:val="20"/>
-                      <w:szCs w:val="20"/>
-                    </w:rPr>
-                    <w:t>#containerSummary} {</w:t>
-                  </w:r>
-                  <w:proofErr w:type="spellStart"/>
-                  <w:r>
-                    <w:rPr>
-                      <w:sz w:val="20"/>
-                      <w:szCs w:val="20"/>
-                    </w:rPr>
-                    <w:t>avgWeight</w:t>
-                  </w:r>
-                  <w:proofErr w:type="spellEnd"/>
-                  <w:r>
-                    <w:rPr>
-                      <w:sz w:val="20"/>
-                      <w:szCs w:val="20"/>
-                    </w:rPr>
-                    <w:t>}</w:t>
+                    <w:t>{#isCustom}{#containerSummary} {avgWeight}</w:t>
                   </w:r>
                 </w:p>
               </w:tc>
@@ -4585,23 +3525,7 @@
                       <w:sz w:val="20"/>
                       <w:szCs w:val="20"/>
                     </w:rPr>
-                    <w:t>{</w:t>
-                  </w:r>
-                  <w:proofErr w:type="spellStart"/>
-                  <w:r>
-                    <w:rPr>
-                      <w:sz w:val="20"/>
-                      <w:szCs w:val="20"/>
-                    </w:rPr>
-                    <w:t>totalSqMtPerType</w:t>
-                  </w:r>
-                  <w:proofErr w:type="spellEnd"/>
-                  <w:r>
-                    <w:rPr>
-                      <w:sz w:val="20"/>
-                      <w:szCs w:val="20"/>
-                    </w:rPr>
-                    <w:t>}</w:t>
+                    <w:t>{totalSqMtPerType}</w:t>
                   </w:r>
                 </w:p>
               </w:tc>
@@ -4625,48 +3549,7 @@
                       <w:sz w:val="20"/>
                       <w:szCs w:val="20"/>
                     </w:rPr>
-                    <w:t>{length} X {width} X {height} MM{/</w:t>
-                  </w:r>
-                  <w:proofErr w:type="spellStart"/>
-                  <w:proofErr w:type="gramStart"/>
-                  <w:r>
-                    <w:rPr>
-                      <w:sz w:val="20"/>
-                      <w:szCs w:val="20"/>
-                    </w:rPr>
-                    <w:t>containerSummary</w:t>
-                  </w:r>
-                  <w:proofErr w:type="spellEnd"/>
-                  <w:r>
-                    <w:rPr>
-                      <w:sz w:val="20"/>
-                      <w:szCs w:val="20"/>
-                    </w:rPr>
-                    <w:t>}{</w:t>
-                  </w:r>
-                  <w:proofErr w:type="gramEnd"/>
-                  <w:r>
-                    <w:rPr>
-                      <w:sz w:val="20"/>
-                      <w:szCs w:val="20"/>
-                    </w:rPr>
-                    <w:t>/</w:t>
-                  </w:r>
-                  <w:proofErr w:type="spellStart"/>
-                  <w:r>
-                    <w:rPr>
-                      <w:sz w:val="20"/>
-                      <w:szCs w:val="20"/>
-                    </w:rPr>
-                    <w:t>isCustom</w:t>
-                  </w:r>
-                  <w:proofErr w:type="spellEnd"/>
-                  <w:r>
-                    <w:rPr>
-                      <w:sz w:val="20"/>
-                      <w:szCs w:val="20"/>
-                    </w:rPr>
-                    <w:t>}</w:t>
+                    <w:t>{length} X {width} X {height} MM{/containerSummary}{/isCustom}</w:t>
                   </w:r>
                 </w:p>
               </w:tc>
@@ -4932,7 +3815,6 @@
       </w:rPr>
       <w:t>{#</w:t>
     </w:r>
-    <w:proofErr w:type="gramStart"/>
     <w:r>
       <w:rPr>
         <w:rFonts w:cs="Calibri"/>
@@ -4964,20 +3846,7 @@
         <w:szCs w:val="20"/>
         <w14:ligatures w14:val="none"/>
       </w:rPr>
-      <w:t>{</w:t>
-    </w:r>
-    <w:proofErr w:type="gramEnd"/>
-    <w:r>
-      <w:rPr>
-        <w:b/>
-        <w:bCs/>
-        <w:spacing w:val="60"/>
-        <w:kern w:val="0"/>
-        <w:sz w:val="20"/>
-        <w:szCs w:val="20"/>
-        <w14:ligatures w14:val="none"/>
-      </w:rPr>
-      <w:t>companyName}</w:t>
+      <w:t>{companyName}</w:t>
     </w:r>
   </w:p>
   <w:p>

--- a/electron/database/generate-document/templates/packing-aus.docx
+++ b/electron/database/generate-document/templates/packing-aus.docx
@@ -123,7 +123,87 @@
                 <w:sz w:val="20"/>
                 <w:szCs w:val="20"/>
               </w:rPr>
-              <w:t>{companyAddressLine1}    {companyAddressLine2},      {companyCity}    {companyPostalCode}   {companyState}    {companyCountry}{/}</w:t>
+              <w:t>{companyAddressLine1}    {companyAddressLine2},      {</w:t>
+            </w:r>
+            <w:proofErr w:type="spellStart"/>
+            <w:r>
+              <w:rPr>
+                <w:rFonts w:cstheme="minorHAnsi"/>
+                <w:bCs/>
+                <w:sz w:val="20"/>
+                <w:szCs w:val="20"/>
+              </w:rPr>
+              <w:t>companyCity</w:t>
+            </w:r>
+            <w:proofErr w:type="spellEnd"/>
+            <w:r>
+              <w:rPr>
+                <w:rFonts w:cstheme="minorHAnsi"/>
+                <w:bCs/>
+                <w:sz w:val="20"/>
+                <w:szCs w:val="20"/>
+              </w:rPr>
+              <w:t>}    {</w:t>
+            </w:r>
+            <w:proofErr w:type="spellStart"/>
+            <w:r>
+              <w:rPr>
+                <w:rFonts w:cstheme="minorHAnsi"/>
+                <w:bCs/>
+                <w:sz w:val="20"/>
+                <w:szCs w:val="20"/>
+              </w:rPr>
+              <w:t>companyPostalCode</w:t>
+            </w:r>
+            <w:proofErr w:type="spellEnd"/>
+            <w:r>
+              <w:rPr>
+                <w:rFonts w:cstheme="minorHAnsi"/>
+                <w:bCs/>
+                <w:sz w:val="20"/>
+                <w:szCs w:val="20"/>
+              </w:rPr>
+              <w:t>}   {</w:t>
+            </w:r>
+            <w:proofErr w:type="spellStart"/>
+            <w:r>
+              <w:rPr>
+                <w:rFonts w:cstheme="minorHAnsi"/>
+                <w:bCs/>
+                <w:sz w:val="20"/>
+                <w:szCs w:val="20"/>
+              </w:rPr>
+              <w:t>companyState</w:t>
+            </w:r>
+            <w:proofErr w:type="spellEnd"/>
+            <w:r>
+              <w:rPr>
+                <w:rFonts w:cstheme="minorHAnsi"/>
+                <w:bCs/>
+                <w:sz w:val="20"/>
+                <w:szCs w:val="20"/>
+              </w:rPr>
+              <w:t>}    {</w:t>
+            </w:r>
+            <w:proofErr w:type="spellStart"/>
+            <w:r>
+              <w:rPr>
+                <w:rFonts w:cstheme="minorHAnsi"/>
+                <w:bCs/>
+                <w:sz w:val="20"/>
+                <w:szCs w:val="20"/>
+              </w:rPr>
+              <w:t>companyCountry</w:t>
+            </w:r>
+            <w:proofErr w:type="spellEnd"/>
+            <w:r>
+              <w:rPr>
+                <w:rFonts w:cstheme="minorHAnsi"/>
+                <w:bCs/>
+                <w:sz w:val="20"/>
+                <w:szCs w:val="20"/>
+              </w:rPr>
+              <w:t>}{/}</w:t>
             </w:r>
           </w:p>
         </w:tc>
@@ -156,12 +236,14 @@
               </w:rPr>
               <w:t>{</w:t>
             </w:r>
+            <w:proofErr w:type="spellStart"/>
             <w:r>
               <w:rPr>
                 <w:rFonts w:cstheme="minorHAnsi"/>
               </w:rPr>
               <w:t>modifyInvNo</w:t>
             </w:r>
+            <w:proofErr w:type="spellEnd"/>
             <w:r>
               <w:rPr>
                 <w:rFonts w:cstheme="minorHAnsi"/>
@@ -199,12 +281,14 @@
               </w:rPr>
               <w:t>{</w:t>
             </w:r>
+            <w:proofErr w:type="spellStart"/>
             <w:r>
               <w:rPr>
                 <w:rFonts w:cstheme="minorHAnsi"/>
               </w:rPr>
               <w:t>invoiceDate</w:t>
             </w:r>
+            <w:proofErr w:type="spellEnd"/>
             <w:r>
               <w:rPr>
                 <w:rFonts w:cstheme="minorHAnsi"/>
@@ -282,12 +366,14 @@
               </w:rPr>
               <w:t>{</w:t>
             </w:r>
-            <w:r>
-              <w:rPr>
-                <w:rFonts w:cstheme="minorHAnsi"/>
-              </w:rPr>
-              <w:t>buyersOrderNo</w:t>
-            </w:r>
+            <w:proofErr w:type="spellStart"/>
+            <w:r>
+              <w:rPr>
+                <w:rFonts w:cstheme="minorHAnsi"/>
+              </w:rPr>
+              <w:t>invoicePiNo</w:t>
+            </w:r>
+            <w:proofErr w:type="spellEnd"/>
             <w:r>
               <w:rPr>
                 <w:rFonts w:cstheme="minorHAnsi"/>
@@ -325,12 +411,14 @@
               </w:rPr>
               <w:t>{</w:t>
             </w:r>
+            <w:proofErr w:type="spellStart"/>
             <w:r>
               <w:rPr>
                 <w:rFonts w:cstheme="minorHAnsi"/>
               </w:rPr>
               <w:t>orderDate</w:t>
             </w:r>
+            <w:proofErr w:type="spellEnd"/>
             <w:r>
               <w:rPr>
                 <w:rFonts w:cstheme="minorHAnsi"/>
@@ -426,6 +514,7 @@
               </w:rPr>
               <w:t>{</w:t>
             </w:r>
+            <w:proofErr w:type="spellStart"/>
             <w:r>
               <w:rPr>
                 <w:rFonts w:cstheme="minorHAnsi"/>
@@ -434,6 +523,7 @@
               </w:rPr>
               <w:t>consigneeCountry</w:t>
             </w:r>
+            <w:proofErr w:type="spellEnd"/>
             <w:r>
               <w:rPr>
                 <w:rFonts w:cstheme="minorHAnsi"/>
@@ -459,6 +549,7 @@
               </w:rPr>
               <w:t>{/</w:t>
             </w:r>
+            <w:proofErr w:type="spellStart"/>
             <w:r>
               <w:rPr>
                 <w:rFonts w:cstheme="minorHAnsi"/>
@@ -467,6 +558,7 @@
               </w:rPr>
               <w:t>isCustom</w:t>
             </w:r>
+            <w:proofErr w:type="spellEnd"/>
             <w:r>
               <w:rPr>
                 <w:rFonts w:cstheme="minorHAnsi"/>
@@ -524,6 +616,7 @@
               </w:rPr>
               <w:t>{/</w:t>
             </w:r>
+            <w:proofErr w:type="spellStart"/>
             <w:r>
               <w:rPr>
                 <w:rFonts w:cstheme="minorHAnsi"/>
@@ -532,6 +625,7 @@
               </w:rPr>
               <w:t>isCustom</w:t>
             </w:r>
+            <w:proofErr w:type="spellEnd"/>
             <w:r>
               <w:rPr>
                 <w:rFonts w:cstheme="minorHAnsi"/>
@@ -557,6 +651,7 @@
               </w:rPr>
               <w:t>{</w:t>
             </w:r>
+            <w:proofErr w:type="spellStart"/>
             <w:r>
               <w:rPr>
                 <w:rFonts w:cstheme="minorHAnsi"/>
@@ -565,6 +660,7 @@
               </w:rPr>
               <w:t>consigneeName</w:t>
             </w:r>
+            <w:proofErr w:type="spellEnd"/>
             <w:r>
               <w:rPr>
                 <w:rFonts w:cstheme="minorHAnsi"/>
@@ -590,6 +686,7 @@
               </w:rPr>
               <w:t>{</w:t>
             </w:r>
+            <w:proofErr w:type="spellStart"/>
             <w:r>
               <w:rPr>
                 <w:rFonts w:cstheme="minorHAnsi"/>
@@ -598,6 +695,7 @@
               </w:rPr>
               <w:t>consigneeAddress</w:t>
             </w:r>
+            <w:proofErr w:type="spellEnd"/>
             <w:r>
               <w:rPr>
                 <w:rFonts w:cstheme="minorHAnsi"/>
@@ -606,6 +704,7 @@
               </w:rPr>
               <w:t>} {</w:t>
             </w:r>
+            <w:proofErr w:type="spellStart"/>
             <w:r>
               <w:rPr>
                 <w:rFonts w:cstheme="minorHAnsi"/>
@@ -614,6 +713,7 @@
               </w:rPr>
               <w:t>consigneeCity</w:t>
             </w:r>
+            <w:proofErr w:type="spellEnd"/>
             <w:r>
               <w:rPr>
                 <w:rFonts w:cstheme="minorHAnsi"/>
@@ -622,6 +722,7 @@
               </w:rPr>
               <w:t>} {</w:t>
             </w:r>
+            <w:proofErr w:type="spellStart"/>
             <w:r>
               <w:rPr>
                 <w:rFonts w:cstheme="minorHAnsi"/>
@@ -630,6 +731,7 @@
               </w:rPr>
               <w:t>consigneeState</w:t>
             </w:r>
+            <w:proofErr w:type="spellEnd"/>
             <w:r>
               <w:rPr>
                 <w:rFonts w:cstheme="minorHAnsi"/>
@@ -655,6 +757,7 @@
               </w:rPr>
               <w:t>{</w:t>
             </w:r>
+            <w:proofErr w:type="spellStart"/>
             <w:r>
               <w:rPr>
                 <w:rFonts w:cstheme="minorHAnsi"/>
@@ -663,6 +766,7 @@
               </w:rPr>
               <w:t>consigneeCountry</w:t>
             </w:r>
+            <w:proofErr w:type="spellEnd"/>
             <w:r>
               <w:rPr>
                 <w:rFonts w:cstheme="minorHAnsi"/>
@@ -671,6 +775,7 @@
               </w:rPr>
               <w:t>} {</w:t>
             </w:r>
+            <w:proofErr w:type="spellStart"/>
             <w:r>
               <w:rPr>
                 <w:rFonts w:cstheme="minorHAnsi"/>
@@ -679,6 +784,7 @@
               </w:rPr>
               <w:t>consigneeZip</w:t>
             </w:r>
+            <w:proofErr w:type="spellEnd"/>
             <w:r>
               <w:rPr>
                 <w:rFonts w:cstheme="minorHAnsi"/>
@@ -778,6 +884,7 @@
               </w:rPr>
               <w:t>{</w:t>
             </w:r>
+            <w:proofErr w:type="spellStart"/>
             <w:r>
               <w:rPr>
                 <w:rFonts w:cstheme="minorHAnsi"/>
@@ -786,6 +893,7 @@
               </w:rPr>
               <w:t>notifyName</w:t>
             </w:r>
+            <w:proofErr w:type="spellEnd"/>
             <w:r>
               <w:rPr>
                 <w:rFonts w:cstheme="minorHAnsi"/>
@@ -811,6 +919,7 @@
               </w:rPr>
               <w:t>{</w:t>
             </w:r>
+            <w:proofErr w:type="spellStart"/>
             <w:r>
               <w:rPr>
                 <w:rFonts w:cstheme="minorHAnsi"/>
@@ -819,6 +928,7 @@
               </w:rPr>
               <w:t>notifyAddress</w:t>
             </w:r>
+            <w:proofErr w:type="spellEnd"/>
             <w:r>
               <w:rPr>
                 <w:rFonts w:cstheme="minorHAnsi"/>
@@ -884,6 +994,7 @@
               </w:rPr>
               <w:t>{</w:t>
             </w:r>
+            <w:proofErr w:type="spellStart"/>
             <w:r>
               <w:rPr>
                 <w:rFonts w:cstheme="minorHAnsi"/>
@@ -892,6 +1003,7 @@
               </w:rPr>
               <w:t>buyerName</w:t>
             </w:r>
+            <w:proofErr w:type="spellEnd"/>
             <w:r>
               <w:rPr>
                 <w:rFonts w:cstheme="minorHAnsi"/>
@@ -917,6 +1029,7 @@
               </w:rPr>
               <w:t>{</w:t>
             </w:r>
+            <w:proofErr w:type="spellStart"/>
             <w:r>
               <w:rPr>
                 <w:rFonts w:cstheme="minorHAnsi"/>
@@ -925,6 +1038,7 @@
               </w:rPr>
               <w:t>buyerAddress</w:t>
             </w:r>
+            <w:proofErr w:type="spellEnd"/>
             <w:r>
               <w:rPr>
                 <w:rFonts w:cstheme="minorHAnsi"/>
@@ -933,6 +1047,7 @@
               </w:rPr>
               <w:t>} {</w:t>
             </w:r>
+            <w:proofErr w:type="spellStart"/>
             <w:r>
               <w:rPr>
                 <w:rFonts w:cstheme="minorHAnsi"/>
@@ -941,6 +1056,7 @@
               </w:rPr>
               <w:t>buyerCity</w:t>
             </w:r>
+            <w:proofErr w:type="spellEnd"/>
             <w:r>
               <w:rPr>
                 <w:rFonts w:cstheme="minorHAnsi"/>
@@ -949,6 +1065,7 @@
               </w:rPr>
               <w:t>} {</w:t>
             </w:r>
+            <w:proofErr w:type="spellStart"/>
             <w:r>
               <w:rPr>
                 <w:rFonts w:cstheme="minorHAnsi"/>
@@ -957,6 +1074,7 @@
               </w:rPr>
               <w:t>buyerState</w:t>
             </w:r>
+            <w:proofErr w:type="spellEnd"/>
             <w:r>
               <w:rPr>
                 <w:rFonts w:cstheme="minorHAnsi"/>
@@ -982,6 +1100,7 @@
               </w:rPr>
               <w:t>{</w:t>
             </w:r>
+            <w:proofErr w:type="spellStart"/>
             <w:r>
               <w:rPr>
                 <w:rFonts w:cstheme="minorHAnsi"/>
@@ -990,6 +1109,7 @@
               </w:rPr>
               <w:t>buyerCountry</w:t>
             </w:r>
+            <w:proofErr w:type="spellEnd"/>
             <w:r>
               <w:rPr>
                 <w:rFonts w:cstheme="minorHAnsi"/>
@@ -998,6 +1118,7 @@
               </w:rPr>
               <w:t>} {</w:t>
             </w:r>
+            <w:proofErr w:type="spellStart"/>
             <w:r>
               <w:rPr>
                 <w:rFonts w:cstheme="minorHAnsi"/>
@@ -1006,6 +1127,7 @@
               </w:rPr>
               <w:t>buyerZip</w:t>
             </w:r>
+            <w:proofErr w:type="spellEnd"/>
             <w:r>
               <w:rPr>
                 <w:rFonts w:cstheme="minorHAnsi"/>
@@ -1074,6 +1196,7 @@
               </w:rPr>
               <w:t>{</w:t>
             </w:r>
+            <w:proofErr w:type="spellStart"/>
             <w:r>
               <w:rPr>
                 <w:rFonts w:cstheme="minorHAnsi"/>
@@ -1082,6 +1205,7 @@
               </w:rPr>
               <w:t>originOfGoods</w:t>
             </w:r>
+            <w:proofErr w:type="spellEnd"/>
             <w:r>
               <w:rPr>
                 <w:rFonts w:cstheme="minorHAnsi"/>
@@ -1129,6 +1253,7 @@
               </w:rPr>
               <w:t>{</w:t>
             </w:r>
+            <w:proofErr w:type="spellStart"/>
             <w:r>
               <w:rPr>
                 <w:rFonts w:cstheme="minorHAnsi"/>
@@ -1137,6 +1262,7 @@
               </w:rPr>
               <w:t>finalDestination</w:t>
             </w:r>
+            <w:proofErr w:type="spellEnd"/>
             <w:r>
               <w:rPr>
                 <w:rFonts w:cstheme="minorHAnsi"/>
@@ -1207,6 +1333,7 @@
               </w:rPr>
               <w:t>{</w:t>
             </w:r>
+            <w:proofErr w:type="spellStart"/>
             <w:r>
               <w:rPr>
                 <w:rFonts w:cstheme="minorHAnsi"/>
@@ -1215,6 +1342,7 @@
               </w:rPr>
               <w:t>termOfDeliveryAndPayment</w:t>
             </w:r>
+            <w:proofErr w:type="spellEnd"/>
             <w:r>
               <w:rPr>
                 <w:rFonts w:cstheme="minorHAnsi"/>
@@ -1248,6 +1376,7 @@
                 <w:szCs w:val="20"/>
               </w:rPr>
             </w:pPr>
+            <w:proofErr w:type="spellStart"/>
             <w:r>
               <w:rPr>
                 <w:rFonts w:ascii="SansSerif" w:hAnsi="SansSerif" w:cs="SansSerif"/>
@@ -1255,7 +1384,17 @@
                 <w:sz w:val="20"/>
                 <w:szCs w:val="20"/>
               </w:rPr>
-              <w:t>Precarriage by:</w:t>
+              <w:t>Precarriage</w:t>
+            </w:r>
+            <w:proofErr w:type="spellEnd"/>
+            <w:r>
+              <w:rPr>
+                <w:rFonts w:ascii="SansSerif" w:hAnsi="SansSerif" w:cs="SansSerif"/>
+                <w:color w:val="000000"/>
+                <w:sz w:val="20"/>
+                <w:szCs w:val="20"/>
+              </w:rPr>
+              <w:t xml:space="preserve"> by:</w:t>
             </w:r>
           </w:p>
           <w:p>
@@ -1275,6 +1414,7 @@
               </w:rPr>
               <w:t>{^</w:t>
             </w:r>
+            <w:proofErr w:type="spellStart"/>
             <w:r>
               <w:rPr>
                 <w:rFonts w:cstheme="minorHAnsi"/>
@@ -1283,6 +1423,7 @@
               </w:rPr>
               <w:t>isCustom</w:t>
             </w:r>
+            <w:proofErr w:type="spellEnd"/>
             <w:r>
               <w:rPr>
                 <w:rFonts w:cstheme="minorHAnsi"/>
@@ -1291,6 +1432,7 @@
               </w:rPr>
               <w:t>}{</w:t>
             </w:r>
+            <w:proofErr w:type="spellStart"/>
             <w:r>
               <w:rPr>
                 <w:rFonts w:cstheme="minorHAnsi"/>
@@ -1299,6 +1441,7 @@
               </w:rPr>
               <w:t>precarriageBy</w:t>
             </w:r>
+            <w:proofErr w:type="spellEnd"/>
             <w:r>
               <w:rPr>
                 <w:rFonts w:cstheme="minorHAnsi"/>
@@ -1307,6 +1450,7 @@
               </w:rPr>
               <w:t>}{/</w:t>
             </w:r>
+            <w:proofErr w:type="spellStart"/>
             <w:r>
               <w:rPr>
                 <w:rFonts w:cstheme="minorHAnsi"/>
@@ -1315,6 +1459,7 @@
               </w:rPr>
               <w:t>isCustom</w:t>
             </w:r>
+            <w:proofErr w:type="spellEnd"/>
             <w:r>
               <w:rPr>
                 <w:rFonts w:cstheme="minorHAnsi"/>
@@ -1375,6 +1520,7 @@
               </w:rPr>
               <w:t>{</w:t>
             </w:r>
+            <w:proofErr w:type="spellStart"/>
             <w:r>
               <w:rPr>
                 <w:rFonts w:ascii="SansSerif" w:hAnsi="SansSerif" w:cs="SansSerif"/>
@@ -1384,6 +1530,7 @@
               </w:rPr>
               <w:t>placeOfReceipt</w:t>
             </w:r>
+            <w:proofErr w:type="spellEnd"/>
             <w:r>
               <w:rPr>
                 <w:rFonts w:ascii="SansSerif" w:hAnsi="SansSerif" w:cs="SansSerif"/>
@@ -1467,6 +1614,7 @@
               </w:rPr>
               <w:t>{^</w:t>
             </w:r>
+            <w:proofErr w:type="spellStart"/>
             <w:r>
               <w:rPr>
                 <w:rFonts w:cstheme="minorHAnsi"/>
@@ -1475,6 +1623,7 @@
               </w:rPr>
               <w:t>isCustom</w:t>
             </w:r>
+            <w:proofErr w:type="spellEnd"/>
             <w:r>
               <w:rPr>
                 <w:rFonts w:cstheme="minorHAnsi"/>
@@ -1492,6 +1641,7 @@
               </w:rPr>
               <w:t>{</w:t>
             </w:r>
+            <w:proofErr w:type="spellStart"/>
             <w:r>
               <w:rPr>
                 <w:rFonts w:ascii="SansSerif" w:hAnsi="SansSerif" w:cs="SansSerif"/>
@@ -1501,6 +1651,7 @@
               </w:rPr>
               <w:t>vesselNo</w:t>
             </w:r>
+            <w:proofErr w:type="spellEnd"/>
             <w:r>
               <w:rPr>
                 <w:rFonts w:ascii="SansSerif" w:hAnsi="SansSerif" w:cs="SansSerif"/>
@@ -1518,6 +1669,7 @@
               </w:rPr>
               <w:t>{/</w:t>
             </w:r>
+            <w:proofErr w:type="spellStart"/>
             <w:r>
               <w:rPr>
                 <w:rFonts w:cstheme="minorHAnsi"/>
@@ -1532,7 +1684,16 @@
                 <w:sz w:val="20"/>
                 <w:szCs w:val="20"/>
               </w:rPr>
-              <w:t>m}</w:t>
+              <w:t>m</w:t>
+            </w:r>
+            <w:proofErr w:type="spellEnd"/>
+            <w:r>
+              <w:rPr>
+                <w:rFonts w:cstheme="minorHAnsi"/>
+                <w:sz w:val="20"/>
+                <w:szCs w:val="20"/>
+              </w:rPr>
+              <w:t>}</w:t>
             </w:r>
           </w:p>
         </w:tc>
@@ -1586,6 +1747,7 @@
               </w:rPr>
               <w:t>{</w:t>
             </w:r>
+            <w:proofErr w:type="spellStart"/>
             <w:r>
               <w:rPr>
                 <w:rFonts w:ascii="SansSerif" w:hAnsi="SansSerif" w:cs="SansSerif"/>
@@ -1595,6 +1757,7 @@
               </w:rPr>
               <w:t>portOfLoading</w:t>
             </w:r>
+            <w:proofErr w:type="spellEnd"/>
             <w:r>
               <w:rPr>
                 <w:rFonts w:ascii="SansSerif" w:hAnsi="SansSerif" w:cs="SansSerif"/>
@@ -1674,6 +1837,7 @@
               </w:rPr>
               <w:t>{</w:t>
             </w:r>
+            <w:proofErr w:type="spellStart"/>
             <w:r>
               <w:rPr>
                 <w:rFonts w:ascii="SansSerif" w:hAnsi="SansSerif" w:cs="SansSerif"/>
@@ -1683,6 +1847,7 @@
               </w:rPr>
               <w:t>portOfDischarge</w:t>
             </w:r>
+            <w:proofErr w:type="spellEnd"/>
             <w:r>
               <w:rPr>
                 <w:rFonts w:ascii="SansSerif" w:hAnsi="SansSerif" w:cs="SansSerif"/>
@@ -1740,6 +1905,7 @@
               </w:rPr>
               <w:t>{</w:t>
             </w:r>
+            <w:proofErr w:type="spellStart"/>
             <w:r>
               <w:rPr>
                 <w:rFonts w:ascii="SansSerif" w:hAnsi="SansSerif" w:cs="SansSerif"/>
@@ -1749,6 +1915,7 @@
               </w:rPr>
               <w:t>finalDestination</w:t>
             </w:r>
+            <w:proofErr w:type="spellEnd"/>
             <w:r>
               <w:rPr>
                 <w:rFonts w:ascii="SansSerif" w:hAnsi="SansSerif" w:cs="SansSerif"/>
@@ -1812,6 +1979,7 @@
               </w:rPr>
               <w:t>{</w:t>
             </w:r>
+            <w:proofErr w:type="spellStart"/>
             <w:r>
               <w:rPr>
                 <w:rFonts w:cstheme="minorHAnsi"/>
@@ -1820,6 +1988,7 @@
               </w:rPr>
               <w:t>privateRemark</w:t>
             </w:r>
+            <w:proofErr w:type="spellEnd"/>
             <w:r>
               <w:rPr>
                 <w:rFonts w:cstheme="minorHAnsi"/>
@@ -1941,7 +2110,29 @@
                       <w:sz w:val="20"/>
                       <w:szCs w:val="20"/>
                     </w:rPr>
-                    <w:t>ASW PO.No.</w:t>
+                    <w:t xml:space="preserve">ASW </w:t>
+                  </w:r>
+                  <w:proofErr w:type="spellStart"/>
+                  <w:r>
+                    <w:rPr>
+                      <w:rFonts w:cstheme="minorHAnsi"/>
+                      <w:b/>
+                      <w:bCs/>
+                      <w:sz w:val="20"/>
+                      <w:szCs w:val="20"/>
+                    </w:rPr>
+                    <w:t>PO.No</w:t>
+                  </w:r>
+                  <w:proofErr w:type="spellEnd"/>
+                  <w:r>
+                    <w:rPr>
+                      <w:rFonts w:cstheme="minorHAnsi"/>
+                      <w:b/>
+                      <w:bCs/>
+                      <w:sz w:val="20"/>
+                      <w:szCs w:val="20"/>
+                    </w:rPr>
+                    <w:t>.</w:t>
                   </w:r>
                 </w:p>
               </w:tc>
@@ -2042,6 +2233,7 @@
                       <w:szCs w:val="19"/>
                     </w:rPr>
                   </w:pPr>
+                  <w:proofErr w:type="spellStart"/>
                   <w:r>
                     <w:rPr>
                       <w:rFonts w:cstheme="minorHAnsi"/>
@@ -2052,6 +2244,7 @@
                     </w:rPr>
                     <w:t>NetWt</w:t>
                   </w:r>
+                  <w:proofErr w:type="spellEnd"/>
                 </w:p>
                 <w:p>
                   <w:pPr>
@@ -2089,6 +2282,7 @@
                     </w:tabs>
                     <w:jc w:val="center"/>
                   </w:pPr>
+                  <w:proofErr w:type="spellStart"/>
                   <w:r>
                     <w:rPr>
                       <w:rFonts w:cstheme="minorHAnsi"/>
@@ -2097,7 +2291,18 @@
                       <w:sz w:val="19"/>
                       <w:szCs w:val="19"/>
                     </w:rPr>
-                    <w:t>GrossWt [kg]</w:t>
+                    <w:t>GrossWt</w:t>
+                  </w:r>
+                  <w:proofErr w:type="spellEnd"/>
+                  <w:r>
+                    <w:rPr>
+                      <w:rFonts w:cstheme="minorHAnsi"/>
+                      <w:b/>
+                      <w:bCs/>
+                      <w:sz w:val="19"/>
+                      <w:szCs w:val="19"/>
+                    </w:rPr>
+                    <w:t xml:space="preserve"> [kg]</w:t>
                   </w:r>
                 </w:p>
               </w:tc>
@@ -2320,7 +2525,43 @@
                       <w:sz w:val="18"/>
                       <w:szCs w:val="18"/>
                     </w:rPr>
-                    <w:t>{#invoices}{#prefixCode}{prefixCode}/{/prefixCode}{containerFrom}{#containerTo} to {containerTo} {/containerTo}</w:t>
+                    <w:t>{#invoices}{#prefixCode}{prefixCode}/{/prefixCode}{containerFrom}{#containerTo} to {</w:t>
+                  </w:r>
+                  <w:proofErr w:type="spellStart"/>
+                  <w:r>
+                    <w:rPr>
+                      <w:rFonts w:ascii="Arial" w:hAnsi="Arial" w:cs="Arial"/>
+                      <w:sz w:val="18"/>
+                      <w:szCs w:val="18"/>
+                    </w:rPr>
+                    <w:t>containerTo</w:t>
+                  </w:r>
+                  <w:proofErr w:type="spellEnd"/>
+                  <w:r>
+                    <w:rPr>
+                      <w:rFonts w:ascii="Arial" w:hAnsi="Arial" w:cs="Arial"/>
+                      <w:sz w:val="18"/>
+                      <w:szCs w:val="18"/>
+                    </w:rPr>
+                    <w:t>} {/</w:t>
+                  </w:r>
+                  <w:proofErr w:type="spellStart"/>
+                  <w:r>
+                    <w:rPr>
+                      <w:rFonts w:ascii="Arial" w:hAnsi="Arial" w:cs="Arial"/>
+                      <w:sz w:val="18"/>
+                      <w:szCs w:val="18"/>
+                    </w:rPr>
+                    <w:t>containerTo</w:t>
+                  </w:r>
+                  <w:proofErr w:type="spellEnd"/>
+                  <w:r>
+                    <w:rPr>
+                      <w:rFonts w:ascii="Arial" w:hAnsi="Arial" w:cs="Arial"/>
+                      <w:sz w:val="18"/>
+                      <w:szCs w:val="18"/>
+                    </w:rPr>
+                    <w:t>}</w:t>
                   </w:r>
                 </w:p>
               </w:tc>
@@ -2345,8 +2586,18 @@
                       <w:sz w:val="18"/>
                       <w:szCs w:val="18"/>
                     </w:rPr>
-                    <w:t>{materialGrade</w:t>
-                  </w:r>
+                    <w:t>{</w:t>
+                  </w:r>
+                  <w:proofErr w:type="spellStart"/>
+                  <w:r>
+                    <w:rPr>
+                      <w:rFonts w:ascii="Arial" w:hAnsi="Arial" w:cs="Arial"/>
+                      <w:sz w:val="18"/>
+                      <w:szCs w:val="18"/>
+                    </w:rPr>
+                    <w:t>materialGrade</w:t>
+                  </w:r>
+                  <w:proofErr w:type="spellEnd"/>
                 </w:p>
                 <w:p>
                   <w:pPr>
@@ -2394,7 +2645,25 @@
                       <w:sz w:val="18"/>
                       <w:szCs w:val="18"/>
                     </w:rPr>
-                    <w:t>{brandName}</w:t>
+                    <w:t>{</w:t>
+                  </w:r>
+                  <w:proofErr w:type="spellStart"/>
+                  <w:r>
+                    <w:rPr>
+                      <w:rFonts w:ascii="Arial" w:hAnsi="Arial" w:cs="Arial"/>
+                      <w:sz w:val="18"/>
+                      <w:szCs w:val="18"/>
+                    </w:rPr>
+                    <w:t>brandName</w:t>
+                  </w:r>
+                  <w:proofErr w:type="spellEnd"/>
+                  <w:r>
+                    <w:rPr>
+                      <w:rFonts w:ascii="Arial" w:hAnsi="Arial" w:cs="Arial"/>
+                      <w:sz w:val="18"/>
+                      <w:szCs w:val="18"/>
+                    </w:rPr>
+                    <w:t>}</w:t>
                   </w:r>
                 </w:p>
               </w:tc>
@@ -2424,7 +2693,43 @@
                       <w:sz w:val="18"/>
                       <w:szCs w:val="18"/>
                     </w:rPr>
-                    <w:t>{designType} / {finishType}</w:t>
+                    <w:t>{</w:t>
+                  </w:r>
+                  <w:proofErr w:type="spellStart"/>
+                  <w:r>
+                    <w:rPr>
+                      <w:rFonts w:ascii="Arial" w:hAnsi="Arial" w:cs="Arial"/>
+                      <w:sz w:val="18"/>
+                      <w:szCs w:val="18"/>
+                    </w:rPr>
+                    <w:t>designType</w:t>
+                  </w:r>
+                  <w:proofErr w:type="spellEnd"/>
+                  <w:r>
+                    <w:rPr>
+                      <w:rFonts w:ascii="Arial" w:hAnsi="Arial" w:cs="Arial"/>
+                      <w:sz w:val="18"/>
+                      <w:szCs w:val="18"/>
+                    </w:rPr>
+                    <w:t>} / {</w:t>
+                  </w:r>
+                  <w:proofErr w:type="spellStart"/>
+                  <w:r>
+                    <w:rPr>
+                      <w:rFonts w:ascii="Arial" w:hAnsi="Arial" w:cs="Arial"/>
+                      <w:sz w:val="18"/>
+                      <w:szCs w:val="18"/>
+                    </w:rPr>
+                    <w:t>finishType</w:t>
+                  </w:r>
+                  <w:proofErr w:type="spellEnd"/>
+                  <w:r>
+                    <w:rPr>
+                      <w:rFonts w:ascii="Arial" w:hAnsi="Arial" w:cs="Arial"/>
+                      <w:sz w:val="18"/>
+                      <w:szCs w:val="18"/>
+                    </w:rPr>
+                    <w:t>}</w:t>
                   </w:r>
                 </w:p>
               </w:tc>
@@ -2488,7 +2793,25 @@
                       <w:sz w:val="18"/>
                       <w:szCs w:val="18"/>
                     </w:rPr>
-                    <w:t>{netWeight}</w:t>
+                    <w:t>{</w:t>
+                  </w:r>
+                  <w:proofErr w:type="spellStart"/>
+                  <w:r>
+                    <w:rPr>
+                      <w:rFonts w:ascii="Arial" w:hAnsi="Arial" w:cs="Arial"/>
+                      <w:sz w:val="18"/>
+                      <w:szCs w:val="18"/>
+                    </w:rPr>
+                    <w:t>netWeight</w:t>
+                  </w:r>
+                  <w:proofErr w:type="spellEnd"/>
+                  <w:r>
+                    <w:rPr>
+                      <w:rFonts w:ascii="Arial" w:hAnsi="Arial" w:cs="Arial"/>
+                      <w:sz w:val="18"/>
+                      <w:szCs w:val="18"/>
+                    </w:rPr>
+                    <w:t>}</w:t>
                   </w:r>
                 </w:p>
               </w:tc>
@@ -2520,7 +2843,25 @@
                       <w:sz w:val="18"/>
                       <w:szCs w:val="18"/>
                     </w:rPr>
-                    <w:t>{grossWeight}</w:t>
+                    <w:t>{</w:t>
+                  </w:r>
+                  <w:proofErr w:type="spellStart"/>
+                  <w:r>
+                    <w:rPr>
+                      <w:rFonts w:ascii="Arial" w:hAnsi="Arial" w:cs="Arial"/>
+                      <w:sz w:val="18"/>
+                      <w:szCs w:val="18"/>
+                    </w:rPr>
+                    <w:t>grossWeight</w:t>
+                  </w:r>
+                  <w:proofErr w:type="spellEnd"/>
+                  <w:r>
+                    <w:rPr>
+                      <w:rFonts w:ascii="Arial" w:hAnsi="Arial" w:cs="Arial"/>
+                      <w:sz w:val="18"/>
+                      <w:szCs w:val="18"/>
+                    </w:rPr>
+                    <w:t>}</w:t>
                   </w:r>
                 </w:p>
               </w:tc>
@@ -2551,7 +2892,43 @@
                       <w:sz w:val="18"/>
                       <w:szCs w:val="18"/>
                     </w:rPr>
-                    <w:t>{sizeInch}  {/invoices} {/invoiceItems}</w:t>
+                    <w:t>{</w:t>
+                  </w:r>
+                  <w:proofErr w:type="spellStart"/>
+                  <w:r>
+                    <w:rPr>
+                      <w:rFonts w:ascii="Arial" w:hAnsi="Arial" w:cs="Arial"/>
+                      <w:sz w:val="18"/>
+                      <w:szCs w:val="18"/>
+                    </w:rPr>
+                    <w:t>sizeInch</w:t>
+                  </w:r>
+                  <w:proofErr w:type="spellEnd"/>
+                  <w:r>
+                    <w:rPr>
+                      <w:rFonts w:ascii="Arial" w:hAnsi="Arial" w:cs="Arial"/>
+                      <w:sz w:val="18"/>
+                      <w:szCs w:val="18"/>
+                    </w:rPr>
+                    <w:t>}  {/invoices} {/</w:t>
+                  </w:r>
+                  <w:proofErr w:type="spellStart"/>
+                  <w:r>
+                    <w:rPr>
+                      <w:rFonts w:ascii="Arial" w:hAnsi="Arial" w:cs="Arial"/>
+                      <w:sz w:val="18"/>
+                      <w:szCs w:val="18"/>
+                    </w:rPr>
+                    <w:t>invoiceItems</w:t>
+                  </w:r>
+                  <w:proofErr w:type="spellEnd"/>
+                  <w:r>
+                    <w:rPr>
+                      <w:rFonts w:ascii="Arial" w:hAnsi="Arial" w:cs="Arial"/>
+                      <w:sz w:val="18"/>
+                      <w:szCs w:val="18"/>
+                    </w:rPr>
+                    <w:t>}</w:t>
                   </w:r>
                 </w:p>
               </w:tc>
@@ -2586,7 +2963,29 @@
                       <w:sz w:val="18"/>
                       <w:szCs w:val="18"/>
                     </w:rPr>
-                    <w:t>{#isSampleBox}SAMPLE BOX{/isSampleBox}</w:t>
+                    <w:t>{#isSampleBox}SAMPLE BOX{/</w:t>
+                  </w:r>
+                  <w:proofErr w:type="spellStart"/>
+                  <w:r>
+                    <w:rPr>
+                      <w:rFonts w:ascii="Arial" w:hAnsi="Arial" w:cs="Arial"/>
+                      <w:b/>
+                      <w:bCs/>
+                      <w:sz w:val="18"/>
+                      <w:szCs w:val="18"/>
+                    </w:rPr>
+                    <w:t>isSampleBox</w:t>
+                  </w:r>
+                  <w:proofErr w:type="spellEnd"/>
+                  <w:r>
+                    <w:rPr>
+                      <w:rFonts w:ascii="Arial" w:hAnsi="Arial" w:cs="Arial"/>
+                      <w:b/>
+                      <w:bCs/>
+                      <w:sz w:val="18"/>
+                      <w:szCs w:val="18"/>
+                    </w:rPr>
+                    <w:t>}</w:t>
                   </w:r>
                   <w:r>
                     <w:rPr>
@@ -2719,7 +3118,43 @@
                       <w:sz w:val="18"/>
                       <w:szCs w:val="18"/>
                     </w:rPr>
-                    <w:t>{#sampleBox}{#prefixCode}{prefixCode}/{/prefixCode}{containerFrom}{#containerTo} to {containerTo} {/containerTo}</w:t>
+                    <w:t>{#sampleBox}{#prefixCode}{prefixCode}/{/prefixCode}{containerFrom}{#containerTo} to {</w:t>
+                  </w:r>
+                  <w:proofErr w:type="spellStart"/>
+                  <w:r>
+                    <w:rPr>
+                      <w:rFonts w:ascii="Arial" w:hAnsi="Arial" w:cs="Arial"/>
+                      <w:sz w:val="18"/>
+                      <w:szCs w:val="18"/>
+                    </w:rPr>
+                    <w:t>containerTo</w:t>
+                  </w:r>
+                  <w:proofErr w:type="spellEnd"/>
+                  <w:r>
+                    <w:rPr>
+                      <w:rFonts w:ascii="Arial" w:hAnsi="Arial" w:cs="Arial"/>
+                      <w:sz w:val="18"/>
+                      <w:szCs w:val="18"/>
+                    </w:rPr>
+                    <w:t>} {/</w:t>
+                  </w:r>
+                  <w:proofErr w:type="spellStart"/>
+                  <w:r>
+                    <w:rPr>
+                      <w:rFonts w:ascii="Arial" w:hAnsi="Arial" w:cs="Arial"/>
+                      <w:sz w:val="18"/>
+                      <w:szCs w:val="18"/>
+                    </w:rPr>
+                    <w:t>containerTo</w:t>
+                  </w:r>
+                  <w:proofErr w:type="spellEnd"/>
+                  <w:r>
+                    <w:rPr>
+                      <w:rFonts w:ascii="Arial" w:hAnsi="Arial" w:cs="Arial"/>
+                      <w:sz w:val="18"/>
+                      <w:szCs w:val="18"/>
+                    </w:rPr>
+                    <w:t>}</w:t>
                   </w:r>
                 </w:p>
               </w:tc>
@@ -2751,7 +3186,79 @@
                       <w:sz w:val="18"/>
                       <w:szCs w:val="18"/>
                     </w:rPr>
-                    <w:t>{materialGrade}  {brandName}  {designType}  {finishType}</w:t>
+                    <w:t>{</w:t>
+                  </w:r>
+                  <w:proofErr w:type="spellStart"/>
+                  <w:r>
+                    <w:rPr>
+                      <w:rFonts w:ascii="Arial" w:hAnsi="Arial" w:cs="Arial"/>
+                      <w:sz w:val="18"/>
+                      <w:szCs w:val="18"/>
+                    </w:rPr>
+                    <w:t>materialGrade</w:t>
+                  </w:r>
+                  <w:proofErr w:type="spellEnd"/>
+                  <w:r>
+                    <w:rPr>
+                      <w:rFonts w:ascii="Arial" w:hAnsi="Arial" w:cs="Arial"/>
+                      <w:sz w:val="18"/>
+                      <w:szCs w:val="18"/>
+                    </w:rPr>
+                    <w:t>}  {</w:t>
+                  </w:r>
+                  <w:proofErr w:type="spellStart"/>
+                  <w:r>
+                    <w:rPr>
+                      <w:rFonts w:ascii="Arial" w:hAnsi="Arial" w:cs="Arial"/>
+                      <w:sz w:val="18"/>
+                      <w:szCs w:val="18"/>
+                    </w:rPr>
+                    <w:t>brandName</w:t>
+                  </w:r>
+                  <w:proofErr w:type="spellEnd"/>
+                  <w:r>
+                    <w:rPr>
+                      <w:rFonts w:ascii="Arial" w:hAnsi="Arial" w:cs="Arial"/>
+                      <w:sz w:val="18"/>
+                      <w:szCs w:val="18"/>
+                    </w:rPr>
+                    <w:t>}  {</w:t>
+                  </w:r>
+                  <w:proofErr w:type="spellStart"/>
+                  <w:r>
+                    <w:rPr>
+                      <w:rFonts w:ascii="Arial" w:hAnsi="Arial" w:cs="Arial"/>
+                      <w:sz w:val="18"/>
+                      <w:szCs w:val="18"/>
+                    </w:rPr>
+                    <w:t>designType</w:t>
+                  </w:r>
+                  <w:proofErr w:type="spellEnd"/>
+                  <w:r>
+                    <w:rPr>
+                      <w:rFonts w:ascii="Arial" w:hAnsi="Arial" w:cs="Arial"/>
+                      <w:sz w:val="18"/>
+                      <w:szCs w:val="18"/>
+                    </w:rPr>
+                    <w:t>}  {</w:t>
+                  </w:r>
+                  <w:proofErr w:type="spellStart"/>
+                  <w:r>
+                    <w:rPr>
+                      <w:rFonts w:ascii="Arial" w:hAnsi="Arial" w:cs="Arial"/>
+                      <w:sz w:val="18"/>
+                      <w:szCs w:val="18"/>
+                    </w:rPr>
+                    <w:t>finishType</w:t>
+                  </w:r>
+                  <w:proofErr w:type="spellEnd"/>
+                  <w:r>
+                    <w:rPr>
+                      <w:rFonts w:ascii="Arial" w:hAnsi="Arial" w:cs="Arial"/>
+                      <w:sz w:val="18"/>
+                      <w:szCs w:val="18"/>
+                    </w:rPr>
+                    <w:t>}</w:t>
                   </w:r>
                 </w:p>
               </w:tc>
@@ -2815,7 +3322,25 @@
                       <w:sz w:val="18"/>
                       <w:szCs w:val="18"/>
                     </w:rPr>
-                    <w:t>{netWeight}</w:t>
+                    <w:t>{</w:t>
+                  </w:r>
+                  <w:proofErr w:type="spellStart"/>
+                  <w:r>
+                    <w:rPr>
+                      <w:rFonts w:ascii="Arial" w:hAnsi="Arial" w:cs="Arial"/>
+                      <w:sz w:val="18"/>
+                      <w:szCs w:val="18"/>
+                    </w:rPr>
+                    <w:t>netWeight</w:t>
+                  </w:r>
+                  <w:proofErr w:type="spellEnd"/>
+                  <w:r>
+                    <w:rPr>
+                      <w:rFonts w:ascii="Arial" w:hAnsi="Arial" w:cs="Arial"/>
+                      <w:sz w:val="18"/>
+                      <w:szCs w:val="18"/>
+                    </w:rPr>
+                    <w:t>}</w:t>
                   </w:r>
                 </w:p>
               </w:tc>
@@ -2847,7 +3372,25 @@
                       <w:sz w:val="18"/>
                       <w:szCs w:val="18"/>
                     </w:rPr>
-                    <w:t>{grossWeight}</w:t>
+                    <w:t>{</w:t>
+                  </w:r>
+                  <w:proofErr w:type="spellStart"/>
+                  <w:r>
+                    <w:rPr>
+                      <w:rFonts w:ascii="Arial" w:hAnsi="Arial" w:cs="Arial"/>
+                      <w:sz w:val="18"/>
+                      <w:szCs w:val="18"/>
+                    </w:rPr>
+                    <w:t>grossWeight</w:t>
+                  </w:r>
+                  <w:proofErr w:type="spellEnd"/>
+                  <w:r>
+                    <w:rPr>
+                      <w:rFonts w:ascii="Arial" w:hAnsi="Arial" w:cs="Arial"/>
+                      <w:sz w:val="18"/>
+                      <w:szCs w:val="18"/>
+                    </w:rPr>
+                    <w:t>}</w:t>
                   </w:r>
                 </w:p>
               </w:tc>
@@ -2878,15 +3421,51 @@
                       <w:sz w:val="18"/>
                       <w:szCs w:val="18"/>
                     </w:rPr>
-                    <w:t>{sizeInch}</w:t>
-                  </w:r>
-                  <w:r>
-                    <w:rPr>
-                      <w:rFonts w:ascii="Arial" w:hAnsi="Arial" w:cs="Arial"/>
-                      <w:sz w:val="18"/>
-                      <w:szCs w:val="18"/>
-                    </w:rPr>
-                    <w:t>{/sampleBox}</w:t>
+                    <w:t>{</w:t>
+                  </w:r>
+                  <w:proofErr w:type="spellStart"/>
+                  <w:r>
+                    <w:rPr>
+                      <w:rFonts w:ascii="Arial" w:hAnsi="Arial" w:cs="Arial"/>
+                      <w:sz w:val="18"/>
+                      <w:szCs w:val="18"/>
+                    </w:rPr>
+                    <w:t>sizeInch</w:t>
+                  </w:r>
+                  <w:proofErr w:type="spellEnd"/>
+                  <w:r>
+                    <w:rPr>
+                      <w:rFonts w:ascii="Arial" w:hAnsi="Arial" w:cs="Arial"/>
+                      <w:sz w:val="18"/>
+                      <w:szCs w:val="18"/>
+                    </w:rPr>
+                    <w:t>}</w:t>
+                  </w:r>
+                  <w:r>
+                    <w:rPr>
+                      <w:rFonts w:ascii="Arial" w:hAnsi="Arial" w:cs="Arial"/>
+                      <w:sz w:val="18"/>
+                      <w:szCs w:val="18"/>
+                    </w:rPr>
+                    <w:t>{/</w:t>
+                  </w:r>
+                  <w:proofErr w:type="spellStart"/>
+                  <w:r>
+                    <w:rPr>
+                      <w:rFonts w:ascii="Arial" w:hAnsi="Arial" w:cs="Arial"/>
+                      <w:sz w:val="18"/>
+                      <w:szCs w:val="18"/>
+                    </w:rPr>
+                    <w:t>sampleBox</w:t>
+                  </w:r>
+                  <w:proofErr w:type="spellEnd"/>
+                  <w:r>
+                    <w:rPr>
+                      <w:rFonts w:ascii="Arial" w:hAnsi="Arial" w:cs="Arial"/>
+                      <w:sz w:val="18"/>
+                      <w:szCs w:val="18"/>
+                    </w:rPr>
+                    <w:t>}</w:t>
                   </w:r>
                 </w:p>
               </w:tc>
@@ -3027,6 +3606,7 @@
                     </w:rPr>
                     <w:t>{</w:t>
                   </w:r>
+                  <w:proofErr w:type="spellStart"/>
                   <w:r>
                     <w:rPr>
                       <w:rFonts w:cstheme="minorHAnsi"/>
@@ -3035,6 +3615,7 @@
                     </w:rPr>
                     <w:t>totalQuantity</w:t>
                   </w:r>
+                  <w:proofErr w:type="spellEnd"/>
                   <w:r>
                     <w:rPr>
                       <w:rFonts w:cstheme="minorHAnsi"/>
@@ -3099,6 +3680,7 @@
                     </w:rPr>
                     <w:t>{</w:t>
                   </w:r>
+                  <w:proofErr w:type="spellStart"/>
                   <w:r>
                     <w:rPr>
                       <w:rFonts w:cstheme="minorHAnsi"/>
@@ -3107,6 +3689,7 @@
                     </w:rPr>
                     <w:t>totalBox</w:t>
                   </w:r>
+                  <w:proofErr w:type="spellEnd"/>
                   <w:r>
                     <w:rPr>
                       <w:rFonts w:cstheme="minorHAnsi"/>
@@ -3192,6 +3775,7 @@
                     </w:rPr>
                     <w:t>{</w:t>
                   </w:r>
+                  <w:proofErr w:type="spellStart"/>
                   <w:r>
                     <w:rPr>
                       <w:rFonts w:cstheme="minorHAnsi"/>
@@ -3200,6 +3784,7 @@
                     </w:rPr>
                     <w:t>totalNetWeight</w:t>
                   </w:r>
+                  <w:proofErr w:type="spellEnd"/>
                   <w:r>
                     <w:rPr>
                       <w:rFonts w:cstheme="minorHAnsi"/>
@@ -3228,6 +3813,7 @@
                     </w:rPr>
                     <w:t>{</w:t>
                   </w:r>
+                  <w:proofErr w:type="spellStart"/>
                   <w:r>
                     <w:rPr>
                       <w:rFonts w:cstheme="minorHAnsi"/>
@@ -3236,6 +3822,7 @@
                     </w:rPr>
                     <w:t>totalGrossWeight</w:t>
                   </w:r>
+                  <w:proofErr w:type="spellEnd"/>
                   <w:r>
                     <w:rPr>
                       <w:rFonts w:cstheme="minorHAnsi"/>
@@ -3273,7 +3860,25 @@
                       <w:sz w:val="20"/>
                       <w:szCs w:val="20"/>
                     </w:rPr>
-                    <w:t>{#isCustom}Total Sq.Meter:</w:t>
+                    <w:t xml:space="preserve">{#isCustom}Total </w:t>
+                  </w:r>
+                  <w:proofErr w:type="spellStart"/>
+                  <w:r>
+                    <w:rPr>
+                      <w:rFonts w:cstheme="minorHAnsi"/>
+                      <w:sz w:val="20"/>
+                      <w:szCs w:val="20"/>
+                    </w:rPr>
+                    <w:t>Sq.Meter</w:t>
+                  </w:r>
+                  <w:proofErr w:type="spellEnd"/>
+                  <w:r>
+                    <w:rPr>
+                      <w:rFonts w:cstheme="minorHAnsi"/>
+                      <w:sz w:val="20"/>
+                      <w:szCs w:val="20"/>
+                    </w:rPr>
+                    <w:t>:</w:t>
                   </w:r>
                 </w:p>
               </w:tc>
@@ -3298,14 +3903,32 @@
                       <w:sz w:val="20"/>
                       <w:szCs w:val="20"/>
                     </w:rPr>
-                    <w:t>{totalSqMt}</w:t>
-                  </w:r>
+                    <w:t>{</w:t>
+                  </w:r>
+                  <w:proofErr w:type="spellStart"/>
                   <w:r>
                     <w:rPr>
                       <w:rFonts w:cstheme="minorHAnsi"/>
                       <w:sz w:val="20"/>
                       <w:szCs w:val="20"/>
                     </w:rPr>
+                    <w:t>totalSqMt</w:t>
+                  </w:r>
+                  <w:proofErr w:type="spellEnd"/>
+                  <w:r>
+                    <w:rPr>
+                      <w:rFonts w:cstheme="minorHAnsi"/>
+                      <w:sz w:val="20"/>
+                      <w:szCs w:val="20"/>
+                    </w:rPr>
+                    <w:t>}</w:t>
+                  </w:r>
+                  <w:r>
+                    <w:rPr>
+                      <w:rFonts w:cstheme="minorHAnsi"/>
+                      <w:sz w:val="20"/>
+                      <w:szCs w:val="20"/>
+                    </w:rPr>
                     <w:t xml:space="preserve"> M</w:t>
                   </w:r>
                   <w:r>
@@ -3314,7 +3937,25 @@
                       <w:sz w:val="20"/>
                       <w:szCs w:val="20"/>
                     </w:rPr>
-                    <w:t>M{/isCustom}</w:t>
+                    <w:t>M{/</w:t>
+                  </w:r>
+                  <w:proofErr w:type="spellStart"/>
+                  <w:r>
+                    <w:rPr>
+                      <w:rFonts w:cstheme="minorHAnsi"/>
+                      <w:sz w:val="20"/>
+                      <w:szCs w:val="20"/>
+                    </w:rPr>
+                    <w:t>isCustom</w:t>
+                  </w:r>
+                  <w:proofErr w:type="spellEnd"/>
+                  <w:r>
+                    <w:rPr>
+                      <w:rFonts w:cstheme="minorHAnsi"/>
+                      <w:sz w:val="20"/>
+                      <w:szCs w:val="20"/>
+                    </w:rPr>
+                    <w:t>}</w:t>
                   </w:r>
                 </w:p>
               </w:tc>
@@ -3472,7 +4113,27 @@
                       <w:sz w:val="20"/>
                       <w:szCs w:val="20"/>
                     </w:rPr>
-                    <w:t>Size{/isCustom}</w:t>
+                    <w:t>Size{/</w:t>
+                  </w:r>
+                  <w:proofErr w:type="spellStart"/>
+                  <w:r>
+                    <w:rPr>
+                      <w:b/>
+                      <w:bCs/>
+                      <w:sz w:val="20"/>
+                      <w:szCs w:val="20"/>
+                    </w:rPr>
+                    <w:t>isCustom</w:t>
+                  </w:r>
+                  <w:proofErr w:type="spellEnd"/>
+                  <w:r>
+                    <w:rPr>
+                      <w:b/>
+                      <w:bCs/>
+                      <w:sz w:val="20"/>
+                      <w:szCs w:val="20"/>
+                    </w:rPr>
+                    <w:t>}</w:t>
                   </w:r>
                 </w:p>
               </w:tc>
@@ -3501,7 +4162,23 @@
                       <w:sz w:val="20"/>
                       <w:szCs w:val="20"/>
                     </w:rPr>
-                    <w:t>{#isCustom}{#containerSummary} {avgWeight}</w:t>
+                    <w:t>{#isCustom}{#containerSummary} {</w:t>
+                  </w:r>
+                  <w:proofErr w:type="spellStart"/>
+                  <w:r>
+                    <w:rPr>
+                      <w:sz w:val="20"/>
+                      <w:szCs w:val="20"/>
+                    </w:rPr>
+                    <w:t>avgWeight</w:t>
+                  </w:r>
+                  <w:proofErr w:type="spellEnd"/>
+                  <w:r>
+                    <w:rPr>
+                      <w:sz w:val="20"/>
+                      <w:szCs w:val="20"/>
+                    </w:rPr>
+                    <w:t>}</w:t>
                   </w:r>
                 </w:p>
               </w:tc>
@@ -3525,7 +4202,23 @@
                       <w:sz w:val="20"/>
                       <w:szCs w:val="20"/>
                     </w:rPr>
-                    <w:t>{totalSqMtPerType}</w:t>
+                    <w:t>{</w:t>
+                  </w:r>
+                  <w:proofErr w:type="spellStart"/>
+                  <w:r>
+                    <w:rPr>
+                      <w:sz w:val="20"/>
+                      <w:szCs w:val="20"/>
+                    </w:rPr>
+                    <w:t>totalSqMtPerType</w:t>
+                  </w:r>
+                  <w:proofErr w:type="spellEnd"/>
+                  <w:r>
+                    <w:rPr>
+                      <w:sz w:val="20"/>
+                      <w:szCs w:val="20"/>
+                    </w:rPr>
+                    <w:t>}</w:t>
                   </w:r>
                 </w:p>
               </w:tc>
@@ -3549,7 +4242,39 @@
                       <w:sz w:val="20"/>
                       <w:szCs w:val="20"/>
                     </w:rPr>
-                    <w:t>{length} X {width} X {height} MM{/containerSummary}{/isCustom}</w:t>
+                    <w:t>{length} X {width} X {height} MM{/</w:t>
+                  </w:r>
+                  <w:proofErr w:type="spellStart"/>
+                  <w:r>
+                    <w:rPr>
+                      <w:sz w:val="20"/>
+                      <w:szCs w:val="20"/>
+                    </w:rPr>
+                    <w:t>containerSummary</w:t>
+                  </w:r>
+                  <w:proofErr w:type="spellEnd"/>
+                  <w:r>
+                    <w:rPr>
+                      <w:sz w:val="20"/>
+                      <w:szCs w:val="20"/>
+                    </w:rPr>
+                    <w:t>}{/</w:t>
+                  </w:r>
+                  <w:proofErr w:type="spellStart"/>
+                  <w:r>
+                    <w:rPr>
+                      <w:sz w:val="20"/>
+                      <w:szCs w:val="20"/>
+                    </w:rPr>
+                    <w:t>isCustom</w:t>
+                  </w:r>
+                  <w:proofErr w:type="spellEnd"/>
+                  <w:r>
+                    <w:rPr>
+                      <w:sz w:val="20"/>
+                      <w:szCs w:val="20"/>
+                    </w:rPr>
+                    <w:t>}</w:t>
                   </w:r>
                 </w:p>
               </w:tc>
@@ -4580,7 +5305,6 @@
   <w:style w:type="character" w:default="1" w:styleId="DefaultParagraphFont">
     <w:name w:val="Default Paragraph Font"/>
     <w:uiPriority w:val="1"/>
-    <w:semiHidden/>
     <w:unhideWhenUsed/>
   </w:style>
   <w:style w:type="table" w:default="1" w:styleId="TableNormal">

--- a/electron/database/generate-document/templates/packing-aus.docx
+++ b/electron/database/generate-document/templates/packing-aus.docx
@@ -1,6 +1,6 @@
 
 <file path=word/document.xml><?xml version="1.0" encoding="utf-8"?>
-<w:document xmlns:wpc="http://schemas.microsoft.com/office/word/2010/wordprocessingCanvas" xmlns:cx="http://schemas.microsoft.com/office/drawing/2014/chartex" xmlns:cx1="http://schemas.microsoft.com/office/drawing/2015/9/8/chartex" xmlns:cx2="http://schemas.microsoft.com/office/drawing/2015/10/21/chartex" xmlns:cx3="http://schemas.microsoft.com/office/drawing/2016/5/9/chartex" xmlns:cx4="http://schemas.microsoft.com/office/drawing/2016/5/10/chartex" xmlns:cx5="http://schemas.microsoft.com/office/drawing/2016/5/11/chartex" xmlns:cx6="http://schemas.microsoft.com/office/drawing/2016/5/12/chartex" xmlns:cx7="http://schemas.microsoft.com/office/drawing/2016/5/13/chartex" xmlns:cx8="http://schemas.microsoft.com/office/drawing/2016/5/14/chartex" xmlns:mc="http://schemas.openxmlformats.org/markup-compatibility/2006" xmlns:aink="http://schemas.microsoft.com/office/drawing/2016/ink" xmlns:am3d="http://schemas.microsoft.com/office/drawing/2017/model3d" xmlns:o="urn:schemas-microsoft-com:office:office" xmlns:oel="http://schemas.microsoft.com/office/2019/extlst" xmlns:r="http://schemas.openxmlformats.org/officeDocument/2006/relationships" xmlns:m="http://schemas.openxmlformats.org/officeDocument/2006/math" xmlns:v="urn:schemas-microsoft-com:vml" xmlns:wp14="http://schemas.microsoft.com/office/word/2010/wordprocessingDrawing" xmlns:wp="http://schemas.openxmlformats.org/drawingml/2006/wordprocessingDrawing" xmlns:w10="urn:schemas-microsoft-com:office:word" xmlns:w="http://schemas.openxmlformats.org/wordprocessingml/2006/main" xmlns:w14="http://schemas.microsoft.com/office/word/2010/wordml" xmlns:w15="http://schemas.microsoft.com/office/word/2012/wordml" xmlns:w16cex="http://schemas.microsoft.com/office/word/2018/wordml/cex" xmlns:w16cid="http://schemas.microsoft.com/office/word/2016/wordml/cid" xmlns:w16="http://schemas.microsoft.com/office/word/2018/wordml" xmlns:w16du="http://schemas.microsoft.com/office/word/2023/wordml/word16du" xmlns:w16sdtdh="http://schemas.microsoft.com/office/word/2020/wordml/sdtdatahash" xmlns:w16sdtfl="http://schemas.microsoft.com/office/word/2024/wordml/sdtformatlock" xmlns:w16se="http://schemas.microsoft.com/office/word/2015/wordml/symex" xmlns:wpg="http://schemas.microsoft.com/office/word/2010/wordprocessingGroup" xmlns:wpi="http://schemas.microsoft.com/office/word/2010/wordprocessingInk" xmlns:wne="http://schemas.microsoft.com/office/word/2006/wordml" xmlns:wps="http://schemas.microsoft.com/office/word/2010/wordprocessingShape" mc:Ignorable="w14 w15 w16se w16cid w16 w16cex w16sdtdh w16sdtfl w16du wp14">
+<w:document xmlns:wpc="http://schemas.microsoft.com/office/word/2010/wordprocessingCanvas" xmlns:cx="http://schemas.microsoft.com/office/drawing/2014/chartex" xmlns:cx1="http://schemas.microsoft.com/office/drawing/2015/9/8/chartex" xmlns:cx2="http://schemas.microsoft.com/office/drawing/2015/10/21/chartex" xmlns:cx3="http://schemas.microsoft.com/office/drawing/2016/5/9/chartex" xmlns:cx4="http://schemas.microsoft.com/office/drawing/2016/5/10/chartex" xmlns:cx5="http://schemas.microsoft.com/office/drawing/2016/5/11/chartex" xmlns:cx6="http://schemas.microsoft.com/office/drawing/2016/5/12/chartex" xmlns:cx7="http://schemas.microsoft.com/office/drawing/2016/5/13/chartex" xmlns:cx8="http://schemas.microsoft.com/office/drawing/2016/5/14/chartex" xmlns:mc="http://schemas.openxmlformats.org/markup-compatibility/2006" xmlns:aink="http://schemas.microsoft.com/office/drawing/2016/ink" xmlns:am3d="http://schemas.microsoft.com/office/drawing/2017/model3d" xmlns:o="urn:schemas-microsoft-com:office:office" xmlns:r="http://schemas.openxmlformats.org/officeDocument/2006/relationships" xmlns:m="http://schemas.openxmlformats.org/officeDocument/2006/math" xmlns:v="urn:schemas-microsoft-com:vml" xmlns:wp14="http://schemas.microsoft.com/office/word/2010/wordprocessingDrawing" xmlns:wp="http://schemas.openxmlformats.org/drawingml/2006/wordprocessingDrawing" xmlns:w10="urn:schemas-microsoft-com:office:word" xmlns:w="http://schemas.openxmlformats.org/wordprocessingml/2006/main" xmlns:w14="http://schemas.microsoft.com/office/word/2010/wordml" xmlns:w15="http://schemas.microsoft.com/office/word/2012/wordml" xmlns:w16cid="http://schemas.microsoft.com/office/word/2016/wordml/cid" xmlns:w16se="http://schemas.microsoft.com/office/word/2015/wordml/symex" xmlns:wpg="http://schemas.microsoft.com/office/word/2010/wordprocessingGroup" xmlns:wpi="http://schemas.microsoft.com/office/word/2010/wordprocessingInk" xmlns:wne="http://schemas.microsoft.com/office/word/2006/wordml" xmlns:wps="http://schemas.microsoft.com/office/word/2010/wordprocessingShape" mc:Ignorable="w14 w15 w16se w16cid wp14">
   <w:body>
     <w:tbl>
       <w:tblPr>
@@ -105,7 +105,25 @@
                 <w:sz w:val="20"/>
                 <w:szCs w:val="20"/>
               </w:rPr>
-              <w:t>{#companyData}{companyName}</w:t>
+              <w:t>{#</w:t>
+            </w:r>
+            <w:proofErr w:type="gramStart"/>
+            <w:r>
+              <w:rPr>
+                <w:rFonts w:cstheme="minorHAnsi"/>
+                <w:sz w:val="20"/>
+                <w:szCs w:val="20"/>
+              </w:rPr>
+              <w:t>companyData}{</w:t>
+            </w:r>
+            <w:proofErr w:type="gramEnd"/>
+            <w:r>
+              <w:rPr>
+                <w:rFonts w:cstheme="minorHAnsi"/>
+                <w:sz w:val="20"/>
+                <w:szCs w:val="20"/>
+              </w:rPr>
+              <w:t>companyName}</w:t>
             </w:r>
           </w:p>
           <w:p>
@@ -123,7 +141,27 @@
                 <w:sz w:val="20"/>
                 <w:szCs w:val="20"/>
               </w:rPr>
-              <w:t>{companyAddressLine1}    {companyAddressLine2},      {</w:t>
+              <w:t xml:space="preserve">{companyAddressLine1} </w:t>
+            </w:r>
+            <w:proofErr w:type="gramStart"/>
+            <w:r>
+              <w:rPr>
+                <w:rFonts w:cstheme="minorHAnsi"/>
+                <w:bCs/>
+                <w:sz w:val="20"/>
+                <w:szCs w:val="20"/>
+              </w:rPr>
+              <w:t xml:space="preserve">   {</w:t>
+            </w:r>
+            <w:proofErr w:type="gramEnd"/>
+            <w:r>
+              <w:rPr>
+                <w:rFonts w:cstheme="minorHAnsi"/>
+                <w:bCs/>
+                <w:sz w:val="20"/>
+                <w:szCs w:val="20"/>
+              </w:rPr>
+              <w:t>companyAddressLine2},      {</w:t>
             </w:r>
             <w:proofErr w:type="spellStart"/>
             <w:r>
@@ -584,6 +622,8 @@
               </w:rPr>
               <w:t>{#</w:t>
             </w:r>
+            <w:proofErr w:type="spellStart"/>
+            <w:proofErr w:type="gramStart"/>
             <w:r>
               <w:rPr>
                 <w:rFonts w:cstheme="minorHAnsi"/>
@@ -592,6 +632,7 @@
               </w:rPr>
               <w:t>isCustom</w:t>
             </w:r>
+            <w:proofErr w:type="spellEnd"/>
             <w:r>
               <w:rPr>
                 <w:rFonts w:cstheme="minorHAnsi"/>
@@ -606,7 +647,16 @@
                 <w:sz w:val="20"/>
                 <w:szCs w:val="20"/>
               </w:rPr>
-              <w:t>BUYER / CONSIGNEE</w:t>
+              <w:t>BUYER</w:t>
+            </w:r>
+            <w:proofErr w:type="gramEnd"/>
+            <w:r>
+              <w:rPr>
+                <w:rFonts w:cstheme="minorHAnsi"/>
+                <w:sz w:val="20"/>
+                <w:szCs w:val="20"/>
+              </w:rPr>
+              <w:t xml:space="preserve"> / CONSIGNEE</w:t>
             </w:r>
             <w:r>
               <w:rPr>
@@ -810,6 +860,7 @@
               </w:rPr>
               <w:t>{#</w:t>
             </w:r>
+            <w:proofErr w:type="gramStart"/>
             <w:r>
               <w:rPr>
                 <w:rFonts w:cstheme="minorHAnsi"/>
@@ -824,7 +875,16 @@
                 <w:sz w:val="20"/>
                 <w:szCs w:val="20"/>
               </w:rPr>
-              <w:t>}{#</w:t>
+              <w:t>}{</w:t>
+            </w:r>
+            <w:proofErr w:type="gramEnd"/>
+            <w:r>
+              <w:rPr>
+                <w:rFonts w:cstheme="minorHAnsi"/>
+                <w:sz w:val="20"/>
+                <w:szCs w:val="20"/>
+              </w:rPr>
+              <w:t>#</w:t>
             </w:r>
             <w:r>
               <w:rPr>
@@ -929,13 +989,23 @@
               <w:t>notifyAddress</w:t>
             </w:r>
             <w:proofErr w:type="spellEnd"/>
-            <w:r>
-              <w:rPr>
-                <w:rFonts w:cstheme="minorHAnsi"/>
-                <w:sz w:val="20"/>
-                <w:szCs w:val="20"/>
-              </w:rPr>
-              <w:t>}{/}{/}</w:t>
+            <w:proofErr w:type="gramStart"/>
+            <w:r>
+              <w:rPr>
+                <w:rFonts w:cstheme="minorHAnsi"/>
+                <w:sz w:val="20"/>
+                <w:szCs w:val="20"/>
+              </w:rPr>
+              <w:t>}{</w:t>
+            </w:r>
+            <w:proofErr w:type="gramEnd"/>
+            <w:r>
+              <w:rPr>
+                <w:rFonts w:cstheme="minorHAnsi"/>
+                <w:sz w:val="20"/>
+                <w:szCs w:val="20"/>
+              </w:rPr>
+              <w:t>/}{/}</w:t>
             </w:r>
           </w:p>
         </w:tc>
@@ -1314,17 +1384,10 @@
                 <w:sz w:val="20"/>
                 <w:szCs w:val="20"/>
               </w:rPr>
-              <w:t>Term Of Delivery &amp; Payment</w:t>
-            </w:r>
-          </w:p>
-          <w:p>
-            <w:pPr>
-              <w:rPr>
-                <w:rFonts w:cstheme="minorHAnsi"/>
-                <w:sz w:val="20"/>
-                <w:szCs w:val="20"/>
-              </w:rPr>
-            </w:pPr>
+              <w:t xml:space="preserve">Payment Terms – </w:t>
+            </w:r>
+            <w:bookmarkStart w:id="1" w:name="_GoBack"/>
+            <w:bookmarkEnd w:id="1"/>
             <w:r>
               <w:rPr>
                 <w:rFonts w:cstheme="minorHAnsi"/>
@@ -1415,6 +1478,7 @@
               <w:t>{^</w:t>
             </w:r>
             <w:proofErr w:type="spellStart"/>
+            <w:proofErr w:type="gramStart"/>
             <w:r>
               <w:rPr>
                 <w:rFonts w:cstheme="minorHAnsi"/>
@@ -1433,6 +1497,7 @@
               <w:t>}{</w:t>
             </w:r>
             <w:proofErr w:type="spellStart"/>
+            <w:proofErr w:type="gramEnd"/>
             <w:r>
               <w:rPr>
                 <w:rFonts w:cstheme="minorHAnsi"/>
@@ -1615,6 +1680,7 @@
               <w:t>{^</w:t>
             </w:r>
             <w:proofErr w:type="spellStart"/>
+            <w:proofErr w:type="gramStart"/>
             <w:r>
               <w:rPr>
                 <w:rFonts w:cstheme="minorHAnsi"/>
@@ -1642,6 +1708,7 @@
               <w:t>{</w:t>
             </w:r>
             <w:proofErr w:type="spellStart"/>
+            <w:proofErr w:type="gramEnd"/>
             <w:r>
               <w:rPr>
                 <w:rFonts w:ascii="SansSerif" w:hAnsi="SansSerif" w:cs="SansSerif"/>
@@ -2390,7 +2457,29 @@
                       <w:sz w:val="18"/>
                       <w:szCs w:val="18"/>
                     </w:rPr>
-                    <w:t>{#invoiceItems}{#showThickness}{thicknessDetail}{/showThickness}</w:t>
+                    <w:t>{#</w:t>
+                  </w:r>
+                  <w:proofErr w:type="gramStart"/>
+                  <w:r>
+                    <w:rPr>
+                      <w:rFonts w:ascii="Arial" w:hAnsi="Arial" w:cs="Arial"/>
+                      <w:b/>
+                      <w:bCs/>
+                      <w:sz w:val="18"/>
+                      <w:szCs w:val="18"/>
+                    </w:rPr>
+                    <w:t>invoiceItems}{</w:t>
+                  </w:r>
+                  <w:proofErr w:type="gramEnd"/>
+                  <w:r>
+                    <w:rPr>
+                      <w:rFonts w:ascii="Arial" w:hAnsi="Arial" w:cs="Arial"/>
+                      <w:b/>
+                      <w:bCs/>
+                      <w:sz w:val="18"/>
+                      <w:szCs w:val="18"/>
+                    </w:rPr>
+                    <w:t>#showThickness}{thicknessDetail}{/showThickness}</w:t>
                   </w:r>
                 </w:p>
                 <w:p>
@@ -2525,7 +2614,25 @@
                       <w:sz w:val="18"/>
                       <w:szCs w:val="18"/>
                     </w:rPr>
-                    <w:t>{#invoices}{#prefixCode}{prefixCode}/{/prefixCode}{containerFrom}{#containerTo} to {</w:t>
+                    <w:t>{#</w:t>
+                  </w:r>
+                  <w:proofErr w:type="gramStart"/>
+                  <w:r>
+                    <w:rPr>
+                      <w:rFonts w:ascii="Arial" w:hAnsi="Arial" w:cs="Arial"/>
+                      <w:sz w:val="18"/>
+                      <w:szCs w:val="18"/>
+                    </w:rPr>
+                    <w:t>invoices}{</w:t>
+                  </w:r>
+                  <w:proofErr w:type="gramEnd"/>
+                  <w:r>
+                    <w:rPr>
+                      <w:rFonts w:ascii="Arial" w:hAnsi="Arial" w:cs="Arial"/>
+                      <w:sz w:val="18"/>
+                      <w:szCs w:val="18"/>
+                    </w:rPr>
+                    <w:t>#prefixCode}{prefixCode}/{/prefixCode}{containerFrom}{#containerTo} to {</w:t>
                   </w:r>
                   <w:proofErr w:type="spellStart"/>
                   <w:r>
@@ -2895,6 +3002,7 @@
                     <w:t>{</w:t>
                   </w:r>
                   <w:proofErr w:type="spellStart"/>
+                  <w:proofErr w:type="gramStart"/>
                   <w:r>
                     <w:rPr>
                       <w:rFonts w:ascii="Arial" w:hAnsi="Arial" w:cs="Arial"/>
@@ -2910,7 +3018,16 @@
                       <w:sz w:val="18"/>
                       <w:szCs w:val="18"/>
                     </w:rPr>
-                    <w:t>}  {/invoices} {/</w:t>
+                    <w:t>}  {</w:t>
+                  </w:r>
+                  <w:proofErr w:type="gramEnd"/>
+                  <w:r>
+                    <w:rPr>
+                      <w:rFonts w:ascii="Arial" w:hAnsi="Arial" w:cs="Arial"/>
+                      <w:sz w:val="18"/>
+                      <w:szCs w:val="18"/>
+                    </w:rPr>
+                    <w:t>/invoices} {/</w:t>
                   </w:r>
                   <w:proofErr w:type="spellStart"/>
                   <w:r>
@@ -2963,7 +3080,29 @@
                       <w:sz w:val="18"/>
                       <w:szCs w:val="18"/>
                     </w:rPr>
-                    <w:t>{#isSampleBox}SAMPLE BOX{/</w:t>
+                    <w:t>{#</w:t>
+                  </w:r>
+                  <w:proofErr w:type="spellStart"/>
+                  <w:r>
+                    <w:rPr>
+                      <w:rFonts w:ascii="Arial" w:hAnsi="Arial" w:cs="Arial"/>
+                      <w:b/>
+                      <w:bCs/>
+                      <w:sz w:val="18"/>
+                      <w:szCs w:val="18"/>
+                    </w:rPr>
+                    <w:t>isSampleBox</w:t>
+                  </w:r>
+                  <w:proofErr w:type="spellEnd"/>
+                  <w:r>
+                    <w:rPr>
+                      <w:rFonts w:ascii="Arial" w:hAnsi="Arial" w:cs="Arial"/>
+                      <w:b/>
+                      <w:bCs/>
+                      <w:sz w:val="18"/>
+                      <w:szCs w:val="18"/>
+                    </w:rPr>
+                    <w:t>}SAMPLE BOX{/</w:t>
                   </w:r>
                   <w:proofErr w:type="spellStart"/>
                   <w:r>
@@ -3118,7 +3257,25 @@
                       <w:sz w:val="18"/>
                       <w:szCs w:val="18"/>
                     </w:rPr>
-                    <w:t>{#sampleBox}{#prefixCode}{prefixCode}/{/prefixCode}{containerFrom}{#containerTo} to {</w:t>
+                    <w:t>{#</w:t>
+                  </w:r>
+                  <w:proofErr w:type="gramStart"/>
+                  <w:r>
+                    <w:rPr>
+                      <w:rFonts w:ascii="Arial" w:hAnsi="Arial" w:cs="Arial"/>
+                      <w:sz w:val="18"/>
+                      <w:szCs w:val="18"/>
+                    </w:rPr>
+                    <w:t>sampleBox}{</w:t>
+                  </w:r>
+                  <w:proofErr w:type="gramEnd"/>
+                  <w:r>
+                    <w:rPr>
+                      <w:rFonts w:ascii="Arial" w:hAnsi="Arial" w:cs="Arial"/>
+                      <w:sz w:val="18"/>
+                      <w:szCs w:val="18"/>
+                    </w:rPr>
+                    <w:t>#prefixCode}{prefixCode}/{/prefixCode}{containerFrom}{#containerTo} to {</w:t>
                   </w:r>
                   <w:proofErr w:type="spellStart"/>
                   <w:r>
@@ -3189,6 +3346,7 @@
                     <w:t>{</w:t>
                   </w:r>
                   <w:proofErr w:type="spellStart"/>
+                  <w:proofErr w:type="gramStart"/>
                   <w:r>
                     <w:rPr>
                       <w:rFonts w:ascii="Arial" w:hAnsi="Arial" w:cs="Arial"/>
@@ -3207,6 +3365,7 @@
                     <w:t>}  {</w:t>
                   </w:r>
                   <w:proofErr w:type="spellStart"/>
+                  <w:proofErr w:type="gramEnd"/>
                   <w:r>
                     <w:rPr>
                       <w:rFonts w:ascii="Arial" w:hAnsi="Arial" w:cs="Arial"/>
@@ -3512,7 +3671,25 @@
                 <w:sz w:val="20"/>
                 <w:szCs w:val="20"/>
               </w:rPr>
-              <w:t>{#specialInstruction}{specialInstruction}{/specialInstruction}</w:t>
+              <w:t>{#</w:t>
+            </w:r>
+            <w:proofErr w:type="gramStart"/>
+            <w:r>
+              <w:rPr>
+                <w:rFonts w:cstheme="minorHAnsi"/>
+                <w:sz w:val="20"/>
+                <w:szCs w:val="20"/>
+              </w:rPr>
+              <w:t>specialInstruction}{</w:t>
+            </w:r>
+            <w:proofErr w:type="gramEnd"/>
+            <w:r>
+              <w:rPr>
+                <w:rFonts w:cstheme="minorHAnsi"/>
+                <w:sz w:val="20"/>
+                <w:szCs w:val="20"/>
+              </w:rPr>
+              <w:t>specialInstruction}{/specialInstruction}</w:t>
             </w:r>
           </w:p>
         </w:tc>
@@ -3544,6 +3721,7 @@
                 <w:insideH w:val="none" w:sz="0" w:space="0" w:color="auto"/>
                 <w:insideV w:val="none" w:sz="0" w:space="0" w:color="auto"/>
               </w:tblBorders>
+              <w:tblLayout w:type="fixed"/>
               <w:tblCellMar>
                 <w:left w:w="0" w:type="dxa"/>
               </w:tblCellMar>
@@ -3860,7 +4038,35 @@
                       <w:sz w:val="20"/>
                       <w:szCs w:val="20"/>
                     </w:rPr>
-                    <w:t xml:space="preserve">{#isCustom}Total </w:t>
+                    <w:t>{#</w:t>
+                  </w:r>
+                  <w:proofErr w:type="spellStart"/>
+                  <w:proofErr w:type="gramStart"/>
+                  <w:r>
+                    <w:rPr>
+                      <w:rFonts w:cstheme="minorHAnsi"/>
+                      <w:sz w:val="20"/>
+                      <w:szCs w:val="20"/>
+                    </w:rPr>
+                    <w:t>isCustom</w:t>
+                  </w:r>
+                  <w:proofErr w:type="spellEnd"/>
+                  <w:r>
+                    <w:rPr>
+                      <w:rFonts w:cstheme="minorHAnsi"/>
+                      <w:sz w:val="20"/>
+                      <w:szCs w:val="20"/>
+                    </w:rPr>
+                    <w:t>}Total</w:t>
+                  </w:r>
+                  <w:proofErr w:type="gramEnd"/>
+                  <w:r>
+                    <w:rPr>
+                      <w:rFonts w:cstheme="minorHAnsi"/>
+                      <w:sz w:val="20"/>
+                      <w:szCs w:val="20"/>
+                    </w:rPr>
+                    <w:t xml:space="preserve"> </w:t>
                   </w:r>
                   <w:proofErr w:type="spellStart"/>
                   <w:r>
@@ -4057,7 +4263,27 @@
                       <w:sz w:val="20"/>
                       <w:szCs w:val="20"/>
                     </w:rPr>
-                    <w:t>{#isCustom}Avg/Wt(Kg)</w:t>
+                    <w:t>{#</w:t>
+                  </w:r>
+                  <w:proofErr w:type="gramStart"/>
+                  <w:r>
+                    <w:rPr>
+                      <w:b/>
+                      <w:bCs/>
+                      <w:sz w:val="20"/>
+                      <w:szCs w:val="20"/>
+                    </w:rPr>
+                    <w:t>isCustom}Avg</w:t>
+                  </w:r>
+                  <w:proofErr w:type="gramEnd"/>
+                  <w:r>
+                    <w:rPr>
+                      <w:b/>
+                      <w:bCs/>
+                      <w:sz w:val="20"/>
+                      <w:szCs w:val="20"/>
+                    </w:rPr>
+                    <w:t>/Wt(Kg)</w:t>
                   </w:r>
                 </w:p>
               </w:tc>
@@ -4162,7 +4388,48 @@
                       <w:sz w:val="20"/>
                       <w:szCs w:val="20"/>
                     </w:rPr>
-                    <w:t>{#isCustom}{#containerSummary} {</w:t>
+                    <w:t>{#</w:t>
+                  </w:r>
+                  <w:proofErr w:type="spellStart"/>
+                  <w:proofErr w:type="gramStart"/>
+                  <w:r>
+                    <w:rPr>
+                      <w:sz w:val="20"/>
+                      <w:szCs w:val="20"/>
+                    </w:rPr>
+                    <w:t>isCustom</w:t>
+                  </w:r>
+                  <w:proofErr w:type="spellEnd"/>
+                  <w:r>
+                    <w:rPr>
+                      <w:sz w:val="20"/>
+                      <w:szCs w:val="20"/>
+                    </w:rPr>
+                    <w:t>}{</w:t>
+                  </w:r>
+                  <w:proofErr w:type="gramEnd"/>
+                  <w:r>
+                    <w:rPr>
+                      <w:sz w:val="20"/>
+                      <w:szCs w:val="20"/>
+                    </w:rPr>
+                    <w:t>#</w:t>
+                  </w:r>
+                  <w:proofErr w:type="spellStart"/>
+                  <w:r>
+                    <w:rPr>
+                      <w:sz w:val="20"/>
+                      <w:szCs w:val="20"/>
+                    </w:rPr>
+                    <w:t>containerSummary</w:t>
+                  </w:r>
+                  <w:proofErr w:type="spellEnd"/>
+                  <w:r>
+                    <w:rPr>
+                      <w:sz w:val="20"/>
+                      <w:szCs w:val="20"/>
+                    </w:rPr>
+                    <w:t>} {</w:t>
                   </w:r>
                   <w:proofErr w:type="spellStart"/>
                   <w:r>
@@ -4245,6 +4512,7 @@
                     <w:t>{length} X {width} X {height} MM{/</w:t>
                   </w:r>
                   <w:proofErr w:type="spellStart"/>
+                  <w:proofErr w:type="gramStart"/>
                   <w:r>
                     <w:rPr>
                       <w:sz w:val="20"/>
@@ -4258,7 +4526,15 @@
                       <w:sz w:val="20"/>
                       <w:szCs w:val="20"/>
                     </w:rPr>
-                    <w:t>}{/</w:t>
+                    <w:t>}{</w:t>
+                  </w:r>
+                  <w:proofErr w:type="gramEnd"/>
+                  <w:r>
+                    <w:rPr>
+                      <w:sz w:val="20"/>
+                      <w:szCs w:val="20"/>
+                    </w:rPr>
+                    <w:t>/</w:t>
                   </w:r>
                   <w:proofErr w:type="spellStart"/>
                   <w:r>
@@ -4325,7 +4601,7 @@
 </file>
 
 <file path=word/endnotes.xml><?xml version="1.0" encoding="utf-8"?>
-<w:endnotes xmlns:wpc="http://schemas.microsoft.com/office/word/2010/wordprocessingCanvas" xmlns:cx="http://schemas.microsoft.com/office/drawing/2014/chartex" xmlns:cx1="http://schemas.microsoft.com/office/drawing/2015/9/8/chartex" xmlns:cx2="http://schemas.microsoft.com/office/drawing/2015/10/21/chartex" xmlns:cx3="http://schemas.microsoft.com/office/drawing/2016/5/9/chartex" xmlns:cx4="http://schemas.microsoft.com/office/drawing/2016/5/10/chartex" xmlns:cx5="http://schemas.microsoft.com/office/drawing/2016/5/11/chartex" xmlns:cx6="http://schemas.microsoft.com/office/drawing/2016/5/12/chartex" xmlns:cx7="http://schemas.microsoft.com/office/drawing/2016/5/13/chartex" xmlns:cx8="http://schemas.microsoft.com/office/drawing/2016/5/14/chartex" xmlns:mc="http://schemas.openxmlformats.org/markup-compatibility/2006" xmlns:aink="http://schemas.microsoft.com/office/drawing/2016/ink" xmlns:am3d="http://schemas.microsoft.com/office/drawing/2017/model3d" xmlns:o="urn:schemas-microsoft-com:office:office" xmlns:oel="http://schemas.microsoft.com/office/2019/extlst" xmlns:r="http://schemas.openxmlformats.org/officeDocument/2006/relationships" xmlns:m="http://schemas.openxmlformats.org/officeDocument/2006/math" xmlns:v="urn:schemas-microsoft-com:vml" xmlns:wp14="http://schemas.microsoft.com/office/word/2010/wordprocessingDrawing" xmlns:wp="http://schemas.openxmlformats.org/drawingml/2006/wordprocessingDrawing" xmlns:w10="urn:schemas-microsoft-com:office:word" xmlns:w="http://schemas.openxmlformats.org/wordprocessingml/2006/main" xmlns:w14="http://schemas.microsoft.com/office/word/2010/wordml" xmlns:w15="http://schemas.microsoft.com/office/word/2012/wordml" xmlns:w16cex="http://schemas.microsoft.com/office/word/2018/wordml/cex" xmlns:w16cid="http://schemas.microsoft.com/office/word/2016/wordml/cid" xmlns:w16="http://schemas.microsoft.com/office/word/2018/wordml" xmlns:w16du="http://schemas.microsoft.com/office/word/2023/wordml/word16du" xmlns:w16sdtdh="http://schemas.microsoft.com/office/word/2020/wordml/sdtdatahash" xmlns:w16sdtfl="http://schemas.microsoft.com/office/word/2024/wordml/sdtformatlock" xmlns:w16se="http://schemas.microsoft.com/office/word/2015/wordml/symex" xmlns:wpg="http://schemas.microsoft.com/office/word/2010/wordprocessingGroup" xmlns:wpi="http://schemas.microsoft.com/office/word/2010/wordprocessingInk" xmlns:wne="http://schemas.microsoft.com/office/word/2006/wordml" xmlns:wps="http://schemas.microsoft.com/office/word/2010/wordprocessingShape" mc:Ignorable="w14 w15 w16se w16cid w16 w16cex w16sdtdh w16sdtfl w16du wp14">
+<w:endnotes xmlns:wpc="http://schemas.microsoft.com/office/word/2010/wordprocessingCanvas" xmlns:cx="http://schemas.microsoft.com/office/drawing/2014/chartex" xmlns:cx1="http://schemas.microsoft.com/office/drawing/2015/9/8/chartex" xmlns:cx2="http://schemas.microsoft.com/office/drawing/2015/10/21/chartex" xmlns:cx3="http://schemas.microsoft.com/office/drawing/2016/5/9/chartex" xmlns:cx4="http://schemas.microsoft.com/office/drawing/2016/5/10/chartex" xmlns:cx5="http://schemas.microsoft.com/office/drawing/2016/5/11/chartex" xmlns:cx6="http://schemas.microsoft.com/office/drawing/2016/5/12/chartex" xmlns:cx7="http://schemas.microsoft.com/office/drawing/2016/5/13/chartex" xmlns:cx8="http://schemas.microsoft.com/office/drawing/2016/5/14/chartex" xmlns:mc="http://schemas.openxmlformats.org/markup-compatibility/2006" xmlns:aink="http://schemas.microsoft.com/office/drawing/2016/ink" xmlns:am3d="http://schemas.microsoft.com/office/drawing/2017/model3d" xmlns:o="urn:schemas-microsoft-com:office:office" xmlns:r="http://schemas.openxmlformats.org/officeDocument/2006/relationships" xmlns:m="http://schemas.openxmlformats.org/officeDocument/2006/math" xmlns:v="urn:schemas-microsoft-com:vml" xmlns:wp14="http://schemas.microsoft.com/office/word/2010/wordprocessingDrawing" xmlns:wp="http://schemas.openxmlformats.org/drawingml/2006/wordprocessingDrawing" xmlns:w10="urn:schemas-microsoft-com:office:word" xmlns:w="http://schemas.openxmlformats.org/wordprocessingml/2006/main" xmlns:w14="http://schemas.microsoft.com/office/word/2010/wordml" xmlns:w15="http://schemas.microsoft.com/office/word/2012/wordml" xmlns:w16cid="http://schemas.microsoft.com/office/word/2016/wordml/cid" xmlns:w16se="http://schemas.microsoft.com/office/word/2015/wordml/symex" xmlns:wpg="http://schemas.microsoft.com/office/word/2010/wordprocessingGroup" xmlns:wpi="http://schemas.microsoft.com/office/word/2010/wordprocessingInk" xmlns:wne="http://schemas.microsoft.com/office/word/2006/wordml" xmlns:wps="http://schemas.microsoft.com/office/word/2010/wordprocessingShape" mc:Ignorable="w14 w15 w16se w16cid wp14">
   <w:endnote w:type="separator" w:id="-1">
     <w:p>
       <w:pPr>
@@ -4350,7 +4626,7 @@
 </file>
 
 <file path=word/footer1.xml><?xml version="1.0" encoding="utf-8"?>
-<w:ftr xmlns:wpc="http://schemas.microsoft.com/office/word/2010/wordprocessingCanvas" xmlns:cx="http://schemas.microsoft.com/office/drawing/2014/chartex" xmlns:cx1="http://schemas.microsoft.com/office/drawing/2015/9/8/chartex" xmlns:cx2="http://schemas.microsoft.com/office/drawing/2015/10/21/chartex" xmlns:cx3="http://schemas.microsoft.com/office/drawing/2016/5/9/chartex" xmlns:cx4="http://schemas.microsoft.com/office/drawing/2016/5/10/chartex" xmlns:cx5="http://schemas.microsoft.com/office/drawing/2016/5/11/chartex" xmlns:cx6="http://schemas.microsoft.com/office/drawing/2016/5/12/chartex" xmlns:cx7="http://schemas.microsoft.com/office/drawing/2016/5/13/chartex" xmlns:cx8="http://schemas.microsoft.com/office/drawing/2016/5/14/chartex" xmlns:mc="http://schemas.openxmlformats.org/markup-compatibility/2006" xmlns:aink="http://schemas.microsoft.com/office/drawing/2016/ink" xmlns:am3d="http://schemas.microsoft.com/office/drawing/2017/model3d" xmlns:o="urn:schemas-microsoft-com:office:office" xmlns:oel="http://schemas.microsoft.com/office/2019/extlst" xmlns:r="http://schemas.openxmlformats.org/officeDocument/2006/relationships" xmlns:m="http://schemas.openxmlformats.org/officeDocument/2006/math" xmlns:v="urn:schemas-microsoft-com:vml" xmlns:wp14="http://schemas.microsoft.com/office/word/2010/wordprocessingDrawing" xmlns:wp="http://schemas.openxmlformats.org/drawingml/2006/wordprocessingDrawing" xmlns:w10="urn:schemas-microsoft-com:office:word" xmlns:w="http://schemas.openxmlformats.org/wordprocessingml/2006/main" xmlns:w14="http://schemas.microsoft.com/office/word/2010/wordml" xmlns:w15="http://schemas.microsoft.com/office/word/2012/wordml" xmlns:w16cex="http://schemas.microsoft.com/office/word/2018/wordml/cex" xmlns:w16cid="http://schemas.microsoft.com/office/word/2016/wordml/cid" xmlns:w16="http://schemas.microsoft.com/office/word/2018/wordml" xmlns:w16du="http://schemas.microsoft.com/office/word/2023/wordml/word16du" xmlns:w16sdtdh="http://schemas.microsoft.com/office/word/2020/wordml/sdtdatahash" xmlns:w16sdtfl="http://schemas.microsoft.com/office/word/2024/wordml/sdtformatlock" xmlns:w16se="http://schemas.microsoft.com/office/word/2015/wordml/symex" xmlns:wpg="http://schemas.microsoft.com/office/word/2010/wordprocessingGroup" xmlns:wpi="http://schemas.microsoft.com/office/word/2010/wordprocessingInk" xmlns:wne="http://schemas.microsoft.com/office/word/2006/wordml" xmlns:wps="http://schemas.microsoft.com/office/word/2010/wordprocessingShape" mc:Ignorable="w14 w15 w16se w16cid w16 w16cex w16sdtdh w16sdtfl w16du wp14">
+<w:ftr xmlns:wpc="http://schemas.microsoft.com/office/word/2010/wordprocessingCanvas" xmlns:cx="http://schemas.microsoft.com/office/drawing/2014/chartex" xmlns:cx1="http://schemas.microsoft.com/office/drawing/2015/9/8/chartex" xmlns:cx2="http://schemas.microsoft.com/office/drawing/2015/10/21/chartex" xmlns:cx3="http://schemas.microsoft.com/office/drawing/2016/5/9/chartex" xmlns:cx4="http://schemas.microsoft.com/office/drawing/2016/5/10/chartex" xmlns:cx5="http://schemas.microsoft.com/office/drawing/2016/5/11/chartex" xmlns:cx6="http://schemas.microsoft.com/office/drawing/2016/5/12/chartex" xmlns:cx7="http://schemas.microsoft.com/office/drawing/2016/5/13/chartex" xmlns:cx8="http://schemas.microsoft.com/office/drawing/2016/5/14/chartex" xmlns:mc="http://schemas.openxmlformats.org/markup-compatibility/2006" xmlns:aink="http://schemas.microsoft.com/office/drawing/2016/ink" xmlns:am3d="http://schemas.microsoft.com/office/drawing/2017/model3d" xmlns:o="urn:schemas-microsoft-com:office:office" xmlns:r="http://schemas.openxmlformats.org/officeDocument/2006/relationships" xmlns:m="http://schemas.openxmlformats.org/officeDocument/2006/math" xmlns:v="urn:schemas-microsoft-com:vml" xmlns:wp14="http://schemas.microsoft.com/office/word/2010/wordprocessingDrawing" xmlns:wp="http://schemas.openxmlformats.org/drawingml/2006/wordprocessingDrawing" xmlns:w10="urn:schemas-microsoft-com:office:word" xmlns:w="http://schemas.openxmlformats.org/wordprocessingml/2006/main" xmlns:w14="http://schemas.microsoft.com/office/word/2010/wordml" xmlns:w15="http://schemas.microsoft.com/office/word/2012/wordml" xmlns:w16cid="http://schemas.microsoft.com/office/word/2016/wordml/cid" xmlns:w16se="http://schemas.microsoft.com/office/word/2015/wordml/symex" xmlns:wpg="http://schemas.microsoft.com/office/word/2010/wordprocessingGroup" xmlns:wpi="http://schemas.microsoft.com/office/word/2010/wordprocessingInk" xmlns:wne="http://schemas.microsoft.com/office/word/2006/wordml" xmlns:wps="http://schemas.microsoft.com/office/word/2010/wordprocessingShape" mc:Ignorable="w14 w15 w16se w16cid wp14">
   <w:p>
     <w:pPr>
       <w:pStyle w:val="Footer"/>
@@ -4420,7 +4696,7 @@
             </wp:anchor>
           </w:drawing>
         </mc:Choice>
-        <mc:Fallback>
+        <mc:Fallback xmlns:oel="http://schemas.microsoft.com/office/2019/extlst" xmlns:w16cex="http://schemas.microsoft.com/office/word/2018/wordml/cex" xmlns:w16="http://schemas.microsoft.com/office/word/2018/wordml" xmlns:w16du="http://schemas.microsoft.com/office/word/2023/wordml/word16du" xmlns:w16sdtdh="http://schemas.microsoft.com/office/word/2020/wordml/sdtdatahash" xmlns:w16sdtfl="http://schemas.microsoft.com/office/word/2024/wordml/sdtformatlock">
           <w:pict>
             <v:line w14:anchorId="159D60D5" id="Straight Connector 5" o:spid="_x0000_s1026" style="position:absolute;z-index:251658240;visibility:visible;mso-wrap-style:square;mso-width-percent:0;mso-height-percent:0;mso-wrap-distance-left:9pt;mso-wrap-distance-top:-3e-5mm;mso-wrap-distance-right:9pt;mso-wrap-distance-bottom:-3e-5mm;mso-position-horizontal:absolute;mso-position-horizontal-relative:margin;mso-position-vertical:absolute;mso-position-vertical-relative:text;mso-width-percent:0;mso-height-percent:0;mso-width-relative:margin;mso-height-relative:margin" from="373.65pt,.1pt" to="555.15pt,.1pt" o:gfxdata="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" strokecolor="black [3200]" strokeweight=".5pt">
               <v:stroke joinstyle="miter"/>
@@ -4495,7 +4771,7 @@
             </wp:anchor>
           </w:drawing>
         </mc:Choice>
-        <mc:Fallback>
+        <mc:Fallback xmlns:oel="http://schemas.microsoft.com/office/2019/extlst" xmlns:w16cex="http://schemas.microsoft.com/office/word/2018/wordml/cex" xmlns:w16="http://schemas.microsoft.com/office/word/2018/wordml" xmlns:w16du="http://schemas.microsoft.com/office/word/2023/wordml/word16du" xmlns:w16sdtdh="http://schemas.microsoft.com/office/word/2020/wordml/sdtdatahash" xmlns:w16sdtfl="http://schemas.microsoft.com/office/word/2024/wordml/sdtformatlock">
           <w:pict>
             <v:line w14:anchorId="26CC4399" id="Straight Connector 3" o:spid="_x0000_s1026" style="position:absolute;z-index:251658240;visibility:visible;mso-wrap-style:square;mso-width-percent:0;mso-height-percent:0;mso-wrap-distance-left:3.17497mm;mso-wrap-distance-top:0;mso-wrap-distance-right:3.17497mm;mso-wrap-distance-bottom:0;mso-position-horizontal:absolute;mso-position-horizontal-relative:text;mso-position-vertical:absolute;mso-position-vertical-relative:text;mso-width-percent:0;mso-height-percent:0;mso-width-relative:page;mso-height-relative:page" from="373.95pt,.1pt" to="373.95pt,67.3pt" o:gfxdata="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" strokecolor="black [3200]" strokeweight=".5pt">
               <v:stroke joinstyle="miter"/>
@@ -4540,6 +4816,7 @@
       </w:rPr>
       <w:t>{#</w:t>
     </w:r>
+    <w:proofErr w:type="gramStart"/>
     <w:r>
       <w:rPr>
         <w:rFonts w:cs="Calibri"/>
@@ -4571,7 +4848,20 @@
         <w:szCs w:val="20"/>
         <w14:ligatures w14:val="none"/>
       </w:rPr>
-      <w:t>{companyName}</w:t>
+      <w:t>{</w:t>
+    </w:r>
+    <w:proofErr w:type="gramEnd"/>
+    <w:r>
+      <w:rPr>
+        <w:b/>
+        <w:bCs/>
+        <w:spacing w:val="60"/>
+        <w:kern w:val="0"/>
+        <w:sz w:val="20"/>
+        <w:szCs w:val="20"/>
+        <w14:ligatures w14:val="none"/>
+      </w:rPr>
+      <w:t>companyName}</w:t>
     </w:r>
   </w:p>
   <w:p>
@@ -4651,7 +4941,7 @@
 </file>
 
 <file path=word/footnotes.xml><?xml version="1.0" encoding="utf-8"?>
-<w:footnotes xmlns:wpc="http://schemas.microsoft.com/office/word/2010/wordprocessingCanvas" xmlns:cx="http://schemas.microsoft.com/office/drawing/2014/chartex" xmlns:cx1="http://schemas.microsoft.com/office/drawing/2015/9/8/chartex" xmlns:cx2="http://schemas.microsoft.com/office/drawing/2015/10/21/chartex" xmlns:cx3="http://schemas.microsoft.com/office/drawing/2016/5/9/chartex" xmlns:cx4="http://schemas.microsoft.com/office/drawing/2016/5/10/chartex" xmlns:cx5="http://schemas.microsoft.com/office/drawing/2016/5/11/chartex" xmlns:cx6="http://schemas.microsoft.com/office/drawing/2016/5/12/chartex" xmlns:cx7="http://schemas.microsoft.com/office/drawing/2016/5/13/chartex" xmlns:cx8="http://schemas.microsoft.com/office/drawing/2016/5/14/chartex" xmlns:mc="http://schemas.openxmlformats.org/markup-compatibility/2006" xmlns:aink="http://schemas.microsoft.com/office/drawing/2016/ink" xmlns:am3d="http://schemas.microsoft.com/office/drawing/2017/model3d" xmlns:o="urn:schemas-microsoft-com:office:office" xmlns:oel="http://schemas.microsoft.com/office/2019/extlst" xmlns:r="http://schemas.openxmlformats.org/officeDocument/2006/relationships" xmlns:m="http://schemas.openxmlformats.org/officeDocument/2006/math" xmlns:v="urn:schemas-microsoft-com:vml" xmlns:wp14="http://schemas.microsoft.com/office/word/2010/wordprocessingDrawing" xmlns:wp="http://schemas.openxmlformats.org/drawingml/2006/wordprocessingDrawing" xmlns:w10="urn:schemas-microsoft-com:office:word" xmlns:w="http://schemas.openxmlformats.org/wordprocessingml/2006/main" xmlns:w14="http://schemas.microsoft.com/office/word/2010/wordml" xmlns:w15="http://schemas.microsoft.com/office/word/2012/wordml" xmlns:w16cex="http://schemas.microsoft.com/office/word/2018/wordml/cex" xmlns:w16cid="http://schemas.microsoft.com/office/word/2016/wordml/cid" xmlns:w16="http://schemas.microsoft.com/office/word/2018/wordml" xmlns:w16du="http://schemas.microsoft.com/office/word/2023/wordml/word16du" xmlns:w16sdtdh="http://schemas.microsoft.com/office/word/2020/wordml/sdtdatahash" xmlns:w16sdtfl="http://schemas.microsoft.com/office/word/2024/wordml/sdtformatlock" xmlns:w16se="http://schemas.microsoft.com/office/word/2015/wordml/symex" xmlns:wpg="http://schemas.microsoft.com/office/word/2010/wordprocessingGroup" xmlns:wpi="http://schemas.microsoft.com/office/word/2010/wordprocessingInk" xmlns:wne="http://schemas.microsoft.com/office/word/2006/wordml" xmlns:wps="http://schemas.microsoft.com/office/word/2010/wordprocessingShape" mc:Ignorable="w14 w15 w16se w16cid w16 w16cex w16sdtdh w16sdtfl w16du wp14">
+<w:footnotes xmlns:wpc="http://schemas.microsoft.com/office/word/2010/wordprocessingCanvas" xmlns:cx="http://schemas.microsoft.com/office/drawing/2014/chartex" xmlns:cx1="http://schemas.microsoft.com/office/drawing/2015/9/8/chartex" xmlns:cx2="http://schemas.microsoft.com/office/drawing/2015/10/21/chartex" xmlns:cx3="http://schemas.microsoft.com/office/drawing/2016/5/9/chartex" xmlns:cx4="http://schemas.microsoft.com/office/drawing/2016/5/10/chartex" xmlns:cx5="http://schemas.microsoft.com/office/drawing/2016/5/11/chartex" xmlns:cx6="http://schemas.microsoft.com/office/drawing/2016/5/12/chartex" xmlns:cx7="http://schemas.microsoft.com/office/drawing/2016/5/13/chartex" xmlns:cx8="http://schemas.microsoft.com/office/drawing/2016/5/14/chartex" xmlns:mc="http://schemas.openxmlformats.org/markup-compatibility/2006" xmlns:aink="http://schemas.microsoft.com/office/drawing/2016/ink" xmlns:am3d="http://schemas.microsoft.com/office/drawing/2017/model3d" xmlns:o="urn:schemas-microsoft-com:office:office" xmlns:r="http://schemas.openxmlformats.org/officeDocument/2006/relationships" xmlns:m="http://schemas.openxmlformats.org/officeDocument/2006/math" xmlns:v="urn:schemas-microsoft-com:vml" xmlns:wp14="http://schemas.microsoft.com/office/word/2010/wordprocessingDrawing" xmlns:wp="http://schemas.openxmlformats.org/drawingml/2006/wordprocessingDrawing" xmlns:w10="urn:schemas-microsoft-com:office:word" xmlns:w="http://schemas.openxmlformats.org/wordprocessingml/2006/main" xmlns:w14="http://schemas.microsoft.com/office/word/2010/wordml" xmlns:w15="http://schemas.microsoft.com/office/word/2012/wordml" xmlns:w16cid="http://schemas.microsoft.com/office/word/2016/wordml/cid" xmlns:w16se="http://schemas.microsoft.com/office/word/2015/wordml/symex" xmlns:wpg="http://schemas.microsoft.com/office/word/2010/wordprocessingGroup" xmlns:wpi="http://schemas.microsoft.com/office/word/2010/wordprocessingInk" xmlns:wne="http://schemas.microsoft.com/office/word/2006/wordml" xmlns:wps="http://schemas.microsoft.com/office/word/2010/wordprocessingShape" mc:Ignorable="w14 w15 w16se w16cid wp14">
   <w:footnote w:type="separator" w:id="-1">
     <w:p>
       <w:pPr>
@@ -4676,7 +4966,7 @@
 </file>
 
 <file path=word/header1.xml><?xml version="1.0" encoding="utf-8"?>
-<w:hdr xmlns:wpc="http://schemas.microsoft.com/office/word/2010/wordprocessingCanvas" xmlns:cx="http://schemas.microsoft.com/office/drawing/2014/chartex" xmlns:cx1="http://schemas.microsoft.com/office/drawing/2015/9/8/chartex" xmlns:cx2="http://schemas.microsoft.com/office/drawing/2015/10/21/chartex" xmlns:cx3="http://schemas.microsoft.com/office/drawing/2016/5/9/chartex" xmlns:cx4="http://schemas.microsoft.com/office/drawing/2016/5/10/chartex" xmlns:cx5="http://schemas.microsoft.com/office/drawing/2016/5/11/chartex" xmlns:cx6="http://schemas.microsoft.com/office/drawing/2016/5/12/chartex" xmlns:cx7="http://schemas.microsoft.com/office/drawing/2016/5/13/chartex" xmlns:cx8="http://schemas.microsoft.com/office/drawing/2016/5/14/chartex" xmlns:mc="http://schemas.openxmlformats.org/markup-compatibility/2006" xmlns:aink="http://schemas.microsoft.com/office/drawing/2016/ink" xmlns:am3d="http://schemas.microsoft.com/office/drawing/2017/model3d" xmlns:o="urn:schemas-microsoft-com:office:office" xmlns:oel="http://schemas.microsoft.com/office/2019/extlst" xmlns:r="http://schemas.openxmlformats.org/officeDocument/2006/relationships" xmlns:m="http://schemas.openxmlformats.org/officeDocument/2006/math" xmlns:v="urn:schemas-microsoft-com:vml" xmlns:wp14="http://schemas.microsoft.com/office/word/2010/wordprocessingDrawing" xmlns:wp="http://schemas.openxmlformats.org/drawingml/2006/wordprocessingDrawing" xmlns:w10="urn:schemas-microsoft-com:office:word" xmlns:w="http://schemas.openxmlformats.org/wordprocessingml/2006/main" xmlns:w14="http://schemas.microsoft.com/office/word/2010/wordml" xmlns:w15="http://schemas.microsoft.com/office/word/2012/wordml" xmlns:w16cex="http://schemas.microsoft.com/office/word/2018/wordml/cex" xmlns:w16cid="http://schemas.microsoft.com/office/word/2016/wordml/cid" xmlns:w16="http://schemas.microsoft.com/office/word/2018/wordml" xmlns:w16du="http://schemas.microsoft.com/office/word/2023/wordml/word16du" xmlns:w16sdtdh="http://schemas.microsoft.com/office/word/2020/wordml/sdtdatahash" xmlns:w16sdtfl="http://schemas.microsoft.com/office/word/2024/wordml/sdtformatlock" xmlns:w16se="http://schemas.microsoft.com/office/word/2015/wordml/symex" xmlns:wpg="http://schemas.microsoft.com/office/word/2010/wordprocessingGroup" xmlns:wpi="http://schemas.microsoft.com/office/word/2010/wordprocessingInk" xmlns:wne="http://schemas.microsoft.com/office/word/2006/wordml" xmlns:wps="http://schemas.microsoft.com/office/word/2010/wordprocessingShape" mc:Ignorable="w14 w15 w16se w16cid w16 w16cex w16sdtdh w16sdtfl w16du wp14">
+<w:hdr xmlns:wpc="http://schemas.microsoft.com/office/word/2010/wordprocessingCanvas" xmlns:cx="http://schemas.microsoft.com/office/drawing/2014/chartex" xmlns:cx1="http://schemas.microsoft.com/office/drawing/2015/9/8/chartex" xmlns:cx2="http://schemas.microsoft.com/office/drawing/2015/10/21/chartex" xmlns:cx3="http://schemas.microsoft.com/office/drawing/2016/5/9/chartex" xmlns:cx4="http://schemas.microsoft.com/office/drawing/2016/5/10/chartex" xmlns:cx5="http://schemas.microsoft.com/office/drawing/2016/5/11/chartex" xmlns:cx6="http://schemas.microsoft.com/office/drawing/2016/5/12/chartex" xmlns:cx7="http://schemas.microsoft.com/office/drawing/2016/5/13/chartex" xmlns:cx8="http://schemas.microsoft.com/office/drawing/2016/5/14/chartex" xmlns:mc="http://schemas.openxmlformats.org/markup-compatibility/2006" xmlns:aink="http://schemas.microsoft.com/office/drawing/2016/ink" xmlns:am3d="http://schemas.microsoft.com/office/drawing/2017/model3d" xmlns:o="urn:schemas-microsoft-com:office:office" xmlns:r="http://schemas.openxmlformats.org/officeDocument/2006/relationships" xmlns:m="http://schemas.openxmlformats.org/officeDocument/2006/math" xmlns:v="urn:schemas-microsoft-com:vml" xmlns:wp14="http://schemas.microsoft.com/office/word/2010/wordprocessingDrawing" xmlns:wp="http://schemas.openxmlformats.org/drawingml/2006/wordprocessingDrawing" xmlns:w10="urn:schemas-microsoft-com:office:word" xmlns:w="http://schemas.openxmlformats.org/wordprocessingml/2006/main" xmlns:w14="http://schemas.microsoft.com/office/word/2010/wordml" xmlns:w15="http://schemas.microsoft.com/office/word/2012/wordml" xmlns:w16cid="http://schemas.microsoft.com/office/word/2016/wordml/cid" xmlns:w16se="http://schemas.microsoft.com/office/word/2015/wordml/symex" xmlns:wpg="http://schemas.microsoft.com/office/word/2010/wordprocessingGroup" xmlns:wpi="http://schemas.microsoft.com/office/word/2010/wordprocessingInk" xmlns:wne="http://schemas.microsoft.com/office/word/2006/wordml" xmlns:wps="http://schemas.microsoft.com/office/word/2010/wordprocessingShape" mc:Ignorable="w14 w15 w16se w16cid wp14">
   <w:p>
     <w:pPr>
       <w:pStyle w:val="Header"/>
@@ -4702,7 +4992,7 @@
 </file>
 
 <file path=word/styles.xml><?xml version="1.0" encoding="utf-8"?>
-<w:styles xmlns:mc="http://schemas.openxmlformats.org/markup-compatibility/2006" xmlns:r="http://schemas.openxmlformats.org/officeDocument/2006/relationships" xmlns:w="http://schemas.openxmlformats.org/wordprocessingml/2006/main" xmlns:w14="http://schemas.microsoft.com/office/word/2010/wordml" xmlns:w15="http://schemas.microsoft.com/office/word/2012/wordml" xmlns:w16cex="http://schemas.microsoft.com/office/word/2018/wordml/cex" xmlns:w16cid="http://schemas.microsoft.com/office/word/2016/wordml/cid" xmlns:w16="http://schemas.microsoft.com/office/word/2018/wordml" xmlns:w16du="http://schemas.microsoft.com/office/word/2023/wordml/word16du" xmlns:w16sdtdh="http://schemas.microsoft.com/office/word/2020/wordml/sdtdatahash" xmlns:w16sdtfl="http://schemas.microsoft.com/office/word/2024/wordml/sdtformatlock" xmlns:w16se="http://schemas.microsoft.com/office/word/2015/wordml/symex" mc:Ignorable="w14 w15 w16se w16cid w16 w16cex w16sdtdh w16sdtfl w16du">
+<w:styles xmlns:mc="http://schemas.openxmlformats.org/markup-compatibility/2006" xmlns:r="http://schemas.openxmlformats.org/officeDocument/2006/relationships" xmlns:w="http://schemas.openxmlformats.org/wordprocessingml/2006/main" xmlns:w14="http://schemas.microsoft.com/office/word/2010/wordml" xmlns:w15="http://schemas.microsoft.com/office/word/2012/wordml" xmlns:w16cid="http://schemas.microsoft.com/office/word/2016/wordml/cid" xmlns:w16se="http://schemas.microsoft.com/office/word/2015/wordml/symex" mc:Ignorable="w14 w15 w16se w16cid">
   <w:docDefaults>
     <w:rPrDefault>
       <w:rPr>
@@ -4720,7 +5010,7 @@
       </w:pPr>
     </w:pPrDefault>
   </w:docDefaults>
-  <w:latentStyles w:defLockedState="0" w:defUIPriority="99" w:defSemiHidden="0" w:defUnhideWhenUsed="0" w:defQFormat="0" w:count="376">
+  <w:latentStyles w:defLockedState="0" w:defUIPriority="99" w:defSemiHidden="0" w:defUnhideWhenUsed="0" w:defQFormat="0" w:count="375">
     <w:lsdException w:name="Normal" w:uiPriority="0" w:qFormat="1"/>
     <w:lsdException w:name="heading 1" w:uiPriority="9" w:qFormat="1"/>
     <w:lsdException w:name="heading 2" w:semiHidden="1" w:uiPriority="9" w:unhideWhenUsed="1" w:qFormat="1"/>
@@ -5096,7 +5386,6 @@
     <w:lsdException w:name="Smart Hyperlink" w:semiHidden="1" w:unhideWhenUsed="1"/>
     <w:lsdException w:name="Hashtag" w:semiHidden="1" w:unhideWhenUsed="1"/>
     <w:lsdException w:name="Unresolved Mention" w:semiHidden="1" w:unhideWhenUsed="1"/>
-    <w:lsdException w:name="Smart Link" w:semiHidden="1" w:unhideWhenUsed="1"/>
   </w:latentStyles>
   <w:style w:type="paragraph" w:default="1" w:styleId="Normal">
     <w:name w:val="Normal"/>
@@ -5305,6 +5594,7 @@
   <w:style w:type="character" w:default="1" w:styleId="DefaultParagraphFont">
     <w:name w:val="Default Paragraph Font"/>
     <w:uiPriority w:val="1"/>
+    <w:semiHidden/>
     <w:unhideWhenUsed/>
   </w:style>
   <w:style w:type="table" w:default="1" w:styleId="TableNormal">
@@ -5993,7 +6283,7 @@
 </file>
 
 <file path=customXml/itemProps1.xml><?xml version="1.0" encoding="utf-8"?>
-<ds:datastoreItem xmlns:ds="http://schemas.openxmlformats.org/officeDocument/2006/customXml" ds:itemID="{FFAC696C-E34C-4C8A-83C8-974B9911AEE2}">
+<ds:datastoreItem xmlns:ds="http://schemas.openxmlformats.org/officeDocument/2006/customXml" ds:itemID="{2344257C-7AA4-497D-8EF5-C9EA2800AA3D}">
   <ds:schemaRefs>
     <ds:schemaRef ds:uri="http://schemas.openxmlformats.org/officeDocument/2006/bibliography"/>
   </ds:schemaRefs>

--- a/electron/database/generate-document/templates/packing-aus.docx
+++ b/electron/database/generate-document/templates/packing-aus.docx
@@ -1022,23 +1022,8 @@
                 <w:szCs w:val="20"/>
               </w:rPr>
             </w:pPr>
-            <w:r>
-              <w:rPr>
-                <w:rFonts w:cstheme="minorHAnsi"/>
-                <w:sz w:val="20"/>
-                <w:szCs w:val="20"/>
-              </w:rPr>
-              <w:t xml:space="preserve">Buyer </w:t>
-            </w:r>
-          </w:p>
-          <w:p>
-            <w:pPr>
-              <w:rPr>
-                <w:rFonts w:cstheme="minorHAnsi"/>
-                <w:sz w:val="20"/>
-                <w:szCs w:val="20"/>
-              </w:rPr>
-            </w:pPr>
+            <w:bookmarkStart w:id="1" w:name="_GoBack"/>
+            <w:bookmarkEnd w:id="1"/>
             <w:r>
               <w:rPr>
                 <w:rFonts w:cstheme="minorHAnsi"/>
@@ -1386,8 +1371,6 @@
               </w:rPr>
               <w:t xml:space="preserve">Payment Terms – </w:t>
             </w:r>
-            <w:bookmarkStart w:id="1" w:name="_GoBack"/>
-            <w:bookmarkEnd w:id="1"/>
             <w:r>
               <w:rPr>
                 <w:rFonts w:cstheme="minorHAnsi"/>
@@ -4696,7 +4679,7 @@
             </wp:anchor>
           </w:drawing>
         </mc:Choice>
-        <mc:Fallback xmlns:oel="http://schemas.microsoft.com/office/2019/extlst" xmlns:w16cex="http://schemas.microsoft.com/office/word/2018/wordml/cex" xmlns:w16="http://schemas.microsoft.com/office/word/2018/wordml" xmlns:w16du="http://schemas.microsoft.com/office/word/2023/wordml/word16du" xmlns:w16sdtdh="http://schemas.microsoft.com/office/word/2020/wordml/sdtdatahash" xmlns:w16sdtfl="http://schemas.microsoft.com/office/word/2024/wordml/sdtformatlock">
+        <mc:Fallback xmlns:w16sdtfl="http://schemas.microsoft.com/office/word/2024/wordml/sdtformatlock" xmlns:w16sdtdh="http://schemas.microsoft.com/office/word/2020/wordml/sdtdatahash" xmlns:w16du="http://schemas.microsoft.com/office/word/2023/wordml/word16du" xmlns:w16="http://schemas.microsoft.com/office/word/2018/wordml" xmlns:w16cex="http://schemas.microsoft.com/office/word/2018/wordml/cex" xmlns:oel="http://schemas.microsoft.com/office/2019/extlst">
           <w:pict>
             <v:line w14:anchorId="159D60D5" id="Straight Connector 5" o:spid="_x0000_s1026" style="position:absolute;z-index:251658240;visibility:visible;mso-wrap-style:square;mso-width-percent:0;mso-height-percent:0;mso-wrap-distance-left:9pt;mso-wrap-distance-top:-3e-5mm;mso-wrap-distance-right:9pt;mso-wrap-distance-bottom:-3e-5mm;mso-position-horizontal:absolute;mso-position-horizontal-relative:margin;mso-position-vertical:absolute;mso-position-vertical-relative:text;mso-width-percent:0;mso-height-percent:0;mso-width-relative:margin;mso-height-relative:margin" from="373.65pt,.1pt" to="555.15pt,.1pt" o:gfxdata="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" strokecolor="black [3200]" strokeweight=".5pt">
               <v:stroke joinstyle="miter"/>
@@ -4771,7 +4754,7 @@
             </wp:anchor>
           </w:drawing>
         </mc:Choice>
-        <mc:Fallback xmlns:oel="http://schemas.microsoft.com/office/2019/extlst" xmlns:w16cex="http://schemas.microsoft.com/office/word/2018/wordml/cex" xmlns:w16="http://schemas.microsoft.com/office/word/2018/wordml" xmlns:w16du="http://schemas.microsoft.com/office/word/2023/wordml/word16du" xmlns:w16sdtdh="http://schemas.microsoft.com/office/word/2020/wordml/sdtdatahash" xmlns:w16sdtfl="http://schemas.microsoft.com/office/word/2024/wordml/sdtformatlock">
+        <mc:Fallback xmlns:w16sdtfl="http://schemas.microsoft.com/office/word/2024/wordml/sdtformatlock" xmlns:w16sdtdh="http://schemas.microsoft.com/office/word/2020/wordml/sdtdatahash" xmlns:w16du="http://schemas.microsoft.com/office/word/2023/wordml/word16du" xmlns:w16="http://schemas.microsoft.com/office/word/2018/wordml" xmlns:w16cex="http://schemas.microsoft.com/office/word/2018/wordml/cex" xmlns:oel="http://schemas.microsoft.com/office/2019/extlst">
           <w:pict>
             <v:line w14:anchorId="26CC4399" id="Straight Connector 3" o:spid="_x0000_s1026" style="position:absolute;z-index:251658240;visibility:visible;mso-wrap-style:square;mso-width-percent:0;mso-height-percent:0;mso-wrap-distance-left:3.17497mm;mso-wrap-distance-top:0;mso-wrap-distance-right:3.17497mm;mso-wrap-distance-bottom:0;mso-position-horizontal:absolute;mso-position-horizontal-relative:text;mso-position-vertical:absolute;mso-position-vertical-relative:text;mso-width-percent:0;mso-height-percent:0;mso-width-relative:page;mso-height-relative:page" from="373.95pt,.1pt" to="373.95pt,67.3pt" o:gfxdata="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" strokecolor="black [3200]" strokeweight=".5pt">
               <v:stroke joinstyle="miter"/>
@@ -6283,7 +6266,7 @@
 </file>
 
 <file path=customXml/itemProps1.xml><?xml version="1.0" encoding="utf-8"?>
-<ds:datastoreItem xmlns:ds="http://schemas.openxmlformats.org/officeDocument/2006/customXml" ds:itemID="{2344257C-7AA4-497D-8EF5-C9EA2800AA3D}">
+<ds:datastoreItem xmlns:ds="http://schemas.openxmlformats.org/officeDocument/2006/customXml" ds:itemID="{72F18E05-2D2D-4072-B886-4333A5FCA7AA}">
   <ds:schemaRefs>
     <ds:schemaRef ds:uri="http://schemas.openxmlformats.org/officeDocument/2006/bibliography"/>
   </ds:schemaRefs>
